--- a/DOCS - ANEJOS/17.- Seguridad y Salud/Anexo 17 - Estudio de Seguridad y Salud.docx
+++ b/DOCS - ANEJOS/17.- Seguridad y Salud/Anexo 17 - Estudio de Seguridad y Salud.docx
@@ -11312,7 +11312,7 @@
     <w:p>
       <w:pPr>
         <w:pStyle w:val="Ttulo2"/>
-        <w:spacing w:line="276" w:lineRule="auto"/>
+        <w:spacing w:line="276" w:lineRule="auto" w:before="220" w:after="120"/>
         <w:ind w:firstLine="0"/>
         <w:jc w:val="center"/>
         <w:rPr>
@@ -11321,6 +11321,7 @@
           <w:sz w:val="18"/>
           <w:szCs w:val="18"/>
         </w:rPr>
+        <w:keepNext/>
       </w:pPr>
       <w:bookmarkStart w:id="0" w:name="_TocPM000001"/>
       <w:r>
@@ -11336,7 +11337,7 @@
     </w:p>
     <w:p xmlns:w14="http://schemas.microsoft.com/office/word/2010/wordml" xmlns:w="http://schemas.openxmlformats.org/wordprocessingml/2006/main">
       <w:pPr>
-        <w:spacing w:after="120"/>
+        <w:spacing w:after="0" w:before="0" w:line="288" w:lineRule="auto"/>
       </w:pPr>
       <w:r>
         <w:t xml:space="preserve">El presente anejo tiene por objeto iniciar la redacción del estudio de seguridad y salud del Proyecto de Urbanización - Ampliación Plaza Mayor, ordenando la información base disponible y dejando preparado el soporte documental para su posterior desarrollo técnico. La identificación completa de riesgos, medidas preventivas, mediciones y presupuesto específicos del ámbito se incorporará cuando se consolide la solución de proyecto y se contrasten los soportes auxiliares.</w:t>
@@ -11345,7 +11346,7 @@
     <w:p>
       <w:pPr>
         <w:pStyle w:val="Ttulo2"/>
-        <w:spacing w:line="276" w:lineRule="auto"/>
+        <w:spacing w:line="276" w:lineRule="auto" w:before="220" w:after="120"/>
         <w:ind w:firstLine="0"/>
         <w:jc w:val="center"/>
         <w:rPr>
@@ -11354,6 +11355,7 @@
           <w:sz w:val="18"/>
           <w:szCs w:val="18"/>
         </w:rPr>
+        <w:keepNext/>
       </w:pPr>
       <w:bookmarkStart w:id="1" w:name="_TocPM000002"/>
       <w:r>
@@ -11370,7 +11372,7 @@
     <w:p>
       <w:pPr>
         <w:pStyle w:val="Ttulo2"/>
-        <w:spacing w:line="312" w:lineRule="auto"/>
+        <w:spacing w:line="312" w:lineRule="auto" w:before="220" w:after="120"/>
         <w:ind w:firstLine="0"/>
         <w:jc w:val="center"/>
         <w:outlineLvl w:val="0"/>
@@ -11378,6 +11380,7 @@
           <w:b/>
           <w:sz w:val="18"/>
         </w:rPr>
+        <w:keepNext/>
       </w:pPr>
       <w:bookmarkStart w:id="2" w:name="_TocPM000003"/>
       <w:r>
@@ -11392,16 +11395,16 @@
     <w:p>
       <w:pPr>
         <w:pStyle w:val="Ttulo2"/>
-      </w:pPr>
-      <w:bookmarkStart w:id="3" w:name="_TocPM000004"/>
-      <w:r>
-        <w:t xml:space="preserve">4.1.- ANTECEDENTES Y OBJETO DEL ESTUDIO DE SEGURIDAD Y SALUD.</w:t>
-      </w:r>
-      <w:bookmarkEnd w:id="3"/>
+        <w:spacing w:before="220" w:after="120" w:lineRule="auto"/>
+        <w:keepNext/>
+      </w:pPr>
+      <w:r>
+        <w:t>1.1.- ANTECEDENTES Y OBJETO DEL ESTUDIO DE SEGURIDAD Y SALUD.</w:t>
+      </w:r>
     </w:p>
     <w:p xmlns:w14="http://schemas.microsoft.com/office/word/2010/wordml" xmlns:w="http://schemas.openxmlformats.org/wordprocessingml/2006/main">
       <w:pPr>
-        <w:spacing w:after="120"/>
+        <w:spacing w:after="0" w:before="0" w:line="288" w:lineRule="auto"/>
       </w:pPr>
       <w:r>
         <w:t xml:space="preserve">Como información de partida se dispone del dossier base de Plaza Mayor, de los antecedentes urbanísticos, administrativos y sectoriales ya recopilados, así como de la estructura documental preparada para este proyecto. Cuando ha resultado útil, se han conservado referencias metodológicas o soportes donor únicamente como guía documental o de maquetación, sin trasladar automáticamente sus datos técnicos al presente expediente. Además, se dispone de soportes iniciales de dimensionado y de un presupuesto donor de seguridad y salud, pendientes de revisión integral y adaptación completa a Plaza Mayor.</w:t>
@@ -11410,763 +11413,763 @@
     <w:p>
       <w:pPr>
         <w:pStyle w:val="Ttulo2"/>
-      </w:pPr>
-      <w:bookmarkStart w:id="4" w:name="_TocPM000005"/>
-      <w:r>
-        <w:t xml:space="preserve">5.2.- DATOS GENERALES</w:t>
-      </w:r>
-      <w:bookmarkEnd w:id="4"/>
+        <w:spacing w:before="220" w:after="120" w:lineRule="auto"/>
+        <w:keepNext/>
+      </w:pPr>
+      <w:r>
+        <w:t>1.2.- DATOS GENERALES</w:t>
+      </w:r>
     </w:p>
     <w:p>
       <w:pPr>
         <w:pStyle w:val="Ttulo2"/>
-      </w:pPr>
-      <w:bookmarkStart w:id="5" w:name="_TocPM000006"/>
-      <w:r>
-        <w:t xml:space="preserve">6.2.1.- Promotor.</w:t>
-      </w:r>
-      <w:bookmarkEnd w:id="5"/>
+        <w:spacing w:before="220" w:after="120" w:lineRule="auto"/>
+        <w:keepNext/>
+      </w:pPr>
+      <w:r>
+        <w:t>1.2.1.- Promotor.</w:t>
+      </w:r>
     </w:p>
     <w:p>
       <w:pPr>
         <w:pStyle w:val="Ttulo2"/>
-      </w:pPr>
-      <w:bookmarkStart w:id="6" w:name="_TocPM000007"/>
-      <w:r>
-        <w:t xml:space="preserve">7.2.2.- Autor del proyecto.</w:t>
-      </w:r>
-      <w:bookmarkEnd w:id="6"/>
+        <w:spacing w:before="220" w:after="120" w:lineRule="auto"/>
+        <w:keepNext/>
+      </w:pPr>
+      <w:r>
+        <w:t>1.2.2.- Autor del proyecto.</w:t>
+      </w:r>
     </w:p>
     <w:p>
       <w:pPr>
         <w:pStyle w:val="Ttulo2"/>
-      </w:pPr>
-      <w:bookmarkStart w:id="7" w:name="_TocPM000008"/>
-      <w:r>
-        <w:t xml:space="preserve">8.2.3.- Autor del Estudio de Seguridad y Salud.</w:t>
-      </w:r>
-      <w:bookmarkEnd w:id="7"/>
+        <w:spacing w:before="220" w:after="120" w:lineRule="auto"/>
+        <w:keepNext/>
+      </w:pPr>
+      <w:r>
+        <w:t>1.2.3.- Autor del Estudio de Seguridad y Salud.</w:t>
+      </w:r>
     </w:p>
     <w:p>
       <w:pPr>
         <w:pStyle w:val="Ttulo2"/>
-      </w:pPr>
-      <w:bookmarkStart w:id="8" w:name="_TocPM000009"/>
-      <w:r>
-        <w:t xml:space="preserve">9.2.4.- Tipología de la obra.</w:t>
-      </w:r>
-      <w:bookmarkEnd w:id="8"/>
+        <w:spacing w:before="220" w:after="120" w:lineRule="auto"/>
+        <w:keepNext/>
+      </w:pPr>
+      <w:r>
+        <w:t>1.2.4.- Tipología de la obra.</w:t>
+      </w:r>
     </w:p>
     <w:p>
       <w:pPr>
         <w:pStyle w:val="Ttulo2"/>
-      </w:pPr>
-      <w:bookmarkStart w:id="9" w:name="_TocPM000010"/>
-      <w:r>
-        <w:t xml:space="preserve">10.2.5.- Situación de la obra.</w:t>
-      </w:r>
-      <w:bookmarkEnd w:id="9"/>
+        <w:spacing w:before="220" w:after="120" w:lineRule="auto"/>
+        <w:keepNext/>
+      </w:pPr>
+      <w:r>
+        <w:t>1.2.5.- Situación de la obra.</w:t>
+      </w:r>
     </w:p>
     <w:p>
       <w:pPr>
         <w:pStyle w:val="Ttulo2"/>
-      </w:pPr>
-      <w:bookmarkStart w:id="10" w:name="_TocPM000011"/>
-      <w:r>
-        <w:t xml:space="preserve">11.2.6.- Comunicaciones.</w:t>
-      </w:r>
-      <w:bookmarkEnd w:id="10"/>
+        <w:spacing w:before="220" w:after="120" w:lineRule="auto"/>
+        <w:keepNext/>
+      </w:pPr>
+      <w:r>
+        <w:t>1.2.6.- Comunicaciones.</w:t>
+      </w:r>
     </w:p>
     <w:p>
       <w:pPr>
         <w:pStyle w:val="Ttulo2"/>
-      </w:pPr>
-      <w:bookmarkStart w:id="11" w:name="_TocPM000012"/>
-      <w:r>
-        <w:t xml:space="preserve">12.2.7.- Suministro.</w:t>
-      </w:r>
-      <w:bookmarkEnd w:id="11"/>
+        <w:spacing w:before="220" w:after="120" w:lineRule="auto"/>
+        <w:keepNext/>
+      </w:pPr>
+      <w:r>
+        <w:t>1.2.7.- Suministro.</w:t>
+      </w:r>
     </w:p>
     <w:p>
       <w:pPr>
         <w:pStyle w:val="Ttulo2"/>
-      </w:pPr>
-      <w:bookmarkStart w:id="12" w:name="_TocPM000013"/>
-      <w:r>
-        <w:t xml:space="preserve">13.2.8.- Presupuesto de Ejecución Material, incluida Seguridad y Salud.</w:t>
-      </w:r>
-      <w:bookmarkEnd w:id="12"/>
+        <w:spacing w:before="220" w:after="120" w:lineRule="auto"/>
+        <w:keepNext/>
+      </w:pPr>
+      <w:r>
+        <w:t>1.2.8.- Presupuesto de Ejecución Material, incluida Seguridad y Salud.</w:t>
+      </w:r>
     </w:p>
     <w:p>
       <w:pPr>
         <w:pStyle w:val="Ttulo2"/>
-      </w:pPr>
-      <w:bookmarkStart w:id="13" w:name="_TocPM000014"/>
-      <w:r>
-        <w:t xml:space="preserve">14.2.9.- Plazo de Ejecución. Plan de Ejecución.</w:t>
-      </w:r>
-      <w:bookmarkEnd w:id="13"/>
+        <w:spacing w:before="220" w:after="120" w:lineRule="auto"/>
+        <w:keepNext/>
+      </w:pPr>
+      <w:r>
+        <w:t>1.2.9.- Plazo de Ejecución. Plan de Ejecución.</w:t>
+      </w:r>
     </w:p>
     <w:p>
       <w:pPr>
         <w:pStyle w:val="Ttulo2"/>
-      </w:pPr>
-      <w:bookmarkStart w:id="14" w:name="_TocPM000015"/>
-      <w:r>
-        <w:t xml:space="preserve">15.3.- CONDICIONES DEL SOLAR Y SU ENTORNO.</w:t>
-      </w:r>
-      <w:bookmarkEnd w:id="14"/>
+        <w:spacing w:before="220" w:after="120" w:lineRule="auto"/>
+        <w:keepNext/>
+      </w:pPr>
+      <w:r>
+        <w:t>1.3.- CONDICIONES DEL SOLAR Y SU ENTORNO.</w:t>
+      </w:r>
     </w:p>
     <w:p>
       <w:pPr>
         <w:pStyle w:val="Ttulo2"/>
-      </w:pPr>
-      <w:bookmarkStart w:id="15" w:name="_TocPM000016"/>
-      <w:r>
-        <w:t xml:space="preserve">16.3.1.- Servicios afectados.</w:t>
-      </w:r>
-      <w:bookmarkEnd w:id="15"/>
+        <w:spacing w:before="220" w:after="120" w:lineRule="auto"/>
+        <w:keepNext/>
+      </w:pPr>
+      <w:r>
+        <w:t>1.3.1.- Servicios afectados.</w:t>
+      </w:r>
     </w:p>
     <w:p>
       <w:pPr>
         <w:pStyle w:val="Ttulo2"/>
-      </w:pPr>
-      <w:bookmarkStart w:id="16" w:name="_TocPM000017"/>
-      <w:r>
-        <w:t xml:space="preserve">17.3.2.- Características meteorológicas</w:t>
-      </w:r>
-      <w:bookmarkEnd w:id="16"/>
+        <w:spacing w:before="220" w:after="120" w:lineRule="auto"/>
+        <w:keepNext/>
+      </w:pPr>
+      <w:r>
+        <w:t>1.3.2.- Características meteorológicas</w:t>
+      </w:r>
     </w:p>
     <w:p>
       <w:pPr>
         <w:pStyle w:val="Ttulo2"/>
-      </w:pPr>
-      <w:bookmarkStart w:id="17" w:name="_TocPM000018"/>
-      <w:r>
-        <w:t xml:space="preserve">18.3.3.- Características topográficas, orientación y exposición</w:t>
-      </w:r>
-      <w:bookmarkEnd w:id="17"/>
+        <w:spacing w:before="220" w:after="120" w:lineRule="auto"/>
+        <w:keepNext/>
+      </w:pPr>
+      <w:r>
+        <w:t>1.3.3.- Características topográficas, orientación y exposición</w:t>
+      </w:r>
     </w:p>
     <w:p>
       <w:pPr>
         <w:pStyle w:val="Ttulo2"/>
-      </w:pPr>
-      <w:bookmarkStart w:id="18" w:name="_TocPM000019"/>
-      <w:r>
-        <w:t xml:space="preserve">19.3.4.- Características del terreno.</w:t>
-      </w:r>
-      <w:bookmarkEnd w:id="18"/>
+        <w:spacing w:before="220" w:after="120" w:lineRule="auto"/>
+        <w:keepNext/>
+      </w:pPr>
+      <w:r>
+        <w:t>1.3.4.- Características del terreno.</w:t>
+      </w:r>
     </w:p>
     <w:p>
       <w:pPr>
         <w:pStyle w:val="Ttulo2"/>
-      </w:pPr>
-      <w:bookmarkStart w:id="19" w:name="_TocPM000020"/>
-      <w:r>
-        <w:t xml:space="preserve">20.4.- CONDICIONES GENERALES DE LA OBRA.</w:t>
-      </w:r>
-      <w:bookmarkEnd w:id="19"/>
+        <w:spacing w:before="220" w:after="120" w:lineRule="auto"/>
+        <w:keepNext/>
+      </w:pPr>
+      <w:r>
+        <w:t>1.4.- CONDICIONES GENERALES DE LA OBRA.</w:t>
+      </w:r>
     </w:p>
     <w:p>
       <w:pPr>
         <w:pStyle w:val="Ttulo2"/>
-      </w:pPr>
-      <w:bookmarkStart w:id="20" w:name="_TocPM000021"/>
-      <w:r>
-        <w:t xml:space="preserve">21.4.1.- Instalaciones provisionales.</w:t>
-      </w:r>
-      <w:bookmarkEnd w:id="20"/>
+        <w:spacing w:before="220" w:after="120" w:lineRule="auto"/>
+        <w:keepNext/>
+      </w:pPr>
+      <w:r>
+        <w:t>1.4.1.- Instalaciones provisionales.</w:t>
+      </w:r>
     </w:p>
     <w:p>
       <w:pPr>
         <w:pStyle w:val="Ttulo3"/>
-      </w:pPr>
-      <w:bookmarkStart w:id="21" w:name="_TocPM000022"/>
-      <w:r>
-        <w:t xml:space="preserve">21.4.1.1.- Instalación Eléctrica.</w:t>
-      </w:r>
-      <w:bookmarkEnd w:id="21"/>
+        <w:spacing w:before="180" w:after="100" w:lineRule="auto"/>
+        <w:keepNext/>
+      </w:pPr>
+      <w:r>
+        <w:t>1.4.1.1.- Instalación Eléctrica.</w:t>
+      </w:r>
     </w:p>
     <w:p>
       <w:pPr>
         <w:pStyle w:val="Ttulo3"/>
-      </w:pPr>
-      <w:bookmarkStart w:id="22" w:name="_TocPM000023"/>
-      <w:r>
-        <w:t xml:space="preserve">21.4.1.2.- Instalación de Agua.</w:t>
-      </w:r>
-      <w:bookmarkEnd w:id="22"/>
+        <w:spacing w:before="180" w:after="100" w:lineRule="auto"/>
+        <w:keepNext/>
+      </w:pPr>
+      <w:r>
+        <w:t>1.4.1.2.- Instalación de Agua.</w:t>
+      </w:r>
     </w:p>
     <w:p>
       <w:pPr>
         <w:pStyle w:val="Ttulo3"/>
-      </w:pPr>
-      <w:bookmarkStart w:id="23" w:name="_TocPM000024"/>
-      <w:r>
-        <w:t xml:space="preserve">21.4.1.3.- Instalación de saneamiento.</w:t>
-      </w:r>
-      <w:bookmarkEnd w:id="23"/>
+        <w:spacing w:before="180" w:after="100" w:lineRule="auto"/>
+        <w:keepNext/>
+      </w:pPr>
+      <w:r>
+        <w:t>1.4.1.3.- Instalación de saneamiento.</w:t>
+      </w:r>
     </w:p>
     <w:p>
       <w:pPr>
         <w:pStyle w:val="Ttulo3"/>
-      </w:pPr>
-      <w:bookmarkStart w:id="24" w:name="_TocPM000025"/>
-      <w:r>
-        <w:t xml:space="preserve">21.4.1.4.- Otras instalaciones. (Prevención y protección contra incendios)</w:t>
-      </w:r>
-      <w:bookmarkEnd w:id="24"/>
+        <w:spacing w:before="180" w:after="100" w:lineRule="auto"/>
+        <w:keepNext/>
+      </w:pPr>
+      <w:r>
+        <w:t>1.4.1.4.- Otras instalaciones. (Prevención y protección contra incendios)</w:t>
+      </w:r>
     </w:p>
     <w:p>
       <w:pPr>
         <w:pStyle w:val="Ttulo2"/>
-      </w:pPr>
-      <w:bookmarkStart w:id="25" w:name="_TocPM000026"/>
-      <w:r>
-        <w:t xml:space="preserve">22.4.2.- Servicios de salubridad y confort.</w:t>
-      </w:r>
-      <w:bookmarkEnd w:id="25"/>
+        <w:spacing w:before="220" w:after="120" w:lineRule="auto"/>
+        <w:keepNext/>
+      </w:pPr>
+      <w:r>
+        <w:t>1.4.2.- Servicios de salubridad y confort.</w:t>
+      </w:r>
     </w:p>
     <w:p>
       <w:pPr>
         <w:pStyle w:val="Ttulo3"/>
-      </w:pPr>
-      <w:bookmarkStart w:id="26" w:name="_TocPM000027"/>
-      <w:r>
-        <w:t xml:space="preserve">22.4.2.1.- Servicios higiénicos y vestuarios.</w:t>
-      </w:r>
-      <w:bookmarkEnd w:id="26"/>
+        <w:spacing w:before="180" w:after="100" w:lineRule="auto"/>
+        <w:keepNext/>
+      </w:pPr>
+      <w:r>
+        <w:t>1.4.2.1.- Servicios higiénicos y vestuarios.</w:t>
+      </w:r>
     </w:p>
     <w:p>
       <w:pPr>
         <w:pStyle w:val="Ttulo3"/>
-      </w:pPr>
-      <w:bookmarkStart w:id="27" w:name="_TocPM000028"/>
-      <w:r>
-        <w:t xml:space="preserve">22.4.2.2.- Comedores.</w:t>
-      </w:r>
-      <w:bookmarkEnd w:id="27"/>
+        <w:spacing w:before="180" w:after="100" w:lineRule="auto"/>
+        <w:keepNext/>
+      </w:pPr>
+      <w:r>
+        <w:t>1.4.2.2.- Comedores.</w:t>
+      </w:r>
     </w:p>
     <w:p>
       <w:pPr>
         <w:pStyle w:val="Ttulo3"/>
-      </w:pPr>
-      <w:bookmarkStart w:id="28" w:name="_TocPM000029"/>
-      <w:r>
-        <w:t xml:space="preserve">22.4.2.3.- Material de Primeros Auxilios.</w:t>
-      </w:r>
-      <w:bookmarkEnd w:id="28"/>
+        <w:spacing w:before="180" w:after="100" w:lineRule="auto"/>
+        <w:keepNext/>
+      </w:pPr>
+      <w:r>
+        <w:t>1.4.2.3.- Material de Primeros Auxilios.</w:t>
+      </w:r>
     </w:p>
     <w:p>
       <w:pPr>
         <w:pStyle w:val="Ttulo3"/>
-      </w:pPr>
-      <w:bookmarkStart w:id="29" w:name="_TocPM000030"/>
-      <w:r>
-        <w:t xml:space="preserve">22.4.2.4.- Dotaciones mínimas.</w:t>
-      </w:r>
-      <w:bookmarkEnd w:id="29"/>
+        <w:spacing w:before="180" w:after="100" w:lineRule="auto"/>
+        <w:keepNext/>
+      </w:pPr>
+      <w:r>
+        <w:t>1.4.2.4.- Dotaciones mínimas.</w:t>
+      </w:r>
     </w:p>
     <w:p>
       <w:pPr>
         <w:pStyle w:val="Ttulo2"/>
-      </w:pPr>
-      <w:bookmarkStart w:id="30" w:name="_TocPM000031"/>
-      <w:r>
-        <w:t xml:space="preserve">23.4.3.- Medicina preventiva y primeros auxilios.</w:t>
-      </w:r>
-      <w:bookmarkEnd w:id="30"/>
+        <w:spacing w:before="220" w:after="120" w:lineRule="auto"/>
+        <w:keepNext/>
+      </w:pPr>
+      <w:r>
+        <w:t>1.4.3.- Medicina preventiva y primeros auxilios.</w:t>
+      </w:r>
     </w:p>
     <w:p>
       <w:pPr>
         <w:pStyle w:val="Ttulo3"/>
-      </w:pPr>
-      <w:bookmarkStart w:id="31" w:name="_TocPM000032"/>
-      <w:r>
-        <w:t xml:space="preserve">23.4.3.1.- Botiquín.</w:t>
-      </w:r>
-      <w:bookmarkEnd w:id="31"/>
+        <w:spacing w:before="180" w:after="100" w:lineRule="auto"/>
+        <w:keepNext/>
+      </w:pPr>
+      <w:r>
+        <w:t>1.4.3.1.- Botiquín.</w:t>
+      </w:r>
     </w:p>
     <w:p>
       <w:pPr>
         <w:pStyle w:val="Ttulo3"/>
-      </w:pPr>
-      <w:bookmarkStart w:id="32" w:name="_TocPM000033"/>
-      <w:r>
-        <w:t xml:space="preserve">23.4.3.2.- Asistencia de accidentados.</w:t>
-      </w:r>
-      <w:bookmarkEnd w:id="32"/>
+        <w:spacing w:before="180" w:after="100" w:lineRule="auto"/>
+        <w:keepNext/>
+      </w:pPr>
+      <w:r>
+        <w:t>1.4.3.2.- Asistencia de accidentados.</w:t>
+      </w:r>
     </w:p>
     <w:p>
       <w:pPr>
         <w:pStyle w:val="Ttulo3"/>
-      </w:pPr>
-      <w:bookmarkStart w:id="33" w:name="_TocPM000034"/>
-      <w:r>
-        <w:t xml:space="preserve">23.4.3.3.- Prevención de daños a terceros.</w:t>
-      </w:r>
-      <w:bookmarkEnd w:id="33"/>
+        <w:spacing w:before="180" w:after="100" w:lineRule="auto"/>
+        <w:keepNext/>
+      </w:pPr>
+      <w:r>
+        <w:t>1.4.3.3.- Prevención de daños a terceros.</w:t>
+      </w:r>
     </w:p>
     <w:p>
       <w:pPr>
         <w:pStyle w:val="Ttulo2"/>
-      </w:pPr>
-      <w:bookmarkStart w:id="34" w:name="_TocPM000035"/>
-      <w:r>
-        <w:t xml:space="preserve">24.4.4.- Servicios preventivos.</w:t>
-      </w:r>
-      <w:bookmarkEnd w:id="34"/>
+        <w:spacing w:before="220" w:after="120" w:lineRule="auto"/>
+        <w:keepNext/>
+      </w:pPr>
+      <w:r>
+        <w:t>1.4.4.- Servicios preventivos.</w:t>
+      </w:r>
     </w:p>
     <w:p>
       <w:pPr>
         <w:pStyle w:val="Ttulo3"/>
-      </w:pPr>
-      <w:bookmarkStart w:id="35" w:name="_TocPM000036"/>
-      <w:r>
-        <w:t xml:space="preserve">24.4.4.1.- Servicio Médico y Servicios de prevención.</w:t>
-      </w:r>
-      <w:bookmarkEnd w:id="35"/>
+        <w:spacing w:before="180" w:after="100" w:lineRule="auto"/>
+        <w:keepNext/>
+      </w:pPr>
+      <w:r>
+        <w:t>1.4.4.1.- Servicio Médico y Servicios de prevención.</w:t>
+      </w:r>
     </w:p>
     <w:p>
       <w:pPr>
         <w:pStyle w:val="Ttulo3"/>
-      </w:pPr>
-      <w:bookmarkStart w:id="36" w:name="_TocPM000037"/>
-      <w:r>
-        <w:t xml:space="preserve">24.4.4.2.- Delegado de Prevención.</w:t>
-      </w:r>
-      <w:bookmarkEnd w:id="36"/>
+        <w:spacing w:before="180" w:after="100" w:lineRule="auto"/>
+        <w:keepNext/>
+      </w:pPr>
+      <w:r>
+        <w:t>1.4.4.2.- Delegado de Prevención.</w:t>
+      </w:r>
     </w:p>
     <w:p>
       <w:pPr>
         <w:pStyle w:val="Ttulo3"/>
-      </w:pPr>
-      <w:bookmarkStart w:id="37" w:name="_TocPM000038"/>
-      <w:r>
-        <w:t xml:space="preserve">24.4.4.3.- Reconocimiento Médico.</w:t>
-      </w:r>
-      <w:bookmarkEnd w:id="37"/>
+        <w:spacing w:before="180" w:after="100" w:lineRule="auto"/>
+        <w:keepNext/>
+      </w:pPr>
+      <w:r>
+        <w:t>1.4.4.3.- Reconocimiento Médico.</w:t>
+      </w:r>
     </w:p>
     <w:p>
       <w:pPr>
         <w:pStyle w:val="Ttulo3"/>
-      </w:pPr>
-      <w:bookmarkStart w:id="38" w:name="_TocPM000039"/>
-      <w:r>
-        <w:t xml:space="preserve">24.4.4.4.- Formación.</w:t>
-      </w:r>
-      <w:bookmarkEnd w:id="38"/>
+        <w:spacing w:before="180" w:after="100" w:lineRule="auto"/>
+        <w:keepNext/>
+      </w:pPr>
+      <w:r>
+        <w:t>1.4.4.4.- Formación.</w:t>
+      </w:r>
     </w:p>
     <w:p>
       <w:pPr>
         <w:pStyle w:val="Ttulo2"/>
-      </w:pPr>
-      <w:bookmarkStart w:id="39" w:name="_TocPM000040"/>
-      <w:r>
-        <w:t xml:space="preserve">25.4.5.- Orden y limpieza.</w:t>
-      </w:r>
-      <w:bookmarkEnd w:id="39"/>
+        <w:spacing w:before="220" w:after="120" w:lineRule="auto"/>
+        <w:keepNext/>
+      </w:pPr>
+      <w:r>
+        <w:t>1.4.5.- Orden y limpieza.</w:t>
+      </w:r>
     </w:p>
     <w:p>
       <w:pPr>
         <w:pStyle w:val="Ttulo2"/>
-      </w:pPr>
-      <w:bookmarkStart w:id="40" w:name="_TocPM000041"/>
-      <w:r>
-        <w:t xml:space="preserve">26.5.- DETERMINACIÓN DEL PROCESO CONSTRUCTIVO.</w:t>
-      </w:r>
-      <w:bookmarkEnd w:id="40"/>
+        <w:spacing w:before="220" w:after="120" w:lineRule="auto"/>
+        <w:keepNext/>
+      </w:pPr>
+      <w:r>
+        <w:t>1.5.- DETERMINACIÓN DEL PROCESO CONSTRUCTIVO.</w:t>
+      </w:r>
     </w:p>
     <w:p>
       <w:pPr>
         <w:pStyle w:val="Ttulo2"/>
-      </w:pPr>
-      <w:bookmarkStart w:id="41" w:name="_TocPM000042"/>
-      <w:r>
-        <w:t xml:space="preserve">27.5.1.- Mano de obra prevista.</w:t>
-      </w:r>
-      <w:bookmarkEnd w:id="41"/>
+        <w:spacing w:before="220" w:after="120" w:lineRule="auto"/>
+        <w:keepNext/>
+      </w:pPr>
+      <w:r>
+        <w:t>1.5.1.- Mano de obra prevista.</w:t>
+      </w:r>
     </w:p>
     <w:p>
       <w:pPr>
         <w:pStyle w:val="Ttulo2"/>
-      </w:pPr>
-      <w:bookmarkStart w:id="42" w:name="_TocPM000043"/>
-      <w:r>
-        <w:t xml:space="preserve">28.5.2.- Unidades constructivas.</w:t>
-      </w:r>
-      <w:bookmarkEnd w:id="42"/>
+        <w:spacing w:before="220" w:after="120" w:lineRule="auto"/>
+        <w:keepNext/>
+      </w:pPr>
+      <w:r>
+        <w:t>1.5.2.- Unidades constructivas.</w:t>
+      </w:r>
     </w:p>
     <w:p>
       <w:pPr>
         <w:pStyle w:val="Ttulo2"/>
-      </w:pPr>
-      <w:bookmarkStart w:id="43" w:name="_TocPM000044"/>
-      <w:r>
-        <w:t xml:space="preserve">29.6.- MAQUINARIA A EMPLEAR Y MEDIOS AUXILIARES.</w:t>
-      </w:r>
-      <w:bookmarkEnd w:id="43"/>
+        <w:spacing w:before="220" w:after="120" w:lineRule="auto"/>
+        <w:keepNext/>
+      </w:pPr>
+      <w:r>
+        <w:t>1.6.- MAQUINARIA A EMPLEAR Y MEDIOS AUXILIARES.</w:t>
+      </w:r>
     </w:p>
     <w:p>
       <w:pPr>
         <w:pStyle w:val="Ttulo2"/>
-      </w:pPr>
-      <w:bookmarkStart w:id="44" w:name="_TocPM000045"/>
-      <w:r>
-        <w:t xml:space="preserve">30.6.1.- Movimiento de tierras.</w:t>
-      </w:r>
-      <w:bookmarkEnd w:id="44"/>
+        <w:spacing w:before="220" w:after="120" w:lineRule="auto"/>
+        <w:keepNext/>
+      </w:pPr>
+      <w:r>
+        <w:t>1.6.1.- Movimiento de tierras.</w:t>
+      </w:r>
     </w:p>
     <w:p>
       <w:pPr>
         <w:pStyle w:val="Ttulo2"/>
-      </w:pPr>
-      <w:bookmarkStart w:id="45" w:name="_TocPM000046"/>
-      <w:r>
-        <w:t xml:space="preserve">31.6.2.- Elevación.</w:t>
-      </w:r>
-      <w:bookmarkEnd w:id="45"/>
+        <w:spacing w:before="220" w:after="120" w:lineRule="auto"/>
+        <w:keepNext/>
+      </w:pPr>
+      <w:r>
+        <w:t>1.6.2.- Elevación.</w:t>
+      </w:r>
     </w:p>
     <w:p>
       <w:pPr>
         <w:pStyle w:val="Ttulo2"/>
-      </w:pPr>
-      <w:bookmarkStart w:id="46" w:name="_TocPM000047"/>
-      <w:r>
-        <w:t xml:space="preserve">32.6.3.- Hormigonado.</w:t>
-      </w:r>
-      <w:bookmarkEnd w:id="46"/>
+        <w:spacing w:before="220" w:after="120" w:lineRule="auto"/>
+        <w:keepNext/>
+      </w:pPr>
+      <w:r>
+        <w:t>1.6.3.- Hormigonado.</w:t>
+      </w:r>
     </w:p>
     <w:p>
       <w:pPr>
         <w:pStyle w:val="Ttulo2"/>
-      </w:pPr>
-      <w:bookmarkStart w:id="47" w:name="_TocPM000048"/>
-      <w:r>
-        <w:t xml:space="preserve">33.6.4.- Compactación y pavimentación.</w:t>
-      </w:r>
-      <w:bookmarkEnd w:id="47"/>
+        <w:spacing w:before="220" w:after="120" w:lineRule="auto"/>
+        <w:keepNext/>
+      </w:pPr>
+      <w:r>
+        <w:t>1.6.4.- Compactación y pavimentación.</w:t>
+      </w:r>
     </w:p>
     <w:p>
       <w:pPr>
         <w:pStyle w:val="Ttulo2"/>
-      </w:pPr>
-      <w:bookmarkStart w:id="48" w:name="_TocPM000049"/>
-      <w:r>
-        <w:t xml:space="preserve">34.6.5.- Máquinas y herramientas.</w:t>
-      </w:r>
-      <w:bookmarkEnd w:id="48"/>
+        <w:spacing w:before="220" w:after="120" w:lineRule="auto"/>
+        <w:keepNext/>
+      </w:pPr>
+      <w:r>
+        <w:t>1.6.5.- Máquinas y herramientas.</w:t>
+      </w:r>
     </w:p>
     <w:p>
       <w:pPr>
         <w:pStyle w:val="Ttulo2"/>
-      </w:pPr>
-      <w:bookmarkStart w:id="49" w:name="_TocPM000050"/>
-      <w:r>
-        <w:t xml:space="preserve">35.6.6.- Medios auxiliares.</w:t>
-      </w:r>
-      <w:bookmarkEnd w:id="49"/>
+        <w:spacing w:before="220" w:after="120" w:lineRule="auto"/>
+        <w:keepNext/>
+      </w:pPr>
+      <w:r>
+        <w:t>1.6.6.- Medios auxiliares.</w:t>
+      </w:r>
     </w:p>
     <w:p>
       <w:pPr>
         <w:pStyle w:val="Ttulo2"/>
         <w:ind w:left="426" w:hanging="426"/>
-      </w:pPr>
-      <w:bookmarkStart w:id="50" w:name="_TocPM000051"/>
-      <w:r>
-        <w:t xml:space="preserve">36.7.-RIESGOS ESPECÍFICOS EN CADA FASE DE PROCESO CONSTRUCTIVO, PROCEDIMIENTOS Y EQUIPOS.</w:t>
-      </w:r>
-      <w:bookmarkEnd w:id="50"/>
+        <w:spacing w:before="220" w:after="120" w:lineRule="auto"/>
+        <w:keepNext/>
+      </w:pPr>
+      <w:r>
+        <w:t>1.7.- RIESGOS ESPECÍFICOS EN CADA FASE DE PROCESO CONSTRUCTIVO, PROCEDIMIENTOS Y EQUIPOS.</w:t>
+      </w:r>
     </w:p>
     <w:p>
       <w:pPr>
         <w:pStyle w:val="Ttulo2"/>
-      </w:pPr>
-      <w:bookmarkStart w:id="51" w:name="_TocPM000052"/>
-      <w:r>
-        <w:t xml:space="preserve">37.7.1.- Demoliciones y trabajos previos.</w:t>
-      </w:r>
-      <w:bookmarkEnd w:id="51"/>
+        <w:spacing w:before="220" w:after="120" w:lineRule="auto"/>
+        <w:keepNext/>
+      </w:pPr>
+      <w:r>
+        <w:t>1.7.1.- Demoliciones y trabajos previos.</w:t>
+      </w:r>
     </w:p>
     <w:p>
       <w:pPr>
         <w:pStyle w:val="Ttulo3"/>
-      </w:pPr>
-      <w:bookmarkStart w:id="52" w:name="_TocPM000053"/>
-      <w:r>
-        <w:t xml:space="preserve">37.7.1.1.- Descripción de los procedimientos y equipos.</w:t>
-      </w:r>
-      <w:bookmarkEnd w:id="52"/>
+        <w:spacing w:before="180" w:after="100" w:lineRule="auto"/>
+        <w:keepNext/>
+      </w:pPr>
+      <w:r>
+        <w:t>1.7.1.1.- Descripción de los procedimientos y equipos.</w:t>
+      </w:r>
     </w:p>
     <w:p>
       <w:pPr>
         <w:pStyle w:val="Ttulo3"/>
-      </w:pPr>
-      <w:bookmarkStart w:id="53" w:name="_TocPM000054"/>
-      <w:r>
-        <w:t xml:space="preserve">37.7.1.2.- Riesgos.</w:t>
-      </w:r>
-      <w:bookmarkEnd w:id="53"/>
+        <w:spacing w:before="180" w:after="100" w:lineRule="auto"/>
+        <w:keepNext/>
+      </w:pPr>
+      <w:r>
+        <w:t>1.7.1.2.- Riesgos.</w:t>
+      </w:r>
     </w:p>
     <w:p>
       <w:pPr>
         <w:pStyle w:val="Ttulo2"/>
-      </w:pPr>
-      <w:bookmarkStart w:id="54" w:name="_TocPM000055"/>
-      <w:r>
-        <w:t xml:space="preserve">38.7.2.- Excavación en desmonte para viales</w:t>
-      </w:r>
-      <w:bookmarkEnd w:id="54"/>
+        <w:spacing w:before="220" w:after="120" w:lineRule="auto"/>
+        <w:keepNext/>
+      </w:pPr>
+      <w:r>
+        <w:t>1.7.2.- Excavación en desmonte para viales</w:t>
+      </w:r>
     </w:p>
     <w:p>
       <w:pPr>
         <w:pStyle w:val="Ttulo3"/>
-      </w:pPr>
-      <w:bookmarkStart w:id="55" w:name="_TocPM000056"/>
-      <w:r>
-        <w:t xml:space="preserve">38.7.3.1.- Descripción de los procedimientos y equipos.</w:t>
-      </w:r>
-      <w:bookmarkEnd w:id="55"/>
+        <w:spacing w:before="180" w:after="100" w:lineRule="auto"/>
+        <w:keepNext/>
+      </w:pPr>
+      <w:r>
+        <w:t>1.7.3.1.- Descripción de los procedimientos y equipos.</w:t>
+      </w:r>
     </w:p>
     <w:p>
       <w:pPr>
         <w:pStyle w:val="Ttulo3"/>
-      </w:pPr>
-      <w:bookmarkStart w:id="56" w:name="_TocPM000057"/>
-      <w:r>
-        <w:t xml:space="preserve">38.7.3.2.- Riesgos.</w:t>
-      </w:r>
-      <w:bookmarkEnd w:id="56"/>
+        <w:spacing w:before="180" w:after="100" w:lineRule="auto"/>
+        <w:keepNext/>
+      </w:pPr>
+      <w:r>
+        <w:t>1.7.3.2.- Riesgos.</w:t>
+      </w:r>
     </w:p>
     <w:p>
       <w:pPr>
         <w:pStyle w:val="Ttulo2"/>
-      </w:pPr>
-      <w:bookmarkStart w:id="57" w:name="_TocPM000058"/>
-      <w:r>
-        <w:t xml:space="preserve">39.7.4.- Terraplenes y subbase de zahorra.</w:t>
-      </w:r>
-      <w:bookmarkEnd w:id="57"/>
+        <w:spacing w:before="220" w:after="120" w:lineRule="auto"/>
+        <w:keepNext/>
+      </w:pPr>
+      <w:r>
+        <w:t>1.7.4.- Terraplenes y subbase de zahorra.</w:t>
+      </w:r>
     </w:p>
     <w:p>
       <w:pPr>
         <w:pStyle w:val="Ttulo3"/>
-      </w:pPr>
-      <w:bookmarkStart w:id="58" w:name="_TocPM000059"/>
-      <w:r>
-        <w:t xml:space="preserve">39.7.4.1.- Descripción de los procedimientos y equipos.</w:t>
-      </w:r>
-      <w:bookmarkEnd w:id="58"/>
+        <w:spacing w:before="180" w:after="100" w:lineRule="auto"/>
+        <w:keepNext/>
+      </w:pPr>
+      <w:r>
+        <w:t>1.7.4.1.- Descripción de los procedimientos y equipos.</w:t>
+      </w:r>
     </w:p>
     <w:p>
       <w:pPr>
         <w:pStyle w:val="Ttulo3"/>
-      </w:pPr>
-      <w:bookmarkStart w:id="59" w:name="_TocPM000060"/>
-      <w:r>
-        <w:t xml:space="preserve">39.7.4.2.- Riesgos.</w:t>
-      </w:r>
-      <w:bookmarkEnd w:id="59"/>
+        <w:spacing w:before="180" w:after="100" w:lineRule="auto"/>
+        <w:keepNext/>
+      </w:pPr>
+      <w:r>
+        <w:t>1.7.4.2.- Riesgos.</w:t>
+      </w:r>
     </w:p>
     <w:p>
       <w:pPr>
         <w:pStyle w:val="Ttulo2"/>
-      </w:pPr>
-      <w:bookmarkStart w:id="60" w:name="_TocPM000061"/>
-      <w:r>
-        <w:t xml:space="preserve">40.7.5.- Excavación, zanjas, pozos.</w:t>
-      </w:r>
-      <w:bookmarkEnd w:id="60"/>
+        <w:spacing w:before="220" w:after="120" w:lineRule="auto"/>
+        <w:keepNext/>
+      </w:pPr>
+      <w:r>
+        <w:t>1.7.5.- Excavación, zanjas, pozos.</w:t>
+      </w:r>
     </w:p>
     <w:p>
       <w:pPr>
         <w:pStyle w:val="Ttulo3"/>
-      </w:pPr>
-      <w:bookmarkStart w:id="61" w:name="_TocPM000062"/>
-      <w:r>
-        <w:t xml:space="preserve">40.7.5.1.- Descripción de los procedimientos y equipos.</w:t>
-      </w:r>
-      <w:bookmarkEnd w:id="61"/>
+        <w:spacing w:before="180" w:after="100" w:lineRule="auto"/>
+        <w:keepNext/>
+      </w:pPr>
+      <w:r>
+        <w:t>1.7.5.1.- Descripción de los procedimientos y equipos.</w:t>
+      </w:r>
     </w:p>
     <w:p>
       <w:pPr>
         <w:pStyle w:val="Ttulo3"/>
-      </w:pPr>
-      <w:bookmarkStart w:id="62" w:name="_TocPM000063"/>
-      <w:r>
-        <w:t xml:space="preserve">40.7.5.2.- Riesgos.</w:t>
-      </w:r>
-      <w:bookmarkEnd w:id="62"/>
+        <w:spacing w:before="180" w:after="100" w:lineRule="auto"/>
+        <w:keepNext/>
+      </w:pPr>
+      <w:r>
+        <w:t>1.7.5.2.- Riesgos.</w:t>
+      </w:r>
     </w:p>
     <w:p>
       <w:pPr>
         <w:pStyle w:val="Ttulo2"/>
-      </w:pPr>
-      <w:bookmarkStart w:id="63" w:name="_TocPM000064"/>
-      <w:r>
-        <w:t xml:space="preserve">41.7.6.- Bases de zahorra artificial y firmes de aglomerado.</w:t>
-      </w:r>
-      <w:bookmarkEnd w:id="63"/>
+        <w:spacing w:before="220" w:after="120" w:lineRule="auto"/>
+        <w:keepNext/>
+      </w:pPr>
+      <w:r>
+        <w:t>1.7.6.- Bases de zahorra artificial y firmes de aglomerado.</w:t>
+      </w:r>
     </w:p>
     <w:p>
       <w:pPr>
         <w:pStyle w:val="Ttulo3"/>
-      </w:pPr>
-      <w:bookmarkStart w:id="64" w:name="_TocPM000065"/>
-      <w:r>
-        <w:t xml:space="preserve">41.7.6.1.- Descripción de los procedimientos y equipos.</w:t>
-      </w:r>
-      <w:bookmarkEnd w:id="64"/>
+        <w:spacing w:before="180" w:after="100" w:lineRule="auto"/>
+        <w:keepNext/>
+      </w:pPr>
+      <w:r>
+        <w:t>1.7.6.1.- Descripción de los procedimientos y equipos.</w:t>
+      </w:r>
     </w:p>
     <w:p>
       <w:pPr>
         <w:pStyle w:val="Ttulo3"/>
-      </w:pPr>
-      <w:bookmarkStart w:id="65" w:name="_TocPM000066"/>
-      <w:r>
-        <w:t xml:space="preserve">41.7.6.2.- Riesgos</w:t>
-      </w:r>
-      <w:bookmarkEnd w:id="65"/>
+        <w:spacing w:before="180" w:after="100" w:lineRule="auto"/>
+        <w:keepNext/>
+      </w:pPr>
+      <w:r>
+        <w:t>1.7.6.2.- Riesgos</w:t>
+      </w:r>
     </w:p>
     <w:p>
       <w:pPr>
         <w:pStyle w:val="Ttulo2"/>
-      </w:pPr>
-      <w:bookmarkStart w:id="66" w:name="_TocPM000067"/>
-      <w:r>
-        <w:t xml:space="preserve">42.7.7.- Pequeñas obras de fábrica, e instalación de tubos, etc.</w:t>
-      </w:r>
-      <w:bookmarkEnd w:id="66"/>
+        <w:spacing w:before="220" w:after="120" w:lineRule="auto"/>
+        <w:keepNext/>
+      </w:pPr>
+      <w:r>
+        <w:t>1.7.7.- Pequeñas obras de fábrica, e instalación de tubos, etc.</w:t>
+      </w:r>
     </w:p>
     <w:p>
       <w:pPr>
         <w:pStyle w:val="Ttulo3"/>
-      </w:pPr>
-      <w:bookmarkStart w:id="67" w:name="_TocPM000068"/>
-      <w:r>
-        <w:t xml:space="preserve">42.7.7.1.- Descripción de los procedimientos y equipos.</w:t>
-      </w:r>
-      <w:bookmarkEnd w:id="67"/>
+        <w:spacing w:before="180" w:after="100" w:lineRule="auto"/>
+        <w:keepNext/>
+      </w:pPr>
+      <w:r>
+        <w:t>1.7.7.1.- Descripción de los procedimientos y equipos.</w:t>
+      </w:r>
     </w:p>
     <w:p>
       <w:pPr>
         <w:pStyle w:val="Ttulo3"/>
-      </w:pPr>
-      <w:bookmarkStart w:id="68" w:name="_TocPM000069"/>
-      <w:r>
-        <w:t xml:space="preserve">42.7.7.2.- Riesgos</w:t>
-      </w:r>
-      <w:bookmarkEnd w:id="68"/>
+        <w:spacing w:before="180" w:after="100" w:lineRule="auto"/>
+        <w:keepNext/>
+      </w:pPr>
+      <w:r>
+        <w:t>1.7.7.2.- Riesgos</w:t>
+      </w:r>
     </w:p>
     <w:p>
       <w:pPr>
         <w:pStyle w:val="Ttulo2"/>
-      </w:pPr>
-      <w:bookmarkStart w:id="69" w:name="_TocPM000070"/>
-      <w:r>
-        <w:t xml:space="preserve">43.7.8.- Albañilería.</w:t>
-      </w:r>
-      <w:bookmarkEnd w:id="69"/>
+        <w:spacing w:before="220" w:after="120" w:lineRule="auto"/>
+        <w:keepNext/>
+      </w:pPr>
+      <w:r>
+        <w:t>1.7.8.- Albañilería.</w:t>
+      </w:r>
     </w:p>
     <w:p>
       <w:pPr>
         <w:pStyle w:val="Ttulo3"/>
-      </w:pPr>
-      <w:bookmarkStart w:id="70" w:name="_TocPM000071"/>
-      <w:r>
-        <w:t xml:space="preserve">43.7.8.1.- Descripción de los trabajos.</w:t>
-      </w:r>
-      <w:bookmarkEnd w:id="70"/>
+        <w:spacing w:before="180" w:after="100" w:lineRule="auto"/>
+        <w:keepNext/>
+      </w:pPr>
+      <w:r>
+        <w:t>1.7.8.1.- Descripción de los trabajos.</w:t>
+      </w:r>
     </w:p>
     <w:p>
       <w:pPr>
         <w:pStyle w:val="Ttulo3"/>
-      </w:pPr>
-      <w:bookmarkStart w:id="71" w:name="_TocPM000072"/>
-      <w:r>
-        <w:t xml:space="preserve">43.7.8.2.- Riesgos.</w:t>
-      </w:r>
-      <w:bookmarkEnd w:id="71"/>
+        <w:spacing w:before="180" w:after="100" w:lineRule="auto"/>
+        <w:keepNext/>
+      </w:pPr>
+      <w:r>
+        <w:t>1.7.8.2.- Riesgos.</w:t>
+      </w:r>
     </w:p>
     <w:p>
       <w:pPr>
         <w:pStyle w:val="Ttulo2"/>
-      </w:pPr>
-      <w:bookmarkStart w:id="72" w:name="_TocPM000073"/>
-      <w:r>
-        <w:t xml:space="preserve">44.7.9.- Instalaciones.</w:t>
-      </w:r>
-      <w:bookmarkEnd w:id="72"/>
+        <w:spacing w:before="220" w:after="120" w:lineRule="auto"/>
+        <w:keepNext/>
+      </w:pPr>
+      <w:r>
+        <w:t>1.7.9.- Instalaciones.</w:t>
+      </w:r>
     </w:p>
     <w:p>
       <w:pPr>
         <w:pStyle w:val="Ttulo3"/>
-      </w:pPr>
-      <w:bookmarkStart w:id="73" w:name="_TocPM000074"/>
-      <w:r>
-        <w:t xml:space="preserve">44.7.9.1.- Descripción de los trabajos.</w:t>
-      </w:r>
-      <w:bookmarkEnd w:id="73"/>
+        <w:spacing w:before="180" w:after="100" w:lineRule="auto"/>
+        <w:keepNext/>
+      </w:pPr>
+      <w:r>
+        <w:t>1.7.9.1.- Descripción de los trabajos.</w:t>
+      </w:r>
     </w:p>
     <w:p>
       <w:pPr>
         <w:pStyle w:val="Ttulo3"/>
-      </w:pPr>
-      <w:bookmarkStart w:id="74" w:name="_TocPM000075"/>
-      <w:r>
-        <w:t xml:space="preserve">44.7.9.2.- Riesgos.</w:t>
-      </w:r>
-      <w:bookmarkEnd w:id="74"/>
+        <w:spacing w:before="180" w:after="100" w:lineRule="auto"/>
+        <w:keepNext/>
+      </w:pPr>
+      <w:r>
+        <w:t>1.7.9.2.- Riesgos.</w:t>
+      </w:r>
     </w:p>
     <w:p>
       <w:pPr>
         <w:pStyle w:val="Ttulo2"/>
-      </w:pPr>
-      <w:bookmarkStart w:id="75" w:name="_TocPM000076"/>
-      <w:r>
-        <w:t xml:space="preserve">45.7.10.- Remates, señalización, ajardinamiento, etc.</w:t>
-      </w:r>
-      <w:bookmarkEnd w:id="75"/>
+        <w:spacing w:before="220" w:after="120" w:lineRule="auto"/>
+        <w:keepNext/>
+      </w:pPr>
+      <w:r>
+        <w:t>1.7.10.- Remates, señalización, ajardinamiento, etc.</w:t>
+      </w:r>
     </w:p>
     <w:p>
       <w:pPr>
         <w:pStyle w:val="Ttulo3"/>
-      </w:pPr>
-      <w:bookmarkStart w:id="76" w:name="_TocPM000077"/>
-      <w:r>
-        <w:t xml:space="preserve">45.7.10.1.- Descripción de los procedimientos y equipos.</w:t>
-      </w:r>
-      <w:bookmarkEnd w:id="76"/>
+        <w:spacing w:before="180" w:after="100" w:lineRule="auto"/>
+        <w:keepNext/>
+      </w:pPr>
+      <w:r>
+        <w:t>1.7.10.1.- Descripción de los procedimientos y equipos.</w:t>
+      </w:r>
     </w:p>
     <w:p>
       <w:pPr>
         <w:pStyle w:val="Ttulo3"/>
-      </w:pPr>
-      <w:bookmarkStart w:id="77" w:name="_TocPM000078"/>
-      <w:r>
-        <w:t xml:space="preserve">45.7.10.2.- Riesgos.</w:t>
-      </w:r>
-      <w:bookmarkEnd w:id="77"/>
+        <w:spacing w:before="180" w:after="100" w:lineRule="auto"/>
+        <w:keepNext/>
+      </w:pPr>
+      <w:r>
+        <w:t>1.7.10.2.- Riesgos.</w:t>
+      </w:r>
     </w:p>
     <w:p>
       <w:pPr>
         <w:pStyle w:val="Ttulo2"/>
-      </w:pPr>
-      <w:bookmarkStart w:id="78" w:name="_TocPM000079"/>
-      <w:r>
-        <w:t xml:space="preserve">46.8.- RIESGOS RELATIVOS A LA MAQUINARIA, EQUIPOS Y MEDIOS AUXILIARES.</w:t>
-      </w:r>
-      <w:bookmarkEnd w:id="78"/>
+        <w:spacing w:before="220" w:after="120" w:lineRule="auto"/>
+        <w:keepNext/>
+      </w:pPr>
+      <w:r>
+        <w:t>1.8.- RIESGOS RELATIVOS A LA MAQUINARIA, EQUIPOS Y MEDIOS AUXILIARES.</w:t>
+      </w:r>
     </w:p>
     <w:p>
       <w:pPr>
         <w:pStyle w:val="Ttulo2"/>
-      </w:pPr>
-      <w:bookmarkStart w:id="79" w:name="_TocPM000080"/>
-      <w:r>
-        <w:t xml:space="preserve">47.8.1.- Maquinaria de movimientos de tierras.</w:t>
-      </w:r>
-      <w:bookmarkEnd w:id="79"/>
+        <w:spacing w:before="220" w:after="120" w:lineRule="auto"/>
+        <w:keepNext/>
+      </w:pPr>
+      <w:r>
+        <w:t>1.8.1.- Maquinaria de movimientos de tierras.</w:t>
+      </w:r>
     </w:p>
     <w:p>
       <w:pPr>
@@ -12174,297 +12177,297 @@
         <w:rPr>
           <w:u w:val="single"/>
         </w:rPr>
-      </w:pPr>
-      <w:bookmarkStart w:id="80" w:name="_TocPM000081"/>
-      <w:r>
-        <w:t xml:space="preserve">47.8.1.1.- Riesgos.</w:t>
-      </w:r>
-      <w:bookmarkEnd w:id="80"/>
+        <w:spacing w:before="180" w:after="100" w:lineRule="auto"/>
+        <w:keepNext/>
+      </w:pPr>
+      <w:r>
+        <w:t>1.8.1.1.- Riesgos.</w:t>
+      </w:r>
     </w:p>
     <w:p>
       <w:pPr>
         <w:pStyle w:val="Ttulo2"/>
-      </w:pPr>
-      <w:bookmarkStart w:id="81" w:name="_TocPM000082"/>
-      <w:r>
-        <w:t xml:space="preserve">48.8.2.- Maquinaria de elevación.</w:t>
-      </w:r>
-      <w:bookmarkEnd w:id="81"/>
+        <w:spacing w:before="220" w:after="120" w:lineRule="auto"/>
+        <w:keepNext/>
+      </w:pPr>
+      <w:r>
+        <w:t>1.8.2.- Maquinaria de elevación.</w:t>
+      </w:r>
     </w:p>
     <w:p>
       <w:pPr>
         <w:pStyle w:val="Ttulo3"/>
-      </w:pPr>
-      <w:bookmarkStart w:id="82" w:name="_TocPM000083"/>
-      <w:r>
-        <w:t xml:space="preserve">48.8.2.1.- Grúa móvil.</w:t>
-      </w:r>
-      <w:bookmarkEnd w:id="82"/>
+        <w:spacing w:before="180" w:after="100" w:lineRule="auto"/>
+        <w:keepNext/>
+      </w:pPr>
+      <w:r>
+        <w:t>1.8.2.1.- Grúa móvil.</w:t>
+      </w:r>
     </w:p>
     <w:p>
       <w:pPr>
         <w:pStyle w:val="Ttulo2"/>
-      </w:pPr>
-      <w:bookmarkStart w:id="83" w:name="_TocPM000084"/>
-      <w:r>
-        <w:t xml:space="preserve">49.8.3.- Hormigonado.</w:t>
-      </w:r>
-      <w:bookmarkEnd w:id="83"/>
+        <w:spacing w:before="220" w:after="120" w:lineRule="auto"/>
+        <w:keepNext/>
+      </w:pPr>
+      <w:r>
+        <w:t>1.8.3.- Hormigonado.</w:t>
+      </w:r>
     </w:p>
     <w:p>
       <w:pPr>
         <w:pStyle w:val="Ttulo3"/>
-      </w:pPr>
-      <w:bookmarkStart w:id="84" w:name="_TocPM000085"/>
-      <w:r>
-        <w:t xml:space="preserve">49.8.3.1.- Camión hormigonera.</w:t>
-      </w:r>
-      <w:bookmarkEnd w:id="84"/>
+        <w:spacing w:before="180" w:after="100" w:lineRule="auto"/>
+        <w:keepNext/>
+      </w:pPr>
+      <w:r>
+        <w:t>1.8.3.1.- Camión hormigonera.</w:t>
+      </w:r>
     </w:p>
     <w:p>
       <w:pPr>
         <w:pStyle w:val="Ttulo2"/>
-      </w:pPr>
-      <w:bookmarkStart w:id="85" w:name="_TocPM000086"/>
-      <w:r>
-        <w:t xml:space="preserve">50.8.4.- Maquinaria compactación y pavimentación.</w:t>
-      </w:r>
-      <w:bookmarkEnd w:id="85"/>
+        <w:spacing w:before="220" w:after="120" w:lineRule="auto"/>
+        <w:keepNext/>
+      </w:pPr>
+      <w:r>
+        <w:t>1.8.4.- Maquinaria compactación y pavimentación.</w:t>
+      </w:r>
     </w:p>
     <w:p>
       <w:pPr>
         <w:pStyle w:val="Ttulo3"/>
-      </w:pPr>
-      <w:bookmarkStart w:id="86" w:name="_TocPM000087"/>
-      <w:r>
-        <w:t xml:space="preserve">50.8.4.1.- Rodillo vibrador.</w:t>
-      </w:r>
-      <w:bookmarkEnd w:id="86"/>
+        <w:spacing w:before="180" w:after="100" w:lineRule="auto"/>
+        <w:keepNext/>
+      </w:pPr>
+      <w:r>
+        <w:t>1.8.4.1.- Rodillo vibrador.</w:t>
+      </w:r>
     </w:p>
     <w:p>
       <w:pPr>
         <w:pStyle w:val="Ttulo3"/>
-      </w:pPr>
-      <w:bookmarkStart w:id="87" w:name="_TocPM000088"/>
-      <w:r>
-        <w:t xml:space="preserve">50.8.4.2.- Extendedora.</w:t>
-      </w:r>
-      <w:bookmarkEnd w:id="87"/>
+        <w:spacing w:before="180" w:after="100" w:lineRule="auto"/>
+        <w:keepNext/>
+      </w:pPr>
+      <w:r>
+        <w:t>1.8.4.2.- Extendedora.</w:t>
+      </w:r>
     </w:p>
     <w:p>
       <w:pPr>
         <w:pStyle w:val="Ttulo2"/>
-      </w:pPr>
-      <w:bookmarkStart w:id="88" w:name="_TocPM000089"/>
-      <w:r>
-        <w:t xml:space="preserve">51.8.5.- Máquinas y herramientas.</w:t>
-      </w:r>
-      <w:bookmarkEnd w:id="88"/>
+        <w:spacing w:before="220" w:after="120" w:lineRule="auto"/>
+        <w:keepNext/>
+      </w:pPr>
+      <w:r>
+        <w:t>1.8.5.- Máquinas y herramientas.</w:t>
+      </w:r>
     </w:p>
     <w:p>
       <w:pPr>
         <w:pStyle w:val="Ttulo3"/>
-      </w:pPr>
-      <w:bookmarkStart w:id="89" w:name="_TocPM000090"/>
-      <w:r>
-        <w:t xml:space="preserve">51.8.5.1.- Vibrador.</w:t>
-      </w:r>
-      <w:bookmarkEnd w:id="89"/>
+        <w:spacing w:before="180" w:after="100" w:lineRule="auto"/>
+        <w:keepNext/>
+      </w:pPr>
+      <w:r>
+        <w:t>1.8.5.1.- Vibrador.</w:t>
+      </w:r>
     </w:p>
     <w:p>
       <w:pPr>
         <w:pStyle w:val="Ttulo3"/>
-      </w:pPr>
-      <w:bookmarkStart w:id="90" w:name="_TocPM000091"/>
-      <w:r>
-        <w:t xml:space="preserve">51.8.5.2.- Sierra circular.</w:t>
-      </w:r>
-      <w:bookmarkEnd w:id="90"/>
+        <w:spacing w:before="180" w:after="100" w:lineRule="auto"/>
+        <w:keepNext/>
+      </w:pPr>
+      <w:r>
+        <w:t>1.8.5.2.- Sierra circular.</w:t>
+      </w:r>
     </w:p>
     <w:p>
       <w:pPr>
         <w:pStyle w:val="Ttulo2"/>
-      </w:pPr>
-      <w:bookmarkStart w:id="91" w:name="_TocPM000092"/>
-      <w:r>
-        <w:t xml:space="preserve">52.8.6.- Medios auxiliares.</w:t>
-      </w:r>
-      <w:bookmarkEnd w:id="91"/>
+        <w:spacing w:before="220" w:after="120" w:lineRule="auto"/>
+        <w:keepNext/>
+      </w:pPr>
+      <w:r>
+        <w:t>1.8.6.- Medios auxiliares.</w:t>
+      </w:r>
     </w:p>
     <w:p>
       <w:pPr>
         <w:pStyle w:val="Ttulo3"/>
-      </w:pPr>
-      <w:bookmarkStart w:id="92" w:name="_TocPM000093"/>
-      <w:r>
-        <w:t xml:space="preserve">52.8.6.1.- Escaleras de mano.</w:t>
-      </w:r>
-      <w:bookmarkEnd w:id="92"/>
+        <w:spacing w:before="180" w:after="100" w:lineRule="auto"/>
+        <w:keepNext/>
+      </w:pPr>
+      <w:r>
+        <w:t>1.8.6.1.- Escaleras de mano.</w:t>
+      </w:r>
     </w:p>
     <w:p>
       <w:pPr>
         <w:pStyle w:val="Ttulo3"/>
-      </w:pPr>
-      <w:bookmarkStart w:id="93" w:name="_TocPM000094"/>
-      <w:r>
-        <w:t xml:space="preserve">52.8.6.2.- Pasarelas.</w:t>
-      </w:r>
-      <w:bookmarkEnd w:id="93"/>
+        <w:spacing w:before="180" w:after="100" w:lineRule="auto"/>
+        <w:keepNext/>
+      </w:pPr>
+      <w:r>
+        <w:t>1.8.6.2.- Pasarelas.</w:t>
+      </w:r>
     </w:p>
     <w:p>
       <w:pPr>
         <w:pStyle w:val="Ttulo3"/>
-      </w:pPr>
-      <w:bookmarkStart w:id="94" w:name="_TocPM000095"/>
-      <w:r>
-        <w:t xml:space="preserve">52.8.6.3.- Andamios y Ménsula.</w:t>
-      </w:r>
-      <w:bookmarkEnd w:id="94"/>
+        <w:spacing w:before="180" w:after="100" w:lineRule="auto"/>
+        <w:keepNext/>
+      </w:pPr>
+      <w:r>
+        <w:t>1.8.6.3.- Andamios y Ménsula.</w:t>
+      </w:r>
     </w:p>
     <w:p>
       <w:pPr>
         <w:pStyle w:val="Ttulo3"/>
-      </w:pPr>
-      <w:bookmarkStart w:id="95" w:name="_TocPM000096"/>
-      <w:r>
-        <w:t xml:space="preserve">52.8.6.4.- Entibaciones.</w:t>
-      </w:r>
-      <w:bookmarkEnd w:id="95"/>
+        <w:spacing w:before="180" w:after="100" w:lineRule="auto"/>
+        <w:keepNext/>
+      </w:pPr>
+      <w:r>
+        <w:t>1.8.6.4.- Entibaciones.</w:t>
+      </w:r>
     </w:p>
     <w:p>
       <w:pPr>
         <w:pStyle w:val="Ttulo2"/>
-      </w:pPr>
-      <w:bookmarkStart w:id="96" w:name="_TocPM000097"/>
-      <w:r>
-        <w:t xml:space="preserve">53.9.- MEDIOS DE PROTECCIÓN COLECTIVA, EQUIPOS DE PROTECCIÓN INDIVIDUAL.</w:t>
-      </w:r>
-      <w:bookmarkEnd w:id="96"/>
+        <w:spacing w:before="220" w:after="120" w:lineRule="auto"/>
+        <w:keepNext/>
+      </w:pPr>
+      <w:r>
+        <w:t>1.9.- MEDIOS DE PROTECCIÓN COLECTIVA, EQUIPOS DE PROTECCIÓN INDIVIDUAL.</w:t>
+      </w:r>
     </w:p>
     <w:p>
       <w:pPr>
         <w:pStyle w:val="Ttulo2"/>
-      </w:pPr>
-      <w:bookmarkStart w:id="97" w:name="_TocPM000098"/>
-      <w:r>
-        <w:t xml:space="preserve">54.9.1.- Maquinaria, herramientas y equipos.</w:t>
-      </w:r>
-      <w:bookmarkEnd w:id="97"/>
+        <w:spacing w:before="220" w:after="120" w:lineRule="auto"/>
+        <w:keepNext/>
+      </w:pPr>
+      <w:r>
+        <w:t>1.9.1.- Maquinaria, herramientas y equipos.</w:t>
+      </w:r>
     </w:p>
     <w:p>
       <w:pPr>
         <w:pStyle w:val="Ttulo3"/>
-      </w:pPr>
-      <w:bookmarkStart w:id="98" w:name="_TocPM000099"/>
-      <w:r>
-        <w:t xml:space="preserve">54.9.1.1.- Maquinaria de movimientos de tierras.</w:t>
-      </w:r>
-      <w:bookmarkEnd w:id="98"/>
+        <w:spacing w:before="180" w:after="100" w:lineRule="auto"/>
+        <w:keepNext/>
+      </w:pPr>
+      <w:r>
+        <w:t>1.9.1.1.- Maquinaria de movimientos de tierras.</w:t>
+      </w:r>
     </w:p>
     <w:p>
       <w:pPr>
         <w:pStyle w:val="Ttulo3"/>
-      </w:pPr>
-      <w:bookmarkStart w:id="99" w:name="_TocPM000100"/>
-      <w:r>
-        <w:t xml:space="preserve">54.9.1.2.- Maquinaria de elevación.</w:t>
-      </w:r>
-      <w:bookmarkEnd w:id="99"/>
+        <w:spacing w:before="180" w:after="100" w:lineRule="auto"/>
+        <w:keepNext/>
+      </w:pPr>
+      <w:r>
+        <w:t>1.9.1.2.- Maquinaria de elevación.</w:t>
+      </w:r>
     </w:p>
     <w:p>
       <w:pPr>
         <w:pStyle w:val="Ttulo3"/>
-      </w:pPr>
-      <w:bookmarkStart w:id="100" w:name="_TocPM000101"/>
-      <w:r>
-        <w:t xml:space="preserve">54.9.1.3.- Hormigonado.</w:t>
-      </w:r>
-      <w:bookmarkEnd w:id="100"/>
+        <w:spacing w:before="180" w:after="100" w:lineRule="auto"/>
+        <w:keepNext/>
+      </w:pPr>
+      <w:r>
+        <w:t>1.9.1.3.- Hormigonado.</w:t>
+      </w:r>
     </w:p>
     <w:p>
       <w:pPr>
         <w:pStyle w:val="Ttulo3"/>
-      </w:pPr>
-      <w:bookmarkStart w:id="101" w:name="_TocPM000102"/>
-      <w:r>
-        <w:t xml:space="preserve">54.9.1.4.- Maquinaria de compactación y pavimentación.</w:t>
-      </w:r>
-      <w:bookmarkEnd w:id="101"/>
+        <w:spacing w:before="180" w:after="100" w:lineRule="auto"/>
+        <w:keepNext/>
+      </w:pPr>
+      <w:r>
+        <w:t>1.9.1.4.- Maquinaria de compactación y pavimentación.</w:t>
+      </w:r>
     </w:p>
     <w:p>
       <w:pPr>
         <w:pStyle w:val="Ttulo3"/>
-      </w:pPr>
-      <w:bookmarkStart w:id="102" w:name="_TocPM000103"/>
-      <w:r>
-        <w:t xml:space="preserve">54.9.1.5.- Máquinas y herramientas.</w:t>
-      </w:r>
-      <w:bookmarkEnd w:id="102"/>
+        <w:spacing w:before="180" w:after="100" w:lineRule="auto"/>
+        <w:keepNext/>
+      </w:pPr>
+      <w:r>
+        <w:t>1.9.1.5.- Máquinas y herramientas.</w:t>
+      </w:r>
     </w:p>
     <w:p>
       <w:pPr>
         <w:pStyle w:val="Ttulo2"/>
-      </w:pPr>
-      <w:bookmarkStart w:id="103" w:name="_TocPM000104"/>
-      <w:r>
-        <w:t xml:space="preserve">55.9.2.- Medios auxiliares.</w:t>
-      </w:r>
-      <w:bookmarkEnd w:id="103"/>
+        <w:spacing w:before="220" w:after="120" w:lineRule="auto"/>
+        <w:keepNext/>
+      </w:pPr>
+      <w:r>
+        <w:t>1.9.2.- Medios auxiliares.</w:t>
+      </w:r>
     </w:p>
     <w:p>
       <w:pPr>
         <w:pStyle w:val="Ttulo2"/>
-      </w:pPr>
-      <w:bookmarkStart w:id="104" w:name="_TocPM000105"/>
-      <w:r>
-        <w:t xml:space="preserve">56.9.3.- Excavaciones de zanjas y pozos.</w:t>
-      </w:r>
-      <w:bookmarkEnd w:id="104"/>
+        <w:spacing w:before="220" w:after="120" w:lineRule="auto"/>
+        <w:keepNext/>
+      </w:pPr>
+      <w:r>
+        <w:t>1.9.3.- Excavaciones de zanjas y pozos.</w:t>
+      </w:r>
     </w:p>
     <w:p>
       <w:pPr>
         <w:pStyle w:val="Ttulo2"/>
-      </w:pPr>
-      <w:bookmarkStart w:id="105" w:name="_TocPM000106"/>
-      <w:r>
-        <w:t xml:space="preserve">57.9.4.- Subbases, bases, mezclas bituminosas, grava emulsión y riego.</w:t>
-      </w:r>
-      <w:bookmarkEnd w:id="105"/>
+        <w:spacing w:before="220" w:after="120" w:lineRule="auto"/>
+        <w:keepNext/>
+      </w:pPr>
+      <w:r>
+        <w:t>1.9.4.- Subbases, bases, mezclas bituminosas, grava emulsión y riego.</w:t>
+      </w:r>
     </w:p>
     <w:p>
       <w:pPr>
         <w:pStyle w:val="Ttulo2"/>
-      </w:pPr>
-      <w:bookmarkStart w:id="106" w:name="_TocPM000107"/>
-      <w:r>
-        <w:t xml:space="preserve">58.10.- SOLUCIONES AL TRÁFICO DURANTE LA EJECUCIÓN DE LA OBRA.</w:t>
-      </w:r>
-      <w:bookmarkEnd w:id="106"/>
+        <w:spacing w:before="220" w:after="120" w:lineRule="auto"/>
+        <w:keepNext/>
+      </w:pPr>
+      <w:r>
+        <w:t>1.10.- SOLUCIONES AL TRÁFICO DURANTE LA EJECUCIÓN DE LA OBRA.</w:t>
+      </w:r>
     </w:p>
     <w:p>
       <w:pPr>
         <w:pStyle w:val="Ttulo2"/>
-      </w:pPr>
-      <w:bookmarkStart w:id="107" w:name="_TocPM000108"/>
-      <w:r>
-        <w:t xml:space="preserve">59.10.1.- Tramos en acondicionamiento con mantenimiento del tráfico</w:t>
-      </w:r>
-      <w:bookmarkEnd w:id="107"/>
+        <w:spacing w:before="220" w:after="120" w:lineRule="auto"/>
+        <w:keepNext/>
+      </w:pPr>
+      <w:r>
+        <w:t>1.10.1.- Tramos en acondicionamiento con mantenimiento del tráfico</w:t>
+      </w:r>
     </w:p>
     <w:p>
       <w:pPr>
         <w:pStyle w:val="Ttulo2"/>
-      </w:pPr>
-      <w:bookmarkStart w:id="108" w:name="_TocPM000109"/>
-      <w:r>
-        <w:t xml:space="preserve">60.10.2.- Tramos en acondicionamiento con paso único alternativo</w:t>
-      </w:r>
-      <w:bookmarkEnd w:id="108"/>
+        <w:spacing w:before="220" w:after="120" w:lineRule="auto"/>
+        <w:keepNext/>
+      </w:pPr>
+      <w:r>
+        <w:t>1.10.2.- Tramos en acondicionamiento con paso único alternativo</w:t>
+      </w:r>
     </w:p>
     <w:p>
       <w:pPr>
         <w:pStyle w:val="Ttulo2"/>
-        <w:spacing w:line="312" w:lineRule="auto"/>
+        <w:spacing w:line="312" w:lineRule="auto" w:before="220" w:after="120"/>
         <w:ind w:firstLine="0"/>
         <w:jc w:val="center"/>
         <w:outlineLvl w:val="0"/>
@@ -12473,187 +12476,181 @@
           <w:noProof/>
           <w:sz w:val="18"/>
         </w:rPr>
-      </w:pPr>
-      <w:bookmarkStart w:id="109" w:name="_TocPM000110"/>
-      <w:r>
-        <w:rPr>
-          <w:b/>
-          <w:noProof/>
-          <w:sz w:val="18"/>
-        </w:rPr>
-        <w:t xml:space="preserve">61. DOCUMENTO 2º.- PLIEGO DE CONDICIONES</w:t>
-      </w:r>
-      <w:bookmarkEnd w:id="109"/>
+        <w:keepNext/>
+      </w:pPr>
+      <w:r>
+        <w:t>Capítulo 1.- INTRODUCCION.</w:t>
+      </w:r>
     </w:p>
     <w:p>
       <w:pPr>
         <w:pStyle w:val="Ttulo2"/>
-      </w:pPr>
-      <w:bookmarkStart w:id="110" w:name="_TocPM000111"/>
-      <w:r>
-        <w:t xml:space="preserve">62. Capítulo 1.- INTRODUCCIÓN.</w:t>
-      </w:r>
-      <w:bookmarkEnd w:id="110"/>
+        <w:spacing w:before="220" w:after="120" w:lineRule="auto"/>
+        <w:keepNext/>
+      </w:pPr>
+      <w:r>
+        <w:t>Capítulo 2.- CONDICIONES FACULTATIVAS.</w:t>
+      </w:r>
     </w:p>
     <w:p>
       <w:pPr>
         <w:pStyle w:val="Ttulo2"/>
-      </w:pPr>
-      <w:bookmarkStart w:id="111" w:name="_TocPM000112"/>
-      <w:r>
-        <w:t xml:space="preserve">63. Capítulo 2.- CONDICIONES FACULTATIVAS.</w:t>
-      </w:r>
-      <w:bookmarkEnd w:id="111"/>
+        <w:spacing w:before="220" w:after="120" w:lineRule="auto"/>
+        <w:keepNext/>
+      </w:pPr>
+      <w:r>
+        <w:t>2.1.- Pliego de condiciones de índole Facultativa.</w:t>
+      </w:r>
     </w:p>
     <w:p>
       <w:pPr>
         <w:pStyle w:val="Ttulo2"/>
-      </w:pPr>
-      <w:bookmarkStart w:id="112" w:name="_TocPM000113"/>
-      <w:r>
-        <w:t xml:space="preserve">64.1.- Pliego de condiciones de índole Facultativa.</w:t>
-      </w:r>
-      <w:bookmarkEnd w:id="112"/>
+        <w:spacing w:before="220" w:after="120" w:lineRule="auto"/>
+        <w:keepNext/>
+      </w:pPr>
+      <w:r>
+        <w:t>2.1.1.- Introducción</w:t>
+      </w:r>
     </w:p>
     <w:p>
       <w:pPr>
         <w:pStyle w:val="Ttulo3"/>
-      </w:pPr>
-      <w:bookmarkStart w:id="113" w:name="_TocPM000114"/>
-      <w:r>
-        <w:t xml:space="preserve">64.1.1.- Introducción</w:t>
-      </w:r>
-      <w:bookmarkEnd w:id="113"/>
+        <w:spacing w:before="180" w:after="100" w:lineRule="auto"/>
+        <w:keepNext/>
+      </w:pPr>
+      <w:r>
+        <w:t>2.1.2.- Libro de incidencias.</w:t>
+      </w:r>
     </w:p>
     <w:p>
       <w:pPr>
         <w:pStyle w:val="Ttulo3"/>
-      </w:pPr>
-      <w:bookmarkStart w:id="114" w:name="_TocPM000115"/>
-      <w:r>
-        <w:t xml:space="preserve">64.1.2.- Libro de incidencias.</w:t>
-      </w:r>
-      <w:bookmarkEnd w:id="114"/>
+        <w:spacing w:before="180" w:after="100" w:lineRule="auto"/>
+        <w:keepNext/>
+      </w:pPr>
+      <w:r>
+        <w:t>2.1.3.- Delegado Prevención – Comité de Seguridad y Salud.</w:t>
+      </w:r>
     </w:p>
     <w:p>
       <w:pPr>
         <w:pStyle w:val="Ttulo3"/>
-      </w:pPr>
-      <w:bookmarkStart w:id="115" w:name="_TocPM000116"/>
-      <w:r>
-        <w:t xml:space="preserve">64.1.3.- Delegado Prevención – Comité de Seguridad y Salud.</w:t>
-      </w:r>
-      <w:bookmarkEnd w:id="115"/>
+        <w:spacing w:before="180" w:after="100" w:lineRule="auto"/>
+        <w:keepNext/>
+      </w:pPr>
+      <w:r>
+        <w:t>2.1.4.- Obligaciones de las partes.</w:t>
+      </w:r>
     </w:p>
     <w:p>
       <w:pPr>
         <w:pStyle w:val="Ttulo3"/>
-      </w:pPr>
-      <w:bookmarkStart w:id="116" w:name="_TocPM000117"/>
-      <w:r>
-        <w:t xml:space="preserve">64.1.4.- Obligaciones de las partes.</w:t>
-      </w:r>
-      <w:bookmarkEnd w:id="116"/>
+        <w:spacing w:before="180" w:after="100" w:lineRule="auto"/>
+        <w:keepNext/>
+      </w:pPr>
+      <w:r>
+        <w:t>Capítulo 3.- CONDICIONES ECONÓMICAS</w:t>
+      </w:r>
     </w:p>
     <w:p>
       <w:pPr>
         <w:pStyle w:val="Ttulo2"/>
-      </w:pPr>
-      <w:bookmarkStart w:id="117" w:name="_TocPM000118"/>
-      <w:r>
-        <w:t xml:space="preserve">65. Capítulo 3.- CONDICIONES ECONÓMICAS</w:t>
-      </w:r>
-      <w:bookmarkEnd w:id="117"/>
+        <w:spacing w:before="220" w:after="120" w:lineRule="auto"/>
+        <w:keepNext/>
+      </w:pPr>
+      <w:r>
+        <w:t>3.1.- Normas de certificación.</w:t>
+      </w:r>
     </w:p>
     <w:p>
       <w:pPr>
         <w:pStyle w:val="Ttulo2"/>
-      </w:pPr>
-      <w:bookmarkStart w:id="118" w:name="_TocPM000119"/>
-      <w:r>
-        <w:t xml:space="preserve">66.1.- Normas de certificación.</w:t>
-      </w:r>
-      <w:bookmarkEnd w:id="118"/>
+        <w:spacing w:before="220" w:after="120" w:lineRule="auto"/>
+        <w:keepNext/>
+      </w:pPr>
+      <w:r>
+        <w:t>Capítulo 4.- CONDICIONES TECNICAS.</w:t>
+      </w:r>
     </w:p>
     <w:p>
       <w:pPr>
         <w:pStyle w:val="Ttulo2"/>
-      </w:pPr>
-      <w:bookmarkStart w:id="119" w:name="_TocPM000120"/>
-      <w:r>
-        <w:t xml:space="preserve">67. Capítulo 4.- CONDICIONES TÉCNICAS.</w:t>
-      </w:r>
-      <w:bookmarkEnd w:id="119"/>
+        <w:spacing w:before="220" w:after="120" w:lineRule="auto"/>
+        <w:keepNext/>
+      </w:pPr>
+      <w:r>
+        <w:t>4.1.- Normas y condiciones técnicas de los medios de protección colectiva.</w:t>
+      </w:r>
     </w:p>
     <w:p>
       <w:pPr>
         <w:pStyle w:val="Ttulo2"/>
-      </w:pPr>
-      <w:bookmarkStart w:id="120" w:name="_TocPM000121"/>
-      <w:r>
-        <w:t xml:space="preserve">68.1.- Normas y condiciones técnicas de los medios de protección colectiva.</w:t>
-      </w:r>
-      <w:bookmarkEnd w:id="120"/>
+        <w:spacing w:before="220" w:after="120" w:lineRule="auto"/>
+        <w:keepNext/>
+      </w:pPr>
+      <w:r>
+        <w:t>4.1.1.- Condiciones generales.</w:t>
+      </w:r>
     </w:p>
     <w:p>
       <w:pPr>
         <w:pStyle w:val="Ttulo3"/>
-      </w:pPr>
-      <w:bookmarkStart w:id="121" w:name="_TocPM000122"/>
-      <w:r>
-        <w:t xml:space="preserve">68.1.1.- Condiciones generales.</w:t>
-      </w:r>
-      <w:bookmarkEnd w:id="121"/>
+        <w:spacing w:before="180" w:after="100" w:lineRule="auto"/>
+        <w:keepNext/>
+      </w:pPr>
+      <w:r>
+        <w:t>4.1.2.- Extintores de incendios.</w:t>
+      </w:r>
     </w:p>
     <w:p>
       <w:pPr>
         <w:pStyle w:val="Ttulo3"/>
-      </w:pPr>
-      <w:bookmarkStart w:id="122" w:name="_TocPM000123"/>
-      <w:r>
-        <w:t xml:space="preserve">68.1.2.- Extintores de incendios.</w:t>
-      </w:r>
-      <w:bookmarkEnd w:id="122"/>
+        <w:spacing w:before="180" w:after="100" w:lineRule="auto"/>
+        <w:keepNext/>
+      </w:pPr>
+      <w:r>
+        <w:t>4.1.3.- Disyuntores diferenciales y red de toma de tierra.</w:t>
+      </w:r>
     </w:p>
     <w:p>
       <w:pPr>
         <w:pStyle w:val="Ttulo3"/>
-      </w:pPr>
-      <w:bookmarkStart w:id="123" w:name="_TocPM000124"/>
-      <w:r>
-        <w:t xml:space="preserve">68.1.3.- Disyuntores diferenciales y red de toma de tierra.</w:t>
-      </w:r>
-      <w:bookmarkEnd w:id="123"/>
+        <w:spacing w:before="180" w:after="100" w:lineRule="auto"/>
+        <w:keepNext/>
+      </w:pPr>
+      <w:r>
+        <w:t>4.1.4.- Determinaciones para la protección del riesgo eléctrico.</w:t>
+      </w:r>
     </w:p>
     <w:p>
       <w:pPr>
         <w:pStyle w:val="Ttulo3"/>
-      </w:pPr>
-      <w:bookmarkStart w:id="124" w:name="_TocPM000125"/>
-      <w:r>
-        <w:t xml:space="preserve">68.1.4.- Determinaciones para la protección del riesgo eléctrico.</w:t>
-      </w:r>
-      <w:bookmarkEnd w:id="124"/>
+        <w:spacing w:before="180" w:after="100" w:lineRule="auto"/>
+        <w:keepNext/>
+      </w:pPr>
+      <w:r>
+        <w:t>4.1.5.- Condición general sobre las protecciones colectivas y su uso, en la construcción de la obra.</w:t>
+      </w:r>
     </w:p>
     <w:p>
       <w:pPr>
         <w:pStyle w:val="Ttulo3"/>
-      </w:pPr>
-      <w:bookmarkStart w:id="125" w:name="_TocPM000126"/>
-      <w:r>
-        <w:t xml:space="preserve">68.1.5.- Condición general sobre las protecciones colectivas y su uso, en la construcción de la obra.</w:t>
-      </w:r>
-      <w:bookmarkEnd w:id="125"/>
+        <w:spacing w:before="180" w:after="100" w:lineRule="auto"/>
+        <w:keepNext/>
+      </w:pPr>
+      <w:r>
+        <w:t>4.2.- Normas y condiciones técnicas de los equipos de protección individual.</w:t>
+      </w:r>
     </w:p>
     <w:p>
       <w:pPr>
         <w:pStyle w:val="Ttulo2"/>
-      </w:pPr>
-      <w:bookmarkStart w:id="126" w:name="_TocPM000127"/>
-      <w:r>
-        <w:t xml:space="preserve">69.2.- Normas y condiciones técnicas de los equipos de protección individual.</w:t>
-      </w:r>
-      <w:bookmarkEnd w:id="126"/>
+        <w:spacing w:before="220" w:after="120" w:lineRule="auto"/>
+        <w:keepNext/>
+      </w:pPr>
+      <w:r>
+        <w:t>Botas aislantes de la electricidad. –Norma de utilización-</w:t>
+      </w:r>
     </w:p>
     <w:p>
       <w:pPr>
@@ -12669,15 +12666,12 @@
         <w:rPr>
           <w:u w:val="single"/>
         </w:rPr>
-      </w:pPr>
-      <w:bookmarkStart w:id="127" w:name="_TocPM000128"/>
-      <w:r>
-        <w:rPr>
-          <w:u w:val="single"/>
-        </w:rPr>
-        <w:t xml:space="preserve">Botas aislantes de la electricidad. –Norma de utilización-</w:t>
-      </w:r>
-      <w:bookmarkEnd w:id="127"/>
+        <w:spacing w:before="180" w:after="100" w:lineRule="auto"/>
+        <w:keepNext/>
+      </w:pPr>
+      <w:r>
+        <w:t>Botas de P.V.C. Impermeables. –Normas de utilización-</w:t>
+      </w:r>
     </w:p>
     <w:p>
       <w:pPr>
@@ -12693,15 +12687,12 @@
         <w:rPr>
           <w:u w:val="single"/>
         </w:rPr>
-      </w:pPr>
-      <w:bookmarkStart w:id="128" w:name="_TocPM000129"/>
-      <w:r>
-        <w:rPr>
-          <w:u w:val="single"/>
-        </w:rPr>
-        <w:t xml:space="preserve">Botas de P.V.C. Impermeables. –Normas de utilización-</w:t>
-      </w:r>
-      <w:bookmarkEnd w:id="128"/>
+        <w:spacing w:before="180" w:after="100" w:lineRule="auto"/>
+        <w:keepNext/>
+      </w:pPr>
+      <w:r>
+        <w:t>Botas de seguridad en loneta y serraje.</w:t>
+      </w:r>
     </w:p>
     <w:p>
       <w:pPr>
@@ -12717,15 +12708,12 @@
         <w:rPr>
           <w:u w:val="single"/>
         </w:rPr>
-      </w:pPr>
-      <w:bookmarkStart w:id="129" w:name="_TocPM000130"/>
-      <w:r>
-        <w:rPr>
-          <w:u w:val="single"/>
-        </w:rPr>
-        <w:t xml:space="preserve">Botas de seguridad en loneta y serraje.</w:t>
-      </w:r>
-      <w:bookmarkEnd w:id="129"/>
+        <w:spacing w:before="180" w:after="100" w:lineRule="auto"/>
+        <w:keepNext/>
+      </w:pPr>
+      <w:r>
+        <w:t>Botas de serraje y loneta reforzada.</w:t>
+      </w:r>
     </w:p>
     <w:p>
       <w:pPr>
@@ -12741,15 +12729,12 @@
         <w:rPr>
           <w:u w:val="single"/>
         </w:rPr>
-      </w:pPr>
-      <w:bookmarkStart w:id="130" w:name="_TocPM000131"/>
-      <w:r>
-        <w:rPr>
-          <w:u w:val="single"/>
-        </w:rPr>
-        <w:t xml:space="preserve">Botas de serraje y loneta reforzada.</w:t>
-      </w:r>
-      <w:bookmarkEnd w:id="130"/>
+        <w:spacing w:before="180" w:after="100" w:lineRule="auto"/>
+        <w:keepNext/>
+      </w:pPr>
+      <w:r>
+        <w:t>Botas de seguridad de P.V.C.</w:t>
+      </w:r>
     </w:p>
     <w:p>
       <w:pPr>
@@ -12765,15 +12750,12 @@
         <w:rPr>
           <w:u w:val="single"/>
         </w:rPr>
-      </w:pPr>
-      <w:bookmarkStart w:id="131" w:name="_TocPM000132"/>
-      <w:r>
-        <w:rPr>
-          <w:u w:val="single"/>
-        </w:rPr>
-        <w:t xml:space="preserve">Botas de seguridad de P.V.C.</w:t>
-      </w:r>
-      <w:bookmarkEnd w:id="131"/>
+        <w:spacing w:before="180" w:after="100" w:lineRule="auto"/>
+        <w:keepNext/>
+      </w:pPr>
+      <w:r>
+        <w:t>Bota pantalón en P.V.C.</w:t>
+      </w:r>
     </w:p>
     <w:p>
       <w:pPr>
@@ -12789,15 +12771,12 @@
         <w:rPr>
           <w:u w:val="single"/>
         </w:rPr>
-      </w:pPr>
-      <w:bookmarkStart w:id="132" w:name="_TocPM000133"/>
-      <w:r>
-        <w:rPr>
-          <w:u w:val="single"/>
-        </w:rPr>
-        <w:t xml:space="preserve">Bota pantalón en P.V.C.</w:t>
-      </w:r>
-      <w:bookmarkEnd w:id="132"/>
+        <w:spacing w:before="180" w:after="100" w:lineRule="auto"/>
+        <w:keepNext/>
+      </w:pPr>
+      <w:r>
+        <w:t>Cascos protectores auditivos.</w:t>
+      </w:r>
     </w:p>
     <w:p>
       <w:pPr>
@@ -12813,15 +12792,12 @@
         <w:rPr>
           <w:u w:val="single"/>
         </w:rPr>
-      </w:pPr>
-      <w:bookmarkStart w:id="133" w:name="_TocPM000134"/>
-      <w:r>
-        <w:rPr>
-          <w:u w:val="single"/>
-        </w:rPr>
-        <w:t xml:space="preserve">Cascos protectores auditivos.</w:t>
-      </w:r>
-      <w:bookmarkEnd w:id="133"/>
+        <w:spacing w:before="180" w:after="100" w:lineRule="auto"/>
+        <w:keepNext/>
+      </w:pPr>
+      <w:r>
+        <w:t>Cascos de seguridad con protección auditiva.</w:t>
+      </w:r>
     </w:p>
     <w:p>
       <w:pPr>
@@ -12837,15 +12813,12 @@
         <w:rPr>
           <w:u w:val="single"/>
         </w:rPr>
-      </w:pPr>
-      <w:bookmarkStart w:id="134" w:name="_TocPM000135"/>
-      <w:r>
-        <w:rPr>
-          <w:u w:val="single"/>
-        </w:rPr>
-        <w:t xml:space="preserve">Cascos de seguridad con protección auditiva.</w:t>
-      </w:r>
-      <w:bookmarkEnd w:id="134"/>
+        <w:spacing w:before="180" w:after="100" w:lineRule="auto"/>
+        <w:keepNext/>
+      </w:pPr>
+      <w:r>
+        <w:t>Cascos de seguridad normales, clase N.</w:t>
+      </w:r>
     </w:p>
     <w:p>
       <w:pPr>
@@ -12861,15 +12834,12 @@
         <w:rPr>
           <w:u w:val="single"/>
         </w:rPr>
-      </w:pPr>
-      <w:bookmarkStart w:id="135" w:name="_TocPM000136"/>
-      <w:r>
-        <w:rPr>
-          <w:u w:val="single"/>
-        </w:rPr>
-        <w:t xml:space="preserve">Cascos de seguridad normales, clase N.</w:t>
-      </w:r>
-      <w:bookmarkEnd w:id="135"/>
+        <w:spacing w:before="180" w:after="100" w:lineRule="auto"/>
+        <w:keepNext/>
+      </w:pPr>
+      <w:r>
+        <w:t>Cinturón portaherramientas</w:t>
+      </w:r>
     </w:p>
     <w:p>
       <w:pPr>
@@ -12885,15 +12855,12 @@
         <w:rPr>
           <w:u w:val="single"/>
         </w:rPr>
-      </w:pPr>
-      <w:bookmarkStart w:id="136" w:name="_TocPM000137"/>
-      <w:r>
-        <w:rPr>
-          <w:u w:val="single"/>
-        </w:rPr>
-        <w:t xml:space="preserve">Cinturón portaherramientas</w:t>
-      </w:r>
-      <w:bookmarkEnd w:id="136"/>
+        <w:spacing w:before="180" w:after="100" w:lineRule="auto"/>
+        <w:keepNext/>
+      </w:pPr>
+      <w:r>
+        <w:t>Comando de abrigo tipo ingeniero.</w:t>
+      </w:r>
     </w:p>
     <w:p>
       <w:pPr>
@@ -12909,15 +12876,12 @@
         <w:rPr>
           <w:u w:val="single"/>
         </w:rPr>
-      </w:pPr>
-      <w:bookmarkStart w:id="137" w:name="_TocPM000138"/>
-      <w:r>
-        <w:rPr>
-          <w:u w:val="single"/>
-        </w:rPr>
-        <w:t xml:space="preserve">Comando de abrigo tipo ingeniero.</w:t>
-      </w:r>
-      <w:bookmarkEnd w:id="137"/>
+        <w:spacing w:before="180" w:after="100" w:lineRule="auto"/>
+        <w:keepNext/>
+      </w:pPr>
+      <w:r>
+        <w:t>Faja de protección contra sobreesfuerzos</w:t>
+      </w:r>
     </w:p>
     <w:p>
       <w:pPr>
@@ -12933,15 +12897,12 @@
         <w:rPr>
           <w:u w:val="single"/>
         </w:rPr>
-      </w:pPr>
-      <w:bookmarkStart w:id="138" w:name="_TocPM000139"/>
-      <w:r>
-        <w:rPr>
-          <w:u w:val="single"/>
-        </w:rPr>
-        <w:t xml:space="preserve">Faja de protección contra sobreesfuerzos</w:t>
-      </w:r>
-      <w:bookmarkEnd w:id="138"/>
+        <w:spacing w:before="180" w:after="100" w:lineRule="auto"/>
+        <w:keepNext/>
+      </w:pPr>
+      <w:r>
+        <w:t>Faja antivibratoria.</w:t>
+      </w:r>
     </w:p>
     <w:p>
       <w:pPr>
@@ -12957,15 +12918,12 @@
         <w:rPr>
           <w:u w:val="single"/>
         </w:rPr>
-      </w:pPr>
-      <w:bookmarkStart w:id="139" w:name="_TocPM000140"/>
-      <w:r>
-        <w:rPr>
-          <w:u w:val="single"/>
-        </w:rPr>
-        <w:t xml:space="preserve">Faja antivibratoria.</w:t>
-      </w:r>
-      <w:bookmarkEnd w:id="139"/>
+        <w:spacing w:before="180" w:after="100" w:lineRule="auto"/>
+        <w:keepNext/>
+      </w:pPr>
+      <w:r>
+        <w:t>Filtro para pinturas.</w:t>
+      </w:r>
     </w:p>
     <w:p>
       <w:pPr>
@@ -12981,15 +12939,12 @@
         <w:rPr>
           <w:u w:val="single"/>
         </w:rPr>
-      </w:pPr>
-      <w:bookmarkStart w:id="140" w:name="_TocPM000141"/>
-      <w:r>
-        <w:rPr>
-          <w:u w:val="single"/>
-        </w:rPr>
-        <w:t xml:space="preserve">Filtro para pinturas.</w:t>
-      </w:r>
-      <w:bookmarkEnd w:id="140"/>
+        <w:spacing w:before="180" w:after="100" w:lineRule="auto"/>
+        <w:keepNext/>
+      </w:pPr>
+      <w:r>
+        <w:t>Filtro mecánico para mascarillas antipolvo.</w:t>
+      </w:r>
     </w:p>
     <w:p>
       <w:pPr>
@@ -13005,15 +12960,12 @@
         <w:rPr>
           <w:u w:val="single"/>
         </w:rPr>
-      </w:pPr>
-      <w:bookmarkStart w:id="141" w:name="_TocPM000142"/>
-      <w:r>
-        <w:rPr>
-          <w:u w:val="single"/>
-        </w:rPr>
-        <w:t xml:space="preserve">Filtro mecánico para mascarillas antipolvo.</w:t>
-      </w:r>
-      <w:bookmarkEnd w:id="141"/>
+        <w:spacing w:before="180" w:after="100" w:lineRule="auto"/>
+        <w:keepNext/>
+      </w:pPr>
+      <w:r>
+        <w:t>Gafas protectoras contra polvo.</w:t>
+      </w:r>
     </w:p>
     <w:p>
       <w:pPr>
@@ -13029,15 +12981,12 @@
         <w:rPr>
           <w:u w:val="single"/>
         </w:rPr>
-      </w:pPr>
-      <w:bookmarkStart w:id="142" w:name="_TocPM000143"/>
-      <w:r>
-        <w:rPr>
-          <w:u w:val="single"/>
-        </w:rPr>
-        <w:t xml:space="preserve">Gafas protectoras contra polvo.</w:t>
-      </w:r>
-      <w:bookmarkEnd w:id="142"/>
+        <w:spacing w:before="180" w:after="100" w:lineRule="auto"/>
+        <w:keepNext/>
+      </w:pPr>
+      <w:r>
+        <w:t>Gafas de seguridad antiproyecciones.</w:t>
+      </w:r>
     </w:p>
     <w:p>
       <w:pPr>
@@ -13053,15 +13002,12 @@
         <w:rPr>
           <w:u w:val="single"/>
         </w:rPr>
-      </w:pPr>
-      <w:bookmarkStart w:id="143" w:name="_TocPM000144"/>
-      <w:r>
-        <w:rPr>
-          <w:u w:val="single"/>
-        </w:rPr>
-        <w:t xml:space="preserve">Gafas de seguridad antiproyecciones.</w:t>
-      </w:r>
-      <w:bookmarkEnd w:id="143"/>
+        <w:spacing w:before="180" w:after="100" w:lineRule="auto"/>
+        <w:keepNext/>
+      </w:pPr>
+      <w:r>
+        <w:t>Guantes aislantes de la electricidad en baja tensión.</w:t>
+      </w:r>
     </w:p>
     <w:p>
       <w:pPr>
@@ -13077,15 +13023,12 @@
         <w:rPr>
           <w:u w:val="single"/>
         </w:rPr>
-      </w:pPr>
-      <w:bookmarkStart w:id="144" w:name="_TocPM000145"/>
-      <w:r>
-        <w:rPr>
-          <w:u w:val="single"/>
-        </w:rPr>
-        <w:t xml:space="preserve">Guantes aislantes de la electricidad en baja tensión.</w:t>
-      </w:r>
-      <w:bookmarkEnd w:id="144"/>
+        <w:spacing w:before="180" w:after="100" w:lineRule="auto"/>
+        <w:keepNext/>
+      </w:pPr>
+      <w:r>
+        <w:t>Guantes de cuero flor y loneta</w:t>
+      </w:r>
     </w:p>
     <w:p>
       <w:pPr>
@@ -13101,15 +13044,12 @@
         <w:rPr>
           <w:u w:val="single"/>
         </w:rPr>
-      </w:pPr>
-      <w:bookmarkStart w:id="145" w:name="_TocPM000146"/>
-      <w:r>
-        <w:rPr>
-          <w:u w:val="single"/>
-        </w:rPr>
-        <w:t xml:space="preserve">Guantes de cuero flor y loneta</w:t>
-      </w:r>
-      <w:bookmarkEnd w:id="145"/>
+        <w:spacing w:before="180" w:after="100" w:lineRule="auto"/>
+        <w:keepNext/>
+      </w:pPr>
+      <w:r>
+        <w:t>Guantes de cuero flor.</w:t>
+      </w:r>
     </w:p>
     <w:p>
       <w:pPr>
@@ -13125,15 +13065,12 @@
         <w:rPr>
           <w:u w:val="single"/>
         </w:rPr>
-      </w:pPr>
-      <w:bookmarkStart w:id="146" w:name="_TocPM000147"/>
-      <w:r>
-        <w:rPr>
-          <w:u w:val="single"/>
-        </w:rPr>
-        <w:t xml:space="preserve">Guantes de cuero flor.</w:t>
-      </w:r>
-      <w:bookmarkEnd w:id="146"/>
+        <w:spacing w:before="180" w:after="100" w:lineRule="auto"/>
+        <w:keepNext/>
+      </w:pPr>
+      <w:r>
+        <w:t>Guantes de goma o P.V.C.</w:t>
+      </w:r>
     </w:p>
     <w:p>
       <w:pPr>
@@ -13149,15 +13086,12 @@
         <w:rPr>
           <w:u w:val="single"/>
         </w:rPr>
-      </w:pPr>
-      <w:bookmarkStart w:id="147" w:name="_TocPM000148"/>
-      <w:r>
-        <w:rPr>
-          <w:u w:val="single"/>
-        </w:rPr>
-        <w:t xml:space="preserve">Guantes de goma o P.V.C.</w:t>
-      </w:r>
-      <w:bookmarkEnd w:id="147"/>
+        <w:spacing w:before="180" w:after="100" w:lineRule="auto"/>
+        <w:keepNext/>
+      </w:pPr>
+      <w:r>
+        <w:t>Guantes de loneta de algodón impermeabilizados.</w:t>
+      </w:r>
     </w:p>
     <w:p>
       <w:pPr>
@@ -13173,15 +13107,12 @@
         <w:rPr>
           <w:u w:val="single"/>
         </w:rPr>
-      </w:pPr>
-      <w:bookmarkStart w:id="148" w:name="_TocPM000149"/>
-      <w:r>
-        <w:rPr>
-          <w:u w:val="single"/>
-        </w:rPr>
-        <w:t xml:space="preserve">Guantes de loneta de algodón impermeabilizados.</w:t>
-      </w:r>
-      <w:bookmarkEnd w:id="148"/>
+        <w:spacing w:before="180" w:after="100" w:lineRule="auto"/>
+        <w:keepNext/>
+      </w:pPr>
+      <w:r>
+        <w:t>Mandiles de seguridad en P.V.C., impermeables.</w:t>
+      </w:r>
     </w:p>
     <w:p>
       <w:pPr>
@@ -13197,15 +13128,12 @@
         <w:rPr>
           <w:u w:val="single"/>
         </w:rPr>
-      </w:pPr>
-      <w:bookmarkStart w:id="149" w:name="_TocPM000150"/>
-      <w:r>
-        <w:rPr>
-          <w:u w:val="single"/>
-        </w:rPr>
-        <w:t xml:space="preserve">Mandiles de seguridad en P.V.C., impermeables.</w:t>
-      </w:r>
-      <w:bookmarkEnd w:id="149"/>
+        <w:spacing w:before="180" w:after="100" w:lineRule="auto"/>
+        <w:keepNext/>
+      </w:pPr>
+      <w:r>
+        <w:t>Máscara antiemanaciones tóxicas.</w:t>
+      </w:r>
     </w:p>
     <w:p>
       <w:pPr>
@@ -13221,15 +13149,12 @@
         <w:rPr>
           <w:u w:val="single"/>
         </w:rPr>
-      </w:pPr>
-      <w:bookmarkStart w:id="150" w:name="_TocPM000151"/>
-      <w:r>
-        <w:rPr>
-          <w:u w:val="single"/>
-        </w:rPr>
-        <w:t xml:space="preserve">Máscara antiemanaciones tóxicas.</w:t>
-      </w:r>
-      <w:bookmarkEnd w:id="150"/>
+        <w:spacing w:before="180" w:after="100" w:lineRule="auto"/>
+        <w:keepNext/>
+      </w:pPr>
+      <w:r>
+        <w:t>Mascarilla antipartículas con filtro mecánico recambiable.</w:t>
+      </w:r>
     </w:p>
     <w:p>
       <w:pPr>
@@ -13245,15 +13170,12 @@
         <w:rPr>
           <w:u w:val="single"/>
         </w:rPr>
-      </w:pPr>
-      <w:bookmarkStart w:id="151" w:name="_TocPM000152"/>
-      <w:r>
-        <w:rPr>
-          <w:u w:val="single"/>
-        </w:rPr>
-        <w:t xml:space="preserve">Mascarilla antipartículas con filtro mecánico recambiable.</w:t>
-      </w:r>
-      <w:bookmarkEnd w:id="151"/>
+        <w:spacing w:before="180" w:after="100" w:lineRule="auto"/>
+        <w:keepNext/>
+      </w:pPr>
+      <w:r>
+        <w:t>Muñequeras de protección antivibraciones.</w:t>
+      </w:r>
     </w:p>
     <w:p>
       <w:pPr>
@@ -13269,15 +13191,12 @@
         <w:rPr>
           <w:u w:val="single"/>
         </w:rPr>
-      </w:pPr>
-      <w:bookmarkStart w:id="152" w:name="_TocPM000153"/>
-      <w:r>
-        <w:rPr>
-          <w:u w:val="single"/>
-        </w:rPr>
-        <w:t xml:space="preserve">Muñequeras de protección antivibraciones.</w:t>
-      </w:r>
-      <w:bookmarkEnd w:id="152"/>
+        <w:spacing w:before="180" w:after="100" w:lineRule="auto"/>
+        <w:keepNext/>
+      </w:pPr>
+      <w:r>
+        <w:t>Manguitos de cuero flor.</w:t>
+      </w:r>
     </w:p>
     <w:p>
       <w:pPr>
@@ -13293,15 +13212,12 @@
         <w:rPr>
           <w:u w:val="single"/>
         </w:rPr>
-      </w:pPr>
-      <w:bookmarkStart w:id="153" w:name="_TocPM000154"/>
-      <w:r>
-        <w:rPr>
-          <w:u w:val="single"/>
-        </w:rPr>
-        <w:t xml:space="preserve">Manguitos de cuero flor.</w:t>
-      </w:r>
-      <w:bookmarkEnd w:id="153"/>
+        <w:spacing w:before="180" w:after="100" w:lineRule="auto"/>
+        <w:keepNext/>
+      </w:pPr>
+      <w:r>
+        <w:t>Manguitos impermeables.</w:t>
+      </w:r>
     </w:p>
     <w:p>
       <w:pPr>
@@ -13317,15 +13233,12 @@
         <w:rPr>
           <w:u w:val="single"/>
         </w:rPr>
-      </w:pPr>
-      <w:bookmarkStart w:id="154" w:name="_TocPM000155"/>
-      <w:r>
-        <w:rPr>
-          <w:u w:val="single"/>
-        </w:rPr>
-        <w:t xml:space="preserve">Manguitos impermeables.</w:t>
-      </w:r>
-      <w:bookmarkEnd w:id="154"/>
+        <w:spacing w:before="180" w:after="100" w:lineRule="auto"/>
+        <w:keepNext/>
+      </w:pPr>
+      <w:r>
+        <w:t>Polainas impermeables.</w:t>
+      </w:r>
     </w:p>
     <w:p>
       <w:pPr>
@@ -13341,15 +13254,12 @@
         <w:rPr>
           <w:u w:val="single"/>
         </w:rPr>
-      </w:pPr>
-      <w:bookmarkStart w:id="155" w:name="_TocPM000156"/>
-      <w:r>
-        <w:rPr>
-          <w:u w:val="single"/>
-        </w:rPr>
-        <w:t xml:space="preserve">Polainas impermeables.</w:t>
-      </w:r>
-      <w:bookmarkEnd w:id="155"/>
+        <w:spacing w:before="180" w:after="100" w:lineRule="auto"/>
+        <w:keepNext/>
+      </w:pPr>
+      <w:r>
+        <w:t>Trajes de trabajo a base de chaquetilla y pantalón.</w:t>
+      </w:r>
     </w:p>
     <w:p>
       <w:pPr>
@@ -13365,15 +13275,12 @@
         <w:rPr>
           <w:u w:val="single"/>
         </w:rPr>
-      </w:pPr>
-      <w:bookmarkStart w:id="156" w:name="_TocPM000157"/>
-      <w:r>
-        <w:rPr>
-          <w:u w:val="single"/>
-        </w:rPr>
-        <w:t xml:space="preserve">Trajes de trabajo a base de chaquetilla y pantalón.</w:t>
-      </w:r>
-      <w:bookmarkEnd w:id="156"/>
+        <w:spacing w:before="180" w:after="100" w:lineRule="auto"/>
+        <w:keepNext/>
+      </w:pPr>
+      <w:r>
+        <w:t>Trajes de trabajo (monos o buzos).</w:t>
+      </w:r>
     </w:p>
     <w:p>
       <w:pPr>
@@ -13389,15 +13296,12 @@
         <w:rPr>
           <w:u w:val="single"/>
         </w:rPr>
-      </w:pPr>
-      <w:bookmarkStart w:id="157" w:name="_TocPM000158"/>
-      <w:r>
-        <w:rPr>
-          <w:u w:val="single"/>
-        </w:rPr>
-        <w:t xml:space="preserve">Trajes de trabajo (monos o buzos).</w:t>
-      </w:r>
-      <w:bookmarkEnd w:id="157"/>
+        <w:spacing w:before="180" w:after="100" w:lineRule="auto"/>
+        <w:keepNext/>
+      </w:pPr>
+      <w:r>
+        <w:t>Traje impermeable.</w:t>
+      </w:r>
     </w:p>
     <w:p>
       <w:pPr>
@@ -13413,15 +13317,12 @@
         <w:rPr>
           <w:u w:val="single"/>
         </w:rPr>
-      </w:pPr>
-      <w:bookmarkStart w:id="158" w:name="_TocPM000159"/>
-      <w:r>
-        <w:rPr>
-          <w:u w:val="single"/>
-        </w:rPr>
-        <w:t xml:space="preserve">Traje impermeable.</w:t>
-      </w:r>
-      <w:bookmarkEnd w:id="158"/>
+        <w:spacing w:before="180" w:after="100" w:lineRule="auto"/>
+        <w:keepNext/>
+      </w:pPr>
+      <w:r>
+        <w:t>Zapatos de seguridad.</w:t>
+      </w:r>
     </w:p>
     <w:p>
       <w:pPr>
@@ -13437,49 +13338,46 @@
         <w:rPr>
           <w:u w:val="single"/>
         </w:rPr>
-      </w:pPr>
-      <w:bookmarkStart w:id="159" w:name="_TocPM000160"/>
-      <w:r>
-        <w:rPr>
-          <w:u w:val="single"/>
-        </w:rPr>
-        <w:t xml:space="preserve">Zapatos de seguridad.</w:t>
-      </w:r>
-      <w:bookmarkEnd w:id="159"/>
+        <w:spacing w:before="180" w:after="100" w:lineRule="auto"/>
+        <w:keepNext/>
+      </w:pPr>
+      <w:r>
+        <w:t>4.3.- Normas y condiciones técnicas de los medios auxiliares, máquinas y equipos.</w:t>
+      </w:r>
     </w:p>
     <w:p>
       <w:pPr>
         <w:pStyle w:val="Ttulo2"/>
-      </w:pPr>
-      <w:bookmarkStart w:id="160" w:name="_TocPM000161"/>
-      <w:r>
-        <w:t xml:space="preserve">70.3.- Normas y condiciones técnicas de los medios auxiliares, máquinas y equipos.</w:t>
-      </w:r>
-      <w:bookmarkEnd w:id="160"/>
+        <w:spacing w:before="220" w:after="120" w:lineRule="auto"/>
+        <w:keepNext/>
+      </w:pPr>
+      <w:r>
+        <w:t>4.4.- Normas y condiciones técnicas de la señalización.</w:t>
+      </w:r>
     </w:p>
     <w:p>
       <w:pPr>
         <w:pStyle w:val="Ttulo2"/>
-      </w:pPr>
-      <w:bookmarkStart w:id="161" w:name="_TocPM000162"/>
-      <w:r>
-        <w:t xml:space="preserve">71.4.- Normas y condiciones técnicas de la señalización.</w:t>
-      </w:r>
-      <w:bookmarkEnd w:id="161"/>
+        <w:spacing w:before="220" w:after="120" w:lineRule="auto"/>
+        <w:keepNext/>
+      </w:pPr>
+      <w:r>
+        <w:t>Capítulo 5.- NORMATIVA DE OBLIGADO CUMPLIMIENTO.</w:t>
+      </w:r>
     </w:p>
     <w:p>
       <w:pPr>
         <w:pStyle w:val="Ttulo2"/>
-      </w:pPr>
-      <w:bookmarkStart w:id="162" w:name="_TocPM000163"/>
-      <w:r>
-        <w:t xml:space="preserve">72. Capítulo 5.- NORMATIVA DE OBLIGADO CUMPLIMIENTO.</w:t>
-      </w:r>
-      <w:bookmarkEnd w:id="162"/>
+        <w:spacing w:before="220" w:after="120" w:lineRule="auto"/>
+        <w:keepNext/>
+      </w:pPr>
+      <w:r>
+        <w:t>5.1.- Normas legales y reglamentarias aplicables a las especificaciones técnicas de la obra.</w:t>
+      </w:r>
     </w:p>
     <w:p xmlns:w14="http://schemas.microsoft.com/office/word/2010/wordml" xmlns:w="http://schemas.openxmlformats.org/wordprocessingml/2006/main">
       <w:pPr>
-        <w:spacing w:after="120"/>
+        <w:spacing w:after="0" w:before="0" w:line="288" w:lineRule="auto"/>
       </w:pPr>
       <w:r>
         <w:t xml:space="preserve">Sin perjuicio de la normativa específica que deba completarse en la redacción definitiva de cada anejo, resultan de aplicación la legislación urbanística y contractual vigente, el planeamiento y las ordenanzas municipales del ámbito, así como la reglamentación técnica sectorial correspondiente a las redes, instalaciones y obras de urbanización incluidas en el proyecto.</w:t>
@@ -13488,147 +13386,147 @@
     <w:p>
       <w:pPr>
         <w:pStyle w:val="Ttulo2"/>
-      </w:pPr>
-      <w:bookmarkStart w:id="163" w:name="_TocPM000164"/>
-      <w:r>
-        <w:t xml:space="preserve">73.1.- Normas legales y reglamentarias aplicables a las especificaciones técnicas de la obra.</w:t>
-      </w:r>
-      <w:bookmarkEnd w:id="163"/>
+        <w:spacing w:before="220" w:after="120" w:lineRule="auto"/>
+        <w:keepNext/>
+      </w:pPr>
+      <w:r>
+        <w:t>Capítulo 6.- CONDICIONES PREVIAS A LA PUESTA EN SERVICIO.</w:t>
+      </w:r>
     </w:p>
     <w:p>
       <w:pPr>
         <w:pStyle w:val="Ttulo2"/>
-      </w:pPr>
-      <w:bookmarkStart w:id="164" w:name="_TocPM000165"/>
-      <w:r>
-        <w:t xml:space="preserve">74. Capítulo 6.- CONDICIONES PREVIAS A LA PUESTA EN SERVICIO.</w:t>
-      </w:r>
-      <w:bookmarkEnd w:id="164"/>
+        <w:spacing w:before="220" w:after="120" w:lineRule="auto"/>
+        <w:keepNext/>
+      </w:pPr>
+      <w:r>
+        <w:t>6.1.- Medios de Protección Colectivas.</w:t>
+      </w:r>
     </w:p>
     <w:p>
       <w:pPr>
         <w:pStyle w:val="Ttulo2"/>
-      </w:pPr>
-      <w:bookmarkStart w:id="165" w:name="_TocPM000166"/>
-      <w:r>
-        <w:t xml:space="preserve">75.1.- Medios de Protección Colectivas.</w:t>
-      </w:r>
-      <w:bookmarkEnd w:id="165"/>
+        <w:spacing w:before="220" w:after="120" w:lineRule="auto"/>
+        <w:keepNext/>
+      </w:pPr>
+      <w:r>
+        <w:t>6.2.- Máquinas y equipos de trabajo.</w:t>
+      </w:r>
     </w:p>
     <w:p>
       <w:pPr>
         <w:pStyle w:val="Ttulo2"/>
-      </w:pPr>
-      <w:bookmarkStart w:id="166" w:name="_TocPM000167"/>
-      <w:r>
-        <w:t xml:space="preserve">76.2.- Máquinas y equipos de trabajo.</w:t>
-      </w:r>
-      <w:bookmarkEnd w:id="166"/>
+        <w:spacing w:before="220" w:after="120" w:lineRule="auto"/>
+        <w:keepNext/>
+      </w:pPr>
+      <w:r>
+        <w:t>Capítulo 7.- CONDICIONES DE MANTENIMIENTO.</w:t>
+      </w:r>
     </w:p>
     <w:p>
       <w:pPr>
         <w:pStyle w:val="Ttulo2"/>
-      </w:pPr>
-      <w:bookmarkStart w:id="167" w:name="_TocPM000168"/>
-      <w:r>
-        <w:t xml:space="preserve">77. Capítulo 7.- CONDICIONES DE MANTENIMIENTO.</w:t>
-      </w:r>
-      <w:bookmarkEnd w:id="167"/>
+        <w:spacing w:before="220" w:after="120" w:lineRule="auto"/>
+        <w:keepNext/>
+      </w:pPr>
+      <w:r>
+        <w:t>7.1.- Normas para la obra.</w:t>
+      </w:r>
     </w:p>
     <w:p>
       <w:pPr>
         <w:pStyle w:val="Ttulo2"/>
-      </w:pPr>
-      <w:bookmarkStart w:id="168" w:name="_TocPM000169"/>
-      <w:r>
-        <w:t xml:space="preserve">78.1.- Normas para la obra.</w:t>
-      </w:r>
-      <w:bookmarkEnd w:id="168"/>
+        <w:spacing w:before="220" w:after="120" w:lineRule="auto"/>
+        <w:keepNext/>
+      </w:pPr>
+      <w:r>
+        <w:t>7.2.- Formación e información de los trabajadores.</w:t>
+      </w:r>
     </w:p>
     <w:p>
       <w:pPr>
         <w:pStyle w:val="Ttulo2"/>
-      </w:pPr>
-      <w:bookmarkStart w:id="169" w:name="_TocPM000170"/>
-      <w:r>
-        <w:t xml:space="preserve">79.2.- Formación e información de los trabajadores.</w:t>
-      </w:r>
-      <w:bookmarkEnd w:id="169"/>
+        <w:spacing w:before="220" w:after="120" w:lineRule="auto"/>
+        <w:keepNext/>
+      </w:pPr>
+      <w:r>
+        <w:t>7.3.- Conductas.</w:t>
+      </w:r>
     </w:p>
     <w:p>
       <w:pPr>
         <w:pStyle w:val="Ttulo2"/>
-      </w:pPr>
-      <w:bookmarkStart w:id="170" w:name="_TocPM000171"/>
-      <w:r>
-        <w:t xml:space="preserve">80.3.- Conductas.</w:t>
-      </w:r>
-      <w:bookmarkEnd w:id="170"/>
+        <w:spacing w:before="220" w:after="120" w:lineRule="auto"/>
+        <w:keepNext/>
+      </w:pPr>
+      <w:r>
+        <w:t>7.4.- Parte de accidente y deficiencias.</w:t>
+      </w:r>
     </w:p>
     <w:p>
       <w:pPr>
         <w:pStyle w:val="Ttulo2"/>
-      </w:pPr>
-      <w:bookmarkStart w:id="171" w:name="_TocPM000172"/>
-      <w:r>
-        <w:t xml:space="preserve">81.4.- Parte de accidente y deficiencias.</w:t>
-      </w:r>
-      <w:bookmarkEnd w:id="171"/>
+        <w:spacing w:before="220" w:after="120" w:lineRule="auto"/>
+        <w:keepNext/>
+      </w:pPr>
+      <w:r>
+        <w:t>7.5.- Estadísticas.</w:t>
+      </w:r>
     </w:p>
     <w:p>
       <w:pPr>
         <w:pStyle w:val="Ttulo2"/>
-      </w:pPr>
-      <w:bookmarkStart w:id="172" w:name="_TocPM000173"/>
-      <w:r>
-        <w:t xml:space="preserve">82.5.- Estadísticas.</w:t>
-      </w:r>
-      <w:bookmarkEnd w:id="172"/>
+        <w:spacing w:before="220" w:after="120" w:lineRule="auto"/>
+        <w:keepNext/>
+      </w:pPr>
+      <w:r>
+        <w:t>7.6.- Responsabilidades.</w:t>
+      </w:r>
     </w:p>
     <w:p>
       <w:pPr>
         <w:pStyle w:val="Ttulo2"/>
-      </w:pPr>
-      <w:bookmarkStart w:id="173" w:name="_TocPM000174"/>
-      <w:r>
-        <w:t xml:space="preserve">83.6.- Responsabilidades.</w:t>
-      </w:r>
-      <w:bookmarkEnd w:id="173"/>
+        <w:spacing w:before="220" w:after="120" w:lineRule="auto"/>
+        <w:keepNext/>
+      </w:pPr>
+      <w:r>
+        <w:t>7.7.- Aviso previo.</w:t>
+      </w:r>
     </w:p>
     <w:p>
       <w:pPr>
         <w:pStyle w:val="Ttulo2"/>
-      </w:pPr>
-      <w:bookmarkStart w:id="174" w:name="_TocPM000175"/>
-      <w:r>
-        <w:t xml:space="preserve">84.7.- Aviso previo.</w:t>
-      </w:r>
-      <w:bookmarkEnd w:id="174"/>
+        <w:spacing w:before="220" w:after="120" w:lineRule="auto"/>
+        <w:keepNext/>
+      </w:pPr>
+      <w:r>
+        <w:t>7.8.- Coordinador de Seguridad y Salud.</w:t>
+      </w:r>
     </w:p>
     <w:p>
       <w:pPr>
         <w:pStyle w:val="Ttulo2"/>
-      </w:pPr>
-      <w:bookmarkStart w:id="175" w:name="_TocPM000176"/>
-      <w:r>
-        <w:t xml:space="preserve">85.8.- Coordinador de Seguridad y Salud.</w:t>
-      </w:r>
-      <w:bookmarkEnd w:id="175"/>
+        <w:spacing w:before="220" w:after="120" w:lineRule="auto"/>
+        <w:keepNext/>
+      </w:pPr>
+      <w:r>
+        <w:t>7.9.- Plan de Seguridad y Salud en el Trabajo.</w:t>
+      </w:r>
     </w:p>
     <w:p>
       <w:pPr>
         <w:pStyle w:val="Ttulo2"/>
-      </w:pPr>
-      <w:bookmarkStart w:id="176" w:name="_TocPM000177"/>
-      <w:r>
-        <w:t xml:space="preserve">86.9.- Plan de Seguridad y Salud en el Trabajo.</w:t>
-      </w:r>
-      <w:bookmarkEnd w:id="176"/>
+        <w:spacing w:before="220" w:after="120" w:lineRule="auto"/>
+        <w:keepNext/>
+      </w:pPr>
+      <w:r>
+        <w:t>3.1.- Mediciones.</w:t>
+      </w:r>
     </w:p>
     <w:p>
       <w:pPr>
         <w:pStyle w:val="Ttulo2"/>
-        <w:spacing w:line="312" w:lineRule="auto"/>
+        <w:spacing w:line="312" w:lineRule="auto" w:before="220" w:after="120"/>
         <w:ind w:firstLine="0"/>
         <w:jc w:val="center"/>
         <w:outlineLvl w:val="0"/>
@@ -13637,46 +13535,28 @@
           <w:sz w:val="20"/>
           <w:szCs w:val="22"/>
         </w:rPr>
-      </w:pPr>
-      <w:bookmarkStart w:id="177" w:name="_TocPM000178"/>
-      <w:r>
-        <w:rPr>
-          <w:b/>
-          <w:sz w:val="20"/>
-          <w:szCs w:val="22"/>
-        </w:rPr>
-        <w:t xml:space="preserve">87. DOCUMENTO 3º.- MEDICIONES Y PRESUPUESTO</w:t>
-      </w:r>
-      <w:bookmarkEnd w:id="177"/>
+        <w:keepNext/>
+      </w:pPr>
+      <w:r>
+        <w:t>3.2.- Presupuesto.</w:t>
+      </w:r>
     </w:p>
     <w:p>
       <w:pPr>
         <w:pStyle w:val="Ttulo2"/>
       </w:pPr>
-      <w:bookmarkStart w:id="178" w:name="_TocPM000179"/>
-      <w:r>
-        <w:t xml:space="preserve">88.1.- Mediciones.</w:t>
-      </w:r>
-      <w:bookmarkEnd w:id="178"/>
+      <w:r/>
     </w:p>
     <w:p>
       <w:pPr>
         <w:pStyle w:val="Ttulo2"/>
       </w:pPr>
-      <w:bookmarkStart w:id="179" w:name="_TocPM000180"/>
-      <w:r>
-        <w:rPr>
-          <w:noProof/>
-          <w:snapToGrid/>
-        </w:rPr>
-        <w:t xml:space="preserve">89.2.- Presupuesto.</w:t>
-      </w:r>
-      <w:bookmarkEnd w:id="179"/>
+      <w:r/>
     </w:p>
     <w:p>
       <w:pPr>
         <w:pStyle w:val="Ttulo2"/>
-        <w:spacing w:line="312" w:lineRule="auto"/>
+        <w:spacing w:line="312" w:lineRule="auto" w:before="220" w:after="120"/>
         <w:ind w:firstLine="0"/>
         <w:jc w:val="center"/>
         <w:outlineLvl w:val="0"/>
@@ -13685,6 +13565,7 @@
           <w:sz w:val="20"/>
           <w:szCs w:val="22"/>
         </w:rPr>
+        <w:keepNext/>
       </w:pPr>
       <w:bookmarkStart w:id="180" w:name="_TocPM000181"/>
       <w:r>
@@ -13700,7 +13581,7 @@
     <w:p>
       <w:pPr>
         <w:pStyle w:val="Ttulo2"/>
-        <w:spacing w:line="312" w:lineRule="auto"/>
+        <w:spacing w:line="312" w:lineRule="auto" w:before="220" w:after="120"/>
         <w:ind w:firstLine="0"/>
         <w:jc w:val="center"/>
         <w:outlineLvl w:val="0"/>
@@ -13709,6 +13590,7 @@
           <w:sz w:val="20"/>
           <w:szCs w:val="22"/>
         </w:rPr>
+        <w:keepNext/>
       </w:pPr>
       <w:bookmarkStart w:id="181" w:name="_TocPM000182"/>
       <w:r>
@@ -13753,2009 +13635,2009 @@
 </file>
 
 <file path=word/footer1.xml><?xml version="1.0" encoding="utf-8"?>
-<w:ftr xmlns:wpc="http://schemas.microsoft.com/office/word/2010/wordprocessingCanvas" xmlns:cx="http://schemas.microsoft.com/office/drawing/2014/chartex" xmlns:cx1="http://schemas.microsoft.com/office/drawing/2015/9/8/chartex" xmlns:cx2="http://schemas.microsoft.com/office/drawing/2015/10/21/chartex" xmlns:cx3="http://schemas.microsoft.com/office/drawing/2016/5/9/chartex" xmlns:cx4="http://schemas.microsoft.com/office/drawing/2016/5/10/chartex" xmlns:cx5="http://schemas.microsoft.com/office/drawing/2016/5/11/chartex" xmlns:cx6="http://schemas.microsoft.com/office/drawing/2016/5/12/chartex" xmlns:cx7="http://schemas.microsoft.com/office/drawing/2016/5/13/chartex" xmlns:cx8="http://schemas.microsoft.com/office/drawing/2016/5/14/chartex" xmlns:mc="http://schemas.openxmlformats.org/markup-compatibility/2006" xmlns:aink="http://schemas.microsoft.com/office/drawing/2016/ink" xmlns:am3d="http://schemas.microsoft.com/office/drawing/2017/model3d" xmlns:o="urn:schemas-microsoft-com:office:office" xmlns:oel="http://schemas.microsoft.com/office/2019/extlst" xmlns:r="http://schemas.openxmlformats.org/officeDocument/2006/relationships" xmlns:m="http://schemas.openxmlformats.org/officeDocument/2006/math" xmlns:v="urn:schemas-microsoft-com:vml" xmlns:wp14="http://schemas.microsoft.com/office/word/2010/wordprocessingDrawing" xmlns:wp="http://schemas.openxmlformats.org/drawingml/2006/wordprocessingDrawing" xmlns:w10="urn:schemas-microsoft-com:office:word" xmlns:w="http://schemas.openxmlformats.org/wordprocessingml/2006/main" xmlns:w14="http://schemas.microsoft.com/office/word/2010/wordml" xmlns:w15="http://schemas.microsoft.com/office/word/2012/wordml" xmlns:w16cex="http://schemas.microsoft.com/office/word/2018/wordml/cex" xmlns:w16cid="http://schemas.microsoft.com/office/word/2016/wordml/cid" xmlns:w16="http://schemas.microsoft.com/office/word/2018/wordml" xmlns:w16du="http://schemas.microsoft.com/office/word/2023/wordml/word16du" xmlns:w16sdtdh="http://schemas.microsoft.com/office/word/2020/wordml/sdtdatahash" xmlns:w16sdtfl="http://schemas.microsoft.com/office/word/2024/wordml/sdtformatlock" xmlns:w16se="http://schemas.microsoft.com/office/word/2015/wordml/symex" xmlns:wpg="http://schemas.microsoft.com/office/word/2010/wordprocessingGroup" xmlns:wpi="http://schemas.microsoft.com/office/word/2010/wordprocessingInk" xmlns:wne="http://schemas.microsoft.com/office/word/2006/wordml" xmlns:wps="http://schemas.microsoft.com/office/word/2010/wordprocessingShape" mc:Ignorable="w14 w15 w16se w16cid w16 w16cex w16sdtdh w16sdtfl w16du wp14">
-  <w:p>
-    <w:r>
-      <w:rPr>
-        <w:noProof/>
-      </w:rPr>
-      <mc:AlternateContent>
-        <mc:Choice Requires="wps">
-          <w:drawing>
-            <wp:anchor distT="0" distB="0" distL="114300" distR="114300" simplePos="0" relativeHeight="251660288" behindDoc="0" locked="0" layoutInCell="1" allowOverlap="1" wp14:anchorId="32FBE6F8" wp14:editId="03361862">
-              <wp:simplePos x="0" y="0"/>
-              <wp:positionH relativeFrom="page">
-                <wp:posOffset>4058285</wp:posOffset>
-              </wp:positionH>
-              <wp:positionV relativeFrom="page">
-                <wp:posOffset>10132695</wp:posOffset>
-              </wp:positionV>
-              <wp:extent cx="1714500" cy="342900"/>
-              <wp:effectExtent l="0" t="0" r="0" b="0"/>
-              <wp:wrapThrough wrapText="bothSides">
-                <wp:wrapPolygon edited="0">
-                  <wp:start x="480" y="0"/>
-                  <wp:lineTo x="480" y="20400"/>
-                  <wp:lineTo x="20880" y="20400"/>
-                  <wp:lineTo x="20880" y="0"/>
-                  <wp:lineTo x="480" y="0"/>
-                </wp:wrapPolygon>
-              </wp:wrapThrough>
-              <wp:docPr id="2" name="Text Box 10"/>
-              <wp:cNvGraphicFramePr>
-                <a:graphicFrameLocks xmlns:a="http://schemas.openxmlformats.org/drawingml/2006/main"/>
-              </wp:cNvGraphicFramePr>
-              <a:graphic xmlns:a="http://schemas.openxmlformats.org/drawingml/2006/main">
-                <a:graphicData uri="http://schemas.microsoft.com/office/word/2010/wordprocessingShape">
-                  <wps:wsp>
-                    <wps:cNvSpPr txBox="1">
-                      <a:spLocks/>
-                    </wps:cNvSpPr>
-                    <wps:spPr>
-                      <a:xfrm>
-                        <a:off x="0" y="0"/>
-                        <a:ext cx="1714500" cy="342900"/>
-                      </a:xfrm>
-                      <a:prstGeom prst="rect">
-                        <a:avLst/>
-                      </a:prstGeom>
-                      <a:noFill/>
-                      <a:ln>
-                        <a:noFill/>
-                      </a:ln>
-                      <a:effectLst/>
-                      <a:extLst>
-                        <a:ext uri="{C572A759-6A51-4108-AA02-DFA0A04FC94B}">
-                          <ma14:wrappingTextBoxFlag xmlns:ma14="http://schemas.microsoft.com/office/mac/drawingml/2011/main" xmlns:w="http://schemas.openxmlformats.org/wordprocessingml/2006/main" xmlns:w10="urn:schemas-microsoft-com:office:word" xmlns:v="urn:schemas-microsoft-com:vml" xmlns:o="urn:schemas-microsoft-com:office:office" xmlns:mv="urn:schemas-microsoft-com:mac:vml" xmlns:mo="http://schemas.microsoft.com/office/mac/office/2008/main" xmlns=""/>
-                        </a:ext>
-                      </a:extLst>
-                    </wps:spPr>
-                    <wps:txbx>
-                      <w:txbxContent>
-                        <w:p>
-                          <w:pPr>
-                            <w:rPr>
-                              <w:sz w:val="14"/>
-                              <w:szCs w:val="14"/>
-                              <w:lang w:val="es-ES_tradnl"/>
-                            </w:rPr>
-                          </w:pPr>
-                          <w:r>
-                            <w:rPr>
-                              <w:sz w:val="14"/>
-                              <w:szCs w:val="14"/>
-                              <w:lang w:val="es-ES_tradnl"/>
-                            </w:rPr>
-                            <w:t>Avda. de la Aurora, 55, entreplanta</w:t>
-                          </w:r>
-                        </w:p>
-                        <w:p>
-                          <w:pPr>
-                            <w:rPr>
-                              <w:sz w:val="14"/>
-                              <w:szCs w:val="14"/>
-                              <w:lang w:val="es-ES_tradnl"/>
-                            </w:rPr>
-                          </w:pPr>
-                          <w:r>
-                            <w:rPr>
-                              <w:sz w:val="14"/>
-                              <w:szCs w:val="14"/>
-                              <w:lang w:val="es-ES_tradnl"/>
-                            </w:rPr>
-                            <w:t>29006 Málaga (España)</w:t>
-                          </w:r>
-                        </w:p>
-                      </w:txbxContent>
-                    </wps:txbx>
-                    <wps:bodyPr rot="0" spcFirstLastPara="0" vertOverflow="overflow" horzOverflow="overflow" vert="horz" wrap="square" lIns="91440" tIns="45720" rIns="91440" bIns="45720" numCol="1" spcCol="0" rtlCol="0" fromWordArt="0" anchor="t" anchorCtr="0" forceAA="0" compatLnSpc="1">
-                      <a:prstTxWarp prst="textNoShape">
-                        <a:avLst/>
-                      </a:prstTxWarp>
-                      <a:noAutofit/>
-                    </wps:bodyPr>
-                  </wps:wsp>
-                </a:graphicData>
-              </a:graphic>
-              <wp14:sizeRelH relativeFrom="margin">
-                <wp14:pctWidth>0</wp14:pctWidth>
-              </wp14:sizeRelH>
-              <wp14:sizeRelV relativeFrom="margin">
-                <wp14:pctHeight>0</wp14:pctHeight>
-              </wp14:sizeRelV>
-            </wp:anchor>
-          </w:drawing>
-        </mc:Choice>
-        <mc:Fallback>
-          <w:pict>
-            <v:shapetype w14:anchorId="32FBE6F8" id="_x0000_t202" coordsize="21600,21600" o:spt="202" path="m,l,21600r21600,l21600,xe">
-              <v:stroke joinstyle="miter"/>
-              <v:path gradientshapeok="t" o:connecttype="rect"/>
-            </v:shapetype>
-            <v:shape id="Text Box 10" o:spid="_x0000_s1027" type="#_x0000_t202" style="position:absolute;left:0;text-align:left;margin-left:319.55pt;margin-top:797.85pt;width:135pt;height:27pt;z-index:251660288;visibility:visible;mso-wrap-style:square;mso-width-percent:0;mso-height-percent:0;mso-wrap-distance-left:9pt;mso-wrap-distance-top:0;mso-wrap-distance-right:9pt;mso-wrap-distance-bottom:0;mso-position-horizontal:absolute;mso-position-horizontal-relative:page;mso-position-vertical:absolute;mso-position-vertical-relative:page;mso-width-percent:0;mso-height-percent:0;mso-width-relative:margin;mso-height-relative:margin;v-text-anchor:top" o:gfxdata="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" filled="f" stroked="f">
-              <v:textbox>
-                <w:txbxContent>
-                  <w:p>
-                    <w:pPr>
-                      <w:rPr>
-                        <w:sz w:val="14"/>
-                        <w:szCs w:val="14"/>
-                        <w:lang w:val="es-ES_tradnl"/>
-                      </w:rPr>
-                    </w:pPr>
-                    <w:r>
-                      <w:rPr>
-                        <w:sz w:val="14"/>
-                        <w:szCs w:val="14"/>
-                        <w:lang w:val="es-ES_tradnl"/>
-                      </w:rPr>
-                      <w:t>Avda. de la Aurora, 55, entreplanta</w:t>
-                    </w:r>
-                  </w:p>
-                  <w:p>
-                    <w:pPr>
-                      <w:rPr>
-                        <w:sz w:val="14"/>
-                        <w:szCs w:val="14"/>
-                        <w:lang w:val="es-ES_tradnl"/>
-                      </w:rPr>
-                    </w:pPr>
-                    <w:r>
-                      <w:rPr>
-                        <w:sz w:val="14"/>
-                        <w:szCs w:val="14"/>
-                        <w:lang w:val="es-ES_tradnl"/>
-                      </w:rPr>
-                      <w:t>29006 Málaga (España)</w:t>
-                    </w:r>
-                  </w:p>
-                </w:txbxContent>
-              </v:textbox>
-              <w10:wrap type="through" anchorx="page" anchory="page"/>
-            </v:shape>
-          </w:pict>
-        </mc:Fallback>
-      </mc:AlternateContent>
-    </w:r>
-    <w:r>
-      <w:rPr>
-        <w:noProof/>
-      </w:rPr>
-      <mc:AlternateContent>
-        <mc:Choice Requires="wps">
-          <w:drawing>
-            <wp:anchor distT="0" distB="0" distL="114300" distR="114300" simplePos="0" relativeHeight="251650048" behindDoc="0" locked="0" layoutInCell="1" allowOverlap="1" wp14:anchorId="003E73B6" wp14:editId="76E9C323">
-              <wp:simplePos x="0" y="0"/>
-              <wp:positionH relativeFrom="page">
-                <wp:posOffset>1429385</wp:posOffset>
-              </wp:positionH>
-              <wp:positionV relativeFrom="page">
-                <wp:posOffset>10132695</wp:posOffset>
-              </wp:positionV>
-              <wp:extent cx="800100" cy="342900"/>
-              <wp:effectExtent l="0" t="0" r="0" b="0"/>
-              <wp:wrapThrough wrapText="bothSides">
-                <wp:wrapPolygon edited="0">
-                  <wp:start x="1029" y="0"/>
-                  <wp:lineTo x="1029" y="20400"/>
-                  <wp:lineTo x="20057" y="20400"/>
-                  <wp:lineTo x="20057" y="0"/>
-                  <wp:lineTo x="1029" y="0"/>
-                </wp:wrapPolygon>
-              </wp:wrapThrough>
-              <wp:docPr id="3" name="Text Box 10"/>
-              <wp:cNvGraphicFramePr>
-                <a:graphicFrameLocks xmlns:a="http://schemas.openxmlformats.org/drawingml/2006/main"/>
-              </wp:cNvGraphicFramePr>
-              <a:graphic xmlns:a="http://schemas.openxmlformats.org/drawingml/2006/main">
-                <a:graphicData uri="http://schemas.microsoft.com/office/word/2010/wordprocessingShape">
-                  <wps:wsp>
-                    <wps:cNvSpPr txBox="1">
-                      <a:spLocks/>
-                    </wps:cNvSpPr>
-                    <wps:spPr>
-                      <a:xfrm>
-                        <a:off x="0" y="0"/>
-                        <a:ext cx="800100" cy="342900"/>
-                      </a:xfrm>
-                      <a:prstGeom prst="rect">
-                        <a:avLst/>
-                      </a:prstGeom>
-                      <a:noFill/>
-                      <a:ln>
-                        <a:noFill/>
-                      </a:ln>
-                      <a:effectLst/>
-                      <a:extLst>
-                        <a:ext uri="{C572A759-6A51-4108-AA02-DFA0A04FC94B}">
-                          <ma14:wrappingTextBoxFlag xmlns:ma14="http://schemas.microsoft.com/office/mac/drawingml/2011/main" xmlns:w="http://schemas.openxmlformats.org/wordprocessingml/2006/main" xmlns:w10="urn:schemas-microsoft-com:office:word" xmlns:v="urn:schemas-microsoft-com:vml" xmlns:o="urn:schemas-microsoft-com:office:office" xmlns:mv="urn:schemas-microsoft-com:mac:vml" xmlns:mo="http://schemas.microsoft.com/office/mac/office/2008/main" xmlns=""/>
-                        </a:ext>
-                      </a:extLst>
-                    </wps:spPr>
-                    <wps:txbx>
-                      <w:txbxContent>
-                        <w:p>
-                          <w:pPr>
-                            <w:rPr>
-                              <w:sz w:val="14"/>
-                              <w:szCs w:val="12"/>
-                              <w:lang w:val="es-ES_tradnl"/>
-                            </w:rPr>
-                          </w:pPr>
-                          <w:r>
-                            <w:rPr>
-                              <w:sz w:val="14"/>
-                              <w:szCs w:val="12"/>
-                              <w:lang w:val="es-ES_tradnl"/>
-                            </w:rPr>
-                            <w:t>952 04 10 47</w:t>
-                          </w:r>
-                        </w:p>
-                        <w:p>
-                          <w:pPr>
-                            <w:rPr>
-                              <w:sz w:val="14"/>
-                              <w:szCs w:val="14"/>
-                              <w:lang w:val="es-ES_tradnl"/>
-                            </w:rPr>
-                          </w:pPr>
-                          <w:r>
-                            <w:rPr>
-                              <w:sz w:val="14"/>
-                              <w:szCs w:val="14"/>
-                              <w:lang w:val="es-ES_tradnl"/>
-                            </w:rPr>
-                            <w:t>952 34 41 00</w:t>
-                          </w:r>
-                        </w:p>
-                      </w:txbxContent>
-                    </wps:txbx>
-                    <wps:bodyPr rot="0" spcFirstLastPara="0" vertOverflow="overflow" horzOverflow="overflow" vert="horz" wrap="square" lIns="91440" tIns="45720" rIns="91440" bIns="45720" numCol="1" spcCol="0" rtlCol="0" fromWordArt="0" anchor="t" anchorCtr="0" forceAA="0" compatLnSpc="1">
-                      <a:prstTxWarp prst="textNoShape">
-                        <a:avLst/>
-                      </a:prstTxWarp>
-                      <a:noAutofit/>
-                    </wps:bodyPr>
-                  </wps:wsp>
-                </a:graphicData>
-              </a:graphic>
-              <wp14:sizeRelH relativeFrom="margin">
-                <wp14:pctWidth>0</wp14:pctWidth>
-              </wp14:sizeRelH>
-              <wp14:sizeRelV relativeFrom="margin">
-                <wp14:pctHeight>0</wp14:pctHeight>
-              </wp14:sizeRelV>
-            </wp:anchor>
-          </w:drawing>
-        </mc:Choice>
-        <mc:Fallback>
-          <w:pict>
-            <v:shape w14:anchorId="003E73B6" id="_x0000_s1028" type="#_x0000_t202" style="position:absolute;left:0;text-align:left;margin-left:112.55pt;margin-top:797.85pt;width:63pt;height:27pt;z-index:251650048;visibility:visible;mso-wrap-style:square;mso-width-percent:0;mso-height-percent:0;mso-wrap-distance-left:9pt;mso-wrap-distance-top:0;mso-wrap-distance-right:9pt;mso-wrap-distance-bottom:0;mso-position-horizontal:absolute;mso-position-horizontal-relative:page;mso-position-vertical:absolute;mso-position-vertical-relative:page;mso-width-percent:0;mso-height-percent:0;mso-width-relative:margin;mso-height-relative:margin;v-text-anchor:top" o:gfxdata="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" filled="f" stroked="f">
-              <v:textbox>
-                <w:txbxContent>
-                  <w:p>
-                    <w:pPr>
-                      <w:rPr>
-                        <w:sz w:val="14"/>
-                        <w:szCs w:val="12"/>
-                        <w:lang w:val="es-ES_tradnl"/>
-                      </w:rPr>
-                    </w:pPr>
-                    <w:r>
-                      <w:rPr>
-                        <w:sz w:val="14"/>
-                        <w:szCs w:val="12"/>
-                        <w:lang w:val="es-ES_tradnl"/>
-                      </w:rPr>
-                      <w:t>952 04 10 47</w:t>
-                    </w:r>
-                  </w:p>
-                  <w:p>
-                    <w:pPr>
-                      <w:rPr>
-                        <w:sz w:val="14"/>
-                        <w:szCs w:val="14"/>
-                        <w:lang w:val="es-ES_tradnl"/>
-                      </w:rPr>
-                    </w:pPr>
-                    <w:r>
-                      <w:rPr>
-                        <w:sz w:val="14"/>
-                        <w:szCs w:val="14"/>
-                        <w:lang w:val="es-ES_tradnl"/>
-                      </w:rPr>
-                      <w:t>952 34 41 00</w:t>
-                    </w:r>
-                  </w:p>
-                </w:txbxContent>
-              </v:textbox>
-              <w10:wrap type="through" anchorx="page" anchory="page"/>
-            </v:shape>
-          </w:pict>
-        </mc:Fallback>
-      </mc:AlternateContent>
-    </w:r>
-    <w:r>
-      <w:rPr>
-        <w:noProof/>
-      </w:rPr>
-      <mc:AlternateContent>
-        <mc:Choice Requires="wps">
-          <w:drawing>
-            <wp:anchor distT="0" distB="0" distL="114300" distR="114300" simplePos="0" relativeHeight="251656192" behindDoc="0" locked="0" layoutInCell="1" allowOverlap="1" wp14:anchorId="00F01480" wp14:editId="154F1AE4">
-              <wp:simplePos x="0" y="0"/>
-              <wp:positionH relativeFrom="page">
-                <wp:posOffset>2686685</wp:posOffset>
-              </wp:positionH>
-              <wp:positionV relativeFrom="page">
-                <wp:posOffset>10132695</wp:posOffset>
-              </wp:positionV>
-              <wp:extent cx="1371600" cy="342900"/>
-              <wp:effectExtent l="0" t="0" r="0" b="0"/>
-              <wp:wrapThrough wrapText="bothSides">
-                <wp:wrapPolygon edited="0">
-                  <wp:start x="600" y="0"/>
-                  <wp:lineTo x="600" y="20400"/>
-                  <wp:lineTo x="20700" y="20400"/>
-                  <wp:lineTo x="20700" y="0"/>
-                  <wp:lineTo x="600" y="0"/>
-                </wp:wrapPolygon>
-              </wp:wrapThrough>
-              <wp:docPr id="23" name="Text Box 10"/>
-              <wp:cNvGraphicFramePr>
-                <a:graphicFrameLocks xmlns:a="http://schemas.openxmlformats.org/drawingml/2006/main"/>
-              </wp:cNvGraphicFramePr>
-              <a:graphic xmlns:a="http://schemas.openxmlformats.org/drawingml/2006/main">
-                <a:graphicData uri="http://schemas.microsoft.com/office/word/2010/wordprocessingShape">
-                  <wps:wsp>
-                    <wps:cNvSpPr txBox="1">
-                      <a:spLocks/>
-                    </wps:cNvSpPr>
-                    <wps:spPr>
-                      <a:xfrm>
-                        <a:off x="0" y="0"/>
-                        <a:ext cx="1371600" cy="342900"/>
-                      </a:xfrm>
-                      <a:prstGeom prst="rect">
-                        <a:avLst/>
-                      </a:prstGeom>
-                      <a:noFill/>
-                      <a:ln>
-                        <a:noFill/>
-                      </a:ln>
-                      <a:effectLst/>
-                      <a:extLst>
-                        <a:ext uri="{C572A759-6A51-4108-AA02-DFA0A04FC94B}">
-                          <ma14:wrappingTextBoxFlag xmlns:ma14="http://schemas.microsoft.com/office/mac/drawingml/2011/main" xmlns:w="http://schemas.openxmlformats.org/wordprocessingml/2006/main" xmlns:w10="urn:schemas-microsoft-com:office:word" xmlns:v="urn:schemas-microsoft-com:vml" xmlns:o="urn:schemas-microsoft-com:office:office" xmlns:mv="urn:schemas-microsoft-com:mac:vml" xmlns:mo="http://schemas.microsoft.com/office/mac/office/2008/main" xmlns=""/>
-                        </a:ext>
-                      </a:extLst>
-                    </wps:spPr>
-                    <wps:txbx>
-                      <w:txbxContent>
-                        <w:p>
-                          <w:pPr>
-                            <w:rPr>
-                              <w:sz w:val="14"/>
-                              <w:szCs w:val="14"/>
-                              <w:lang w:val="es-ES_tradnl"/>
-                            </w:rPr>
-                          </w:pPr>
-                          <w:r>
-                            <w:rPr>
-                              <w:sz w:val="14"/>
-                              <w:szCs w:val="14"/>
-                              <w:lang w:val="es-ES_tradnl"/>
-                            </w:rPr>
-                            <w:t>edp@edp-sl.com</w:t>
-                          </w:r>
-                        </w:p>
-                        <w:p>
-                          <w:pPr>
-                            <w:rPr>
-                              <w:color w:val="0070C0"/>
-                              <w:sz w:val="14"/>
-                              <w:szCs w:val="14"/>
-                              <w:lang w:val="es-ES_tradnl"/>
-                            </w:rPr>
-                          </w:pPr>
-                          <w:r>
-                            <w:rPr>
-                              <w:color w:val="0070C0"/>
-                              <w:sz w:val="14"/>
-                              <w:szCs w:val="14"/>
-                              <w:lang w:val="es-ES_tradnl"/>
-                            </w:rPr>
-                            <w:t>www.edp-sl.com</w:t>
-                          </w:r>
-                        </w:p>
-                      </w:txbxContent>
-                    </wps:txbx>
-                    <wps:bodyPr rot="0" spcFirstLastPara="0" vertOverflow="overflow" horzOverflow="overflow" vert="horz" wrap="square" lIns="91440" tIns="45720" rIns="91440" bIns="45720" numCol="1" spcCol="0" rtlCol="0" fromWordArt="0" anchor="t" anchorCtr="0" forceAA="0" compatLnSpc="1">
-                      <a:prstTxWarp prst="textNoShape">
-                        <a:avLst/>
-                      </a:prstTxWarp>
-                      <a:noAutofit/>
-                    </wps:bodyPr>
-                  </wps:wsp>
-                </a:graphicData>
-              </a:graphic>
-              <wp14:sizeRelH relativeFrom="margin">
-                <wp14:pctWidth>0</wp14:pctWidth>
-              </wp14:sizeRelH>
-              <wp14:sizeRelV relativeFrom="margin">
-                <wp14:pctHeight>0</wp14:pctHeight>
-              </wp14:sizeRelV>
-            </wp:anchor>
-          </w:drawing>
-        </mc:Choice>
-        <mc:Fallback>
-          <w:pict>
-            <v:shape w14:anchorId="00F01480" id="_x0000_s1029" type="#_x0000_t202" style="position:absolute;left:0;text-align:left;margin-left:211.55pt;margin-top:797.85pt;width:108pt;height:27pt;z-index:251656192;visibility:visible;mso-wrap-style:square;mso-width-percent:0;mso-height-percent:0;mso-wrap-distance-left:9pt;mso-wrap-distance-top:0;mso-wrap-distance-right:9pt;mso-wrap-distance-bottom:0;mso-position-horizontal:absolute;mso-position-horizontal-relative:page;mso-position-vertical:absolute;mso-position-vertical-relative:page;mso-width-percent:0;mso-height-percent:0;mso-width-relative:margin;mso-height-relative:margin;v-text-anchor:top" o:gfxdata="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" filled="f" stroked="f">
-              <v:textbox>
-                <w:txbxContent>
-                  <w:p>
-                    <w:pPr>
-                      <w:rPr>
-                        <w:sz w:val="14"/>
-                        <w:szCs w:val="14"/>
-                        <w:lang w:val="es-ES_tradnl"/>
-                      </w:rPr>
-                    </w:pPr>
-                    <w:r>
-                      <w:rPr>
-                        <w:sz w:val="14"/>
-                        <w:szCs w:val="14"/>
-                        <w:lang w:val="es-ES_tradnl"/>
-                      </w:rPr>
-                      <w:t>edp@edp-sl.com</w:t>
-                    </w:r>
-                  </w:p>
-                  <w:p>
-                    <w:pPr>
-                      <w:rPr>
-                        <w:color w:val="0070C0"/>
-                        <w:sz w:val="14"/>
-                        <w:szCs w:val="14"/>
-                        <w:lang w:val="es-ES_tradnl"/>
-                      </w:rPr>
-                    </w:pPr>
-                    <w:r>
-                      <w:rPr>
-                        <w:color w:val="0070C0"/>
-                        <w:sz w:val="14"/>
-                        <w:szCs w:val="14"/>
-                        <w:lang w:val="es-ES_tradnl"/>
-                      </w:rPr>
-                      <w:t>www.edp-sl.com</w:t>
-                    </w:r>
-                  </w:p>
-                </w:txbxContent>
-              </v:textbox>
-              <w10:wrap type="through" anchorx="page" anchory="page"/>
-            </v:shape>
-          </w:pict>
-        </mc:Fallback>
-      </mc:AlternateContent>
-    </w:r>
-    <w:r>
-      <w:rPr>
-        <w:noProof/>
-      </w:rPr>
-      <mc:AlternateContent>
-        <mc:Choice Requires="wps">
-          <w:drawing>
-            <wp:anchor distT="0" distB="0" distL="114300" distR="114300" simplePos="0" relativeHeight="251662336" behindDoc="0" locked="0" layoutInCell="1" allowOverlap="1" wp14:anchorId="16C74CA3" wp14:editId="76D3C3D8">
-              <wp:simplePos x="0" y="0"/>
-              <wp:positionH relativeFrom="column">
-                <wp:posOffset>2971800</wp:posOffset>
-              </wp:positionH>
-              <wp:positionV relativeFrom="paragraph">
-                <wp:posOffset>226695</wp:posOffset>
-              </wp:positionV>
-              <wp:extent cx="0" cy="457200"/>
-              <wp:effectExtent l="0" t="0" r="38100" b="19050"/>
-              <wp:wrapNone/>
-              <wp:docPr id="28" name="Conector recto 28"/>
-              <wp:cNvGraphicFramePr/>
-              <a:graphic xmlns:a="http://schemas.openxmlformats.org/drawingml/2006/main">
-                <a:graphicData uri="http://schemas.microsoft.com/office/word/2010/wordprocessingShape">
-                  <wps:wsp>
-                    <wps:cNvCnPr/>
-                    <wps:spPr>
-                      <a:xfrm>
-                        <a:off x="0" y="0"/>
-                        <a:ext cx="0" cy="457200"/>
-                      </a:xfrm>
-                      <a:prstGeom prst="line">
-                        <a:avLst/>
-                      </a:prstGeom>
-                      <a:noFill/>
-                      <a:ln w="6350" cap="flat" cmpd="sng" algn="ctr">
-                        <a:solidFill>
-                          <a:sysClr val="windowText" lastClr="000000"/>
-                        </a:solidFill>
-                        <a:prstDash val="solid"/>
-                        <a:miter lim="800000"/>
-                      </a:ln>
-                      <a:effectLst/>
-                    </wps:spPr>
-                    <wps:bodyPr/>
-                  </wps:wsp>
-                </a:graphicData>
-              </a:graphic>
-            </wp:anchor>
-          </w:drawing>
-        </mc:Choice>
-        <mc:Fallback>
-          <w:pict>
-            <v:line w14:anchorId="3B8E2307" id="Conector recto 28" o:spid="_x0000_s1026" style="position:absolute;z-index:251668480;visibility:visible;mso-wrap-style:square;mso-wrap-distance-left:9pt;mso-wrap-distance-top:0;mso-wrap-distance-right:9pt;mso-wrap-distance-bottom:0;mso-position-horizontal:absolute;mso-position-horizontal-relative:text;mso-position-vertical:absolute;mso-position-vertical-relative:text" from="234pt,17.85pt" to="234pt,53.85pt" o:gfxdata="UEsDBBQABgAIAAAAIQC2gziS/gAAAOEBAAATAAAAW0NvbnRlbnRfVHlwZXNdLnhtbJSRQU7DMBBF 90jcwfIWJU67QAgl6YK0S0CoHGBkTxKLZGx5TGhvj5O2G0SRWNoz/78nu9wcxkFMGNg6quQqL6RA 0s5Y6ir5vt9lD1JwBDIwOMJKHpHlpr69KfdHjyxSmriSfYz+USnWPY7AufNIadK6MEJMx9ApD/oD OlTrorhX2lFEilmcO2RdNtjC5xDF9pCuTyYBB5bi6bQ4syoJ3g9WQ0ymaiLzg5KdCXlKLjvcW893 SUOqXwnz5DrgnHtJTxOsQfEKIT7DmDSUCaxw7Rqn8787ZsmRM9e2VmPeBN4uqYvTtW7jvijg9N/y JsXecLq0q+WD6m8AAAD//wMAUEsDBBQABgAIAAAAIQA4/SH/1gAAAJQBAAALAAAAX3JlbHMvLnJl bHOkkMFqwzAMhu+DvYPRfXGawxijTi+j0GvpHsDYimMaW0Yy2fr2M4PBMnrbUb/Q94l/f/hMi1qR JVI2sOt6UJgd+ZiDgffL8ekFlFSbvV0oo4EbChzGx4f9GRdb25HMsYhqlCwG5lrLq9biZkxWOiqY 22YiTra2kYMu1l1tQD30/bPm3wwYN0x18gb45AdQl1tp5j/sFB2T0FQ7R0nTNEV3j6o9feQzro1i OWA14Fm+Q8a1a8+Bvu/d/dMb2JY5uiPbhG/ktn4cqGU/er3pcvwCAAD//wMAUEsDBBQABgAIAAAA IQB2XM8xrwEAAFgDAAAOAAAAZHJzL2Uyb0RvYy54bWysU01vEzEQvSPxHyzfidNCS7WK00OjckFQ ifIDpv7YteQveUw2+feMvSENcEPswWvPeN7Oe/N2c38Inu1NQZei5FerNWcmqqRdHCX//vz47o4z rBA1+BSN5EeD/H779s1mzoO5TlPy2hRGIBGHOUs+1ZoHIVBNJgCuUjaRkjaVAJWOZRS6wEzowYvr 9fpWzKnoXJIyiBTdLUm+7fjWGlW/WoumMi859Vb7Wvr60lax3cAwFsiTU6c24B+6COAiffQMtYMK 7Edxf0EFp0rCZOtKpSCStU6ZzoHYXK3/YPNtgmw6FxIH81km/H+w6sv+IT4VkmHOOGB+Ko3FwZbQ 3tQfO3SxjmexzKEytQQVRT/cfKQ5NB3Fa10uWD+ZFFjbSO5dbDRggP1nrMvVX1daOKZH530fhY9s lvz2/Q0NSwEZwnqotA1ZS45x5Az8SE5TtXRETN7pVt1w8IgPvrA90LDJIzrNz9QtZx6wUoIo9OfU 7G+lrZ0d4LQU99TijeAqGdS7IPndZbWP7YumW+xE6lXBtntJ+tiFFe1E4+sKnazW/HF5pv3lD7H9 CQAA//8DAFBLAwQUAAYACAAAACEAsPHN7N4AAAAKAQAADwAAAGRycy9kb3ducmV2LnhtbEyPTU/D MAyG70j8h8hI3FgChXXqmk5oaAduo4DEMWvcj9E4VZNu5d9jxAGOth+9ft58M7tenHAMnScNtwsF AqnytqNGw9vr7mYFIkRD1vSeUMMXBtgUlxe5yaw/0wueytgIDqGQGQ1tjEMmZahadCYs/IDEt9qP zkQex0ba0Zw53PXyTqmldKYj/tCaAbctVp/l5DRM+22tul0yHz+SUk7P6f79qW60vr6aH9cgIs7x D4YffVaHgp0OfiIbRK/hfrniLlFD8pCCYOB3cWBSpSnIIpf/KxTfAAAA//8DAFBLAQItABQABgAI AAAAIQC2gziS/gAAAOEBAAATAAAAAAAAAAAAAAAAAAAAAABbQ29udGVudF9UeXBlc10ueG1sUEsB Ai0AFAAGAAgAAAAhADj9If/WAAAAlAEAAAsAAAAAAAAAAAAAAAAALwEAAF9yZWxzLy5yZWxzUEsB Ai0AFAAGAAgAAAAhAHZczzGvAQAAWAMAAA4AAAAAAAAAAAAAAAAALgIAAGRycy9lMm9Eb2MueG1s UEsBAi0AFAAGAAgAAAAhALDxzezeAAAACgEAAA8AAAAAAAAAAAAAAAAACQQAAGRycy9kb3ducmV2 LnhtbFBLBQYAAAAABAAEAPMAAAAUBQAAAAA= " strokecolor="windowText" strokeweight=".5pt">
-              <v:stroke joinstyle="miter"/>
-            </v:line>
-          </w:pict>
-        </mc:Fallback>
-      </mc:AlternateContent>
-    </w:r>
-    <w:r>
-      <w:rPr>
-        <w:noProof/>
-      </w:rPr>
-      <mc:AlternateContent>
-        <mc:Choice Requires="wps">
-          <w:drawing>
-            <wp:anchor distT="0" distB="0" distL="114300" distR="114300" simplePos="0" relativeHeight="251652096" behindDoc="0" locked="0" layoutInCell="1" allowOverlap="1" wp14:anchorId="350D279F" wp14:editId="54B5E171">
-              <wp:simplePos x="0" y="0"/>
-              <wp:positionH relativeFrom="column">
-                <wp:posOffset>228600</wp:posOffset>
-              </wp:positionH>
-              <wp:positionV relativeFrom="paragraph">
-                <wp:posOffset>112395</wp:posOffset>
-              </wp:positionV>
-              <wp:extent cx="6400800" cy="0"/>
-              <wp:effectExtent l="0" t="0" r="25400" b="25400"/>
-              <wp:wrapNone/>
-              <wp:docPr id="217511060" name="Conector recto 217511060"/>
-              <wp:cNvGraphicFramePr/>
-              <a:graphic xmlns:a="http://schemas.openxmlformats.org/drawingml/2006/main">
-                <a:graphicData uri="http://schemas.microsoft.com/office/word/2010/wordprocessingShape">
-                  <wps:wsp>
-                    <wps:cNvCnPr/>
-                    <wps:spPr>
-                      <a:xfrm>
-                        <a:off x="0" y="0"/>
-                        <a:ext cx="6400800" cy="0"/>
-                      </a:xfrm>
-                      <a:prstGeom prst="line">
-                        <a:avLst/>
-                      </a:prstGeom>
-                      <a:noFill/>
-                      <a:ln w="6350" cap="flat" cmpd="sng" algn="ctr">
-                        <a:solidFill>
-                          <a:srgbClr val="5B9BD5"/>
-                        </a:solidFill>
-                        <a:prstDash val="solid"/>
-                        <a:miter lim="800000"/>
-                      </a:ln>
-                      <a:effectLst/>
-                    </wps:spPr>
-                    <wps:bodyPr/>
-                  </wps:wsp>
-                </a:graphicData>
-              </a:graphic>
-            </wp:anchor>
-          </w:drawing>
-        </mc:Choice>
-        <mc:Fallback>
-          <w:pict>
-            <v:line w14:anchorId="256B0012" id="Conector recto 217511060" o:spid="_x0000_s1026" style="position:absolute;z-index:251663360;visibility:visible;mso-wrap-style:square;mso-wrap-distance-left:9pt;mso-wrap-distance-top:0;mso-wrap-distance-right:9pt;mso-wrap-distance-bottom:0;mso-position-horizontal:absolute;mso-position-horizontal-relative:text;mso-position-vertical:absolute;mso-position-vertical-relative:text" from="18pt,8.85pt" to="522pt,8.85pt" o:gfxdata="UEsDBBQABgAIAAAAIQC2gziS/gAAAOEBAAATAAAAW0NvbnRlbnRfVHlwZXNdLnhtbJSRQU7DMBBF 90jcwfIWJU67QAgl6YK0S0CoHGBkTxKLZGx5TGhvj5O2G0SRWNoz/78nu9wcxkFMGNg6quQqL6RA 0s5Y6ir5vt9lD1JwBDIwOMJKHpHlpr69KfdHjyxSmriSfYz+USnWPY7AufNIadK6MEJMx9ApD/oD OlTrorhX2lFEilmcO2RdNtjC5xDF9pCuTyYBB5bi6bQ4syoJ3g9WQ0ymaiLzg5KdCXlKLjvcW893 SUOqXwnz5DrgnHtJTxOsQfEKIT7DmDSUCaxw7Rqn8787ZsmRM9e2VmPeBN4uqYvTtW7jvijg9N/y JsXecLq0q+WD6m8AAAD//wMAUEsDBBQABgAIAAAAIQA4/SH/1gAAAJQBAAALAAAAX3JlbHMvLnJl bHOkkMFqwzAMhu+DvYPRfXGawxijTi+j0GvpHsDYimMaW0Yy2fr2M4PBMnrbUb/Q94l/f/hMi1qR JVI2sOt6UJgd+ZiDgffL8ekFlFSbvV0oo4EbChzGx4f9GRdb25HMsYhqlCwG5lrLq9biZkxWOiqY 22YiTra2kYMu1l1tQD30/bPm3wwYN0x18gb45AdQl1tp5j/sFB2T0FQ7R0nTNEV3j6o9feQzro1i OWA14Fm+Q8a1a8+Bvu/d/dMb2JY5uiPbhG/ktn4cqGU/er3pcvwCAAD//wMAUEsDBBQABgAIAAAA IQASzCNUqwEAAEUDAAAOAAAAZHJzL2Uyb0RvYy54bWysUk1v2zAMvQ/YfxB0X+x2S9EZcQq0QXsp tgLbfgAjS7YAfYHU4uTfl1LStOtuw3yQKZF65Ht6q5u9d2KnkWwMvbxYtFLooOJgw9jLXz/vP11L QRnCAC4G3cuDJnmz/vhhNadOX8YpukGjYJBA3Zx6OeWcuqYhNWkPtIhJB06aiB4yb3FsBoSZ0b1r Ltv2qpkjDgmj0kR8ujkm5briG6NV/m4M6SxcL3m2XFes67aszXoF3YiQJqtOY8A/TOHBBm56htpA BvEb7V9Q3iqMFE1eqOibaIxVunJgNhftOzY/Jki6cmFxKJ1lov8Hq77t7sITsgxzoo7SExYWe4O+ /Hk+sa9iHc5i6X0Wig+vvrTtdcuaqpdc83oxIeUHHb0oQS+dDYUHdLB7pMzNuPSlpByHeG+dq2/h gpgZ/POyIAM7wjjIHPo09JLCKAW4ka2mMlZEis4O5XbBIRy3dw7FDvi5l7dfbzfL8sLc7Y+y0noD NB3raupoBG8zu9FZ30umxt/ptgsFXVc/nQi8ylWibRwOVcWm7PitatOTr4oZ3u45fuv+9TMAAAD/ /wMAUEsDBBQABgAIAAAAIQAyLg083QAAAAkBAAAPAAAAZHJzL2Rvd25yZXYueG1sTI9BSwMxEIXv gv8hjODNJmptZd1sKYJQQQqtgnrLbsbdxWSyJGm7/nun9KDH+d7jzXvlYvRO7DGmPpCG64kCgdQE 21Or4e316eoeRMqGrHGBUMMPJlhU52elKWw40Ab329wKDqFUGA1dzkMhZWo69CZNwoDE2leI3mQ+ YyttNAcO907eKDWT3vTEHzoz4GOHzfd25zXU6xg/7j7fB7d82aj1mFYhPq+0vrwYlw8gMo75zwzH +lwdKu5Uhx3ZJJyG2xlPyczncxBHXU2nTOoTkVUp/y+ofgEAAP//AwBQSwECLQAUAAYACAAAACEA toM4kv4AAADhAQAAEwAAAAAAAAAAAAAAAAAAAAAAW0NvbnRlbnRfVHlwZXNdLnhtbFBLAQItABQA BgAIAAAAIQA4/SH/1gAAAJQBAAALAAAAAAAAAAAAAAAAAC8BAABfcmVscy8ucmVsc1BLAQItABQA BgAIAAAAIQASzCNUqwEAAEUDAAAOAAAAAAAAAAAAAAAAAC4CAABkcnMvZTJvRG9jLnhtbFBLAQIt ABQABgAIAAAAIQAyLg083QAAAAkBAAAPAAAAAAAAAAAAAAAAAAUEAABkcnMvZG93bnJldi54bWxQ SwUGAAAAAAQABADzAAAADwUAAAAA " strokecolor="#5b9bd5" strokeweight=".5pt">
-              <v:stroke joinstyle="miter"/>
-            </v:line>
-          </w:pict>
-        </mc:Fallback>
-      </mc:AlternateContent>
-    </w:r>
-  </w:p>
-  <w:p>
-    <w:r>
-      <w:rPr>
-        <w:noProof/>
-      </w:rPr>
-      <mc:AlternateContent>
-        <mc:Choice Requires="wps">
-          <w:drawing>
-            <wp:anchor distT="0" distB="0" distL="114300" distR="114300" simplePos="0" relativeHeight="251664384" behindDoc="0" locked="0" layoutInCell="1" allowOverlap="1" wp14:anchorId="60968E5B" wp14:editId="0AE01EE4">
-              <wp:simplePos x="0" y="0"/>
-              <wp:positionH relativeFrom="page">
-                <wp:posOffset>5890716</wp:posOffset>
-              </wp:positionH>
-              <wp:positionV relativeFrom="page">
-                <wp:posOffset>10161905</wp:posOffset>
-              </wp:positionV>
-              <wp:extent cx="1047115" cy="313690"/>
-              <wp:effectExtent l="0" t="0" r="0" b="0"/>
-              <wp:wrapThrough wrapText="bothSides">
-                <wp:wrapPolygon edited="0">
-                  <wp:start x="786" y="0"/>
-                  <wp:lineTo x="786" y="19676"/>
-                  <wp:lineTo x="20434" y="19676"/>
-                  <wp:lineTo x="20434" y="0"/>
-                  <wp:lineTo x="786" y="0"/>
-                </wp:wrapPolygon>
-              </wp:wrapThrough>
-              <wp:docPr id="34" name="Text Box 10"/>
-              <wp:cNvGraphicFramePr>
-                <a:graphicFrameLocks xmlns:a="http://schemas.openxmlformats.org/drawingml/2006/main"/>
-              </wp:cNvGraphicFramePr>
-              <a:graphic xmlns:a="http://schemas.openxmlformats.org/drawingml/2006/main">
-                <a:graphicData uri="http://schemas.microsoft.com/office/word/2010/wordprocessingShape">
-                  <wps:wsp>
-                    <wps:cNvSpPr txBox="1">
-                      <a:spLocks/>
-                    </wps:cNvSpPr>
-                    <wps:spPr>
-                      <a:xfrm>
-                        <a:off x="0" y="0"/>
-                        <a:ext cx="1047115" cy="313690"/>
-                      </a:xfrm>
-                      <a:prstGeom prst="rect">
-                        <a:avLst/>
-                      </a:prstGeom>
-                      <a:noFill/>
-                      <a:ln>
-                        <a:noFill/>
-                      </a:ln>
-                      <a:effectLst/>
-                      <a:extLst>
-                        <a:ext uri="{C572A759-6A51-4108-AA02-DFA0A04FC94B}">
-                          <ma14:wrappingTextBoxFlag xmlns:ma14="http://schemas.microsoft.com/office/mac/drawingml/2011/main" xmlns:w="http://schemas.openxmlformats.org/wordprocessingml/2006/main" xmlns:w10="urn:schemas-microsoft-com:office:word" xmlns:v="urn:schemas-microsoft-com:vml" xmlns:o="urn:schemas-microsoft-com:office:office" xmlns:mv="urn:schemas-microsoft-com:mac:vml" xmlns:mo="http://schemas.microsoft.com/office/mac/office/2008/main" xmlns=""/>
-                        </a:ext>
-                      </a:extLst>
-                    </wps:spPr>
-                    <wps:txbx>
-                      <w:txbxContent>
-                        <w:p>
-                          <w:pPr>
-                            <w:jc w:val="right"/>
-                            <w:rPr>
-                              <w:i/>
-                              <w:color w:val="0070C0"/>
-                              <w:sz w:val="14"/>
-                              <w:szCs w:val="14"/>
-                            </w:rPr>
-                          </w:pPr>
-                          <w:r>
-                            <w:rPr>
-                              <w:i/>
-                              <w:color w:val="0070C0"/>
-                              <w:sz w:val="14"/>
-                              <w:szCs w:val="14"/>
-                            </w:rPr>
-                            <w:t xml:space="preserve">Página </w:t>
-                          </w:r>
-                          <w:r>
-                            <w:rPr>
-                              <w:i/>
-                              <w:color w:val="0070C0"/>
-                              <w:sz w:val="14"/>
-                              <w:szCs w:val="14"/>
-                            </w:rPr>
-                            <w:fldChar w:fldCharType="begin"/>
-                          </w:r>
-                          <w:r>
-                            <w:rPr>
-                              <w:i/>
-                              <w:color w:val="0070C0"/>
-                              <w:sz w:val="14"/>
-                              <w:szCs w:val="14"/>
-                            </w:rPr>
-                            <w:instrText>PAGE   \* MERGEFORMAT</w:instrText>
-                          </w:r>
-                          <w:r>
-                            <w:rPr>
-                              <w:i/>
-                              <w:color w:val="0070C0"/>
-                              <w:sz w:val="14"/>
-                              <w:szCs w:val="14"/>
-                            </w:rPr>
-                            <w:fldChar w:fldCharType="separate"/>
-                          </w:r>
-                          <w:r>
-                            <w:rPr>
-                              <w:i/>
-                              <w:noProof/>
-                              <w:color w:val="0070C0"/>
-                              <w:sz w:val="14"/>
-                              <w:szCs w:val="14"/>
-                            </w:rPr>
-                            <w:t>19</w:t>
-                          </w:r>
-                          <w:r>
-                            <w:rPr>
-                              <w:i/>
-                              <w:color w:val="0070C0"/>
-                              <w:sz w:val="14"/>
-                              <w:szCs w:val="14"/>
-                            </w:rPr>
-                            <w:fldChar w:fldCharType="end"/>
-                          </w:r>
-                        </w:p>
-                        <w:p>
-                          <w:pPr>
-                            <w:jc w:val="right"/>
-                            <w:rPr>
-                              <w:i/>
-                              <w:color w:val="0070C0"/>
-                              <w:sz w:val="14"/>
-                              <w:szCs w:val="14"/>
-                            </w:rPr>
-                          </w:pPr>
-                          <w:r>
-                            <w:rPr>
-                              <w:i/>
-                              <w:color w:val="0070C0"/>
-                              <w:sz w:val="14"/>
-                              <w:szCs w:val="14"/>
-                            </w:rPr>
-                            <w:t>5</w:t>
-                          </w:r>
-                          <w:r>
-                            <w:rPr>
-                              <w:i/>
-                              <w:color w:val="0070C0"/>
-                              <w:sz w:val="14"/>
-                              <w:szCs w:val="14"/>
-                            </w:rPr>
-                            <w:t>35.2.2</w:t>
-                          </w:r>
-                        </w:p>
-                      </w:txbxContent>
-                    </wps:txbx>
-                    <wps:bodyPr rot="0" spcFirstLastPara="0" vertOverflow="overflow" horzOverflow="overflow" vert="horz" wrap="square" lIns="91440" tIns="45720" rIns="91440" bIns="45720" numCol="1" spcCol="0" rtlCol="0" fromWordArt="0" anchor="ctr" anchorCtr="0" forceAA="0" compatLnSpc="1">
-                      <a:prstTxWarp prst="textNoShape">
-                        <a:avLst/>
-                      </a:prstTxWarp>
-                      <a:noAutofit/>
-                    </wps:bodyPr>
-                  </wps:wsp>
-                </a:graphicData>
-              </a:graphic>
-              <wp14:sizeRelH relativeFrom="margin">
-                <wp14:pctWidth>0</wp14:pctWidth>
-              </wp14:sizeRelH>
-              <wp14:sizeRelV relativeFrom="margin">
-                <wp14:pctHeight>0</wp14:pctHeight>
-              </wp14:sizeRelV>
-            </wp:anchor>
-          </w:drawing>
-        </mc:Choice>
-        <mc:Fallback>
-          <w:pict>
-            <v:shape w14:anchorId="60968E5B" id="_x0000_s1030" type="#_x0000_t202" style="position:absolute;left:0;text-align:left;margin-left:463.85pt;margin-top:800.15pt;width:82.45pt;height:24.7pt;z-index:251664384;visibility:visible;mso-wrap-style:square;mso-width-percent:0;mso-height-percent:0;mso-wrap-distance-left:9pt;mso-wrap-distance-top:0;mso-wrap-distance-right:9pt;mso-wrap-distance-bottom:0;mso-position-horizontal:absolute;mso-position-horizontal-relative:page;mso-position-vertical:absolute;mso-position-vertical-relative:page;mso-width-percent:0;mso-height-percent:0;mso-width-relative:margin;mso-height-relative:margin;v-text-anchor:middle" o:gfxdata="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" filled="f" stroked="f">
-              <v:textbox>
-                <w:txbxContent>
-                  <w:p>
-                    <w:pPr>
-                      <w:jc w:val="right"/>
-                      <w:rPr>
-                        <w:i/>
-                        <w:color w:val="0070C0"/>
-                        <w:sz w:val="14"/>
-                        <w:szCs w:val="14"/>
-                      </w:rPr>
-                    </w:pPr>
-                    <w:r>
-                      <w:rPr>
-                        <w:i/>
-                        <w:color w:val="0070C0"/>
-                        <w:sz w:val="14"/>
-                        <w:szCs w:val="14"/>
-                      </w:rPr>
-                      <w:t xml:space="preserve">Página </w:t>
-                    </w:r>
-                    <w:r>
-                      <w:rPr>
-                        <w:i/>
-                        <w:color w:val="0070C0"/>
-                        <w:sz w:val="14"/>
-                        <w:szCs w:val="14"/>
-                      </w:rPr>
-                      <w:fldChar w:fldCharType="begin"/>
-                    </w:r>
-                    <w:r>
-                      <w:rPr>
-                        <w:i/>
-                        <w:color w:val="0070C0"/>
-                        <w:sz w:val="14"/>
-                        <w:szCs w:val="14"/>
-                      </w:rPr>
-                      <w:instrText>PAGE   \* MERGEFORMAT</w:instrText>
-                    </w:r>
-                    <w:r>
-                      <w:rPr>
-                        <w:i/>
-                        <w:color w:val="0070C0"/>
-                        <w:sz w:val="14"/>
-                        <w:szCs w:val="14"/>
-                      </w:rPr>
-                      <w:fldChar w:fldCharType="separate"/>
-                    </w:r>
-                    <w:r>
-                      <w:rPr>
-                        <w:i/>
-                        <w:noProof/>
-                        <w:color w:val="0070C0"/>
-                        <w:sz w:val="14"/>
-                        <w:szCs w:val="14"/>
-                      </w:rPr>
-                      <w:t>19</w:t>
-                    </w:r>
-                    <w:r>
-                      <w:rPr>
-                        <w:i/>
-                        <w:color w:val="0070C0"/>
-                        <w:sz w:val="14"/>
-                        <w:szCs w:val="14"/>
-                      </w:rPr>
-                      <w:fldChar w:fldCharType="end"/>
-                    </w:r>
-                  </w:p>
-                  <w:p>
-                    <w:pPr>
-                      <w:jc w:val="right"/>
-                      <w:rPr>
-                        <w:i/>
-                        <w:color w:val="0070C0"/>
-                        <w:sz w:val="14"/>
-                        <w:szCs w:val="14"/>
-                      </w:rPr>
-                    </w:pPr>
-                    <w:r>
-                      <w:rPr>
-                        <w:i/>
-                        <w:color w:val="0070C0"/>
-                        <w:sz w:val="14"/>
-                        <w:szCs w:val="14"/>
-                      </w:rPr>
-                      <w:t>5</w:t>
-                    </w:r>
-                    <w:r>
-                      <w:rPr>
-                        <w:i/>
-                        <w:color w:val="0070C0"/>
-                        <w:sz w:val="14"/>
-                        <w:szCs w:val="14"/>
-                      </w:rPr>
-                      <w:t>35.2.2</w:t>
-                    </w:r>
-                  </w:p>
-                </w:txbxContent>
-              </v:textbox>
-              <w10:wrap type="through" anchorx="page" anchory="page"/>
-            </v:shape>
-          </w:pict>
-        </mc:Fallback>
-      </mc:AlternateContent>
-    </w:r>
-    <w:r>
-      <w:rPr>
-        <w:noProof/>
-      </w:rPr>
-      <mc:AlternateContent>
-        <mc:Choice Requires="wps">
-          <w:drawing>
-            <wp:anchor distT="0" distB="0" distL="114300" distR="114300" simplePos="0" relativeHeight="251658240" behindDoc="0" locked="0" layoutInCell="1" allowOverlap="1" wp14:anchorId="530DBE89" wp14:editId="51535FF7">
-              <wp:simplePos x="0" y="0"/>
-              <wp:positionH relativeFrom="column">
-                <wp:posOffset>1562100</wp:posOffset>
-              </wp:positionH>
-              <wp:positionV relativeFrom="paragraph">
-                <wp:posOffset>51435</wp:posOffset>
-              </wp:positionV>
-              <wp:extent cx="0" cy="457200"/>
-              <wp:effectExtent l="0" t="0" r="38100" b="19050"/>
-              <wp:wrapNone/>
-              <wp:docPr id="30" name="Conector recto 30"/>
-              <wp:cNvGraphicFramePr/>
-              <a:graphic xmlns:a="http://schemas.openxmlformats.org/drawingml/2006/main">
-                <a:graphicData uri="http://schemas.microsoft.com/office/word/2010/wordprocessingShape">
-                  <wps:wsp>
-                    <wps:cNvCnPr/>
-                    <wps:spPr>
-                      <a:xfrm>
-                        <a:off x="0" y="0"/>
-                        <a:ext cx="0" cy="457200"/>
-                      </a:xfrm>
-                      <a:prstGeom prst="line">
-                        <a:avLst/>
-                      </a:prstGeom>
-                      <a:noFill/>
-                      <a:ln w="6350" cap="flat" cmpd="sng" algn="ctr">
-                        <a:solidFill>
-                          <a:sysClr val="windowText" lastClr="000000"/>
-                        </a:solidFill>
-                        <a:prstDash val="solid"/>
-                        <a:miter lim="800000"/>
-                      </a:ln>
-                      <a:effectLst/>
-                    </wps:spPr>
-                    <wps:bodyPr/>
-                  </wps:wsp>
-                </a:graphicData>
-              </a:graphic>
-            </wp:anchor>
-          </w:drawing>
-        </mc:Choice>
-        <mc:Fallback>
-          <w:pict>
-            <v:line w14:anchorId="29C75443" id="Conector recto 30" o:spid="_x0000_s1026" style="position:absolute;z-index:251666432;visibility:visible;mso-wrap-style:square;mso-wrap-distance-left:9pt;mso-wrap-distance-top:0;mso-wrap-distance-right:9pt;mso-wrap-distance-bottom:0;mso-position-horizontal:absolute;mso-position-horizontal-relative:text;mso-position-vertical:absolute;mso-position-vertical-relative:text" from="123pt,4.05pt" to="123pt,40.05pt" o:gfxdata="UEsDBBQABgAIAAAAIQC2gziS/gAAAOEBAAATAAAAW0NvbnRlbnRfVHlwZXNdLnhtbJSRQU7DMBBF 90jcwfIWJU67QAgl6YK0S0CoHGBkTxKLZGx5TGhvj5O2G0SRWNoz/78nu9wcxkFMGNg6quQqL6RA 0s5Y6ir5vt9lD1JwBDIwOMJKHpHlpr69KfdHjyxSmriSfYz+USnWPY7AufNIadK6MEJMx9ApD/oD OlTrorhX2lFEilmcO2RdNtjC5xDF9pCuTyYBB5bi6bQ4syoJ3g9WQ0ymaiLzg5KdCXlKLjvcW893 SUOqXwnz5DrgnHtJTxOsQfEKIT7DmDSUCaxw7Rqn8787ZsmRM9e2VmPeBN4uqYvTtW7jvijg9N/y JsXecLq0q+WD6m8AAAD//wMAUEsDBBQABgAIAAAAIQA4/SH/1gAAAJQBAAALAAAAX3JlbHMvLnJl bHOkkMFqwzAMhu+DvYPRfXGawxijTi+j0GvpHsDYimMaW0Yy2fr2M4PBMnrbUb/Q94l/f/hMi1qR JVI2sOt6UJgd+ZiDgffL8ekFlFSbvV0oo4EbChzGx4f9GRdb25HMsYhqlCwG5lrLq9biZkxWOiqY 22YiTra2kYMu1l1tQD30/bPm3wwYN0x18gb45AdQl1tp5j/sFB2T0FQ7R0nTNEV3j6o9feQzro1i OWA14Fm+Q8a1a8+Bvu/d/dMb2JY5uiPbhG/ktn4cqGU/er3pcvwCAAD//wMAUEsDBBQABgAIAAAA IQB2XM8xrwEAAFgDAAAOAAAAZHJzL2Uyb0RvYy54bWysU01vEzEQvSPxHyzfidNCS7WK00OjckFQ ifIDpv7YteQveUw2+feMvSENcEPswWvPeN7Oe/N2c38Inu1NQZei5FerNWcmqqRdHCX//vz47o4z rBA1+BSN5EeD/H779s1mzoO5TlPy2hRGIBGHOUs+1ZoHIVBNJgCuUjaRkjaVAJWOZRS6wEzowYvr 9fpWzKnoXJIyiBTdLUm+7fjWGlW/WoumMi859Vb7Wvr60lax3cAwFsiTU6c24B+6COAiffQMtYMK 7Edxf0EFp0rCZOtKpSCStU6ZzoHYXK3/YPNtgmw6FxIH81km/H+w6sv+IT4VkmHOOGB+Ko3FwZbQ 3tQfO3SxjmexzKEytQQVRT/cfKQ5NB3Fa10uWD+ZFFjbSO5dbDRggP1nrMvVX1daOKZH530fhY9s lvz2/Q0NSwEZwnqotA1ZS45x5Az8SE5TtXRETN7pVt1w8IgPvrA90LDJIzrNz9QtZx6wUoIo9OfU 7G+lrZ0d4LQU99TijeAqGdS7IPndZbWP7YumW+xE6lXBtntJ+tiFFe1E4+sKnazW/HF5pv3lD7H9 CQAA//8DAFBLAwQUAAYACAAAACEA3Ghnn9wAAAAIAQAADwAAAGRycy9kb3ducmV2LnhtbEyPy07D MBBF90j9B2sqsaN2WlSqEKeqWnXBrgSQWLrx5AHxOIqdNvw9g1jA8uiO7pybbSfXiQsOofWkIVko EEilty3VGl5fjncbECEasqbzhBq+MMA2n91kJrX+Ss94KWItuIRCajQ0MfaplKFs0Jmw8D0SZ5Uf nImMQy3tYK5c7jq5VGotnWmJPzSmx32D5WcxOg3jaV+p9riaPt5XhRyfHk5vh6rW+nY+7R5BRJzi 3zH86LM65Ox09iPZIDoNy/s1b4kaNgkIzn/5zKwSkHkm/w/IvwEAAP//AwBQSwECLQAUAAYACAAA ACEAtoM4kv4AAADhAQAAEwAAAAAAAAAAAAAAAAAAAAAAW0NvbnRlbnRfVHlwZXNdLnhtbFBLAQIt ABQABgAIAAAAIQA4/SH/1gAAAJQBAAALAAAAAAAAAAAAAAAAAC8BAABfcmVscy8ucmVsc1BLAQIt ABQABgAIAAAAIQB2XM8xrwEAAFgDAAAOAAAAAAAAAAAAAAAAAC4CAABkcnMvZTJvRG9jLnhtbFBL AQItABQABgAIAAAAIQDcaGef3AAAAAgBAAAPAAAAAAAAAAAAAAAAAAkEAABkcnMvZG93bnJldi54 bWxQSwUGAAAAAAQABADzAAAAEgUAAAAA " strokecolor="windowText" strokeweight=".5pt">
-              <v:stroke joinstyle="miter"/>
-            </v:line>
-          </w:pict>
-        </mc:Fallback>
-      </mc:AlternateContent>
-    </w:r>
-    <w:r>
-      <w:rPr>
-        <w:noProof/>
-      </w:rPr>
-      <mc:AlternateContent>
-        <mc:Choice Requires="wps">
-          <w:drawing>
-            <wp:anchor distT="0" distB="0" distL="114300" distR="114300" simplePos="0" relativeHeight="251654144" behindDoc="0" locked="0" layoutInCell="1" allowOverlap="1" wp14:anchorId="06956A8A" wp14:editId="2D24E183">
-              <wp:simplePos x="0" y="0"/>
-              <wp:positionH relativeFrom="column">
-                <wp:posOffset>304800</wp:posOffset>
-              </wp:positionH>
-              <wp:positionV relativeFrom="paragraph">
-                <wp:posOffset>51435</wp:posOffset>
-              </wp:positionV>
-              <wp:extent cx="0" cy="457200"/>
-              <wp:effectExtent l="0" t="0" r="38100" b="19050"/>
-              <wp:wrapNone/>
-              <wp:docPr id="31" name="Conector recto 31"/>
-              <wp:cNvGraphicFramePr/>
-              <a:graphic xmlns:a="http://schemas.openxmlformats.org/drawingml/2006/main">
-                <a:graphicData uri="http://schemas.microsoft.com/office/word/2010/wordprocessingShape">
-                  <wps:wsp>
-                    <wps:cNvCnPr/>
-                    <wps:spPr>
-                      <a:xfrm>
-                        <a:off x="0" y="0"/>
-                        <a:ext cx="0" cy="457200"/>
-                      </a:xfrm>
-                      <a:prstGeom prst="line">
-                        <a:avLst/>
-                      </a:prstGeom>
-                      <a:noFill/>
-                      <a:ln w="6350" cap="flat" cmpd="sng" algn="ctr">
-                        <a:solidFill>
-                          <a:sysClr val="windowText" lastClr="000000"/>
-                        </a:solidFill>
-                        <a:prstDash val="solid"/>
-                        <a:miter lim="800000"/>
-                      </a:ln>
-                      <a:effectLst/>
-                    </wps:spPr>
-                    <wps:bodyPr/>
-                  </wps:wsp>
-                </a:graphicData>
-              </a:graphic>
-            </wp:anchor>
-          </w:drawing>
-        </mc:Choice>
-        <mc:Fallback>
-          <w:pict>
-            <v:line w14:anchorId="26AC4FCA" id="Conector recto 31" o:spid="_x0000_s1026" style="position:absolute;z-index:251664384;visibility:visible;mso-wrap-style:square;mso-wrap-distance-left:9pt;mso-wrap-distance-top:0;mso-wrap-distance-right:9pt;mso-wrap-distance-bottom:0;mso-position-horizontal:absolute;mso-position-horizontal-relative:text;mso-position-vertical:absolute;mso-position-vertical-relative:text" from="24pt,4.05pt" to="24pt,40.05pt" o:gfxdata="UEsDBBQABgAIAAAAIQC2gziS/gAAAOEBAAATAAAAW0NvbnRlbnRfVHlwZXNdLnhtbJSRQU7DMBBF 90jcwfIWJU67QAgl6YK0S0CoHGBkTxKLZGx5TGhvj5O2G0SRWNoz/78nu9wcxkFMGNg6quQqL6RA 0s5Y6ir5vt9lD1JwBDIwOMJKHpHlpr69KfdHjyxSmriSfYz+USnWPY7AufNIadK6MEJMx9ApD/oD OlTrorhX2lFEilmcO2RdNtjC5xDF9pCuTyYBB5bi6bQ4syoJ3g9WQ0ymaiLzg5KdCXlKLjvcW893 SUOqXwnz5DrgnHtJTxOsQfEKIT7DmDSUCaxw7Rqn8787ZsmRM9e2VmPeBN4uqYvTtW7jvijg9N/y JsXecLq0q+WD6m8AAAD//wMAUEsDBBQABgAIAAAAIQA4/SH/1gAAAJQBAAALAAAAX3JlbHMvLnJl bHOkkMFqwzAMhu+DvYPRfXGawxijTi+j0GvpHsDYimMaW0Yy2fr2M4PBMnrbUb/Q94l/f/hMi1qR JVI2sOt6UJgd+ZiDgffL8ekFlFSbvV0oo4EbChzGx4f9GRdb25HMsYhqlCwG5lrLq9biZkxWOiqY 22YiTra2kYMu1l1tQD30/bPm3wwYN0x18gb45AdQl1tp5j/sFB2T0FQ7R0nTNEV3j6o9feQzro1i OWA14Fm+Q8a1a8+Bvu/d/dMb2JY5uiPbhG/ktn4cqGU/er3pcvwCAAD//wMAUEsDBBQABgAIAAAA IQB2XM8xrwEAAFgDAAAOAAAAZHJzL2Uyb0RvYy54bWysU01vEzEQvSPxHyzfidNCS7WK00OjckFQ ifIDpv7YteQveUw2+feMvSENcEPswWvPeN7Oe/N2c38Inu1NQZei5FerNWcmqqRdHCX//vz47o4z rBA1+BSN5EeD/H779s1mzoO5TlPy2hRGIBGHOUs+1ZoHIVBNJgCuUjaRkjaVAJWOZRS6wEzowYvr 9fpWzKnoXJIyiBTdLUm+7fjWGlW/WoumMi859Vb7Wvr60lax3cAwFsiTU6c24B+6COAiffQMtYMK 7Edxf0EFp0rCZOtKpSCStU6ZzoHYXK3/YPNtgmw6FxIH81km/H+w6sv+IT4VkmHOOGB+Ko3FwZbQ 3tQfO3SxjmexzKEytQQVRT/cfKQ5NB3Fa10uWD+ZFFjbSO5dbDRggP1nrMvVX1daOKZH530fhY9s lvz2/Q0NSwEZwnqotA1ZS45x5Az8SE5TtXRETN7pVt1w8IgPvrA90LDJIzrNz9QtZx6wUoIo9OfU 7G+lrZ0d4LQU99TijeAqGdS7IPndZbWP7YumW+xE6lXBtntJ+tiFFe1E4+sKnazW/HF5pv3lD7H9 CQAA//8DAFBLAwQUAAYACAAAACEAHxfvLNoAAAAGAQAADwAAAGRycy9kb3ducmV2LnhtbEyPy07D MBBF90j9B2sqsaN2WgRRiFNVRV2wKwEklm48eUA8jmKnDX/PwAaWR3d075l8O7tenHEMnScNyUqB QKq87ajR8PpyuElBhGjImt4TavjCANticZWbzPoLPeO5jI3gEgqZ0dDGOGRShqpFZ8LKD0ic1X50 JjKOjbSjuXC56+VaqTvpTEe80JoB9y1Wn+XkNEzHfa26w2b+eN+Ucnq6P7491o3W18t59wAi4hz/ juFHn9WhYKeTn8gG0Wu4TfmVqCFNQHD8iydGlYAscvlfv/gGAAD//wMAUEsBAi0AFAAGAAgAAAAh ALaDOJL+AAAA4QEAABMAAAAAAAAAAAAAAAAAAAAAAFtDb250ZW50X1R5cGVzXS54bWxQSwECLQAU AAYACAAAACEAOP0h/9YAAACUAQAACwAAAAAAAAAAAAAAAAAvAQAAX3JlbHMvLnJlbHNQSwECLQAU AAYACAAAACEAdlzPMa8BAABYAwAADgAAAAAAAAAAAAAAAAAuAgAAZHJzL2Uyb0RvYy54bWxQSwEC LQAUAAYACAAAACEAHxfvLNoAAAAGAQAADwAAAAAAAAAAAAAAAAAJBAAAZHJzL2Rvd25yZXYueG1s UEsFBgAAAAAEAAQA8wAAABAFAAAAAA== " strokecolor="windowText" strokeweight=".5pt">
-              <v:stroke joinstyle="miter"/>
-            </v:line>
-          </w:pict>
-        </mc:Fallback>
-      </mc:AlternateContent>
-    </w:r>
-  </w:p>
-</w:ftr>
+<ns0:ftr xmlns:ns0="http://schemas.openxmlformats.org/wordprocessingml/2006/main" xmlns:ns1="http://schemas.openxmlformats.org/markup-compatibility/2006" xmlns:ns10="urn:schemas-microsoft-com:office:word" xmlns:ns2="http://schemas.microsoft.com/office/word/2010/wordml" xmlns:ns3="http://schemas.openxmlformats.org/drawingml/2006/wordprocessingDrawing" xmlns:ns4="http://schemas.microsoft.com/office/word/2010/wordprocessingDrawing" xmlns:ns5="http://schemas.openxmlformats.org/drawingml/2006/main" xmlns:ns6="http://schemas.microsoft.com/office/word/2010/wordprocessingShape" xmlns:ns7="http://schemas.microsoft.com/office/mac/drawingml/2011/main" xmlns:ns8="urn:schemas-microsoft-com:vml" xmlns:ns9="urn:schemas-microsoft-com:office:office" ns1:Ignorable="w14 w15 w16se w16cid w16 w16cex w16sdtdh w16sdtfl w16du wp14">
+  <ns0:p ns2:paraId="240D8C91" ns2:textId="77777777" ns0:rsidR="008C47A6" ns0:rsidRDefault="00000000" ns0:rsidP="00E74375">
+    <ns0:r>
+      <ns0:rPr>
+        <ns0:noProof/>
+      </ns0:rPr>
+      <ns1:AlternateContent>
+        <ns1:Choice Requires="wps">
+          <ns0:drawing>
+            <ns3:anchor distT="0" distB="0" distL="114300" distR="114300" simplePos="0" relativeHeight="251660288" behindDoc="0" locked="0" layoutInCell="1" allowOverlap="1" ns4:anchorId="32FBE6F8" ns4:editId="03361862">
+              <ns3:simplePos x="0" y="0"/>
+              <ns3:positionH relativeFrom="page">
+                <ns3:posOffset>4058285</ns3:posOffset>
+              </ns3:positionH>
+              <ns3:positionV relativeFrom="page">
+                <ns3:posOffset>10132695</ns3:posOffset>
+              </ns3:positionV>
+              <ns3:extent cx="1714500" cy="342900"/>
+              <ns3:effectExtent l="0" t="0" r="0" b="0"/>
+              <ns3:wrapThrough wrapText="bothSides">
+                <ns3:wrapPolygon edited="0">
+                  <ns3:start x="480" y="0"/>
+                  <ns3:lineTo x="480" y="20400"/>
+                  <ns3:lineTo x="20880" y="20400"/>
+                  <ns3:lineTo x="20880" y="0"/>
+                  <ns3:lineTo x="480" y="0"/>
+                </ns3:wrapPolygon>
+              </ns3:wrapThrough>
+              <ns3:docPr id="2" name="Text Box 10"/>
+              <ns3:cNvGraphicFramePr>
+                <ns5:graphicFrameLocks/>
+              </ns3:cNvGraphicFramePr>
+              <ns5:graphic>
+                <ns5:graphicData uri="http://schemas.microsoft.com/office/word/2010/wordprocessingShape">
+                  <ns6:wsp>
+                    <ns6:cNvSpPr txBox="1">
+                      <ns5:spLocks/>
+                    </ns6:cNvSpPr>
+                    <ns6:spPr>
+                      <ns5:xfrm>
+                        <ns5:off x="0" y="0"/>
+                        <ns5:ext cx="1714500" cy="342900"/>
+                      </ns5:xfrm>
+                      <ns5:prstGeom prst="rect">
+                        <ns5:avLst/>
+                      </ns5:prstGeom>
+                      <ns5:noFill/>
+                      <ns5:ln>
+                        <ns5:noFill/>
+                      </ns5:ln>
+                      <ns5:effectLst/>
+                      <ns5:extLst>
+                        <ns5:ext uri="{C572A759-6A51-4108-AA02-DFA0A04FC94B}">
+                          <ns7:wrappingTextBoxFlag/>
+                        </ns5:ext>
+                      </ns5:extLst>
+                    </ns6:spPr>
+                    <ns6:txbx>
+                      <ns0:txbxContent>
+                        <ns0:p ns2:paraId="4B426C7A" ns2:textId="77777777" ns0:rsidR="008C47A6" ns0:rsidRPr="00C954D2" ns0:rsidRDefault="00000000" ns0:rsidP="00E74375">
+                          <ns0:pPr>
+                            <ns0:rPr>
+                              <ns0:sz ns0:val="14"/>
+                              <ns0:szCs ns0:val="14"/>
+                              <ns0:lang ns0:val="es-ES_tradnl"/>
+                            </ns0:rPr>
+                          </ns0:pPr>
+                          <ns0:r ns0:rsidRPr="00C954D2">
+                            <ns0:rPr>
+                              <ns0:sz ns0:val="14"/>
+                              <ns0:szCs ns0:val="14"/>
+                              <ns0:lang ns0:val="es-ES_tradnl"/>
+                            </ns0:rPr>
+                            <ns0:t>Avda. de la Aurora, 55, entreplanta</ns0:t>
+                          </ns0:r>
+                        </ns0:p>
+                        <ns0:p ns2:paraId="4E486CEB" ns2:textId="77777777" ns0:rsidR="008C47A6" ns0:rsidRPr="00C954D2" ns0:rsidRDefault="00000000" ns0:rsidP="00E74375">
+                          <ns0:pPr>
+                            <ns0:rPr>
+                              <ns0:sz ns0:val="14"/>
+                              <ns0:szCs ns0:val="14"/>
+                              <ns0:lang ns0:val="es-ES_tradnl"/>
+                            </ns0:rPr>
+                          </ns0:pPr>
+                          <ns0:r ns0:rsidRPr="00C954D2">
+                            <ns0:rPr>
+                              <ns0:sz ns0:val="14"/>
+                              <ns0:szCs ns0:val="14"/>
+                              <ns0:lang ns0:val="es-ES_tradnl"/>
+                            </ns0:rPr>
+                            <ns0:t>29006 Málaga (España)</ns0:t>
+                          </ns0:r>
+                        </ns0:p>
+                      </ns0:txbxContent>
+                    </ns6:txbx>
+                    <ns6:bodyPr rot="0" spcFirstLastPara="0" vertOverflow="overflow" horzOverflow="overflow" vert="horz" wrap="square" lIns="91440" tIns="45720" rIns="91440" bIns="45720" numCol="1" spcCol="0" rtlCol="0" fromWordArt="0" anchor="t" anchorCtr="0" forceAA="0" compatLnSpc="1">
+                      <ns5:prstTxWarp prst="textNoShape">
+                        <ns5:avLst/>
+                      </ns5:prstTxWarp>
+                      <ns5:noAutofit/>
+                    </ns6:bodyPr>
+                  </ns6:wsp>
+                </ns5:graphicData>
+              </ns5:graphic>
+              <ns4:sizeRelH relativeFrom="margin">
+                <ns4:pctWidth>0</ns4:pctWidth>
+              </ns4:sizeRelH>
+              <ns4:sizeRelV relativeFrom="margin">
+                <ns4:pctHeight>0</ns4:pctHeight>
+              </ns4:sizeRelV>
+            </ns3:anchor>
+          </ns0:drawing>
+        </ns1:Choice>
+        <ns1:Fallback>
+          <ns0:pict>
+            <ns8:shapetype ns2:anchorId="32FBE6F8" id="_x0000_t202" coordsize="21600,21600" ns9:spt="202" path="m,l,21600r21600,l21600,xe">
+              <ns8:stroke joinstyle="miter"/>
+              <ns8:path gradientshapeok="t" ns9:connecttype="rect"/>
+            </ns8:shapetype>
+            <ns8:shape id="Text Box 10" ns9:spid="_x0000_s1027" type="#_x0000_t202" style="position:absolute;left:0;text-align:left;margin-left:319.55pt;margin-top:797.85pt;width:135pt;height:27pt;z-index:251660288;visibility:visible;mso-wrap-style:square;mso-width-percent:0;mso-height-percent:0;mso-wrap-distance-left:9pt;mso-wrap-distance-top:0;mso-wrap-distance-right:9pt;mso-wrap-distance-bottom:0;mso-position-horizontal:absolute;mso-position-horizontal-relative:page;mso-position-vertical:absolute;mso-position-vertical-relative:page;mso-width-percent:0;mso-height-percent:0;mso-width-relative:margin;mso-height-relative:margin;v-text-anchor:top" ns9:gfxdata="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" filled="f" stroked="f">
+              <ns8:textbox>
+                <ns0:txbxContent>
+                  <ns0:p ns2:paraId="4B426C7A" ns2:textId="77777777" ns0:rsidR="008C47A6" ns0:rsidRPr="00C954D2" ns0:rsidRDefault="00000000" ns0:rsidP="00E74375">
+                    <ns0:pPr>
+                      <ns0:rPr>
+                        <ns0:sz ns0:val="14"/>
+                        <ns0:szCs ns0:val="14"/>
+                        <ns0:lang ns0:val="es-ES_tradnl"/>
+                      </ns0:rPr>
+                    </ns0:pPr>
+                    <ns0:r ns0:rsidRPr="00C954D2">
+                      <ns0:rPr>
+                        <ns0:sz ns0:val="14"/>
+                        <ns0:szCs ns0:val="14"/>
+                        <ns0:lang ns0:val="es-ES_tradnl"/>
+                      </ns0:rPr>
+                      <ns0:t>Avda. de la Aurora, 55, entreplanta</ns0:t>
+                    </ns0:r>
+                  </ns0:p>
+                  <ns0:p ns2:paraId="4E486CEB" ns2:textId="77777777" ns0:rsidR="008C47A6" ns0:rsidRPr="00C954D2" ns0:rsidRDefault="00000000" ns0:rsidP="00E74375">
+                    <ns0:pPr>
+                      <ns0:rPr>
+                        <ns0:sz ns0:val="14"/>
+                        <ns0:szCs ns0:val="14"/>
+                        <ns0:lang ns0:val="es-ES_tradnl"/>
+                      </ns0:rPr>
+                    </ns0:pPr>
+                    <ns0:r ns0:rsidRPr="00C954D2">
+                      <ns0:rPr>
+                        <ns0:sz ns0:val="14"/>
+                        <ns0:szCs ns0:val="14"/>
+                        <ns0:lang ns0:val="es-ES_tradnl"/>
+                      </ns0:rPr>
+                      <ns0:t>29006 Málaga (España)</ns0:t>
+                    </ns0:r>
+                  </ns0:p>
+                </ns0:txbxContent>
+              </ns8:textbox>
+              <ns10:wrap type="through" anchorx="page" anchory="page"/>
+            </ns8:shape>
+          </ns0:pict>
+        </ns1:Fallback>
+      </ns1:AlternateContent>
+    </ns0:r>
+    <ns0:r>
+      <ns0:rPr>
+        <ns0:noProof/>
+      </ns0:rPr>
+      <ns1:AlternateContent>
+        <ns1:Choice Requires="wps">
+          <ns0:drawing>
+            <ns3:anchor distT="0" distB="0" distL="114300" distR="114300" simplePos="0" relativeHeight="251650048" behindDoc="0" locked="0" layoutInCell="1" allowOverlap="1" ns4:anchorId="003E73B6" ns4:editId="76E9C323">
+              <ns3:simplePos x="0" y="0"/>
+              <ns3:positionH relativeFrom="page">
+                <ns3:posOffset>1429385</ns3:posOffset>
+              </ns3:positionH>
+              <ns3:positionV relativeFrom="page">
+                <ns3:posOffset>10132695</ns3:posOffset>
+              </ns3:positionV>
+              <ns3:extent cx="800100" cy="342900"/>
+              <ns3:effectExtent l="0" t="0" r="0" b="0"/>
+              <ns3:wrapThrough wrapText="bothSides">
+                <ns3:wrapPolygon edited="0">
+                  <ns3:start x="1029" y="0"/>
+                  <ns3:lineTo x="1029" y="20400"/>
+                  <ns3:lineTo x="20057" y="20400"/>
+                  <ns3:lineTo x="20057" y="0"/>
+                  <ns3:lineTo x="1029" y="0"/>
+                </ns3:wrapPolygon>
+              </ns3:wrapThrough>
+              <ns3:docPr id="3" name="Text Box 10"/>
+              <ns3:cNvGraphicFramePr>
+                <ns5:graphicFrameLocks/>
+              </ns3:cNvGraphicFramePr>
+              <ns5:graphic>
+                <ns5:graphicData uri="http://schemas.microsoft.com/office/word/2010/wordprocessingShape">
+                  <ns6:wsp>
+                    <ns6:cNvSpPr txBox="1">
+                      <ns5:spLocks/>
+                    </ns6:cNvSpPr>
+                    <ns6:spPr>
+                      <ns5:xfrm>
+                        <ns5:off x="0" y="0"/>
+                        <ns5:ext cx="800100" cy="342900"/>
+                      </ns5:xfrm>
+                      <ns5:prstGeom prst="rect">
+                        <ns5:avLst/>
+                      </ns5:prstGeom>
+                      <ns5:noFill/>
+                      <ns5:ln>
+                        <ns5:noFill/>
+                      </ns5:ln>
+                      <ns5:effectLst/>
+                      <ns5:extLst>
+                        <ns5:ext uri="{C572A759-6A51-4108-AA02-DFA0A04FC94B}">
+                          <ns7:wrappingTextBoxFlag/>
+                        </ns5:ext>
+                      </ns5:extLst>
+                    </ns6:spPr>
+                    <ns6:txbx>
+                      <ns0:txbxContent>
+                        <ns0:p ns2:paraId="23F13C87" ns2:textId="77777777" ns0:rsidR="008C47A6" ns0:rsidRPr="00C954D2" ns0:rsidRDefault="00000000" ns0:rsidP="00E74375">
+                          <ns0:pPr>
+                            <ns0:rPr>
+                              <ns0:sz ns0:val="14"/>
+                              <ns0:szCs ns0:val="12"/>
+                              <ns0:lang ns0:val="es-ES_tradnl"/>
+                            </ns0:rPr>
+                          </ns0:pPr>
+                          <ns0:r ns0:rsidRPr="00C954D2">
+                            <ns0:rPr>
+                              <ns0:sz ns0:val="14"/>
+                              <ns0:szCs ns0:val="12"/>
+                              <ns0:lang ns0:val="es-ES_tradnl"/>
+                            </ns0:rPr>
+                            <ns0:t>952 04 10 47</ns0:t>
+                          </ns0:r>
+                        </ns0:p>
+                        <ns0:p ns2:paraId="78ABD258" ns2:textId="77777777" ns0:rsidR="008C47A6" ns0:rsidRPr="00C954D2" ns0:rsidRDefault="00000000" ns0:rsidP="00E74375">
+                          <ns0:pPr>
+                            <ns0:rPr>
+                              <ns0:sz ns0:val="14"/>
+                              <ns0:szCs ns0:val="14"/>
+                              <ns0:lang ns0:val="es-ES_tradnl"/>
+                            </ns0:rPr>
+                          </ns0:pPr>
+                          <ns0:r ns0:rsidRPr="00C954D2">
+                            <ns0:rPr>
+                              <ns0:sz ns0:val="14"/>
+                              <ns0:szCs ns0:val="14"/>
+                              <ns0:lang ns0:val="es-ES_tradnl"/>
+                            </ns0:rPr>
+                            <ns0:t>952 34 41 00</ns0:t>
+                          </ns0:r>
+                        </ns0:p>
+                      </ns0:txbxContent>
+                    </ns6:txbx>
+                    <ns6:bodyPr rot="0" spcFirstLastPara="0" vertOverflow="overflow" horzOverflow="overflow" vert="horz" wrap="square" lIns="91440" tIns="45720" rIns="91440" bIns="45720" numCol="1" spcCol="0" rtlCol="0" fromWordArt="0" anchor="t" anchorCtr="0" forceAA="0" compatLnSpc="1">
+                      <ns5:prstTxWarp prst="textNoShape">
+                        <ns5:avLst/>
+                      </ns5:prstTxWarp>
+                      <ns5:noAutofit/>
+                    </ns6:bodyPr>
+                  </ns6:wsp>
+                </ns5:graphicData>
+              </ns5:graphic>
+              <ns4:sizeRelH relativeFrom="margin">
+                <ns4:pctWidth>0</ns4:pctWidth>
+              </ns4:sizeRelH>
+              <ns4:sizeRelV relativeFrom="margin">
+                <ns4:pctHeight>0</ns4:pctHeight>
+              </ns4:sizeRelV>
+            </ns3:anchor>
+          </ns0:drawing>
+        </ns1:Choice>
+        <ns1:Fallback>
+          <ns0:pict>
+            <ns8:shape ns2:anchorId="003E73B6" id="_x0000_s1028" type="#_x0000_t202" style="position:absolute;left:0;text-align:left;margin-left:112.55pt;margin-top:797.85pt;width:63pt;height:27pt;z-index:251650048;visibility:visible;mso-wrap-style:square;mso-width-percent:0;mso-height-percent:0;mso-wrap-distance-left:9pt;mso-wrap-distance-top:0;mso-wrap-distance-right:9pt;mso-wrap-distance-bottom:0;mso-position-horizontal:absolute;mso-position-horizontal-relative:page;mso-position-vertical:absolute;mso-position-vertical-relative:page;mso-width-percent:0;mso-height-percent:0;mso-width-relative:margin;mso-height-relative:margin;v-text-anchor:top" ns9:gfxdata="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" filled="f" stroked="f">
+              <ns8:textbox>
+                <ns0:txbxContent>
+                  <ns0:p ns2:paraId="23F13C87" ns2:textId="77777777" ns0:rsidR="008C47A6" ns0:rsidRPr="00C954D2" ns0:rsidRDefault="00000000" ns0:rsidP="00E74375">
+                    <ns0:pPr>
+                      <ns0:rPr>
+                        <ns0:sz ns0:val="14"/>
+                        <ns0:szCs ns0:val="12"/>
+                        <ns0:lang ns0:val="es-ES_tradnl"/>
+                      </ns0:rPr>
+                    </ns0:pPr>
+                    <ns0:r ns0:rsidRPr="00C954D2">
+                      <ns0:rPr>
+                        <ns0:sz ns0:val="14"/>
+                        <ns0:szCs ns0:val="12"/>
+                        <ns0:lang ns0:val="es-ES_tradnl"/>
+                      </ns0:rPr>
+                      <ns0:t>952 04 10 47</ns0:t>
+                    </ns0:r>
+                  </ns0:p>
+                  <ns0:p ns2:paraId="78ABD258" ns2:textId="77777777" ns0:rsidR="008C47A6" ns0:rsidRPr="00C954D2" ns0:rsidRDefault="00000000" ns0:rsidP="00E74375">
+                    <ns0:pPr>
+                      <ns0:rPr>
+                        <ns0:sz ns0:val="14"/>
+                        <ns0:szCs ns0:val="14"/>
+                        <ns0:lang ns0:val="es-ES_tradnl"/>
+                      </ns0:rPr>
+                    </ns0:pPr>
+                    <ns0:r ns0:rsidRPr="00C954D2">
+                      <ns0:rPr>
+                        <ns0:sz ns0:val="14"/>
+                        <ns0:szCs ns0:val="14"/>
+                        <ns0:lang ns0:val="es-ES_tradnl"/>
+                      </ns0:rPr>
+                      <ns0:t>952 34 41 00</ns0:t>
+                    </ns0:r>
+                  </ns0:p>
+                </ns0:txbxContent>
+              </ns8:textbox>
+              <ns10:wrap type="through" anchorx="page" anchory="page"/>
+            </ns8:shape>
+          </ns0:pict>
+        </ns1:Fallback>
+      </ns1:AlternateContent>
+    </ns0:r>
+    <ns0:r>
+      <ns0:rPr>
+        <ns0:noProof/>
+      </ns0:rPr>
+      <ns1:AlternateContent>
+        <ns1:Choice Requires="wps">
+          <ns0:drawing>
+            <ns3:anchor distT="0" distB="0" distL="114300" distR="114300" simplePos="0" relativeHeight="251656192" behindDoc="0" locked="0" layoutInCell="1" allowOverlap="1" ns4:anchorId="00F01480" ns4:editId="154F1AE4">
+              <ns3:simplePos x="0" y="0"/>
+              <ns3:positionH relativeFrom="page">
+                <ns3:posOffset>2686685</ns3:posOffset>
+              </ns3:positionH>
+              <ns3:positionV relativeFrom="page">
+                <ns3:posOffset>10132695</ns3:posOffset>
+              </ns3:positionV>
+              <ns3:extent cx="1371600" cy="342900"/>
+              <ns3:effectExtent l="0" t="0" r="0" b="0"/>
+              <ns3:wrapThrough wrapText="bothSides">
+                <ns3:wrapPolygon edited="0">
+                  <ns3:start x="600" y="0"/>
+                  <ns3:lineTo x="600" y="20400"/>
+                  <ns3:lineTo x="20700" y="20400"/>
+                  <ns3:lineTo x="20700" y="0"/>
+                  <ns3:lineTo x="600" y="0"/>
+                </ns3:wrapPolygon>
+              </ns3:wrapThrough>
+              <ns3:docPr id="23" name="Text Box 10"/>
+              <ns3:cNvGraphicFramePr>
+                <ns5:graphicFrameLocks/>
+              </ns3:cNvGraphicFramePr>
+              <ns5:graphic>
+                <ns5:graphicData uri="http://schemas.microsoft.com/office/word/2010/wordprocessingShape">
+                  <ns6:wsp>
+                    <ns6:cNvSpPr txBox="1">
+                      <ns5:spLocks/>
+                    </ns6:cNvSpPr>
+                    <ns6:spPr>
+                      <ns5:xfrm>
+                        <ns5:off x="0" y="0"/>
+                        <ns5:ext cx="1371600" cy="342900"/>
+                      </ns5:xfrm>
+                      <ns5:prstGeom prst="rect">
+                        <ns5:avLst/>
+                      </ns5:prstGeom>
+                      <ns5:noFill/>
+                      <ns5:ln>
+                        <ns5:noFill/>
+                      </ns5:ln>
+                      <ns5:effectLst/>
+                      <ns5:extLst>
+                        <ns5:ext uri="{C572A759-6A51-4108-AA02-DFA0A04FC94B}">
+                          <ns7:wrappingTextBoxFlag/>
+                        </ns5:ext>
+                      </ns5:extLst>
+                    </ns6:spPr>
+                    <ns6:txbx>
+                      <ns0:txbxContent>
+                        <ns0:p ns2:paraId="1B10B988" ns2:textId="77777777" ns0:rsidR="008C47A6" ns0:rsidRPr="00C954D2" ns0:rsidRDefault="00000000" ns0:rsidP="00E74375">
+                          <ns0:pPr>
+                            <ns0:rPr>
+                              <ns0:sz ns0:val="14"/>
+                              <ns0:szCs ns0:val="14"/>
+                              <ns0:lang ns0:val="es-ES_tradnl"/>
+                            </ns0:rPr>
+                          </ns0:pPr>
+                          <ns0:r ns0:rsidRPr="00C954D2">
+                            <ns0:rPr>
+                              <ns0:sz ns0:val="14"/>
+                              <ns0:szCs ns0:val="14"/>
+                              <ns0:lang ns0:val="es-ES_tradnl"/>
+                            </ns0:rPr>
+                            <ns0:t>edp@edp-sl.com</ns0:t>
+                          </ns0:r>
+                        </ns0:p>
+                        <ns0:p ns2:paraId="6BAA68C0" ns2:textId="77777777" ns0:rsidR="008C47A6" ns0:rsidRPr="00C954D2" ns0:rsidRDefault="00000000" ns0:rsidP="00E74375">
+                          <ns0:pPr>
+                            <ns0:rPr>
+                              <ns0:color ns0:val="0070C0"/>
+                              <ns0:sz ns0:val="14"/>
+                              <ns0:szCs ns0:val="14"/>
+                              <ns0:lang ns0:val="es-ES_tradnl"/>
+                            </ns0:rPr>
+                          </ns0:pPr>
+                          <ns0:r ns0:rsidRPr="00C954D2">
+                            <ns0:rPr>
+                              <ns0:color ns0:val="0070C0"/>
+                              <ns0:sz ns0:val="14"/>
+                              <ns0:szCs ns0:val="14"/>
+                              <ns0:lang ns0:val="es-ES_tradnl"/>
+                            </ns0:rPr>
+                            <ns0:t>www.edp-sl.com</ns0:t>
+                          </ns0:r>
+                        </ns0:p>
+                      </ns0:txbxContent>
+                    </ns6:txbx>
+                    <ns6:bodyPr rot="0" spcFirstLastPara="0" vertOverflow="overflow" horzOverflow="overflow" vert="horz" wrap="square" lIns="91440" tIns="45720" rIns="91440" bIns="45720" numCol="1" spcCol="0" rtlCol="0" fromWordArt="0" anchor="t" anchorCtr="0" forceAA="0" compatLnSpc="1">
+                      <ns5:prstTxWarp prst="textNoShape">
+                        <ns5:avLst/>
+                      </ns5:prstTxWarp>
+                      <ns5:noAutofit/>
+                    </ns6:bodyPr>
+                  </ns6:wsp>
+                </ns5:graphicData>
+              </ns5:graphic>
+              <ns4:sizeRelH relativeFrom="margin">
+                <ns4:pctWidth>0</ns4:pctWidth>
+              </ns4:sizeRelH>
+              <ns4:sizeRelV relativeFrom="margin">
+                <ns4:pctHeight>0</ns4:pctHeight>
+              </ns4:sizeRelV>
+            </ns3:anchor>
+          </ns0:drawing>
+        </ns1:Choice>
+        <ns1:Fallback>
+          <ns0:pict>
+            <ns8:shape ns2:anchorId="00F01480" id="_x0000_s1029" type="#_x0000_t202" style="position:absolute;left:0;text-align:left;margin-left:211.55pt;margin-top:797.85pt;width:108pt;height:27pt;z-index:251656192;visibility:visible;mso-wrap-style:square;mso-width-percent:0;mso-height-percent:0;mso-wrap-distance-left:9pt;mso-wrap-distance-top:0;mso-wrap-distance-right:9pt;mso-wrap-distance-bottom:0;mso-position-horizontal:absolute;mso-position-horizontal-relative:page;mso-position-vertical:absolute;mso-position-vertical-relative:page;mso-width-percent:0;mso-height-percent:0;mso-width-relative:margin;mso-height-relative:margin;v-text-anchor:top" ns9:gfxdata="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" filled="f" stroked="f">
+              <ns8:textbox>
+                <ns0:txbxContent>
+                  <ns0:p ns2:paraId="1B10B988" ns2:textId="77777777" ns0:rsidR="008C47A6" ns0:rsidRPr="00C954D2" ns0:rsidRDefault="00000000" ns0:rsidP="00E74375">
+                    <ns0:pPr>
+                      <ns0:rPr>
+                        <ns0:sz ns0:val="14"/>
+                        <ns0:szCs ns0:val="14"/>
+                        <ns0:lang ns0:val="es-ES_tradnl"/>
+                      </ns0:rPr>
+                    </ns0:pPr>
+                    <ns0:r ns0:rsidRPr="00C954D2">
+                      <ns0:rPr>
+                        <ns0:sz ns0:val="14"/>
+                        <ns0:szCs ns0:val="14"/>
+                        <ns0:lang ns0:val="es-ES_tradnl"/>
+                      </ns0:rPr>
+                      <ns0:t>edp@edp-sl.com</ns0:t>
+                    </ns0:r>
+                  </ns0:p>
+                  <ns0:p ns2:paraId="6BAA68C0" ns2:textId="77777777" ns0:rsidR="008C47A6" ns0:rsidRPr="00C954D2" ns0:rsidRDefault="00000000" ns0:rsidP="00E74375">
+                    <ns0:pPr>
+                      <ns0:rPr>
+                        <ns0:color ns0:val="0070C0"/>
+                        <ns0:sz ns0:val="14"/>
+                        <ns0:szCs ns0:val="14"/>
+                        <ns0:lang ns0:val="es-ES_tradnl"/>
+                      </ns0:rPr>
+                    </ns0:pPr>
+                    <ns0:r ns0:rsidRPr="00C954D2">
+                      <ns0:rPr>
+                        <ns0:color ns0:val="0070C0"/>
+                        <ns0:sz ns0:val="14"/>
+                        <ns0:szCs ns0:val="14"/>
+                        <ns0:lang ns0:val="es-ES_tradnl"/>
+                      </ns0:rPr>
+                      <ns0:t>www.edp-sl.com</ns0:t>
+                    </ns0:r>
+                  </ns0:p>
+                </ns0:txbxContent>
+              </ns8:textbox>
+              <ns10:wrap type="through" anchorx="page" anchory="page"/>
+            </ns8:shape>
+          </ns0:pict>
+        </ns1:Fallback>
+      </ns1:AlternateContent>
+    </ns0:r>
+    <ns0:r>
+      <ns0:rPr>
+        <ns0:noProof/>
+      </ns0:rPr>
+      <ns1:AlternateContent>
+        <ns1:Choice Requires="wps">
+          <ns0:drawing>
+            <ns3:anchor distT="0" distB="0" distL="114300" distR="114300" simplePos="0" relativeHeight="251662336" behindDoc="0" locked="0" layoutInCell="1" allowOverlap="1" ns4:anchorId="16C74CA3" ns4:editId="76D3C3D8">
+              <ns3:simplePos x="0" y="0"/>
+              <ns3:positionH relativeFrom="column">
+                <ns3:posOffset>2971800</ns3:posOffset>
+              </ns3:positionH>
+              <ns3:positionV relativeFrom="paragraph">
+                <ns3:posOffset>226695</ns3:posOffset>
+              </ns3:positionV>
+              <ns3:extent cx="0" cy="457200"/>
+              <ns3:effectExtent l="0" t="0" r="38100" b="19050"/>
+              <ns3:wrapNone/>
+              <ns3:docPr id="28" name="Conector recto 28"/>
+              <ns3:cNvGraphicFramePr/>
+              <ns5:graphic>
+                <ns5:graphicData uri="http://schemas.microsoft.com/office/word/2010/wordprocessingShape">
+                  <ns6:wsp>
+                    <ns6:cNvCnPr/>
+                    <ns6:spPr>
+                      <ns5:xfrm>
+                        <ns5:off x="0" y="0"/>
+                        <ns5:ext cx="0" cy="457200"/>
+                      </ns5:xfrm>
+                      <ns5:prstGeom prst="line">
+                        <ns5:avLst/>
+                      </ns5:prstGeom>
+                      <ns5:noFill/>
+                      <ns5:ln w="6350" cap="flat" cmpd="sng" algn="ctr">
+                        <ns5:solidFill>
+                          <ns5:sysClr val="windowText" lastClr="000000"/>
+                        </ns5:solidFill>
+                        <ns5:prstDash val="solid"/>
+                        <ns5:miter lim="800000"/>
+                      </ns5:ln>
+                      <ns5:effectLst/>
+                    </ns6:spPr>
+                    <ns6:bodyPr/>
+                  </ns6:wsp>
+                </ns5:graphicData>
+              </ns5:graphic>
+            </ns3:anchor>
+          </ns0:drawing>
+        </ns1:Choice>
+        <ns1:Fallback>
+          <ns0:pict>
+            <ns8:line ns2:anchorId="3B8E2307" id="Conector recto 28" ns9:spid="_x0000_s1026" style="position:absolute;z-index:251668480;visibility:visible;mso-wrap-style:square;mso-wrap-distance-left:9pt;mso-wrap-distance-top:0;mso-wrap-distance-right:9pt;mso-wrap-distance-bottom:0;mso-position-horizontal:absolute;mso-position-horizontal-relative:text;mso-position-vertical:absolute;mso-position-vertical-relative:text" from="234pt,17.85pt" to="234pt,53.85pt" ns9:gfxdata="UEsDBBQABgAIAAAAIQC2gziS/gAAAOEBAAATAAAAW0NvbnRlbnRfVHlwZXNdLnhtbJSRQU7DMBBF 90jcwfIWJU67QAgl6YK0S0CoHGBkTxKLZGx5TGhvj5O2G0SRWNoz/78nu9wcxkFMGNg6quQqL6RA 0s5Y6ir5vt9lD1JwBDIwOMJKHpHlpr69KfdHjyxSmriSfYz+USnWPY7AufNIadK6MEJMx9ApD/oD OlTrorhX2lFEilmcO2RdNtjC5xDF9pCuTyYBB5bi6bQ4syoJ3g9WQ0ymaiLzg5KdCXlKLjvcW893 SUOqXwnz5DrgnHtJTxOsQfEKIT7DmDSUCaxw7Rqn8787ZsmRM9e2VmPeBN4uqYvTtW7jvijg9N/y JsXecLq0q+WD6m8AAAD//wMAUEsDBBQABgAIAAAAIQA4/SH/1gAAAJQBAAALAAAAX3JlbHMvLnJl bHOkkMFqwzAMhu+DvYPRfXGawxijTi+j0GvpHsDYimMaW0Yy2fr2M4PBMnrbUb/Q94l/f/hMi1qR JVI2sOt6UJgd+ZiDgffL8ekFlFSbvV0oo4EbChzGx4f9GRdb25HMsYhqlCwG5lrLq9biZkxWOiqY 22YiTra2kYMu1l1tQD30/bPm3wwYN0x18gb45AdQl1tp5j/sFB2T0FQ7R0nTNEV3j6o9feQzro1i OWA14Fm+Q8a1a8+Bvu/d/dMb2JY5uiPbhG/ktn4cqGU/er3pcvwCAAD//wMAUEsDBBQABgAIAAAA IQB2XM8xrwEAAFgDAAAOAAAAZHJzL2Uyb0RvYy54bWysU01vEzEQvSPxHyzfidNCS7WK00OjckFQ ifIDpv7YteQveUw2+feMvSENcEPswWvPeN7Oe/N2c38Inu1NQZei5FerNWcmqqRdHCX//vz47o4z rBA1+BSN5EeD/H779s1mzoO5TlPy2hRGIBGHOUs+1ZoHIVBNJgCuUjaRkjaVAJWOZRS6wEzowYvr 9fpWzKnoXJIyiBTdLUm+7fjWGlW/WoumMi859Vb7Wvr60lax3cAwFsiTU6c24B+6COAiffQMtYMK 7Edxf0EFp0rCZOtKpSCStU6ZzoHYXK3/YPNtgmw6FxIH81km/H+w6sv+IT4VkmHOOGB+Ko3FwZbQ 3tQfO3SxjmexzKEytQQVRT/cfKQ5NB3Fa10uWD+ZFFjbSO5dbDRggP1nrMvVX1daOKZH530fhY9s lvz2/Q0NSwEZwnqotA1ZS45x5Az8SE5TtXRETN7pVt1w8IgPvrA90LDJIzrNz9QtZx6wUoIo9OfU 7G+lrZ0d4LQU99TijeAqGdS7IPndZbWP7YumW+xE6lXBtntJ+tiFFe1E4+sKnazW/HF5pv3lD7H9 CQAA//8DAFBLAwQUAAYACAAAACEAsPHN7N4AAAAKAQAADwAAAGRycy9kb3ducmV2LnhtbEyPTU/D MAyG70j8h8hI3FgChXXqmk5oaAduo4DEMWvcj9E4VZNu5d9jxAGOth+9ft58M7tenHAMnScNtwsF AqnytqNGw9vr7mYFIkRD1vSeUMMXBtgUlxe5yaw/0wueytgIDqGQGQ1tjEMmZahadCYs/IDEt9qP zkQex0ba0Zw53PXyTqmldKYj/tCaAbctVp/l5DRM+22tul0yHz+SUk7P6f79qW60vr6aH9cgIs7x D4YffVaHgp0OfiIbRK/hfrniLlFD8pCCYOB3cWBSpSnIIpf/KxTfAAAA//8DAFBLAQItABQABgAI AAAAIQC2gziS/gAAAOEBAAATAAAAAAAAAAAAAAAAAAAAAABbQ29udGVudF9UeXBlc10ueG1sUEsB Ai0AFAAGAAgAAAAhADj9If/WAAAAlAEAAAsAAAAAAAAAAAAAAAAALwEAAF9yZWxzLy5yZWxzUEsB Ai0AFAAGAAgAAAAhAHZczzGvAQAAWAMAAA4AAAAAAAAAAAAAAAAALgIAAGRycy9lMm9Eb2MueG1s UEsBAi0AFAAGAAgAAAAhALDxzezeAAAACgEAAA8AAAAAAAAAAAAAAAAACQQAAGRycy9kb3ducmV2 LnhtbFBLBQYAAAAABAAEAPMAAAAUBQAAAAA= " strokecolor="windowText" strokeweight=".5pt">
+              <ns8:stroke joinstyle="miter"/>
+            </ns8:line>
+          </ns0:pict>
+        </ns1:Fallback>
+      </ns1:AlternateContent>
+    </ns0:r>
+    <ns0:r>
+      <ns0:rPr>
+        <ns0:noProof/>
+      </ns0:rPr>
+      <ns1:AlternateContent>
+        <ns1:Choice Requires="wps">
+          <ns0:drawing>
+            <ns3:anchor distT="0" distB="0" distL="114300" distR="114300" simplePos="0" relativeHeight="251652096" behindDoc="0" locked="0" layoutInCell="1" allowOverlap="1" ns4:anchorId="350D279F" ns4:editId="54B5E171">
+              <ns3:simplePos x="0" y="0"/>
+              <ns3:positionH relativeFrom="column">
+                <ns3:posOffset>228600</ns3:posOffset>
+              </ns3:positionH>
+              <ns3:positionV relativeFrom="paragraph">
+                <ns3:posOffset>112395</ns3:posOffset>
+              </ns3:positionV>
+              <ns3:extent cx="6400800" cy="0"/>
+              <ns3:effectExtent l="0" t="0" r="25400" b="25400"/>
+              <ns3:wrapNone/>
+              <ns3:docPr id="217511060" name="Conector recto 217511060"/>
+              <ns3:cNvGraphicFramePr/>
+              <ns5:graphic>
+                <ns5:graphicData uri="http://schemas.microsoft.com/office/word/2010/wordprocessingShape">
+                  <ns6:wsp>
+                    <ns6:cNvCnPr/>
+                    <ns6:spPr>
+                      <ns5:xfrm>
+                        <ns5:off x="0" y="0"/>
+                        <ns5:ext cx="6400800" cy="0"/>
+                      </ns5:xfrm>
+                      <ns5:prstGeom prst="line">
+                        <ns5:avLst/>
+                      </ns5:prstGeom>
+                      <ns5:noFill/>
+                      <ns5:ln w="6350" cap="flat" cmpd="sng" algn="ctr">
+                        <ns5:solidFill>
+                          <ns5:srgbClr val="5B9BD5"/>
+                        </ns5:solidFill>
+                        <ns5:prstDash val="solid"/>
+                        <ns5:miter lim="800000"/>
+                      </ns5:ln>
+                      <ns5:effectLst/>
+                    </ns6:spPr>
+                    <ns6:bodyPr/>
+                  </ns6:wsp>
+                </ns5:graphicData>
+              </ns5:graphic>
+            </ns3:anchor>
+          </ns0:drawing>
+        </ns1:Choice>
+        <ns1:Fallback>
+          <ns0:pict>
+            <ns8:line ns2:anchorId="256B0012" id="Conector recto 217511060" ns9:spid="_x0000_s1026" style="position:absolute;z-index:251663360;visibility:visible;mso-wrap-style:square;mso-wrap-distance-left:9pt;mso-wrap-distance-top:0;mso-wrap-distance-right:9pt;mso-wrap-distance-bottom:0;mso-position-horizontal:absolute;mso-position-horizontal-relative:text;mso-position-vertical:absolute;mso-position-vertical-relative:text" from="18pt,8.85pt" to="522pt,8.85pt" ns9:gfxdata="UEsDBBQABgAIAAAAIQC2gziS/gAAAOEBAAATAAAAW0NvbnRlbnRfVHlwZXNdLnhtbJSRQU7DMBBF 90jcwfIWJU67QAgl6YK0S0CoHGBkTxKLZGx5TGhvj5O2G0SRWNoz/78nu9wcxkFMGNg6quQqL6RA 0s5Y6ir5vt9lD1JwBDIwOMJKHpHlpr69KfdHjyxSmriSfYz+USnWPY7AufNIadK6MEJMx9ApD/oD OlTrorhX2lFEilmcO2RdNtjC5xDF9pCuTyYBB5bi6bQ4syoJ3g9WQ0ymaiLzg5KdCXlKLjvcW893 SUOqXwnz5DrgnHtJTxOsQfEKIT7DmDSUCaxw7Rqn8787ZsmRM9e2VmPeBN4uqYvTtW7jvijg9N/y JsXecLq0q+WD6m8AAAD//wMAUEsDBBQABgAIAAAAIQA4/SH/1gAAAJQBAAALAAAAX3JlbHMvLnJl bHOkkMFqwzAMhu+DvYPRfXGawxijTi+j0GvpHsDYimMaW0Yy2fr2M4PBMnrbUb/Q94l/f/hMi1qR JVI2sOt6UJgd+ZiDgffL8ekFlFSbvV0oo4EbChzGx4f9GRdb25HMsYhqlCwG5lrLq9biZkxWOiqY 22YiTra2kYMu1l1tQD30/bPm3wwYN0x18gb45AdQl1tp5j/sFB2T0FQ7R0nTNEV3j6o9feQzro1i OWA14Fm+Q8a1a8+Bvu/d/dMb2JY5uiPbhG/ktn4cqGU/er3pcvwCAAD//wMAUEsDBBQABgAIAAAA IQASzCNUqwEAAEUDAAAOAAAAZHJzL2Uyb0RvYy54bWysUk1v2zAMvQ/YfxB0X+x2S9EZcQq0QXsp tgLbfgAjS7YAfYHU4uTfl1LStOtuw3yQKZF65Ht6q5u9d2KnkWwMvbxYtFLooOJgw9jLXz/vP11L QRnCAC4G3cuDJnmz/vhhNadOX8YpukGjYJBA3Zx6OeWcuqYhNWkPtIhJB06aiB4yb3FsBoSZ0b1r Ltv2qpkjDgmj0kR8ujkm5briG6NV/m4M6SxcL3m2XFes67aszXoF3YiQJqtOY8A/TOHBBm56htpA BvEb7V9Q3iqMFE1eqOibaIxVunJgNhftOzY/Jki6cmFxKJ1lov8Hq77t7sITsgxzoo7SExYWe4O+ /Hk+sa9iHc5i6X0Wig+vvrTtdcuaqpdc83oxIeUHHb0oQS+dDYUHdLB7pMzNuPSlpByHeG+dq2/h gpgZ/POyIAM7wjjIHPo09JLCKAW4ka2mMlZEis4O5XbBIRy3dw7FDvi5l7dfbzfL8sLc7Y+y0noD NB3raupoBG8zu9FZ30umxt/ptgsFXVc/nQi8ylWibRwOVcWm7PitatOTr4oZ3u45fuv+9TMAAAD/ /wMAUEsDBBQABgAIAAAAIQAyLg083QAAAAkBAAAPAAAAZHJzL2Rvd25yZXYueG1sTI9BSwMxEIXv gv8hjODNJmptZd1sKYJQQQqtgnrLbsbdxWSyJGm7/nun9KDH+d7jzXvlYvRO7DGmPpCG64kCgdQE 21Or4e316eoeRMqGrHGBUMMPJlhU52elKWw40Ab329wKDqFUGA1dzkMhZWo69CZNwoDE2leI3mQ+ YyttNAcO907eKDWT3vTEHzoz4GOHzfd25zXU6xg/7j7fB7d82aj1mFYhPq+0vrwYlw8gMo75zwzH +lwdKu5Uhx3ZJJyG2xlPyczncxBHXU2nTOoTkVUp/y+ofgEAAP//AwBQSwECLQAUAAYACAAAACEA toM4kv4AAADhAQAAEwAAAAAAAAAAAAAAAAAAAAAAW0NvbnRlbnRfVHlwZXNdLnhtbFBLAQItABQA BgAIAAAAIQA4/SH/1gAAAJQBAAALAAAAAAAAAAAAAAAAAC8BAABfcmVscy8ucmVsc1BLAQItABQA BgAIAAAAIQASzCNUqwEAAEUDAAAOAAAAAAAAAAAAAAAAAC4CAABkcnMvZTJvRG9jLnhtbFBLAQIt ABQABgAIAAAAIQAyLg083QAAAAkBAAAPAAAAAAAAAAAAAAAAAAUEAABkcnMvZG93bnJldi54bWxQ SwUGAAAAAAQABADzAAAADwUAAAAA " strokecolor="#5b9bd5" strokeweight=".5pt">
+              <ns8:stroke joinstyle="miter"/>
+            </ns8:line>
+          </ns0:pict>
+        </ns1:Fallback>
+      </ns1:AlternateContent>
+    </ns0:r>
+  </ns0:p>
+  <ns0:p ns2:paraId="36D66F2B" ns2:textId="77777777" ns0:rsidR="008C47A6" ns0:rsidRDefault="00000000" ns0:rsidP="00E74375">
+    <ns0:r>
+      <ns0:rPr>
+        <ns0:noProof/>
+      </ns0:rPr>
+      <ns1:AlternateContent>
+        <ns1:Choice Requires="wps">
+          <ns0:drawing>
+            <ns3:anchor distT="0" distB="0" distL="114300" distR="114300" simplePos="0" relativeHeight="251664384" behindDoc="0" locked="0" layoutInCell="1" allowOverlap="1" ns4:anchorId="60968E5B" ns4:editId="0AE01EE4">
+              <ns3:simplePos x="0" y="0"/>
+              <ns3:positionH relativeFrom="page">
+                <ns3:posOffset>5890716</ns3:posOffset>
+              </ns3:positionH>
+              <ns3:positionV relativeFrom="page">
+                <ns3:posOffset>10161905</ns3:posOffset>
+              </ns3:positionV>
+              <ns3:extent cx="1047115" cy="313690"/>
+              <ns3:effectExtent l="0" t="0" r="0" b="0"/>
+              <ns3:wrapThrough wrapText="bothSides">
+                <ns3:wrapPolygon edited="0">
+                  <ns3:start x="786" y="0"/>
+                  <ns3:lineTo x="786" y="19676"/>
+                  <ns3:lineTo x="20434" y="19676"/>
+                  <ns3:lineTo x="20434" y="0"/>
+                  <ns3:lineTo x="786" y="0"/>
+                </ns3:wrapPolygon>
+              </ns3:wrapThrough>
+              <ns3:docPr id="34" name="Text Box 10"/>
+              <ns3:cNvGraphicFramePr>
+                <ns5:graphicFrameLocks/>
+              </ns3:cNvGraphicFramePr>
+              <ns5:graphic>
+                <ns5:graphicData uri="http://schemas.microsoft.com/office/word/2010/wordprocessingShape">
+                  <ns6:wsp>
+                    <ns6:cNvSpPr txBox="1">
+                      <ns5:spLocks/>
+                    </ns6:cNvSpPr>
+                    <ns6:spPr>
+                      <ns5:xfrm>
+                        <ns5:off x="0" y="0"/>
+                        <ns5:ext cx="1047115" cy="313690"/>
+                      </ns5:xfrm>
+                      <ns5:prstGeom prst="rect">
+                        <ns5:avLst/>
+                      </ns5:prstGeom>
+                      <ns5:noFill/>
+                      <ns5:ln>
+                        <ns5:noFill/>
+                      </ns5:ln>
+                      <ns5:effectLst/>
+                      <ns5:extLst>
+                        <ns5:ext uri="{C572A759-6A51-4108-AA02-DFA0A04FC94B}">
+                          <ns7:wrappingTextBoxFlag/>
+                        </ns5:ext>
+                      </ns5:extLst>
+                    </ns6:spPr>
+                    <ns6:txbx>
+                      <ns0:txbxContent>
+                        <ns0:p ns2:paraId="1A04D46D" ns2:textId="77777777" ns0:rsidR="008C47A6" ns0:rsidRPr="00C954D2" ns0:rsidRDefault="00000000" ns0:rsidP="001E1BF6">
+                          <ns0:pPr>
+                            <ns0:jc ns0:val="right"/>
+                            <ns0:rPr>
+                              <ns0:i/>
+                              <ns0:color ns0:val="0070C0"/>
+                              <ns0:sz ns0:val="14"/>
+                              <ns0:szCs ns0:val="14"/>
+                            </ns0:rPr>
+                          </ns0:pPr>
+                          <ns0:r ns0:rsidRPr="00C954D2">
+                            <ns0:rPr>
+                              <ns0:i/>
+                              <ns0:color ns0:val="0070C0"/>
+                              <ns0:sz ns0:val="14"/>
+                              <ns0:szCs ns0:val="14"/>
+                            </ns0:rPr>
+                            <ns0:t xml:space="preserve">Página </ns0:t>
+                          </ns0:r>
+                          <ns0:r ns0:rsidRPr="00C954D2">
+                            <ns0:rPr>
+                              <ns0:i/>
+                              <ns0:color ns0:val="0070C0"/>
+                              <ns0:sz ns0:val="14"/>
+                              <ns0:szCs ns0:val="14"/>
+                            </ns0:rPr>
+                            <ns0:fldChar ns0:fldCharType="begin"/>
+                          </ns0:r>
+                          <ns0:r ns0:rsidRPr="00C954D2">
+                            <ns0:rPr>
+                              <ns0:i/>
+                              <ns0:color ns0:val="0070C0"/>
+                              <ns0:sz ns0:val="14"/>
+                              <ns0:szCs ns0:val="14"/>
+                            </ns0:rPr>
+                            <ns0:instrText>PAGE   \* MERGEFORMAT</ns0:instrText>
+                          </ns0:r>
+                          <ns0:r ns0:rsidRPr="00C954D2">
+                            <ns0:rPr>
+                              <ns0:i/>
+                              <ns0:color ns0:val="0070C0"/>
+                              <ns0:sz ns0:val="14"/>
+                              <ns0:szCs ns0:val="14"/>
+                            </ns0:rPr>
+                            <ns0:fldChar ns0:fldCharType="separate"/>
+                          </ns0:r>
+                          <ns0:r ns0:rsidRPr="00C954D2">
+                            <ns0:rPr>
+                              <ns0:i/>
+                              <ns0:noProof/>
+                              <ns0:color ns0:val="0070C0"/>
+                              <ns0:sz ns0:val="14"/>
+                              <ns0:szCs ns0:val="14"/>
+                            </ns0:rPr>
+                            <ns0:t>19</ns0:t>
+                          </ns0:r>
+                          <ns0:r ns0:rsidRPr="00C954D2">
+                            <ns0:rPr>
+                              <ns0:i/>
+                              <ns0:color ns0:val="0070C0"/>
+                              <ns0:sz ns0:val="14"/>
+                              <ns0:szCs ns0:val="14"/>
+                            </ns0:rPr>
+                            <ns0:fldChar ns0:fldCharType="end"/>
+                          </ns0:r>
+                        </ns0:p>
+                        <ns0:p ns2:paraId="4656104C" ns2:textId="77777777" ns0:rsidR="008C47A6" ns0:rsidRPr="00C954D2" ns0:rsidRDefault="00000000" ns0:rsidP="001E1BF6">
+                          <ns0:pPr>
+                            <ns0:jc ns0:val="right"/>
+                            <ns0:rPr>
+                              <ns0:i/>
+                              <ns0:color ns0:val="0070C0"/>
+                              <ns0:sz ns0:val="14"/>
+                              <ns0:szCs ns0:val="14"/>
+                            </ns0:rPr>
+                          </ns0:pPr>
+                          <ns0:r ns0:rsidRPr="00C954D2">
+                            <ns0:rPr>
+                              <ns0:i/>
+                              <ns0:color ns0:val="0070C0"/>
+                              <ns0:sz ns0:val="14"/>
+                              <ns0:szCs ns0:val="14"/>
+                            </ns0:rPr>
+                            <ns0:t>5</ns0:t>
+                          </ns0:r>
+                          <ns0:r>
+                            <ns0:rPr>
+                              <ns0:i/>
+                              <ns0:color ns0:val="0070C0"/>
+                              <ns0:sz ns0:val="14"/>
+                              <ns0:szCs ns0:val="14"/>
+                            </ns0:rPr>
+                            <ns0:t>35.2.1</ns0:t>
+                          </ns0:r>
+                        </ns0:p>
+                      </ns0:txbxContent>
+                    </ns6:txbx>
+                    <ns6:bodyPr rot="0" spcFirstLastPara="0" vertOverflow="overflow" horzOverflow="overflow" vert="horz" wrap="square" lIns="91440" tIns="45720" rIns="91440" bIns="45720" numCol="1" spcCol="0" rtlCol="0" fromWordArt="0" anchor="ctr" anchorCtr="0" forceAA="0" compatLnSpc="1">
+                      <ns5:prstTxWarp prst="textNoShape">
+                        <ns5:avLst/>
+                      </ns5:prstTxWarp>
+                      <ns5:noAutofit/>
+                    </ns6:bodyPr>
+                  </ns6:wsp>
+                </ns5:graphicData>
+              </ns5:graphic>
+              <ns4:sizeRelH relativeFrom="margin">
+                <ns4:pctWidth>0</ns4:pctWidth>
+              </ns4:sizeRelH>
+              <ns4:sizeRelV relativeFrom="margin">
+                <ns4:pctHeight>0</ns4:pctHeight>
+              </ns4:sizeRelV>
+            </ns3:anchor>
+          </ns0:drawing>
+        </ns1:Choice>
+        <ns1:Fallback>
+          <ns0:pict>
+            <ns8:shape ns2:anchorId="60968E5B" id="_x0000_s1030" type="#_x0000_t202" style="position:absolute;left:0;text-align:left;margin-left:463.85pt;margin-top:800.15pt;width:82.45pt;height:24.7pt;z-index:251664384;visibility:visible;mso-wrap-style:square;mso-width-percent:0;mso-height-percent:0;mso-wrap-distance-left:9pt;mso-wrap-distance-top:0;mso-wrap-distance-right:9pt;mso-wrap-distance-bottom:0;mso-position-horizontal:absolute;mso-position-horizontal-relative:page;mso-position-vertical:absolute;mso-position-vertical-relative:page;mso-width-percent:0;mso-height-percent:0;mso-width-relative:margin;mso-height-relative:margin;v-text-anchor:middle" ns9:gfxdata="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" filled="f" stroked="f">
+              <ns8:textbox>
+                <ns0:txbxContent>
+                  <ns0:p ns2:paraId="1A04D46D" ns2:textId="77777777" ns0:rsidR="008C47A6" ns0:rsidRPr="00C954D2" ns0:rsidRDefault="00000000" ns0:rsidP="001E1BF6">
+                    <ns0:pPr>
+                      <ns0:jc ns0:val="right"/>
+                      <ns0:rPr>
+                        <ns0:i/>
+                        <ns0:color ns0:val="0070C0"/>
+                        <ns0:sz ns0:val="14"/>
+                        <ns0:szCs ns0:val="14"/>
+                      </ns0:rPr>
+                    </ns0:pPr>
+                    <ns0:r ns0:rsidRPr="00C954D2">
+                      <ns0:rPr>
+                        <ns0:i/>
+                        <ns0:color ns0:val="0070C0"/>
+                        <ns0:sz ns0:val="14"/>
+                        <ns0:szCs ns0:val="14"/>
+                      </ns0:rPr>
+                      <ns0:t xml:space="preserve">Página </ns0:t>
+                    </ns0:r>
+                    <ns0:r ns0:rsidRPr="00C954D2">
+                      <ns0:rPr>
+                        <ns0:i/>
+                        <ns0:color ns0:val="0070C0"/>
+                        <ns0:sz ns0:val="14"/>
+                        <ns0:szCs ns0:val="14"/>
+                      </ns0:rPr>
+                      <ns0:fldChar ns0:fldCharType="begin"/>
+                    </ns0:r>
+                    <ns0:r ns0:rsidRPr="00C954D2">
+                      <ns0:rPr>
+                        <ns0:i/>
+                        <ns0:color ns0:val="0070C0"/>
+                        <ns0:sz ns0:val="14"/>
+                        <ns0:szCs ns0:val="14"/>
+                      </ns0:rPr>
+                      <ns0:instrText>PAGE   \* MERGEFORMAT</ns0:instrText>
+                    </ns0:r>
+                    <ns0:r ns0:rsidRPr="00C954D2">
+                      <ns0:rPr>
+                        <ns0:i/>
+                        <ns0:color ns0:val="0070C0"/>
+                        <ns0:sz ns0:val="14"/>
+                        <ns0:szCs ns0:val="14"/>
+                      </ns0:rPr>
+                      <ns0:fldChar ns0:fldCharType="separate"/>
+                    </ns0:r>
+                    <ns0:r ns0:rsidRPr="00C954D2">
+                      <ns0:rPr>
+                        <ns0:i/>
+                        <ns0:noProof/>
+                        <ns0:color ns0:val="0070C0"/>
+                        <ns0:sz ns0:val="14"/>
+                        <ns0:szCs ns0:val="14"/>
+                      </ns0:rPr>
+                      <ns0:t>19</ns0:t>
+                    </ns0:r>
+                    <ns0:r ns0:rsidRPr="00C954D2">
+                      <ns0:rPr>
+                        <ns0:i/>
+                        <ns0:color ns0:val="0070C0"/>
+                        <ns0:sz ns0:val="14"/>
+                        <ns0:szCs ns0:val="14"/>
+                      </ns0:rPr>
+                      <ns0:fldChar ns0:fldCharType="end"/>
+                    </ns0:r>
+                  </ns0:p>
+                  <ns0:p ns2:paraId="4656104C" ns2:textId="77777777" ns0:rsidR="008C47A6" ns0:rsidRPr="00C954D2" ns0:rsidRDefault="00000000" ns0:rsidP="001E1BF6">
+                    <ns0:pPr>
+                      <ns0:jc ns0:val="right"/>
+                      <ns0:rPr>
+                        <ns0:i/>
+                        <ns0:color ns0:val="0070C0"/>
+                        <ns0:sz ns0:val="14"/>
+                        <ns0:szCs ns0:val="14"/>
+                      </ns0:rPr>
+                    </ns0:pPr>
+                    <ns0:r ns0:rsidRPr="00C954D2">
+                      <ns0:rPr>
+                        <ns0:i/>
+                        <ns0:color ns0:val="0070C0"/>
+                        <ns0:sz ns0:val="14"/>
+                        <ns0:szCs ns0:val="14"/>
+                      </ns0:rPr>
+                      <ns0:t>5</ns0:t>
+                    </ns0:r>
+                    <ns0:r>
+                      <ns0:rPr>
+                        <ns0:i/>
+                        <ns0:color ns0:val="0070C0"/>
+                        <ns0:sz ns0:val="14"/>
+                        <ns0:szCs ns0:val="14"/>
+                      </ns0:rPr>
+                      <ns0:t>35.2.1</ns0:t>
+                    </ns0:r>
+                  </ns0:p>
+                </ns0:txbxContent>
+              </ns8:textbox>
+              <ns10:wrap type="through" anchorx="page" anchory="page"/>
+            </ns8:shape>
+          </ns0:pict>
+        </ns1:Fallback>
+      </ns1:AlternateContent>
+    </ns0:r>
+    <ns0:r>
+      <ns0:rPr>
+        <ns0:noProof/>
+      </ns0:rPr>
+      <ns1:AlternateContent>
+        <ns1:Choice Requires="wps">
+          <ns0:drawing>
+            <ns3:anchor distT="0" distB="0" distL="114300" distR="114300" simplePos="0" relativeHeight="251658240" behindDoc="0" locked="0" layoutInCell="1" allowOverlap="1" ns4:anchorId="530DBE89" ns4:editId="51535FF7">
+              <ns3:simplePos x="0" y="0"/>
+              <ns3:positionH relativeFrom="column">
+                <ns3:posOffset>1562100</ns3:posOffset>
+              </ns3:positionH>
+              <ns3:positionV relativeFrom="paragraph">
+                <ns3:posOffset>51435</ns3:posOffset>
+              </ns3:positionV>
+              <ns3:extent cx="0" cy="457200"/>
+              <ns3:effectExtent l="0" t="0" r="38100" b="19050"/>
+              <ns3:wrapNone/>
+              <ns3:docPr id="30" name="Conector recto 30"/>
+              <ns3:cNvGraphicFramePr/>
+              <ns5:graphic>
+                <ns5:graphicData uri="http://schemas.microsoft.com/office/word/2010/wordprocessingShape">
+                  <ns6:wsp>
+                    <ns6:cNvCnPr/>
+                    <ns6:spPr>
+                      <ns5:xfrm>
+                        <ns5:off x="0" y="0"/>
+                        <ns5:ext cx="0" cy="457200"/>
+                      </ns5:xfrm>
+                      <ns5:prstGeom prst="line">
+                        <ns5:avLst/>
+                      </ns5:prstGeom>
+                      <ns5:noFill/>
+                      <ns5:ln w="6350" cap="flat" cmpd="sng" algn="ctr">
+                        <ns5:solidFill>
+                          <ns5:sysClr val="windowText" lastClr="000000"/>
+                        </ns5:solidFill>
+                        <ns5:prstDash val="solid"/>
+                        <ns5:miter lim="800000"/>
+                      </ns5:ln>
+                      <ns5:effectLst/>
+                    </ns6:spPr>
+                    <ns6:bodyPr/>
+                  </ns6:wsp>
+                </ns5:graphicData>
+              </ns5:graphic>
+            </ns3:anchor>
+          </ns0:drawing>
+        </ns1:Choice>
+        <ns1:Fallback>
+          <ns0:pict>
+            <ns8:line ns2:anchorId="29C75443" id="Conector recto 30" ns9:spid="_x0000_s1026" style="position:absolute;z-index:251666432;visibility:visible;mso-wrap-style:square;mso-wrap-distance-left:9pt;mso-wrap-distance-top:0;mso-wrap-distance-right:9pt;mso-wrap-distance-bottom:0;mso-position-horizontal:absolute;mso-position-horizontal-relative:text;mso-position-vertical:absolute;mso-position-vertical-relative:text" from="123pt,4.05pt" to="123pt,40.05pt" ns9:gfxdata="UEsDBBQABgAIAAAAIQC2gziS/gAAAOEBAAATAAAAW0NvbnRlbnRfVHlwZXNdLnhtbJSRQU7DMBBF 90jcwfIWJU67QAgl6YK0S0CoHGBkTxKLZGx5TGhvj5O2G0SRWNoz/78nu9wcxkFMGNg6quQqL6RA 0s5Y6ir5vt9lD1JwBDIwOMJKHpHlpr69KfdHjyxSmriSfYz+USnWPY7AufNIadK6MEJMx9ApD/oD OlTrorhX2lFEilmcO2RdNtjC5xDF9pCuTyYBB5bi6bQ4syoJ3g9WQ0ymaiLzg5KdCXlKLjvcW893 SUOqXwnz5DrgnHtJTxOsQfEKIT7DmDSUCaxw7Rqn8787ZsmRM9e2VmPeBN4uqYvTtW7jvijg9N/y JsXecLq0q+WD6m8AAAD//wMAUEsDBBQABgAIAAAAIQA4/SH/1gAAAJQBAAALAAAAX3JlbHMvLnJl bHOkkMFqwzAMhu+DvYPRfXGawxijTi+j0GvpHsDYimMaW0Yy2fr2M4PBMnrbUb/Q94l/f/hMi1qR JVI2sOt6UJgd+ZiDgffL8ekFlFSbvV0oo4EbChzGx4f9GRdb25HMsYhqlCwG5lrLq9biZkxWOiqY 22YiTra2kYMu1l1tQD30/bPm3wwYN0x18gb45AdQl1tp5j/sFB2T0FQ7R0nTNEV3j6o9feQzro1i OWA14Fm+Q8a1a8+Bvu/d/dMb2JY5uiPbhG/ktn4cqGU/er3pcvwCAAD//wMAUEsDBBQABgAIAAAA IQB2XM8xrwEAAFgDAAAOAAAAZHJzL2Uyb0RvYy54bWysU01vEzEQvSPxHyzfidNCS7WK00OjckFQ ifIDpv7YteQveUw2+feMvSENcEPswWvPeN7Oe/N2c38Inu1NQZei5FerNWcmqqRdHCX//vz47o4z rBA1+BSN5EeD/H779s1mzoO5TlPy2hRGIBGHOUs+1ZoHIVBNJgCuUjaRkjaVAJWOZRS6wEzowYvr 9fpWzKnoXJIyiBTdLUm+7fjWGlW/WoumMi859Vb7Wvr60lax3cAwFsiTU6c24B+6COAiffQMtYMK 7Edxf0EFp0rCZOtKpSCStU6ZzoHYXK3/YPNtgmw6FxIH81km/H+w6sv+IT4VkmHOOGB+Ko3FwZbQ 3tQfO3SxjmexzKEytQQVRT/cfKQ5NB3Fa10uWD+ZFFjbSO5dbDRggP1nrMvVX1daOKZH530fhY9s lvz2/Q0NSwEZwnqotA1ZS45x5Az8SE5TtXRETN7pVt1w8IgPvrA90LDJIzrNz9QtZx6wUoIo9OfU 7G+lrZ0d4LQU99TijeAqGdS7IPndZbWP7YumW+xE6lXBtntJ+tiFFe1E4+sKnazW/HF5pv3lD7H9 CQAA//8DAFBLAwQUAAYACAAAACEA3Ghnn9wAAAAIAQAADwAAAGRycy9kb3ducmV2LnhtbEyPy07D MBBF90j9B2sqsaN2WlSqEKeqWnXBrgSQWLrx5AHxOIqdNvw9g1jA8uiO7pybbSfXiQsOofWkIVko EEilty3VGl5fjncbECEasqbzhBq+MMA2n91kJrX+Ss94KWItuIRCajQ0MfaplKFs0Jmw8D0SZ5Uf nImMQy3tYK5c7jq5VGotnWmJPzSmx32D5WcxOg3jaV+p9riaPt5XhRyfHk5vh6rW+nY+7R5BRJzi 3zH86LM65Ox09iPZIDoNy/s1b4kaNgkIzn/5zKwSkHkm/w/IvwEAAP//AwBQSwECLQAUAAYACAAA ACEAtoM4kv4AAADhAQAAEwAAAAAAAAAAAAAAAAAAAAAAW0NvbnRlbnRfVHlwZXNdLnhtbFBLAQIt ABQABgAIAAAAIQA4/SH/1gAAAJQBAAALAAAAAAAAAAAAAAAAAC8BAABfcmVscy8ucmVsc1BLAQIt ABQABgAIAAAAIQB2XM8xrwEAAFgDAAAOAAAAAAAAAAAAAAAAAC4CAABkcnMvZTJvRG9jLnhtbFBL AQItABQABgAIAAAAIQDcaGef3AAAAAgBAAAPAAAAAAAAAAAAAAAAAAkEAABkcnMvZG93bnJldi54 bWxQSwUGAAAAAAQABADzAAAAEgUAAAAA " strokecolor="windowText" strokeweight=".5pt">
+              <ns8:stroke joinstyle="miter"/>
+            </ns8:line>
+          </ns0:pict>
+        </ns1:Fallback>
+      </ns1:AlternateContent>
+    </ns0:r>
+    <ns0:r>
+      <ns0:rPr>
+        <ns0:noProof/>
+      </ns0:rPr>
+      <ns1:AlternateContent>
+        <ns1:Choice Requires="wps">
+          <ns0:drawing>
+            <ns3:anchor distT="0" distB="0" distL="114300" distR="114300" simplePos="0" relativeHeight="251654144" behindDoc="0" locked="0" layoutInCell="1" allowOverlap="1" ns4:anchorId="06956A8A" ns4:editId="2D24E183">
+              <ns3:simplePos x="0" y="0"/>
+              <ns3:positionH relativeFrom="column">
+                <ns3:posOffset>304800</ns3:posOffset>
+              </ns3:positionH>
+              <ns3:positionV relativeFrom="paragraph">
+                <ns3:posOffset>51435</ns3:posOffset>
+              </ns3:positionV>
+              <ns3:extent cx="0" cy="457200"/>
+              <ns3:effectExtent l="0" t="0" r="38100" b="19050"/>
+              <ns3:wrapNone/>
+              <ns3:docPr id="31" name="Conector recto 31"/>
+              <ns3:cNvGraphicFramePr/>
+              <ns5:graphic>
+                <ns5:graphicData uri="http://schemas.microsoft.com/office/word/2010/wordprocessingShape">
+                  <ns6:wsp>
+                    <ns6:cNvCnPr/>
+                    <ns6:spPr>
+                      <ns5:xfrm>
+                        <ns5:off x="0" y="0"/>
+                        <ns5:ext cx="0" cy="457200"/>
+                      </ns5:xfrm>
+                      <ns5:prstGeom prst="line">
+                        <ns5:avLst/>
+                      </ns5:prstGeom>
+                      <ns5:noFill/>
+                      <ns5:ln w="6350" cap="flat" cmpd="sng" algn="ctr">
+                        <ns5:solidFill>
+                          <ns5:sysClr val="windowText" lastClr="000000"/>
+                        </ns5:solidFill>
+                        <ns5:prstDash val="solid"/>
+                        <ns5:miter lim="800000"/>
+                      </ns5:ln>
+                      <ns5:effectLst/>
+                    </ns6:spPr>
+                    <ns6:bodyPr/>
+                  </ns6:wsp>
+                </ns5:graphicData>
+              </ns5:graphic>
+            </ns3:anchor>
+          </ns0:drawing>
+        </ns1:Choice>
+        <ns1:Fallback>
+          <ns0:pict>
+            <ns8:line ns2:anchorId="26AC4FCA" id="Conector recto 31" ns9:spid="_x0000_s1026" style="position:absolute;z-index:251664384;visibility:visible;mso-wrap-style:square;mso-wrap-distance-left:9pt;mso-wrap-distance-top:0;mso-wrap-distance-right:9pt;mso-wrap-distance-bottom:0;mso-position-horizontal:absolute;mso-position-horizontal-relative:text;mso-position-vertical:absolute;mso-position-vertical-relative:text" from="24pt,4.05pt" to="24pt,40.05pt" ns9:gfxdata="UEsDBBQABgAIAAAAIQC2gziS/gAAAOEBAAATAAAAW0NvbnRlbnRfVHlwZXNdLnhtbJSRQU7DMBBF 90jcwfIWJU67QAgl6YK0S0CoHGBkTxKLZGx5TGhvj5O2G0SRWNoz/78nu9wcxkFMGNg6quQqL6RA 0s5Y6ir5vt9lD1JwBDIwOMJKHpHlpr69KfdHjyxSmriSfYz+USnWPY7AufNIadK6MEJMx9ApD/oD OlTrorhX2lFEilmcO2RdNtjC5xDF9pCuTyYBB5bi6bQ4syoJ3g9WQ0ymaiLzg5KdCXlKLjvcW893 SUOqXwnz5DrgnHtJTxOsQfEKIT7DmDSUCaxw7Rqn8787ZsmRM9e2VmPeBN4uqYvTtW7jvijg9N/y JsXecLq0q+WD6m8AAAD//wMAUEsDBBQABgAIAAAAIQA4/SH/1gAAAJQBAAALAAAAX3JlbHMvLnJl bHOkkMFqwzAMhu+DvYPRfXGawxijTi+j0GvpHsDYimMaW0Yy2fr2M4PBMnrbUb/Q94l/f/hMi1qR JVI2sOt6UJgd+ZiDgffL8ekFlFSbvV0oo4EbChzGx4f9GRdb25HMsYhqlCwG5lrLq9biZkxWOiqY 22YiTra2kYMu1l1tQD30/bPm3wwYN0x18gb45AdQl1tp5j/sFB2T0FQ7R0nTNEV3j6o9feQzro1i OWA14Fm+Q8a1a8+Bvu/d/dMb2JY5uiPbhG/ktn4cqGU/er3pcvwCAAD//wMAUEsDBBQABgAIAAAA IQB2XM8xrwEAAFgDAAAOAAAAZHJzL2Uyb0RvYy54bWysU01vEzEQvSPxHyzfidNCS7WK00OjckFQ ifIDpv7YteQveUw2+feMvSENcEPswWvPeN7Oe/N2c38Inu1NQZei5FerNWcmqqRdHCX//vz47o4z rBA1+BSN5EeD/H779s1mzoO5TlPy2hRGIBGHOUs+1ZoHIVBNJgCuUjaRkjaVAJWOZRS6wEzowYvr 9fpWzKnoXJIyiBTdLUm+7fjWGlW/WoumMi859Vb7Wvr60lax3cAwFsiTU6c24B+6COAiffQMtYMK 7Edxf0EFp0rCZOtKpSCStU6ZzoHYXK3/YPNtgmw6FxIH81km/H+w6sv+IT4VkmHOOGB+Ko3FwZbQ 3tQfO3SxjmexzKEytQQVRT/cfKQ5NB3Fa10uWD+ZFFjbSO5dbDRggP1nrMvVX1daOKZH530fhY9s lvz2/Q0NSwEZwnqotA1ZS45x5Az8SE5TtXRETN7pVt1w8IgPvrA90LDJIzrNz9QtZx6wUoIo9OfU 7G+lrZ0d4LQU99TijeAqGdS7IPndZbWP7YumW+xE6lXBtntJ+tiFFe1E4+sKnazW/HF5pv3lD7H9 CQAA//8DAFBLAwQUAAYACAAAACEAHxfvLNoAAAAGAQAADwAAAGRycy9kb3ducmV2LnhtbEyPy07D MBBF90j9B2sqsaN2WgRRiFNVRV2wKwEklm48eUA8jmKnDX/PwAaWR3d075l8O7tenHEMnScNyUqB QKq87ajR8PpyuElBhGjImt4TavjCANticZWbzPoLPeO5jI3gEgqZ0dDGOGRShqpFZ8LKD0ic1X50 JjKOjbSjuXC56+VaqTvpTEe80JoB9y1Wn+XkNEzHfa26w2b+eN+Ucnq6P7491o3W18t59wAi4hz/ juFHn9WhYKeTn8gG0Wu4TfmVqCFNQHD8iydGlYAscvlfv/gGAAD//wMAUEsBAi0AFAAGAAgAAAAh ALaDOJL+AAAA4QEAABMAAAAAAAAAAAAAAAAAAAAAAFtDb250ZW50X1R5cGVzXS54bWxQSwECLQAU AAYACAAAACEAOP0h/9YAAACUAQAACwAAAAAAAAAAAAAAAAAvAQAAX3JlbHMvLnJlbHNQSwECLQAU AAYACAAAACEAdlzPMa8BAABYAwAADgAAAAAAAAAAAAAAAAAuAgAAZHJzL2Uyb0RvYy54bWxQSwEC LQAUAAYACAAAACEAHxfvLNoAAAAGAQAADwAAAAAAAAAAAAAAAAAJBAAAZHJzL2Rvd25yZXYueG1s UEsFBgAAAAAEAAQA8wAAABAFAAAAAA== " strokecolor="windowText" strokeweight=".5pt">
+              <ns8:stroke joinstyle="miter"/>
+            </ns8:line>
+          </ns0:pict>
+        </ns1:Fallback>
+      </ns1:AlternateContent>
+    </ns0:r>
+  </ns0:p>
+</ns0:ftr>
 </file>
 
 <file path=word/footer2.xml><?xml version="1.0" encoding="utf-8"?>
-<w:ftr xmlns:wpc="http://schemas.microsoft.com/office/word/2010/wordprocessingCanvas" xmlns:cx="http://schemas.microsoft.com/office/drawing/2014/chartex" xmlns:cx1="http://schemas.microsoft.com/office/drawing/2015/9/8/chartex" xmlns:cx2="http://schemas.microsoft.com/office/drawing/2015/10/21/chartex" xmlns:cx3="http://schemas.microsoft.com/office/drawing/2016/5/9/chartex" xmlns:cx4="http://schemas.microsoft.com/office/drawing/2016/5/10/chartex" xmlns:cx5="http://schemas.microsoft.com/office/drawing/2016/5/11/chartex" xmlns:cx6="http://schemas.microsoft.com/office/drawing/2016/5/12/chartex" xmlns:cx7="http://schemas.microsoft.com/office/drawing/2016/5/13/chartex" xmlns:cx8="http://schemas.microsoft.com/office/drawing/2016/5/14/chartex" xmlns:mc="http://schemas.openxmlformats.org/markup-compatibility/2006" xmlns:aink="http://schemas.microsoft.com/office/drawing/2016/ink" xmlns:am3d="http://schemas.microsoft.com/office/drawing/2017/model3d" xmlns:o="urn:schemas-microsoft-com:office:office" xmlns:oel="http://schemas.microsoft.com/office/2019/extlst" xmlns:r="http://schemas.openxmlformats.org/officeDocument/2006/relationships" xmlns:m="http://schemas.openxmlformats.org/officeDocument/2006/math" xmlns:v="urn:schemas-microsoft-com:vml" xmlns:wp14="http://schemas.microsoft.com/office/word/2010/wordprocessingDrawing" xmlns:wp="http://schemas.openxmlformats.org/drawingml/2006/wordprocessingDrawing" xmlns:w10="urn:schemas-microsoft-com:office:word" xmlns:w="http://schemas.openxmlformats.org/wordprocessingml/2006/main" xmlns:w14="http://schemas.microsoft.com/office/word/2010/wordml" xmlns:w15="http://schemas.microsoft.com/office/word/2012/wordml" xmlns:w16cex="http://schemas.microsoft.com/office/word/2018/wordml/cex" xmlns:w16cid="http://schemas.microsoft.com/office/word/2016/wordml/cid" xmlns:w16="http://schemas.microsoft.com/office/word/2018/wordml" xmlns:w16du="http://schemas.microsoft.com/office/word/2023/wordml/word16du" xmlns:w16sdtdh="http://schemas.microsoft.com/office/word/2020/wordml/sdtdatahash" xmlns:w16sdtfl="http://schemas.microsoft.com/office/word/2024/wordml/sdtformatlock" xmlns:w16se="http://schemas.microsoft.com/office/word/2015/wordml/symex" xmlns:wpg="http://schemas.microsoft.com/office/word/2010/wordprocessingGroup" xmlns:wpi="http://schemas.microsoft.com/office/word/2010/wordprocessingInk" xmlns:wne="http://schemas.microsoft.com/office/word/2006/wordml" xmlns:wps="http://schemas.microsoft.com/office/word/2010/wordprocessingShape" mc:Ignorable="w14 w15 w16se w16cid w16 w16cex w16sdtdh w16sdtfl w16du wp14">
-  <w:p>
-    <w:r>
-      <w:rPr>
-        <w:noProof/>
-      </w:rPr>
-      <mc:AlternateContent>
-        <mc:Choice Requires="wps">
-          <w:drawing>
-            <wp:anchor distT="0" distB="0" distL="114300" distR="114300" simplePos="0" relativeHeight="251661312" behindDoc="0" locked="0" layoutInCell="1" allowOverlap="1" wp14:anchorId="32FBE6F8" wp14:editId="03361862">
-              <wp:simplePos x="0" y="0"/>
-              <wp:positionH relativeFrom="page">
-                <wp:posOffset>4058285</wp:posOffset>
-              </wp:positionH>
-              <wp:positionV relativeFrom="page">
-                <wp:posOffset>10132695</wp:posOffset>
-              </wp:positionV>
-              <wp:extent cx="1714500" cy="342900"/>
-              <wp:effectExtent l="0" t="0" r="0" b="0"/>
-              <wp:wrapThrough wrapText="bothSides">
-                <wp:wrapPolygon edited="0">
-                  <wp:start x="480" y="0"/>
-                  <wp:lineTo x="480" y="20400"/>
-                  <wp:lineTo x="20880" y="20400"/>
-                  <wp:lineTo x="20880" y="0"/>
-                  <wp:lineTo x="480" y="0"/>
-                </wp:wrapPolygon>
-              </wp:wrapThrough>
-              <wp:docPr id="1001260262" name="Text Box 10"/>
-              <wp:cNvGraphicFramePr>
-                <a:graphicFrameLocks xmlns:a="http://schemas.openxmlformats.org/drawingml/2006/main"/>
-              </wp:cNvGraphicFramePr>
-              <a:graphic xmlns:a="http://schemas.openxmlformats.org/drawingml/2006/main">
-                <a:graphicData uri="http://schemas.microsoft.com/office/word/2010/wordprocessingShape">
-                  <wps:wsp>
-                    <wps:cNvSpPr txBox="1">
-                      <a:spLocks/>
-                    </wps:cNvSpPr>
-                    <wps:spPr>
-                      <a:xfrm>
-                        <a:off x="0" y="0"/>
-                        <a:ext cx="1714500" cy="342900"/>
-                      </a:xfrm>
-                      <a:prstGeom prst="rect">
-                        <a:avLst/>
-                      </a:prstGeom>
-                      <a:noFill/>
-                      <a:ln>
-                        <a:noFill/>
-                      </a:ln>
-                      <a:effectLst/>
-                      <a:extLst>
-                        <a:ext uri="{C572A759-6A51-4108-AA02-DFA0A04FC94B}">
-                          <ma14:wrappingTextBoxFlag xmlns:ma14="http://schemas.microsoft.com/office/mac/drawingml/2011/main" xmlns:w="http://schemas.openxmlformats.org/wordprocessingml/2006/main" xmlns:w10="urn:schemas-microsoft-com:office:word" xmlns:v="urn:schemas-microsoft-com:vml" xmlns:o="urn:schemas-microsoft-com:office:office" xmlns:mv="urn:schemas-microsoft-com:mac:vml" xmlns:mo="http://schemas.microsoft.com/office/mac/office/2008/main" xmlns=""/>
-                        </a:ext>
-                      </a:extLst>
-                    </wps:spPr>
-                    <wps:txbx>
-                      <w:txbxContent>
-                        <w:p>
-                          <w:pPr>
-                            <w:rPr>
-                              <w:sz w:val="14"/>
-                              <w:szCs w:val="14"/>
-                              <w:lang w:val="es-ES_tradnl"/>
-                            </w:rPr>
-                          </w:pPr>
-                          <w:r>
-                            <w:rPr>
-                              <w:sz w:val="14"/>
-                              <w:szCs w:val="14"/>
-                              <w:lang w:val="es-ES_tradnl"/>
-                            </w:rPr>
-                            <w:t>Avda. de la Aurora, 55, entreplanta</w:t>
-                          </w:r>
-                        </w:p>
-                        <w:p>
-                          <w:pPr>
-                            <w:rPr>
-                              <w:sz w:val="14"/>
-                              <w:szCs w:val="14"/>
-                              <w:lang w:val="es-ES_tradnl"/>
-                            </w:rPr>
-                          </w:pPr>
-                          <w:r>
-                            <w:rPr>
-                              <w:sz w:val="14"/>
-                              <w:szCs w:val="14"/>
-                              <w:lang w:val="es-ES_tradnl"/>
-                            </w:rPr>
-                            <w:t>29006 Málaga (España)</w:t>
-                          </w:r>
-                        </w:p>
-                      </w:txbxContent>
-                    </wps:txbx>
-                    <wps:bodyPr rot="0" spcFirstLastPara="0" vertOverflow="overflow" horzOverflow="overflow" vert="horz" wrap="square" lIns="91440" tIns="45720" rIns="91440" bIns="45720" numCol="1" spcCol="0" rtlCol="0" fromWordArt="0" anchor="t" anchorCtr="0" forceAA="0" compatLnSpc="1">
-                      <a:prstTxWarp prst="textNoShape">
-                        <a:avLst/>
-                      </a:prstTxWarp>
-                      <a:noAutofit/>
-                    </wps:bodyPr>
-                  </wps:wsp>
-                </a:graphicData>
-              </a:graphic>
-              <wp14:sizeRelH relativeFrom="margin">
-                <wp14:pctWidth>0</wp14:pctWidth>
-              </wp14:sizeRelH>
-              <wp14:sizeRelV relativeFrom="margin">
-                <wp14:pctHeight>0</wp14:pctHeight>
-              </wp14:sizeRelV>
-            </wp:anchor>
-          </w:drawing>
-        </mc:Choice>
-        <mc:Fallback>
-          <w:pict>
-            <v:shapetype w14:anchorId="32FBE6F8" id="_x0000_t202" coordsize="21600,21600" o:spt="202" path="m,l,21600r21600,l21600,xe">
-              <v:stroke joinstyle="miter"/>
-              <v:path gradientshapeok="t" o:connecttype="rect"/>
-            </v:shapetype>
-            <v:shape id="_x0000_s1032" type="#_x0000_t202" style="position:absolute;left:0;text-align:left;margin-left:319.55pt;margin-top:797.85pt;width:135pt;height:27pt;z-index:251661312;visibility:visible;mso-wrap-style:square;mso-width-percent:0;mso-height-percent:0;mso-wrap-distance-left:9pt;mso-wrap-distance-top:0;mso-wrap-distance-right:9pt;mso-wrap-distance-bottom:0;mso-position-horizontal:absolute;mso-position-horizontal-relative:page;mso-position-vertical:absolute;mso-position-vertical-relative:page;mso-width-percent:0;mso-height-percent:0;mso-width-relative:margin;mso-height-relative:margin;v-text-anchor:top" o:gfxdata="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" filled="f" stroked="f">
-              <v:textbox>
-                <w:txbxContent>
-                  <w:p>
-                    <w:pPr>
-                      <w:rPr>
-                        <w:sz w:val="14"/>
-                        <w:szCs w:val="14"/>
-                        <w:lang w:val="es-ES_tradnl"/>
-                      </w:rPr>
-                    </w:pPr>
-                    <w:r>
-                      <w:rPr>
-                        <w:sz w:val="14"/>
-                        <w:szCs w:val="14"/>
-                        <w:lang w:val="es-ES_tradnl"/>
-                      </w:rPr>
-                      <w:t>Avda. de la Aurora, 55, entreplanta</w:t>
-                    </w:r>
-                  </w:p>
-                  <w:p>
-                    <w:pPr>
-                      <w:rPr>
-                        <w:sz w:val="14"/>
-                        <w:szCs w:val="14"/>
-                        <w:lang w:val="es-ES_tradnl"/>
-                      </w:rPr>
-                    </w:pPr>
-                    <w:r>
-                      <w:rPr>
-                        <w:sz w:val="14"/>
-                        <w:szCs w:val="14"/>
-                        <w:lang w:val="es-ES_tradnl"/>
-                      </w:rPr>
-                      <w:t>29006 Málaga (España)</w:t>
-                    </w:r>
-                  </w:p>
-                </w:txbxContent>
-              </v:textbox>
-              <w10:wrap type="through" anchorx="page" anchory="page"/>
-            </v:shape>
-          </w:pict>
-        </mc:Fallback>
-      </mc:AlternateContent>
-    </w:r>
-    <w:r>
-      <w:rPr>
-        <w:noProof/>
-      </w:rPr>
-      <mc:AlternateContent>
-        <mc:Choice Requires="wps">
-          <w:drawing>
-            <wp:anchor distT="0" distB="0" distL="114300" distR="114300" simplePos="0" relativeHeight="251651072" behindDoc="0" locked="0" layoutInCell="1" allowOverlap="1" wp14:anchorId="003E73B6" wp14:editId="76E9C323">
-              <wp:simplePos x="0" y="0"/>
-              <wp:positionH relativeFrom="page">
-                <wp:posOffset>1429385</wp:posOffset>
-              </wp:positionH>
-              <wp:positionV relativeFrom="page">
-                <wp:posOffset>10132695</wp:posOffset>
-              </wp:positionV>
-              <wp:extent cx="800100" cy="342900"/>
-              <wp:effectExtent l="0" t="0" r="0" b="0"/>
-              <wp:wrapThrough wrapText="bothSides">
-                <wp:wrapPolygon edited="0">
-                  <wp:start x="1029" y="0"/>
-                  <wp:lineTo x="1029" y="20400"/>
-                  <wp:lineTo x="20057" y="20400"/>
-                  <wp:lineTo x="20057" y="0"/>
-                  <wp:lineTo x="1029" y="0"/>
-                </wp:wrapPolygon>
-              </wp:wrapThrough>
-              <wp:docPr id="1027357469" name="Text Box 10"/>
-              <wp:cNvGraphicFramePr>
-                <a:graphicFrameLocks xmlns:a="http://schemas.openxmlformats.org/drawingml/2006/main"/>
-              </wp:cNvGraphicFramePr>
-              <a:graphic xmlns:a="http://schemas.openxmlformats.org/drawingml/2006/main">
-                <a:graphicData uri="http://schemas.microsoft.com/office/word/2010/wordprocessingShape">
-                  <wps:wsp>
-                    <wps:cNvSpPr txBox="1">
-                      <a:spLocks/>
-                    </wps:cNvSpPr>
-                    <wps:spPr>
-                      <a:xfrm>
-                        <a:off x="0" y="0"/>
-                        <a:ext cx="800100" cy="342900"/>
-                      </a:xfrm>
-                      <a:prstGeom prst="rect">
-                        <a:avLst/>
-                      </a:prstGeom>
-                      <a:noFill/>
-                      <a:ln>
-                        <a:noFill/>
-                      </a:ln>
-                      <a:effectLst/>
-                      <a:extLst>
-                        <a:ext uri="{C572A759-6A51-4108-AA02-DFA0A04FC94B}">
-                          <ma14:wrappingTextBoxFlag xmlns:ma14="http://schemas.microsoft.com/office/mac/drawingml/2011/main" xmlns:w="http://schemas.openxmlformats.org/wordprocessingml/2006/main" xmlns:w10="urn:schemas-microsoft-com:office:word" xmlns:v="urn:schemas-microsoft-com:vml" xmlns:o="urn:schemas-microsoft-com:office:office" xmlns:mv="urn:schemas-microsoft-com:mac:vml" xmlns:mo="http://schemas.microsoft.com/office/mac/office/2008/main" xmlns=""/>
-                        </a:ext>
-                      </a:extLst>
-                    </wps:spPr>
-                    <wps:txbx>
-                      <w:txbxContent>
-                        <w:p>
-                          <w:pPr>
-                            <w:rPr>
-                              <w:sz w:val="14"/>
-                              <w:szCs w:val="12"/>
-                              <w:lang w:val="es-ES_tradnl"/>
-                            </w:rPr>
-                          </w:pPr>
-                          <w:r>
-                            <w:rPr>
-                              <w:sz w:val="14"/>
-                              <w:szCs w:val="12"/>
-                              <w:lang w:val="es-ES_tradnl"/>
-                            </w:rPr>
-                            <w:t>952 04 10 47</w:t>
-                          </w:r>
-                        </w:p>
-                        <w:p>
-                          <w:pPr>
-                            <w:rPr>
-                              <w:sz w:val="14"/>
-                              <w:szCs w:val="14"/>
-                              <w:lang w:val="es-ES_tradnl"/>
-                            </w:rPr>
-                          </w:pPr>
-                          <w:r>
-                            <w:rPr>
-                              <w:sz w:val="14"/>
-                              <w:szCs w:val="14"/>
-                              <w:lang w:val="es-ES_tradnl"/>
-                            </w:rPr>
-                            <w:t>952 34 41 00</w:t>
-                          </w:r>
-                        </w:p>
-                      </w:txbxContent>
-                    </wps:txbx>
-                    <wps:bodyPr rot="0" spcFirstLastPara="0" vertOverflow="overflow" horzOverflow="overflow" vert="horz" wrap="square" lIns="91440" tIns="45720" rIns="91440" bIns="45720" numCol="1" spcCol="0" rtlCol="0" fromWordArt="0" anchor="t" anchorCtr="0" forceAA="0" compatLnSpc="1">
-                      <a:prstTxWarp prst="textNoShape">
-                        <a:avLst/>
-                      </a:prstTxWarp>
-                      <a:noAutofit/>
-                    </wps:bodyPr>
-                  </wps:wsp>
-                </a:graphicData>
-              </a:graphic>
-              <wp14:sizeRelH relativeFrom="margin">
-                <wp14:pctWidth>0</wp14:pctWidth>
-              </wp14:sizeRelH>
-              <wp14:sizeRelV relativeFrom="margin">
-                <wp14:pctHeight>0</wp14:pctHeight>
-              </wp14:sizeRelV>
-            </wp:anchor>
-          </w:drawing>
-        </mc:Choice>
-        <mc:Fallback>
-          <w:pict>
-            <v:shape w14:anchorId="003E73B6" id="_x0000_s1033" type="#_x0000_t202" style="position:absolute;left:0;text-align:left;margin-left:112.55pt;margin-top:797.85pt;width:63pt;height:27pt;z-index:251651072;visibility:visible;mso-wrap-style:square;mso-width-percent:0;mso-height-percent:0;mso-wrap-distance-left:9pt;mso-wrap-distance-top:0;mso-wrap-distance-right:9pt;mso-wrap-distance-bottom:0;mso-position-horizontal:absolute;mso-position-horizontal-relative:page;mso-position-vertical:absolute;mso-position-vertical-relative:page;mso-width-percent:0;mso-height-percent:0;mso-width-relative:margin;mso-height-relative:margin;v-text-anchor:top" o:gfxdata="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" filled="f" stroked="f">
-              <v:textbox>
-                <w:txbxContent>
-                  <w:p>
-                    <w:pPr>
-                      <w:rPr>
-                        <w:sz w:val="14"/>
-                        <w:szCs w:val="12"/>
-                        <w:lang w:val="es-ES_tradnl"/>
-                      </w:rPr>
-                    </w:pPr>
-                    <w:r>
-                      <w:rPr>
-                        <w:sz w:val="14"/>
-                        <w:szCs w:val="12"/>
-                        <w:lang w:val="es-ES_tradnl"/>
-                      </w:rPr>
-                      <w:t>952 04 10 47</w:t>
-                    </w:r>
-                  </w:p>
-                  <w:p>
-                    <w:pPr>
-                      <w:rPr>
-                        <w:sz w:val="14"/>
-                        <w:szCs w:val="14"/>
-                        <w:lang w:val="es-ES_tradnl"/>
-                      </w:rPr>
-                    </w:pPr>
-                    <w:r>
-                      <w:rPr>
-                        <w:sz w:val="14"/>
-                        <w:szCs w:val="14"/>
-                        <w:lang w:val="es-ES_tradnl"/>
-                      </w:rPr>
-                      <w:t>952 34 41 00</w:t>
-                    </w:r>
-                  </w:p>
-                </w:txbxContent>
-              </v:textbox>
-              <w10:wrap type="through" anchorx="page" anchory="page"/>
-            </v:shape>
-          </w:pict>
-        </mc:Fallback>
-      </mc:AlternateContent>
-    </w:r>
-    <w:r>
-      <w:rPr>
-        <w:noProof/>
-      </w:rPr>
-      <mc:AlternateContent>
-        <mc:Choice Requires="wps">
-          <w:drawing>
-            <wp:anchor distT="0" distB="0" distL="114300" distR="114300" simplePos="0" relativeHeight="251657216" behindDoc="0" locked="0" layoutInCell="1" allowOverlap="1" wp14:anchorId="00F01480" wp14:editId="154F1AE4">
-              <wp:simplePos x="0" y="0"/>
-              <wp:positionH relativeFrom="page">
-                <wp:posOffset>2686685</wp:posOffset>
-              </wp:positionH>
-              <wp:positionV relativeFrom="page">
-                <wp:posOffset>10132695</wp:posOffset>
-              </wp:positionV>
-              <wp:extent cx="1371600" cy="342900"/>
-              <wp:effectExtent l="0" t="0" r="0" b="0"/>
-              <wp:wrapThrough wrapText="bothSides">
-                <wp:wrapPolygon edited="0">
-                  <wp:start x="600" y="0"/>
-                  <wp:lineTo x="600" y="20400"/>
-                  <wp:lineTo x="20700" y="20400"/>
-                  <wp:lineTo x="20700" y="0"/>
-                  <wp:lineTo x="600" y="0"/>
-                </wp:wrapPolygon>
-              </wp:wrapThrough>
-              <wp:docPr id="1609113100" name="Text Box 10"/>
-              <wp:cNvGraphicFramePr>
-                <a:graphicFrameLocks xmlns:a="http://schemas.openxmlformats.org/drawingml/2006/main"/>
-              </wp:cNvGraphicFramePr>
-              <a:graphic xmlns:a="http://schemas.openxmlformats.org/drawingml/2006/main">
-                <a:graphicData uri="http://schemas.microsoft.com/office/word/2010/wordprocessingShape">
-                  <wps:wsp>
-                    <wps:cNvSpPr txBox="1">
-                      <a:spLocks/>
-                    </wps:cNvSpPr>
-                    <wps:spPr>
-                      <a:xfrm>
-                        <a:off x="0" y="0"/>
-                        <a:ext cx="1371600" cy="342900"/>
-                      </a:xfrm>
-                      <a:prstGeom prst="rect">
-                        <a:avLst/>
-                      </a:prstGeom>
-                      <a:noFill/>
-                      <a:ln>
-                        <a:noFill/>
-                      </a:ln>
-                      <a:effectLst/>
-                      <a:extLst>
-                        <a:ext uri="{C572A759-6A51-4108-AA02-DFA0A04FC94B}">
-                          <ma14:wrappingTextBoxFlag xmlns:ma14="http://schemas.microsoft.com/office/mac/drawingml/2011/main" xmlns:w="http://schemas.openxmlformats.org/wordprocessingml/2006/main" xmlns:w10="urn:schemas-microsoft-com:office:word" xmlns:v="urn:schemas-microsoft-com:vml" xmlns:o="urn:schemas-microsoft-com:office:office" xmlns:mv="urn:schemas-microsoft-com:mac:vml" xmlns:mo="http://schemas.microsoft.com/office/mac/office/2008/main" xmlns=""/>
-                        </a:ext>
-                      </a:extLst>
-                    </wps:spPr>
-                    <wps:txbx>
-                      <w:txbxContent>
-                        <w:p>
-                          <w:pPr>
-                            <w:rPr>
-                              <w:sz w:val="14"/>
-                              <w:szCs w:val="14"/>
-                              <w:lang w:val="es-ES_tradnl"/>
-                            </w:rPr>
-                          </w:pPr>
-                          <w:r>
-                            <w:rPr>
-                              <w:sz w:val="14"/>
-                              <w:szCs w:val="14"/>
-                              <w:lang w:val="es-ES_tradnl"/>
-                            </w:rPr>
-                            <w:t>edp@edp-sl.com</w:t>
-                          </w:r>
-                        </w:p>
-                        <w:p>
-                          <w:pPr>
-                            <w:rPr>
-                              <w:color w:val="0070C0"/>
-                              <w:sz w:val="14"/>
-                              <w:szCs w:val="14"/>
-                              <w:lang w:val="es-ES_tradnl"/>
-                            </w:rPr>
-                          </w:pPr>
-                          <w:r>
-                            <w:rPr>
-                              <w:color w:val="0070C0"/>
-                              <w:sz w:val="14"/>
-                              <w:szCs w:val="14"/>
-                              <w:lang w:val="es-ES_tradnl"/>
-                            </w:rPr>
-                            <w:t>www.edp-sl.com</w:t>
-                          </w:r>
-                        </w:p>
-                      </w:txbxContent>
-                    </wps:txbx>
-                    <wps:bodyPr rot="0" spcFirstLastPara="0" vertOverflow="overflow" horzOverflow="overflow" vert="horz" wrap="square" lIns="91440" tIns="45720" rIns="91440" bIns="45720" numCol="1" spcCol="0" rtlCol="0" fromWordArt="0" anchor="t" anchorCtr="0" forceAA="0" compatLnSpc="1">
-                      <a:prstTxWarp prst="textNoShape">
-                        <a:avLst/>
-                      </a:prstTxWarp>
-                      <a:noAutofit/>
-                    </wps:bodyPr>
-                  </wps:wsp>
-                </a:graphicData>
-              </a:graphic>
-              <wp14:sizeRelH relativeFrom="margin">
-                <wp14:pctWidth>0</wp14:pctWidth>
-              </wp14:sizeRelH>
-              <wp14:sizeRelV relativeFrom="margin">
-                <wp14:pctHeight>0</wp14:pctHeight>
-              </wp14:sizeRelV>
-            </wp:anchor>
-          </w:drawing>
-        </mc:Choice>
-        <mc:Fallback>
-          <w:pict>
-            <v:shape w14:anchorId="00F01480" id="_x0000_s1034" type="#_x0000_t202" style="position:absolute;left:0;text-align:left;margin-left:211.55pt;margin-top:797.85pt;width:108pt;height:27pt;z-index:251657216;visibility:visible;mso-wrap-style:square;mso-width-percent:0;mso-height-percent:0;mso-wrap-distance-left:9pt;mso-wrap-distance-top:0;mso-wrap-distance-right:9pt;mso-wrap-distance-bottom:0;mso-position-horizontal:absolute;mso-position-horizontal-relative:page;mso-position-vertical:absolute;mso-position-vertical-relative:page;mso-width-percent:0;mso-height-percent:0;mso-width-relative:margin;mso-height-relative:margin;v-text-anchor:top" o:gfxdata="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" filled="f" stroked="f">
-              <v:textbox>
-                <w:txbxContent>
-                  <w:p>
-                    <w:pPr>
-                      <w:rPr>
-                        <w:sz w:val="14"/>
-                        <w:szCs w:val="14"/>
-                        <w:lang w:val="es-ES_tradnl"/>
-                      </w:rPr>
-                    </w:pPr>
-                    <w:r>
-                      <w:rPr>
-                        <w:sz w:val="14"/>
-                        <w:szCs w:val="14"/>
-                        <w:lang w:val="es-ES_tradnl"/>
-                      </w:rPr>
-                      <w:t>edp@edp-sl.com</w:t>
-                    </w:r>
-                  </w:p>
-                  <w:p>
-                    <w:pPr>
-                      <w:rPr>
-                        <w:color w:val="0070C0"/>
-                        <w:sz w:val="14"/>
-                        <w:szCs w:val="14"/>
-                        <w:lang w:val="es-ES_tradnl"/>
-                      </w:rPr>
-                    </w:pPr>
-                    <w:r>
-                      <w:rPr>
-                        <w:color w:val="0070C0"/>
-                        <w:sz w:val="14"/>
-                        <w:szCs w:val="14"/>
-                        <w:lang w:val="es-ES_tradnl"/>
-                      </w:rPr>
-                      <w:t>www.edp-sl.com</w:t>
-                    </w:r>
-                  </w:p>
-                </w:txbxContent>
-              </v:textbox>
-              <w10:wrap type="through" anchorx="page" anchory="page"/>
-            </v:shape>
-          </w:pict>
-        </mc:Fallback>
-      </mc:AlternateContent>
-    </w:r>
-    <w:r>
-      <w:rPr>
-        <w:noProof/>
-      </w:rPr>
-      <mc:AlternateContent>
-        <mc:Choice Requires="wps">
-          <w:drawing>
-            <wp:anchor distT="0" distB="0" distL="114300" distR="114300" simplePos="0" relativeHeight="251663360" behindDoc="0" locked="0" layoutInCell="1" allowOverlap="1" wp14:anchorId="16C74CA3" wp14:editId="76D3C3D8">
-              <wp:simplePos x="0" y="0"/>
-              <wp:positionH relativeFrom="column">
-                <wp:posOffset>2971800</wp:posOffset>
-              </wp:positionH>
-              <wp:positionV relativeFrom="paragraph">
-                <wp:posOffset>226695</wp:posOffset>
-              </wp:positionV>
-              <wp:extent cx="0" cy="457200"/>
-              <wp:effectExtent l="0" t="0" r="38100" b="19050"/>
-              <wp:wrapNone/>
-              <wp:docPr id="1039025773" name="Conector recto 1039025773"/>
-              <wp:cNvGraphicFramePr/>
-              <a:graphic xmlns:a="http://schemas.openxmlformats.org/drawingml/2006/main">
-                <a:graphicData uri="http://schemas.microsoft.com/office/word/2010/wordprocessingShape">
-                  <wps:wsp>
-                    <wps:cNvCnPr/>
-                    <wps:spPr>
-                      <a:xfrm>
-                        <a:off x="0" y="0"/>
-                        <a:ext cx="0" cy="457200"/>
-                      </a:xfrm>
-                      <a:prstGeom prst="line">
-                        <a:avLst/>
-                      </a:prstGeom>
-                      <a:noFill/>
-                      <a:ln w="6350" cap="flat" cmpd="sng" algn="ctr">
-                        <a:solidFill>
-                          <a:sysClr val="windowText" lastClr="000000"/>
-                        </a:solidFill>
-                        <a:prstDash val="solid"/>
-                        <a:miter lim="800000"/>
-                      </a:ln>
-                      <a:effectLst/>
-                    </wps:spPr>
-                    <wps:bodyPr/>
-                  </wps:wsp>
-                </a:graphicData>
-              </a:graphic>
-            </wp:anchor>
-          </w:drawing>
-        </mc:Choice>
-        <mc:Fallback>
-          <w:pict>
-            <v:line w14:anchorId="3B8E2307" id="Conector recto 28" o:spid="_x0000_s1026" style="position:absolute;z-index:251668480;visibility:visible;mso-wrap-style:square;mso-wrap-distance-left:9pt;mso-wrap-distance-top:0;mso-wrap-distance-right:9pt;mso-wrap-distance-bottom:0;mso-position-horizontal:absolute;mso-position-horizontal-relative:text;mso-position-vertical:absolute;mso-position-vertical-relative:text" from="234pt,17.85pt" to="234pt,53.85pt" o:gfxdata="UEsDBBQABgAIAAAAIQC2gziS/gAAAOEBAAATAAAAW0NvbnRlbnRfVHlwZXNdLnhtbJSRQU7DMBBF 90jcwfIWJU67QAgl6YK0S0CoHGBkTxKLZGx5TGhvj5O2G0SRWNoz/78nu9wcxkFMGNg6quQqL6RA 0s5Y6ir5vt9lD1JwBDIwOMJKHpHlpr69KfdHjyxSmriSfYz+USnWPY7AufNIadK6MEJMx9ApD/oD OlTrorhX2lFEilmcO2RdNtjC5xDF9pCuTyYBB5bi6bQ4syoJ3g9WQ0ymaiLzg5KdCXlKLjvcW893 SUOqXwnz5DrgnHtJTxOsQfEKIT7DmDSUCaxw7Rqn8787ZsmRM9e2VmPeBN4uqYvTtW7jvijg9N/y JsXecLq0q+WD6m8AAAD//wMAUEsDBBQABgAIAAAAIQA4/SH/1gAAAJQBAAALAAAAX3JlbHMvLnJl bHOkkMFqwzAMhu+DvYPRfXGawxijTi+j0GvpHsDYimMaW0Yy2fr2M4PBMnrbUb/Q94l/f/hMi1qR JVI2sOt6UJgd+ZiDgffL8ekFlFSbvV0oo4EbChzGx4f9GRdb25HMsYhqlCwG5lrLq9biZkxWOiqY 22YiTra2kYMu1l1tQD30/bPm3wwYN0x18gb45AdQl1tp5j/sFB2T0FQ7R0nTNEV3j6o9feQzro1i OWA14Fm+Q8a1a8+Bvu/d/dMb2JY5uiPbhG/ktn4cqGU/er3pcvwCAAD//wMAUEsDBBQABgAIAAAA IQB2XM8xrwEAAFgDAAAOAAAAZHJzL2Uyb0RvYy54bWysU01vEzEQvSPxHyzfidNCS7WK00OjckFQ ifIDpv7YteQveUw2+feMvSENcEPswWvPeN7Oe/N2c38Inu1NQZei5FerNWcmqqRdHCX//vz47o4z rBA1+BSN5EeD/H779s1mzoO5TlPy2hRGIBGHOUs+1ZoHIVBNJgCuUjaRkjaVAJWOZRS6wEzowYvr 9fpWzKnoXJIyiBTdLUm+7fjWGlW/WoumMi859Vb7Wvr60lax3cAwFsiTU6c24B+6COAiffQMtYMK 7Edxf0EFp0rCZOtKpSCStU6ZzoHYXK3/YPNtgmw6FxIH81km/H+w6sv+IT4VkmHOOGB+Ko3FwZbQ 3tQfO3SxjmexzKEytQQVRT/cfKQ5NB3Fa10uWD+ZFFjbSO5dbDRggP1nrMvVX1daOKZH530fhY9s lvz2/Q0NSwEZwnqotA1ZS45x5Az8SE5TtXRETN7pVt1w8IgPvrA90LDJIzrNz9QtZx6wUoIo9OfU 7G+lrZ0d4LQU99TijeAqGdS7IPndZbWP7YumW+xE6lXBtntJ+tiFFe1E4+sKnazW/HF5pv3lD7H9 CQAA//8DAFBLAwQUAAYACAAAACEAsPHN7N4AAAAKAQAADwAAAGRycy9kb3ducmV2LnhtbEyPTU/D MAyG70j8h8hI3FgChXXqmk5oaAduo4DEMWvcj9E4VZNu5d9jxAGOth+9ft58M7tenHAMnScNtwsF AqnytqNGw9vr7mYFIkRD1vSeUMMXBtgUlxe5yaw/0wueytgIDqGQGQ1tjEMmZahadCYs/IDEt9qP zkQex0ba0Zw53PXyTqmldKYj/tCaAbctVp/l5DRM+22tul0yHz+SUk7P6f79qW60vr6aH9cgIs7x D4YffVaHgp0OfiIbRK/hfrniLlFD8pCCYOB3cWBSpSnIIpf/KxTfAAAA//8DAFBLAQItABQABgAI AAAAIQC2gziS/gAAAOEBAAATAAAAAAAAAAAAAAAAAAAAAABbQ29udGVudF9UeXBlc10ueG1sUEsB Ai0AFAAGAAgAAAAhADj9If/WAAAAlAEAAAsAAAAAAAAAAAAAAAAALwEAAF9yZWxzLy5yZWxzUEsB Ai0AFAAGAAgAAAAhAHZczzGvAQAAWAMAAA4AAAAAAAAAAAAAAAAALgIAAGRycy9lMm9Eb2MueG1s UEsBAi0AFAAGAAgAAAAhALDxzezeAAAACgEAAA8AAAAAAAAAAAAAAAAACQQAAGRycy9kb3ducmV2 LnhtbFBLBQYAAAAABAAEAPMAAAAUBQAAAAA= " strokecolor="windowText" strokeweight=".5pt">
-              <v:stroke joinstyle="miter"/>
-            </v:line>
-          </w:pict>
-        </mc:Fallback>
-      </mc:AlternateContent>
-    </w:r>
-    <w:r>
-      <w:rPr>
-        <w:noProof/>
-      </w:rPr>
-      <mc:AlternateContent>
-        <mc:Choice Requires="wps">
-          <w:drawing>
-            <wp:anchor distT="0" distB="0" distL="114300" distR="114300" simplePos="0" relativeHeight="251653120" behindDoc="0" locked="0" layoutInCell="1" allowOverlap="1" wp14:anchorId="350D279F" wp14:editId="54B5E171">
-              <wp:simplePos x="0" y="0"/>
-              <wp:positionH relativeFrom="column">
-                <wp:posOffset>228600</wp:posOffset>
-              </wp:positionH>
-              <wp:positionV relativeFrom="paragraph">
-                <wp:posOffset>112395</wp:posOffset>
-              </wp:positionV>
-              <wp:extent cx="6400800" cy="0"/>
-              <wp:effectExtent l="0" t="0" r="25400" b="25400"/>
-              <wp:wrapNone/>
-              <wp:docPr id="1493930639" name="Conector recto 1493930639"/>
-              <wp:cNvGraphicFramePr/>
-              <a:graphic xmlns:a="http://schemas.openxmlformats.org/drawingml/2006/main">
-                <a:graphicData uri="http://schemas.microsoft.com/office/word/2010/wordprocessingShape">
-                  <wps:wsp>
-                    <wps:cNvCnPr/>
-                    <wps:spPr>
-                      <a:xfrm>
-                        <a:off x="0" y="0"/>
-                        <a:ext cx="6400800" cy="0"/>
-                      </a:xfrm>
-                      <a:prstGeom prst="line">
-                        <a:avLst/>
-                      </a:prstGeom>
-                      <a:noFill/>
-                      <a:ln w="6350" cap="flat" cmpd="sng" algn="ctr">
-                        <a:solidFill>
-                          <a:srgbClr val="5B9BD5"/>
-                        </a:solidFill>
-                        <a:prstDash val="solid"/>
-                        <a:miter lim="800000"/>
-                      </a:ln>
-                      <a:effectLst/>
-                    </wps:spPr>
-                    <wps:bodyPr/>
-                  </wps:wsp>
-                </a:graphicData>
-              </a:graphic>
-            </wp:anchor>
-          </w:drawing>
-        </mc:Choice>
-        <mc:Fallback>
-          <w:pict>
-            <v:line w14:anchorId="256B0012" id="Conector recto 217511060" o:spid="_x0000_s1026" style="position:absolute;z-index:251663360;visibility:visible;mso-wrap-style:square;mso-wrap-distance-left:9pt;mso-wrap-distance-top:0;mso-wrap-distance-right:9pt;mso-wrap-distance-bottom:0;mso-position-horizontal:absolute;mso-position-horizontal-relative:text;mso-position-vertical:absolute;mso-position-vertical-relative:text" from="18pt,8.85pt" to="522pt,8.85pt" o:gfxdata="UEsDBBQABgAIAAAAIQC2gziS/gAAAOEBAAATAAAAW0NvbnRlbnRfVHlwZXNdLnhtbJSRQU7DMBBF 90jcwfIWJU67QAgl6YK0S0CoHGBkTxKLZGx5TGhvj5O2G0SRWNoz/78nu9wcxkFMGNg6quQqL6RA 0s5Y6ir5vt9lD1JwBDIwOMJKHpHlpr69KfdHjyxSmriSfYz+USnWPY7AufNIadK6MEJMx9ApD/oD OlTrorhX2lFEilmcO2RdNtjC5xDF9pCuTyYBB5bi6bQ4syoJ3g9WQ0ymaiLzg5KdCXlKLjvcW893 SUOqXwnz5DrgnHtJTxOsQfEKIT7DmDSUCaxw7Rqn8787ZsmRM9e2VmPeBN4uqYvTtW7jvijg9N/y JsXecLq0q+WD6m8AAAD//wMAUEsDBBQABgAIAAAAIQA4/SH/1gAAAJQBAAALAAAAX3JlbHMvLnJl bHOkkMFqwzAMhu+DvYPRfXGawxijTi+j0GvpHsDYimMaW0Yy2fr2M4PBMnrbUb/Q94l/f/hMi1qR JVI2sOt6UJgd+ZiDgffL8ekFlFSbvV0oo4EbChzGx4f9GRdb25HMsYhqlCwG5lrLq9biZkxWOiqY 22YiTra2kYMu1l1tQD30/bPm3wwYN0x18gb45AdQl1tp5j/sFB2T0FQ7R0nTNEV3j6o9feQzro1i OWA14Fm+Q8a1a8+Bvu/d/dMb2JY5uiPbhG/ktn4cqGU/er3pcvwCAAD//wMAUEsDBBQABgAIAAAA IQASzCNUqwEAAEUDAAAOAAAAZHJzL2Uyb0RvYy54bWysUk1v2zAMvQ/YfxB0X+x2S9EZcQq0QXsp tgLbfgAjS7YAfYHU4uTfl1LStOtuw3yQKZF65Ht6q5u9d2KnkWwMvbxYtFLooOJgw9jLXz/vP11L QRnCAC4G3cuDJnmz/vhhNadOX8YpukGjYJBA3Zx6OeWcuqYhNWkPtIhJB06aiB4yb3FsBoSZ0b1r Ltv2qpkjDgmj0kR8ujkm5briG6NV/m4M6SxcL3m2XFes67aszXoF3YiQJqtOY8A/TOHBBm56htpA BvEb7V9Q3iqMFE1eqOibaIxVunJgNhftOzY/Jki6cmFxKJ1lov8Hq77t7sITsgxzoo7SExYWe4O+ /Hk+sa9iHc5i6X0Wig+vvrTtdcuaqpdc83oxIeUHHb0oQS+dDYUHdLB7pMzNuPSlpByHeG+dq2/h gpgZ/POyIAM7wjjIHPo09JLCKAW4ka2mMlZEis4O5XbBIRy3dw7FDvi5l7dfbzfL8sLc7Y+y0noD NB3raupoBG8zu9FZ30umxt/ptgsFXVc/nQi8ylWibRwOVcWm7PitatOTr4oZ3u45fuv+9TMAAAD/ /wMAUEsDBBQABgAIAAAAIQAyLg083QAAAAkBAAAPAAAAZHJzL2Rvd25yZXYueG1sTI9BSwMxEIXv gv8hjODNJmptZd1sKYJQQQqtgnrLbsbdxWSyJGm7/nun9KDH+d7jzXvlYvRO7DGmPpCG64kCgdQE 21Or4e316eoeRMqGrHGBUMMPJlhU52elKWw40Ab329wKDqFUGA1dzkMhZWo69CZNwoDE2leI3mQ+ YyttNAcO907eKDWT3vTEHzoz4GOHzfd25zXU6xg/7j7fB7d82aj1mFYhPq+0vrwYlw8gMo75zwzH +lwdKu5Uhx3ZJJyG2xlPyczncxBHXU2nTOoTkVUp/y+ofgEAAP//AwBQSwECLQAUAAYACAAAACEA toM4kv4AAADhAQAAEwAAAAAAAAAAAAAAAAAAAAAAW0NvbnRlbnRfVHlwZXNdLnhtbFBLAQItABQA BgAIAAAAIQA4/SH/1gAAAJQBAAALAAAAAAAAAAAAAAAAAC8BAABfcmVscy8ucmVsc1BLAQItABQA BgAIAAAAIQASzCNUqwEAAEUDAAAOAAAAAAAAAAAAAAAAAC4CAABkcnMvZTJvRG9jLnhtbFBLAQIt ABQABgAIAAAAIQAyLg083QAAAAkBAAAPAAAAAAAAAAAAAAAAAAUEAABkcnMvZG93bnJldi54bWxQ SwUGAAAAAAQABADzAAAADwUAAAAA " strokecolor="#5b9bd5" strokeweight=".5pt">
-              <v:stroke joinstyle="miter"/>
-            </v:line>
-          </w:pict>
-        </mc:Fallback>
-      </mc:AlternateContent>
-    </w:r>
-  </w:p>
-  <w:p>
-    <w:r>
-      <w:rPr>
-        <w:noProof/>
-      </w:rPr>
-      <mc:AlternateContent>
-        <mc:Choice Requires="wps">
-          <w:drawing>
-            <wp:anchor distT="0" distB="0" distL="114300" distR="114300" simplePos="0" relativeHeight="251665408" behindDoc="0" locked="0" layoutInCell="1" allowOverlap="1" wp14:anchorId="60968E5B" wp14:editId="0AE01EE4">
-              <wp:simplePos x="0" y="0"/>
-              <wp:positionH relativeFrom="page">
-                <wp:posOffset>5890716</wp:posOffset>
-              </wp:positionH>
-              <wp:positionV relativeFrom="page">
-                <wp:posOffset>10161905</wp:posOffset>
-              </wp:positionV>
-              <wp:extent cx="1047115" cy="313690"/>
-              <wp:effectExtent l="0" t="0" r="0" b="0"/>
-              <wp:wrapThrough wrapText="bothSides">
-                <wp:wrapPolygon edited="0">
-                  <wp:start x="786" y="0"/>
-                  <wp:lineTo x="786" y="19676"/>
-                  <wp:lineTo x="20434" y="19676"/>
-                  <wp:lineTo x="20434" y="0"/>
-                  <wp:lineTo x="786" y="0"/>
-                </wp:wrapPolygon>
-              </wp:wrapThrough>
-              <wp:docPr id="15988398" name="Text Box 10"/>
-              <wp:cNvGraphicFramePr>
-                <a:graphicFrameLocks xmlns:a="http://schemas.openxmlformats.org/drawingml/2006/main"/>
-              </wp:cNvGraphicFramePr>
-              <a:graphic xmlns:a="http://schemas.openxmlformats.org/drawingml/2006/main">
-                <a:graphicData uri="http://schemas.microsoft.com/office/word/2010/wordprocessingShape">
-                  <wps:wsp>
-                    <wps:cNvSpPr txBox="1">
-                      <a:spLocks/>
-                    </wps:cNvSpPr>
-                    <wps:spPr>
-                      <a:xfrm>
-                        <a:off x="0" y="0"/>
-                        <a:ext cx="1047115" cy="313690"/>
-                      </a:xfrm>
-                      <a:prstGeom prst="rect">
-                        <a:avLst/>
-                      </a:prstGeom>
-                      <a:noFill/>
-                      <a:ln>
-                        <a:noFill/>
-                      </a:ln>
-                      <a:effectLst/>
-                      <a:extLst>
-                        <a:ext uri="{C572A759-6A51-4108-AA02-DFA0A04FC94B}">
-                          <ma14:wrappingTextBoxFlag xmlns:ma14="http://schemas.microsoft.com/office/mac/drawingml/2011/main" xmlns:w="http://schemas.openxmlformats.org/wordprocessingml/2006/main" xmlns:w10="urn:schemas-microsoft-com:office:word" xmlns:v="urn:schemas-microsoft-com:vml" xmlns:o="urn:schemas-microsoft-com:office:office" xmlns:mv="urn:schemas-microsoft-com:mac:vml" xmlns:mo="http://schemas.microsoft.com/office/mac/office/2008/main" xmlns=""/>
-                        </a:ext>
-                      </a:extLst>
-                    </wps:spPr>
-                    <wps:txbx>
-                      <w:txbxContent>
-                        <w:p>
-                          <w:pPr>
-                            <w:jc w:val="right"/>
-                            <w:rPr>
-                              <w:i/>
-                              <w:color w:val="0070C0"/>
-                              <w:sz w:val="14"/>
-                              <w:szCs w:val="14"/>
-                            </w:rPr>
-                          </w:pPr>
-                          <w:r>
-                            <w:rPr>
-                              <w:i/>
-                              <w:color w:val="0070C0"/>
-                              <w:sz w:val="14"/>
-                              <w:szCs w:val="14"/>
-                            </w:rPr>
-                            <w:t xml:space="preserve">Página </w:t>
-                          </w:r>
-                          <w:r>
-                            <w:rPr>
-                              <w:i/>
-                              <w:color w:val="0070C0"/>
-                              <w:sz w:val="14"/>
-                              <w:szCs w:val="14"/>
-                            </w:rPr>
-                            <w:fldChar w:fldCharType="begin"/>
-                          </w:r>
-                          <w:r>
-                            <w:rPr>
-                              <w:i/>
-                              <w:color w:val="0070C0"/>
-                              <w:sz w:val="14"/>
-                              <w:szCs w:val="14"/>
-                            </w:rPr>
-                            <w:instrText>PAGE   \* MERGEFORMAT</w:instrText>
-                          </w:r>
-                          <w:r>
-                            <w:rPr>
-                              <w:i/>
-                              <w:color w:val="0070C0"/>
-                              <w:sz w:val="14"/>
-                              <w:szCs w:val="14"/>
-                            </w:rPr>
-                            <w:fldChar w:fldCharType="separate"/>
-                          </w:r>
-                          <w:r>
-                            <w:rPr>
-                              <w:i/>
-                              <w:noProof/>
-                              <w:color w:val="0070C0"/>
-                              <w:sz w:val="14"/>
-                              <w:szCs w:val="14"/>
-                            </w:rPr>
-                            <w:t>19</w:t>
-                          </w:r>
-                          <w:r>
-                            <w:rPr>
-                              <w:i/>
-                              <w:color w:val="0070C0"/>
-                              <w:sz w:val="14"/>
-                              <w:szCs w:val="14"/>
-                            </w:rPr>
-                            <w:fldChar w:fldCharType="end"/>
-                          </w:r>
-                        </w:p>
-                        <w:p>
-                          <w:pPr>
-                            <w:jc w:val="right"/>
-                            <w:rPr>
-                              <w:i/>
-                              <w:color w:val="0070C0"/>
-                              <w:sz w:val="14"/>
-                              <w:szCs w:val="14"/>
-                            </w:rPr>
-                          </w:pPr>
-                          <w:r>
-                            <w:rPr>
-                              <w:i/>
-                              <w:color w:val="0070C0"/>
-                              <w:sz w:val="14"/>
-                              <w:szCs w:val="14"/>
-                            </w:rPr>
-                            <w:t>5</w:t>
-                          </w:r>
-                          <w:r>
-                            <w:rPr>
-                              <w:i/>
-                              <w:color w:val="0070C0"/>
-                              <w:sz w:val="14"/>
-                              <w:szCs w:val="14"/>
-                            </w:rPr>
-                            <w:t>35.2.2</w:t>
-                          </w:r>
-                        </w:p>
-                      </w:txbxContent>
-                    </wps:txbx>
-                    <wps:bodyPr rot="0" spcFirstLastPara="0" vertOverflow="overflow" horzOverflow="overflow" vert="horz" wrap="square" lIns="91440" tIns="45720" rIns="91440" bIns="45720" numCol="1" spcCol="0" rtlCol="0" fromWordArt="0" anchor="ctr" anchorCtr="0" forceAA="0" compatLnSpc="1">
-                      <a:prstTxWarp prst="textNoShape">
-                        <a:avLst/>
-                      </a:prstTxWarp>
-                      <a:noAutofit/>
-                    </wps:bodyPr>
-                  </wps:wsp>
-                </a:graphicData>
-              </a:graphic>
-              <wp14:sizeRelH relativeFrom="margin">
-                <wp14:pctWidth>0</wp14:pctWidth>
-              </wp14:sizeRelH>
-              <wp14:sizeRelV relativeFrom="margin">
-                <wp14:pctHeight>0</wp14:pctHeight>
-              </wp14:sizeRelV>
-            </wp:anchor>
-          </w:drawing>
-        </mc:Choice>
-        <mc:Fallback>
-          <w:pict>
-            <v:shape w14:anchorId="60968E5B" id="_x0000_s1035" type="#_x0000_t202" style="position:absolute;left:0;text-align:left;margin-left:463.85pt;margin-top:800.15pt;width:82.45pt;height:24.7pt;z-index:251665408;visibility:visible;mso-wrap-style:square;mso-width-percent:0;mso-height-percent:0;mso-wrap-distance-left:9pt;mso-wrap-distance-top:0;mso-wrap-distance-right:9pt;mso-wrap-distance-bottom:0;mso-position-horizontal:absolute;mso-position-horizontal-relative:page;mso-position-vertical:absolute;mso-position-vertical-relative:page;mso-width-percent:0;mso-height-percent:0;mso-width-relative:margin;mso-height-relative:margin;v-text-anchor:middle" o:gfxdata="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" filled="f" stroked="f">
-              <v:textbox>
-                <w:txbxContent>
-                  <w:p>
-                    <w:pPr>
-                      <w:jc w:val="right"/>
-                      <w:rPr>
-                        <w:i/>
-                        <w:color w:val="0070C0"/>
-                        <w:sz w:val="14"/>
-                        <w:szCs w:val="14"/>
-                      </w:rPr>
-                    </w:pPr>
-                    <w:r>
-                      <w:rPr>
-                        <w:i/>
-                        <w:color w:val="0070C0"/>
-                        <w:sz w:val="14"/>
-                        <w:szCs w:val="14"/>
-                      </w:rPr>
-                      <w:t xml:space="preserve">Página </w:t>
-                    </w:r>
-                    <w:r>
-                      <w:rPr>
-                        <w:i/>
-                        <w:color w:val="0070C0"/>
-                        <w:sz w:val="14"/>
-                        <w:szCs w:val="14"/>
-                      </w:rPr>
-                      <w:fldChar w:fldCharType="begin"/>
-                    </w:r>
-                    <w:r>
-                      <w:rPr>
-                        <w:i/>
-                        <w:color w:val="0070C0"/>
-                        <w:sz w:val="14"/>
-                        <w:szCs w:val="14"/>
-                      </w:rPr>
-                      <w:instrText>PAGE   \* MERGEFORMAT</w:instrText>
-                    </w:r>
-                    <w:r>
-                      <w:rPr>
-                        <w:i/>
-                        <w:color w:val="0070C0"/>
-                        <w:sz w:val="14"/>
-                        <w:szCs w:val="14"/>
-                      </w:rPr>
-                      <w:fldChar w:fldCharType="separate"/>
-                    </w:r>
-                    <w:r>
-                      <w:rPr>
-                        <w:i/>
-                        <w:noProof/>
-                        <w:color w:val="0070C0"/>
-                        <w:sz w:val="14"/>
-                        <w:szCs w:val="14"/>
-                      </w:rPr>
-                      <w:t>19</w:t>
-                    </w:r>
-                    <w:r>
-                      <w:rPr>
-                        <w:i/>
-                        <w:color w:val="0070C0"/>
-                        <w:sz w:val="14"/>
-                        <w:szCs w:val="14"/>
-                      </w:rPr>
-                      <w:fldChar w:fldCharType="end"/>
-                    </w:r>
-                  </w:p>
-                  <w:p>
-                    <w:pPr>
-                      <w:jc w:val="right"/>
-                      <w:rPr>
-                        <w:i/>
-                        <w:color w:val="0070C0"/>
-                        <w:sz w:val="14"/>
-                        <w:szCs w:val="14"/>
-                      </w:rPr>
-                    </w:pPr>
-                    <w:r>
-                      <w:rPr>
-                        <w:i/>
-                        <w:color w:val="0070C0"/>
-                        <w:sz w:val="14"/>
-                        <w:szCs w:val="14"/>
-                      </w:rPr>
-                      <w:t>5</w:t>
-                    </w:r>
-                    <w:r>
-                      <w:rPr>
-                        <w:i/>
-                        <w:color w:val="0070C0"/>
-                        <w:sz w:val="14"/>
-                        <w:szCs w:val="14"/>
-                      </w:rPr>
-                      <w:t>35.2.2</w:t>
-                    </w:r>
-                  </w:p>
-                </w:txbxContent>
-              </v:textbox>
-              <w10:wrap type="through" anchorx="page" anchory="page"/>
-            </v:shape>
-          </w:pict>
-        </mc:Fallback>
-      </mc:AlternateContent>
-    </w:r>
-    <w:r>
-      <w:rPr>
-        <w:noProof/>
-      </w:rPr>
-      <mc:AlternateContent>
-        <mc:Choice Requires="wps">
-          <w:drawing>
-            <wp:anchor distT="0" distB="0" distL="114300" distR="114300" simplePos="0" relativeHeight="251659264" behindDoc="0" locked="0" layoutInCell="1" allowOverlap="1" wp14:anchorId="530DBE89" wp14:editId="51535FF7">
-              <wp:simplePos x="0" y="0"/>
-              <wp:positionH relativeFrom="column">
-                <wp:posOffset>1562100</wp:posOffset>
-              </wp:positionH>
-              <wp:positionV relativeFrom="paragraph">
-                <wp:posOffset>51435</wp:posOffset>
-              </wp:positionV>
-              <wp:extent cx="0" cy="457200"/>
-              <wp:effectExtent l="0" t="0" r="38100" b="19050"/>
-              <wp:wrapNone/>
-              <wp:docPr id="1978811866" name="Conector recto 1978811866"/>
-              <wp:cNvGraphicFramePr/>
-              <a:graphic xmlns:a="http://schemas.openxmlformats.org/drawingml/2006/main">
-                <a:graphicData uri="http://schemas.microsoft.com/office/word/2010/wordprocessingShape">
-                  <wps:wsp>
-                    <wps:cNvCnPr/>
-                    <wps:spPr>
-                      <a:xfrm>
-                        <a:off x="0" y="0"/>
-                        <a:ext cx="0" cy="457200"/>
-                      </a:xfrm>
-                      <a:prstGeom prst="line">
-                        <a:avLst/>
-                      </a:prstGeom>
-                      <a:noFill/>
-                      <a:ln w="6350" cap="flat" cmpd="sng" algn="ctr">
-                        <a:solidFill>
-                          <a:sysClr val="windowText" lastClr="000000"/>
-                        </a:solidFill>
-                        <a:prstDash val="solid"/>
-                        <a:miter lim="800000"/>
-                      </a:ln>
-                      <a:effectLst/>
-                    </wps:spPr>
-                    <wps:bodyPr/>
-                  </wps:wsp>
-                </a:graphicData>
-              </a:graphic>
-            </wp:anchor>
-          </w:drawing>
-        </mc:Choice>
-        <mc:Fallback>
-          <w:pict>
-            <v:line w14:anchorId="29C75443" id="Conector recto 30" o:spid="_x0000_s1026" style="position:absolute;z-index:251666432;visibility:visible;mso-wrap-style:square;mso-wrap-distance-left:9pt;mso-wrap-distance-top:0;mso-wrap-distance-right:9pt;mso-wrap-distance-bottom:0;mso-position-horizontal:absolute;mso-position-horizontal-relative:text;mso-position-vertical:absolute;mso-position-vertical-relative:text" from="123pt,4.05pt" to="123pt,40.05pt" o:gfxdata="UEsDBBQABgAIAAAAIQC2gziS/gAAAOEBAAATAAAAW0NvbnRlbnRfVHlwZXNdLnhtbJSRQU7DMBBF 90jcwfIWJU67QAgl6YK0S0CoHGBkTxKLZGx5TGhvj5O2G0SRWNoz/78nu9wcxkFMGNg6quQqL6RA 0s5Y6ir5vt9lD1JwBDIwOMJKHpHlpr69KfdHjyxSmriSfYz+USnWPY7AufNIadK6MEJMx9ApD/oD OlTrorhX2lFEilmcO2RdNtjC5xDF9pCuTyYBB5bi6bQ4syoJ3g9WQ0ymaiLzg5KdCXlKLjvcW893 SUOqXwnz5DrgnHtJTxOsQfEKIT7DmDSUCaxw7Rqn8787ZsmRM9e2VmPeBN4uqYvTtW7jvijg9N/y JsXecLq0q+WD6m8AAAD//wMAUEsDBBQABgAIAAAAIQA4/SH/1gAAAJQBAAALAAAAX3JlbHMvLnJl bHOkkMFqwzAMhu+DvYPRfXGawxijTi+j0GvpHsDYimMaW0Yy2fr2M4PBMnrbUb/Q94l/f/hMi1qR JVI2sOt6UJgd+ZiDgffL8ekFlFSbvV0oo4EbChzGx4f9GRdb25HMsYhqlCwG5lrLq9biZkxWOiqY 22YiTra2kYMu1l1tQD30/bPm3wwYN0x18gb45AdQl1tp5j/sFB2T0FQ7R0nTNEV3j6o9feQzro1i OWA14Fm+Q8a1a8+Bvu/d/dMb2JY5uiPbhG/ktn4cqGU/er3pcvwCAAD//wMAUEsDBBQABgAIAAAA IQB2XM8xrwEAAFgDAAAOAAAAZHJzL2Uyb0RvYy54bWysU01vEzEQvSPxHyzfidNCS7WK00OjckFQ ifIDpv7YteQveUw2+feMvSENcEPswWvPeN7Oe/N2c38Inu1NQZei5FerNWcmqqRdHCX//vz47o4z rBA1+BSN5EeD/H779s1mzoO5TlPy2hRGIBGHOUs+1ZoHIVBNJgCuUjaRkjaVAJWOZRS6wEzowYvr 9fpWzKnoXJIyiBTdLUm+7fjWGlW/WoumMi859Vb7Wvr60lax3cAwFsiTU6c24B+6COAiffQMtYMK 7Edxf0EFp0rCZOtKpSCStU6ZzoHYXK3/YPNtgmw6FxIH81km/H+w6sv+IT4VkmHOOGB+Ko3FwZbQ 3tQfO3SxjmexzKEytQQVRT/cfKQ5NB3Fa10uWD+ZFFjbSO5dbDRggP1nrMvVX1daOKZH530fhY9s lvz2/Q0NSwEZwnqotA1ZS45x5Az8SE5TtXRETN7pVt1w8IgPvrA90LDJIzrNz9QtZx6wUoIo9OfU 7G+lrZ0d4LQU99TijeAqGdS7IPndZbWP7YumW+xE6lXBtntJ+tiFFe1E4+sKnazW/HF5pv3lD7H9 CQAA//8DAFBLAwQUAAYACAAAACEA3Ghnn9wAAAAIAQAADwAAAGRycy9kb3ducmV2LnhtbEyPy07D MBBF90j9B2sqsaN2WlSqEKeqWnXBrgSQWLrx5AHxOIqdNvw9g1jA8uiO7pybbSfXiQsOofWkIVko EEilty3VGl5fjncbECEasqbzhBq+MMA2n91kJrX+Ss94KWItuIRCajQ0MfaplKFs0Jmw8D0SZ5Uf nImMQy3tYK5c7jq5VGotnWmJPzSmx32D5WcxOg3jaV+p9riaPt5XhRyfHk5vh6rW+nY+7R5BRJzi 3zH86LM65Ox09iPZIDoNy/s1b4kaNgkIzn/5zKwSkHkm/w/IvwEAAP//AwBQSwECLQAUAAYACAAA ACEAtoM4kv4AAADhAQAAEwAAAAAAAAAAAAAAAAAAAAAAW0NvbnRlbnRfVHlwZXNdLnhtbFBLAQIt ABQABgAIAAAAIQA4/SH/1gAAAJQBAAALAAAAAAAAAAAAAAAAAC8BAABfcmVscy8ucmVsc1BLAQIt ABQABgAIAAAAIQB2XM8xrwEAAFgDAAAOAAAAAAAAAAAAAAAAAC4CAABkcnMvZTJvRG9jLnhtbFBL AQItABQABgAIAAAAIQDcaGef3AAAAAgBAAAPAAAAAAAAAAAAAAAAAAkEAABkcnMvZG93bnJldi54 bWxQSwUGAAAAAAQABADzAAAAEgUAAAAA " strokecolor="windowText" strokeweight=".5pt">
-              <v:stroke joinstyle="miter"/>
-            </v:line>
-          </w:pict>
-        </mc:Fallback>
-      </mc:AlternateContent>
-    </w:r>
-    <w:r>
-      <w:rPr>
-        <w:noProof/>
-      </w:rPr>
-      <mc:AlternateContent>
-        <mc:Choice Requires="wps">
-          <w:drawing>
-            <wp:anchor distT="0" distB="0" distL="114300" distR="114300" simplePos="0" relativeHeight="251655168" behindDoc="0" locked="0" layoutInCell="1" allowOverlap="1" wp14:anchorId="06956A8A" wp14:editId="2D24E183">
-              <wp:simplePos x="0" y="0"/>
-              <wp:positionH relativeFrom="column">
-                <wp:posOffset>304800</wp:posOffset>
-              </wp:positionH>
-              <wp:positionV relativeFrom="paragraph">
-                <wp:posOffset>51435</wp:posOffset>
-              </wp:positionV>
-              <wp:extent cx="0" cy="457200"/>
-              <wp:effectExtent l="0" t="0" r="38100" b="19050"/>
-              <wp:wrapNone/>
-              <wp:docPr id="1989076238" name="Conector recto 1989076238"/>
-              <wp:cNvGraphicFramePr/>
-              <a:graphic xmlns:a="http://schemas.openxmlformats.org/drawingml/2006/main">
-                <a:graphicData uri="http://schemas.microsoft.com/office/word/2010/wordprocessingShape">
-                  <wps:wsp>
-                    <wps:cNvCnPr/>
-                    <wps:spPr>
-                      <a:xfrm>
-                        <a:off x="0" y="0"/>
-                        <a:ext cx="0" cy="457200"/>
-                      </a:xfrm>
-                      <a:prstGeom prst="line">
-                        <a:avLst/>
-                      </a:prstGeom>
-                      <a:noFill/>
-                      <a:ln w="6350" cap="flat" cmpd="sng" algn="ctr">
-                        <a:solidFill>
-                          <a:sysClr val="windowText" lastClr="000000"/>
-                        </a:solidFill>
-                        <a:prstDash val="solid"/>
-                        <a:miter lim="800000"/>
-                      </a:ln>
-                      <a:effectLst/>
-                    </wps:spPr>
-                    <wps:bodyPr/>
-                  </wps:wsp>
-                </a:graphicData>
-              </a:graphic>
-            </wp:anchor>
-          </w:drawing>
-        </mc:Choice>
-        <mc:Fallback>
-          <w:pict>
-            <v:line w14:anchorId="26AC4FCA" id="Conector recto 31" o:spid="_x0000_s1026" style="position:absolute;z-index:251664384;visibility:visible;mso-wrap-style:square;mso-wrap-distance-left:9pt;mso-wrap-distance-top:0;mso-wrap-distance-right:9pt;mso-wrap-distance-bottom:0;mso-position-horizontal:absolute;mso-position-horizontal-relative:text;mso-position-vertical:absolute;mso-position-vertical-relative:text" from="24pt,4.05pt" to="24pt,40.05pt" o:gfxdata="UEsDBBQABgAIAAAAIQC2gziS/gAAAOEBAAATAAAAW0NvbnRlbnRfVHlwZXNdLnhtbJSRQU7DMBBF 90jcwfIWJU67QAgl6YK0S0CoHGBkTxKLZGx5TGhvj5O2G0SRWNoz/78nu9wcxkFMGNg6quQqL6RA 0s5Y6ir5vt9lD1JwBDIwOMJKHpHlpr69KfdHjyxSmriSfYz+USnWPY7AufNIadK6MEJMx9ApD/oD OlTrorhX2lFEilmcO2RdNtjC5xDF9pCuTyYBB5bi6bQ4syoJ3g9WQ0ymaiLzg5KdCXlKLjvcW893 SUOqXwnz5DrgnHtJTxOsQfEKIT7DmDSUCaxw7Rqn8787ZsmRM9e2VmPeBN4uqYvTtW7jvijg9N/y JsXecLq0q+WD6m8AAAD//wMAUEsDBBQABgAIAAAAIQA4/SH/1gAAAJQBAAALAAAAX3JlbHMvLnJl bHOkkMFqwzAMhu+DvYPRfXGawxijTi+j0GvpHsDYimMaW0Yy2fr2M4PBMnrbUb/Q94l/f/hMi1qR JVI2sOt6UJgd+ZiDgffL8ekFlFSbvV0oo4EbChzGx4f9GRdb25HMsYhqlCwG5lrLq9biZkxWOiqY 22YiTra2kYMu1l1tQD30/bPm3wwYN0x18gb45AdQl1tp5j/sFB2T0FQ7R0nTNEV3j6o9feQzro1i OWA14Fm+Q8a1a8+Bvu/d/dMb2JY5uiPbhG/ktn4cqGU/er3pcvwCAAD//wMAUEsDBBQABgAIAAAA IQB2XM8xrwEAAFgDAAAOAAAAZHJzL2Uyb0RvYy54bWysU01vEzEQvSPxHyzfidNCS7WK00OjckFQ ifIDpv7YteQveUw2+feMvSENcEPswWvPeN7Oe/N2c38Inu1NQZei5FerNWcmqqRdHCX//vz47o4z rBA1+BSN5EeD/H779s1mzoO5TlPy2hRGIBGHOUs+1ZoHIVBNJgCuUjaRkjaVAJWOZRS6wEzowYvr 9fpWzKnoXJIyiBTdLUm+7fjWGlW/WoumMi859Vb7Wvr60lax3cAwFsiTU6c24B+6COAiffQMtYMK 7Edxf0EFp0rCZOtKpSCStU6ZzoHYXK3/YPNtgmw6FxIH81km/H+w6sv+IT4VkmHOOGB+Ko3FwZbQ 3tQfO3SxjmexzKEytQQVRT/cfKQ5NB3Fa10uWD+ZFFjbSO5dbDRggP1nrMvVX1daOKZH530fhY9s lvz2/Q0NSwEZwnqotA1ZS45x5Az8SE5TtXRETN7pVt1w8IgPvrA90LDJIzrNz9QtZx6wUoIo9OfU 7G+lrZ0d4LQU99TijeAqGdS7IPndZbWP7YumW+xE6lXBtntJ+tiFFe1E4+sKnazW/HF5pv3lD7H9 CQAA//8DAFBLAwQUAAYACAAAACEAHxfvLNoAAAAGAQAADwAAAGRycy9kb3ducmV2LnhtbEyPy07D MBBF90j9B2sqsaN2WgRRiFNVRV2wKwEklm48eUA8jmKnDX/PwAaWR3d075l8O7tenHEMnScNyUqB QKq87ajR8PpyuElBhGjImt4TavjCANticZWbzPoLPeO5jI3gEgqZ0dDGOGRShqpFZ8LKD0ic1X50 JjKOjbSjuXC56+VaqTvpTEe80JoB9y1Wn+XkNEzHfa26w2b+eN+Ucnq6P7491o3W18t59wAi4hz/ juFHn9WhYKeTn8gG0Wu4TfmVqCFNQHD8iydGlYAscvlfv/gGAAD//wMAUEsBAi0AFAAGAAgAAAAh ALaDOJL+AAAA4QEAABMAAAAAAAAAAAAAAAAAAAAAAFtDb250ZW50X1R5cGVzXS54bWxQSwECLQAU AAYACAAAACEAOP0h/9YAAACUAQAACwAAAAAAAAAAAAAAAAAvAQAAX3JlbHMvLnJlbHNQSwECLQAU AAYACAAAACEAdlzPMa8BAABYAwAADgAAAAAAAAAAAAAAAAAuAgAAZHJzL2Uyb0RvYy54bWxQSwEC LQAUAAYACAAAACEAHxfvLNoAAAAGAQAADwAAAAAAAAAAAAAAAAAJBAAAZHJzL2Rvd25yZXYueG1s UEsFBgAAAAAEAAQA8wAAABAFAAAAAA== " strokecolor="windowText" strokeweight=".5pt">
-              <v:stroke joinstyle="miter"/>
-            </v:line>
-          </w:pict>
-        </mc:Fallback>
-      </mc:AlternateContent>
-    </w:r>
-  </w:p>
-</w:ftr>
+<ns0:ftr xmlns:ns0="http://schemas.openxmlformats.org/wordprocessingml/2006/main" xmlns:ns1="http://schemas.openxmlformats.org/markup-compatibility/2006" xmlns:ns10="urn:schemas-microsoft-com:office:word" xmlns:ns2="http://schemas.microsoft.com/office/word/2010/wordml" xmlns:ns3="http://schemas.openxmlformats.org/drawingml/2006/wordprocessingDrawing" xmlns:ns4="http://schemas.microsoft.com/office/word/2010/wordprocessingDrawing" xmlns:ns5="http://schemas.openxmlformats.org/drawingml/2006/main" xmlns:ns6="http://schemas.microsoft.com/office/word/2010/wordprocessingShape" xmlns:ns7="http://schemas.microsoft.com/office/mac/drawingml/2011/main" xmlns:ns8="urn:schemas-microsoft-com:vml" xmlns:ns9="urn:schemas-microsoft-com:office:office" ns1:Ignorable="w14 w15 w16se w16cid w16 w16cex w16sdtdh w16sdtfl w16du wp14">
+  <ns0:p ns2:paraId="03101AA3" ns2:textId="77777777" ns0:rsidR="008C47A6" ns0:rsidRDefault="00000000" ns0:rsidP="00E74375">
+    <ns0:r>
+      <ns0:rPr>
+        <ns0:noProof/>
+      </ns0:rPr>
+      <ns1:AlternateContent>
+        <ns1:Choice Requires="wps">
+          <ns0:drawing>
+            <ns3:anchor distT="0" distB="0" distL="114300" distR="114300" simplePos="0" relativeHeight="251661312" behindDoc="0" locked="0" layoutInCell="1" allowOverlap="1" ns4:anchorId="32FBE6F8" ns4:editId="03361862">
+              <ns3:simplePos x="0" y="0"/>
+              <ns3:positionH relativeFrom="page">
+                <ns3:posOffset>4058285</ns3:posOffset>
+              </ns3:positionH>
+              <ns3:positionV relativeFrom="page">
+                <ns3:posOffset>10132695</ns3:posOffset>
+              </ns3:positionV>
+              <ns3:extent cx="1714500" cy="342900"/>
+              <ns3:effectExtent l="0" t="0" r="0" b="0"/>
+              <ns3:wrapThrough wrapText="bothSides">
+                <ns3:wrapPolygon edited="0">
+                  <ns3:start x="480" y="0"/>
+                  <ns3:lineTo x="480" y="20400"/>
+                  <ns3:lineTo x="20880" y="20400"/>
+                  <ns3:lineTo x="20880" y="0"/>
+                  <ns3:lineTo x="480" y="0"/>
+                </ns3:wrapPolygon>
+              </ns3:wrapThrough>
+              <ns3:docPr id="1001260262" name="Text Box 10"/>
+              <ns3:cNvGraphicFramePr>
+                <ns5:graphicFrameLocks/>
+              </ns3:cNvGraphicFramePr>
+              <ns5:graphic>
+                <ns5:graphicData uri="http://schemas.microsoft.com/office/word/2010/wordprocessingShape">
+                  <ns6:wsp>
+                    <ns6:cNvSpPr txBox="1">
+                      <ns5:spLocks/>
+                    </ns6:cNvSpPr>
+                    <ns6:spPr>
+                      <ns5:xfrm>
+                        <ns5:off x="0" y="0"/>
+                        <ns5:ext cx="1714500" cy="342900"/>
+                      </ns5:xfrm>
+                      <ns5:prstGeom prst="rect">
+                        <ns5:avLst/>
+                      </ns5:prstGeom>
+                      <ns5:noFill/>
+                      <ns5:ln>
+                        <ns5:noFill/>
+                      </ns5:ln>
+                      <ns5:effectLst/>
+                      <ns5:extLst>
+                        <ns5:ext uri="{C572A759-6A51-4108-AA02-DFA0A04FC94B}">
+                          <ns7:wrappingTextBoxFlag/>
+                        </ns5:ext>
+                      </ns5:extLst>
+                    </ns6:spPr>
+                    <ns6:txbx>
+                      <ns0:txbxContent>
+                        <ns0:p ns2:paraId="3D0CA117" ns2:textId="77777777" ns0:rsidR="008C47A6" ns0:rsidRPr="00C954D2" ns0:rsidRDefault="00000000" ns0:rsidP="00E74375">
+                          <ns0:pPr>
+                            <ns0:rPr>
+                              <ns0:sz ns0:val="14"/>
+                              <ns0:szCs ns0:val="14"/>
+                              <ns0:lang ns0:val="es-ES_tradnl"/>
+                            </ns0:rPr>
+                          </ns0:pPr>
+                          <ns0:r ns0:rsidRPr="00C954D2">
+                            <ns0:rPr>
+                              <ns0:sz ns0:val="14"/>
+                              <ns0:szCs ns0:val="14"/>
+                              <ns0:lang ns0:val="es-ES_tradnl"/>
+                            </ns0:rPr>
+                            <ns0:t>Avda. de la Aurora, 55, entreplanta</ns0:t>
+                          </ns0:r>
+                        </ns0:p>
+                        <ns0:p ns2:paraId="288CCDB1" ns2:textId="77777777" ns0:rsidR="008C47A6" ns0:rsidRPr="00C954D2" ns0:rsidRDefault="00000000" ns0:rsidP="00E74375">
+                          <ns0:pPr>
+                            <ns0:rPr>
+                              <ns0:sz ns0:val="14"/>
+                              <ns0:szCs ns0:val="14"/>
+                              <ns0:lang ns0:val="es-ES_tradnl"/>
+                            </ns0:rPr>
+                          </ns0:pPr>
+                          <ns0:r ns0:rsidRPr="00C954D2">
+                            <ns0:rPr>
+                              <ns0:sz ns0:val="14"/>
+                              <ns0:szCs ns0:val="14"/>
+                              <ns0:lang ns0:val="es-ES_tradnl"/>
+                            </ns0:rPr>
+                            <ns0:t>29006 Málaga (España)</ns0:t>
+                          </ns0:r>
+                        </ns0:p>
+                      </ns0:txbxContent>
+                    </ns6:txbx>
+                    <ns6:bodyPr rot="0" spcFirstLastPara="0" vertOverflow="overflow" horzOverflow="overflow" vert="horz" wrap="square" lIns="91440" tIns="45720" rIns="91440" bIns="45720" numCol="1" spcCol="0" rtlCol="0" fromWordArt="0" anchor="t" anchorCtr="0" forceAA="0" compatLnSpc="1">
+                      <ns5:prstTxWarp prst="textNoShape">
+                        <ns5:avLst/>
+                      </ns5:prstTxWarp>
+                      <ns5:noAutofit/>
+                    </ns6:bodyPr>
+                  </ns6:wsp>
+                </ns5:graphicData>
+              </ns5:graphic>
+              <ns4:sizeRelH relativeFrom="margin">
+                <ns4:pctWidth>0</ns4:pctWidth>
+              </ns4:sizeRelH>
+              <ns4:sizeRelV relativeFrom="margin">
+                <ns4:pctHeight>0</ns4:pctHeight>
+              </ns4:sizeRelV>
+            </ns3:anchor>
+          </ns0:drawing>
+        </ns1:Choice>
+        <ns1:Fallback>
+          <ns0:pict>
+            <ns8:shapetype ns2:anchorId="32FBE6F8" id="_x0000_t202" coordsize="21600,21600" ns9:spt="202" path="m,l,21600r21600,l21600,xe">
+              <ns8:stroke joinstyle="miter"/>
+              <ns8:path gradientshapeok="t" ns9:connecttype="rect"/>
+            </ns8:shapetype>
+            <ns8:shape id="_x0000_s1032" type="#_x0000_t202" style="position:absolute;left:0;text-align:left;margin-left:319.55pt;margin-top:797.85pt;width:135pt;height:27pt;z-index:251661312;visibility:visible;mso-wrap-style:square;mso-width-percent:0;mso-height-percent:0;mso-wrap-distance-left:9pt;mso-wrap-distance-top:0;mso-wrap-distance-right:9pt;mso-wrap-distance-bottom:0;mso-position-horizontal:absolute;mso-position-horizontal-relative:page;mso-position-vertical:absolute;mso-position-vertical-relative:page;mso-width-percent:0;mso-height-percent:0;mso-width-relative:margin;mso-height-relative:margin;v-text-anchor:top" ns9:gfxdata="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" filled="f" stroked="f">
+              <ns8:textbox>
+                <ns0:txbxContent>
+                  <ns0:p ns2:paraId="3D0CA117" ns2:textId="77777777" ns0:rsidR="008C47A6" ns0:rsidRPr="00C954D2" ns0:rsidRDefault="00000000" ns0:rsidP="00E74375">
+                    <ns0:pPr>
+                      <ns0:rPr>
+                        <ns0:sz ns0:val="14"/>
+                        <ns0:szCs ns0:val="14"/>
+                        <ns0:lang ns0:val="es-ES_tradnl"/>
+                      </ns0:rPr>
+                    </ns0:pPr>
+                    <ns0:r ns0:rsidRPr="00C954D2">
+                      <ns0:rPr>
+                        <ns0:sz ns0:val="14"/>
+                        <ns0:szCs ns0:val="14"/>
+                        <ns0:lang ns0:val="es-ES_tradnl"/>
+                      </ns0:rPr>
+                      <ns0:t>Avda. de la Aurora, 55, entreplanta</ns0:t>
+                    </ns0:r>
+                  </ns0:p>
+                  <ns0:p ns2:paraId="288CCDB1" ns2:textId="77777777" ns0:rsidR="008C47A6" ns0:rsidRPr="00C954D2" ns0:rsidRDefault="00000000" ns0:rsidP="00E74375">
+                    <ns0:pPr>
+                      <ns0:rPr>
+                        <ns0:sz ns0:val="14"/>
+                        <ns0:szCs ns0:val="14"/>
+                        <ns0:lang ns0:val="es-ES_tradnl"/>
+                      </ns0:rPr>
+                    </ns0:pPr>
+                    <ns0:r ns0:rsidRPr="00C954D2">
+                      <ns0:rPr>
+                        <ns0:sz ns0:val="14"/>
+                        <ns0:szCs ns0:val="14"/>
+                        <ns0:lang ns0:val="es-ES_tradnl"/>
+                      </ns0:rPr>
+                      <ns0:t>29006 Málaga (España)</ns0:t>
+                    </ns0:r>
+                  </ns0:p>
+                </ns0:txbxContent>
+              </ns8:textbox>
+              <ns10:wrap type="through" anchorx="page" anchory="page"/>
+            </ns8:shape>
+          </ns0:pict>
+        </ns1:Fallback>
+      </ns1:AlternateContent>
+    </ns0:r>
+    <ns0:r>
+      <ns0:rPr>
+        <ns0:noProof/>
+      </ns0:rPr>
+      <ns1:AlternateContent>
+        <ns1:Choice Requires="wps">
+          <ns0:drawing>
+            <ns3:anchor distT="0" distB="0" distL="114300" distR="114300" simplePos="0" relativeHeight="251651072" behindDoc="0" locked="0" layoutInCell="1" allowOverlap="1" ns4:anchorId="003E73B6" ns4:editId="76E9C323">
+              <ns3:simplePos x="0" y="0"/>
+              <ns3:positionH relativeFrom="page">
+                <ns3:posOffset>1429385</ns3:posOffset>
+              </ns3:positionH>
+              <ns3:positionV relativeFrom="page">
+                <ns3:posOffset>10132695</ns3:posOffset>
+              </ns3:positionV>
+              <ns3:extent cx="800100" cy="342900"/>
+              <ns3:effectExtent l="0" t="0" r="0" b="0"/>
+              <ns3:wrapThrough wrapText="bothSides">
+                <ns3:wrapPolygon edited="0">
+                  <ns3:start x="1029" y="0"/>
+                  <ns3:lineTo x="1029" y="20400"/>
+                  <ns3:lineTo x="20057" y="20400"/>
+                  <ns3:lineTo x="20057" y="0"/>
+                  <ns3:lineTo x="1029" y="0"/>
+                </ns3:wrapPolygon>
+              </ns3:wrapThrough>
+              <ns3:docPr id="1027357469" name="Text Box 10"/>
+              <ns3:cNvGraphicFramePr>
+                <ns5:graphicFrameLocks/>
+              </ns3:cNvGraphicFramePr>
+              <ns5:graphic>
+                <ns5:graphicData uri="http://schemas.microsoft.com/office/word/2010/wordprocessingShape">
+                  <ns6:wsp>
+                    <ns6:cNvSpPr txBox="1">
+                      <ns5:spLocks/>
+                    </ns6:cNvSpPr>
+                    <ns6:spPr>
+                      <ns5:xfrm>
+                        <ns5:off x="0" y="0"/>
+                        <ns5:ext cx="800100" cy="342900"/>
+                      </ns5:xfrm>
+                      <ns5:prstGeom prst="rect">
+                        <ns5:avLst/>
+                      </ns5:prstGeom>
+                      <ns5:noFill/>
+                      <ns5:ln>
+                        <ns5:noFill/>
+                      </ns5:ln>
+                      <ns5:effectLst/>
+                      <ns5:extLst>
+                        <ns5:ext uri="{C572A759-6A51-4108-AA02-DFA0A04FC94B}">
+                          <ns7:wrappingTextBoxFlag/>
+                        </ns5:ext>
+                      </ns5:extLst>
+                    </ns6:spPr>
+                    <ns6:txbx>
+                      <ns0:txbxContent>
+                        <ns0:p ns2:paraId="0BB74093" ns2:textId="77777777" ns0:rsidR="008C47A6" ns0:rsidRPr="00C954D2" ns0:rsidRDefault="00000000" ns0:rsidP="00E74375">
+                          <ns0:pPr>
+                            <ns0:rPr>
+                              <ns0:sz ns0:val="14"/>
+                              <ns0:szCs ns0:val="12"/>
+                              <ns0:lang ns0:val="es-ES_tradnl"/>
+                            </ns0:rPr>
+                          </ns0:pPr>
+                          <ns0:r ns0:rsidRPr="00C954D2">
+                            <ns0:rPr>
+                              <ns0:sz ns0:val="14"/>
+                              <ns0:szCs ns0:val="12"/>
+                              <ns0:lang ns0:val="es-ES_tradnl"/>
+                            </ns0:rPr>
+                            <ns0:t>952 04 10 47</ns0:t>
+                          </ns0:r>
+                        </ns0:p>
+                        <ns0:p ns2:paraId="103505BF" ns2:textId="77777777" ns0:rsidR="008C47A6" ns0:rsidRPr="00C954D2" ns0:rsidRDefault="00000000" ns0:rsidP="00E74375">
+                          <ns0:pPr>
+                            <ns0:rPr>
+                              <ns0:sz ns0:val="14"/>
+                              <ns0:szCs ns0:val="14"/>
+                              <ns0:lang ns0:val="es-ES_tradnl"/>
+                            </ns0:rPr>
+                          </ns0:pPr>
+                          <ns0:r ns0:rsidRPr="00C954D2">
+                            <ns0:rPr>
+                              <ns0:sz ns0:val="14"/>
+                              <ns0:szCs ns0:val="14"/>
+                              <ns0:lang ns0:val="es-ES_tradnl"/>
+                            </ns0:rPr>
+                            <ns0:t>952 34 41 00</ns0:t>
+                          </ns0:r>
+                        </ns0:p>
+                      </ns0:txbxContent>
+                    </ns6:txbx>
+                    <ns6:bodyPr rot="0" spcFirstLastPara="0" vertOverflow="overflow" horzOverflow="overflow" vert="horz" wrap="square" lIns="91440" tIns="45720" rIns="91440" bIns="45720" numCol="1" spcCol="0" rtlCol="0" fromWordArt="0" anchor="t" anchorCtr="0" forceAA="0" compatLnSpc="1">
+                      <ns5:prstTxWarp prst="textNoShape">
+                        <ns5:avLst/>
+                      </ns5:prstTxWarp>
+                      <ns5:noAutofit/>
+                    </ns6:bodyPr>
+                  </ns6:wsp>
+                </ns5:graphicData>
+              </ns5:graphic>
+              <ns4:sizeRelH relativeFrom="margin">
+                <ns4:pctWidth>0</ns4:pctWidth>
+              </ns4:sizeRelH>
+              <ns4:sizeRelV relativeFrom="margin">
+                <ns4:pctHeight>0</ns4:pctHeight>
+              </ns4:sizeRelV>
+            </ns3:anchor>
+          </ns0:drawing>
+        </ns1:Choice>
+        <ns1:Fallback>
+          <ns0:pict>
+            <ns8:shape ns2:anchorId="003E73B6" id="_x0000_s1033" type="#_x0000_t202" style="position:absolute;left:0;text-align:left;margin-left:112.55pt;margin-top:797.85pt;width:63pt;height:27pt;z-index:251651072;visibility:visible;mso-wrap-style:square;mso-width-percent:0;mso-height-percent:0;mso-wrap-distance-left:9pt;mso-wrap-distance-top:0;mso-wrap-distance-right:9pt;mso-wrap-distance-bottom:0;mso-position-horizontal:absolute;mso-position-horizontal-relative:page;mso-position-vertical:absolute;mso-position-vertical-relative:page;mso-width-percent:0;mso-height-percent:0;mso-width-relative:margin;mso-height-relative:margin;v-text-anchor:top" ns9:gfxdata="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" filled="f" stroked="f">
+              <ns8:textbox>
+                <ns0:txbxContent>
+                  <ns0:p ns2:paraId="0BB74093" ns2:textId="77777777" ns0:rsidR="008C47A6" ns0:rsidRPr="00C954D2" ns0:rsidRDefault="00000000" ns0:rsidP="00E74375">
+                    <ns0:pPr>
+                      <ns0:rPr>
+                        <ns0:sz ns0:val="14"/>
+                        <ns0:szCs ns0:val="12"/>
+                        <ns0:lang ns0:val="es-ES_tradnl"/>
+                      </ns0:rPr>
+                    </ns0:pPr>
+                    <ns0:r ns0:rsidRPr="00C954D2">
+                      <ns0:rPr>
+                        <ns0:sz ns0:val="14"/>
+                        <ns0:szCs ns0:val="12"/>
+                        <ns0:lang ns0:val="es-ES_tradnl"/>
+                      </ns0:rPr>
+                      <ns0:t>952 04 10 47</ns0:t>
+                    </ns0:r>
+                  </ns0:p>
+                  <ns0:p ns2:paraId="103505BF" ns2:textId="77777777" ns0:rsidR="008C47A6" ns0:rsidRPr="00C954D2" ns0:rsidRDefault="00000000" ns0:rsidP="00E74375">
+                    <ns0:pPr>
+                      <ns0:rPr>
+                        <ns0:sz ns0:val="14"/>
+                        <ns0:szCs ns0:val="14"/>
+                        <ns0:lang ns0:val="es-ES_tradnl"/>
+                      </ns0:rPr>
+                    </ns0:pPr>
+                    <ns0:r ns0:rsidRPr="00C954D2">
+                      <ns0:rPr>
+                        <ns0:sz ns0:val="14"/>
+                        <ns0:szCs ns0:val="14"/>
+                        <ns0:lang ns0:val="es-ES_tradnl"/>
+                      </ns0:rPr>
+                      <ns0:t>952 34 41 00</ns0:t>
+                    </ns0:r>
+                  </ns0:p>
+                </ns0:txbxContent>
+              </ns8:textbox>
+              <ns10:wrap type="through" anchorx="page" anchory="page"/>
+            </ns8:shape>
+          </ns0:pict>
+        </ns1:Fallback>
+      </ns1:AlternateContent>
+    </ns0:r>
+    <ns0:r>
+      <ns0:rPr>
+        <ns0:noProof/>
+      </ns0:rPr>
+      <ns1:AlternateContent>
+        <ns1:Choice Requires="wps">
+          <ns0:drawing>
+            <ns3:anchor distT="0" distB="0" distL="114300" distR="114300" simplePos="0" relativeHeight="251657216" behindDoc="0" locked="0" layoutInCell="1" allowOverlap="1" ns4:anchorId="00F01480" ns4:editId="154F1AE4">
+              <ns3:simplePos x="0" y="0"/>
+              <ns3:positionH relativeFrom="page">
+                <ns3:posOffset>2686685</ns3:posOffset>
+              </ns3:positionH>
+              <ns3:positionV relativeFrom="page">
+                <ns3:posOffset>10132695</ns3:posOffset>
+              </ns3:positionV>
+              <ns3:extent cx="1371600" cy="342900"/>
+              <ns3:effectExtent l="0" t="0" r="0" b="0"/>
+              <ns3:wrapThrough wrapText="bothSides">
+                <ns3:wrapPolygon edited="0">
+                  <ns3:start x="600" y="0"/>
+                  <ns3:lineTo x="600" y="20400"/>
+                  <ns3:lineTo x="20700" y="20400"/>
+                  <ns3:lineTo x="20700" y="0"/>
+                  <ns3:lineTo x="600" y="0"/>
+                </ns3:wrapPolygon>
+              </ns3:wrapThrough>
+              <ns3:docPr id="1609113100" name="Text Box 10"/>
+              <ns3:cNvGraphicFramePr>
+                <ns5:graphicFrameLocks/>
+              </ns3:cNvGraphicFramePr>
+              <ns5:graphic>
+                <ns5:graphicData uri="http://schemas.microsoft.com/office/word/2010/wordprocessingShape">
+                  <ns6:wsp>
+                    <ns6:cNvSpPr txBox="1">
+                      <ns5:spLocks/>
+                    </ns6:cNvSpPr>
+                    <ns6:spPr>
+                      <ns5:xfrm>
+                        <ns5:off x="0" y="0"/>
+                        <ns5:ext cx="1371600" cy="342900"/>
+                      </ns5:xfrm>
+                      <ns5:prstGeom prst="rect">
+                        <ns5:avLst/>
+                      </ns5:prstGeom>
+                      <ns5:noFill/>
+                      <ns5:ln>
+                        <ns5:noFill/>
+                      </ns5:ln>
+                      <ns5:effectLst/>
+                      <ns5:extLst>
+                        <ns5:ext uri="{C572A759-6A51-4108-AA02-DFA0A04FC94B}">
+                          <ns7:wrappingTextBoxFlag/>
+                        </ns5:ext>
+                      </ns5:extLst>
+                    </ns6:spPr>
+                    <ns6:txbx>
+                      <ns0:txbxContent>
+                        <ns0:p ns2:paraId="35669EAE" ns2:textId="77777777" ns0:rsidR="008C47A6" ns0:rsidRPr="00C954D2" ns0:rsidRDefault="00000000" ns0:rsidP="00E74375">
+                          <ns0:pPr>
+                            <ns0:rPr>
+                              <ns0:sz ns0:val="14"/>
+                              <ns0:szCs ns0:val="14"/>
+                              <ns0:lang ns0:val="es-ES_tradnl"/>
+                            </ns0:rPr>
+                          </ns0:pPr>
+                          <ns0:r ns0:rsidRPr="00C954D2">
+                            <ns0:rPr>
+                              <ns0:sz ns0:val="14"/>
+                              <ns0:szCs ns0:val="14"/>
+                              <ns0:lang ns0:val="es-ES_tradnl"/>
+                            </ns0:rPr>
+                            <ns0:t>edp@edp-sl.com</ns0:t>
+                          </ns0:r>
+                        </ns0:p>
+                        <ns0:p ns2:paraId="3CE25765" ns2:textId="77777777" ns0:rsidR="008C47A6" ns0:rsidRPr="00C954D2" ns0:rsidRDefault="00000000" ns0:rsidP="00E74375">
+                          <ns0:pPr>
+                            <ns0:rPr>
+                              <ns0:color ns0:val="0070C0"/>
+                              <ns0:sz ns0:val="14"/>
+                              <ns0:szCs ns0:val="14"/>
+                              <ns0:lang ns0:val="es-ES_tradnl"/>
+                            </ns0:rPr>
+                          </ns0:pPr>
+                          <ns0:r ns0:rsidRPr="00C954D2">
+                            <ns0:rPr>
+                              <ns0:color ns0:val="0070C0"/>
+                              <ns0:sz ns0:val="14"/>
+                              <ns0:szCs ns0:val="14"/>
+                              <ns0:lang ns0:val="es-ES_tradnl"/>
+                            </ns0:rPr>
+                            <ns0:t>www.edp-sl.com</ns0:t>
+                          </ns0:r>
+                        </ns0:p>
+                      </ns0:txbxContent>
+                    </ns6:txbx>
+                    <ns6:bodyPr rot="0" spcFirstLastPara="0" vertOverflow="overflow" horzOverflow="overflow" vert="horz" wrap="square" lIns="91440" tIns="45720" rIns="91440" bIns="45720" numCol="1" spcCol="0" rtlCol="0" fromWordArt="0" anchor="t" anchorCtr="0" forceAA="0" compatLnSpc="1">
+                      <ns5:prstTxWarp prst="textNoShape">
+                        <ns5:avLst/>
+                      </ns5:prstTxWarp>
+                      <ns5:noAutofit/>
+                    </ns6:bodyPr>
+                  </ns6:wsp>
+                </ns5:graphicData>
+              </ns5:graphic>
+              <ns4:sizeRelH relativeFrom="margin">
+                <ns4:pctWidth>0</ns4:pctWidth>
+              </ns4:sizeRelH>
+              <ns4:sizeRelV relativeFrom="margin">
+                <ns4:pctHeight>0</ns4:pctHeight>
+              </ns4:sizeRelV>
+            </ns3:anchor>
+          </ns0:drawing>
+        </ns1:Choice>
+        <ns1:Fallback>
+          <ns0:pict>
+            <ns8:shape ns2:anchorId="00F01480" id="_x0000_s1034" type="#_x0000_t202" style="position:absolute;left:0;text-align:left;margin-left:211.55pt;margin-top:797.85pt;width:108pt;height:27pt;z-index:251657216;visibility:visible;mso-wrap-style:square;mso-width-percent:0;mso-height-percent:0;mso-wrap-distance-left:9pt;mso-wrap-distance-top:0;mso-wrap-distance-right:9pt;mso-wrap-distance-bottom:0;mso-position-horizontal:absolute;mso-position-horizontal-relative:page;mso-position-vertical:absolute;mso-position-vertical-relative:page;mso-width-percent:0;mso-height-percent:0;mso-width-relative:margin;mso-height-relative:margin;v-text-anchor:top" ns9:gfxdata="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" filled="f" stroked="f">
+              <ns8:textbox>
+                <ns0:txbxContent>
+                  <ns0:p ns2:paraId="35669EAE" ns2:textId="77777777" ns0:rsidR="008C47A6" ns0:rsidRPr="00C954D2" ns0:rsidRDefault="00000000" ns0:rsidP="00E74375">
+                    <ns0:pPr>
+                      <ns0:rPr>
+                        <ns0:sz ns0:val="14"/>
+                        <ns0:szCs ns0:val="14"/>
+                        <ns0:lang ns0:val="es-ES_tradnl"/>
+                      </ns0:rPr>
+                    </ns0:pPr>
+                    <ns0:r ns0:rsidRPr="00C954D2">
+                      <ns0:rPr>
+                        <ns0:sz ns0:val="14"/>
+                        <ns0:szCs ns0:val="14"/>
+                        <ns0:lang ns0:val="es-ES_tradnl"/>
+                      </ns0:rPr>
+                      <ns0:t>edp@edp-sl.com</ns0:t>
+                    </ns0:r>
+                  </ns0:p>
+                  <ns0:p ns2:paraId="3CE25765" ns2:textId="77777777" ns0:rsidR="008C47A6" ns0:rsidRPr="00C954D2" ns0:rsidRDefault="00000000" ns0:rsidP="00E74375">
+                    <ns0:pPr>
+                      <ns0:rPr>
+                        <ns0:color ns0:val="0070C0"/>
+                        <ns0:sz ns0:val="14"/>
+                        <ns0:szCs ns0:val="14"/>
+                        <ns0:lang ns0:val="es-ES_tradnl"/>
+                      </ns0:rPr>
+                    </ns0:pPr>
+                    <ns0:r ns0:rsidRPr="00C954D2">
+                      <ns0:rPr>
+                        <ns0:color ns0:val="0070C0"/>
+                        <ns0:sz ns0:val="14"/>
+                        <ns0:szCs ns0:val="14"/>
+                        <ns0:lang ns0:val="es-ES_tradnl"/>
+                      </ns0:rPr>
+                      <ns0:t>www.edp-sl.com</ns0:t>
+                    </ns0:r>
+                  </ns0:p>
+                </ns0:txbxContent>
+              </ns8:textbox>
+              <ns10:wrap type="through" anchorx="page" anchory="page"/>
+            </ns8:shape>
+          </ns0:pict>
+        </ns1:Fallback>
+      </ns1:AlternateContent>
+    </ns0:r>
+    <ns0:r>
+      <ns0:rPr>
+        <ns0:noProof/>
+      </ns0:rPr>
+      <ns1:AlternateContent>
+        <ns1:Choice Requires="wps">
+          <ns0:drawing>
+            <ns3:anchor distT="0" distB="0" distL="114300" distR="114300" simplePos="0" relativeHeight="251663360" behindDoc="0" locked="0" layoutInCell="1" allowOverlap="1" ns4:anchorId="16C74CA3" ns4:editId="76D3C3D8">
+              <ns3:simplePos x="0" y="0"/>
+              <ns3:positionH relativeFrom="column">
+                <ns3:posOffset>2971800</ns3:posOffset>
+              </ns3:positionH>
+              <ns3:positionV relativeFrom="paragraph">
+                <ns3:posOffset>226695</ns3:posOffset>
+              </ns3:positionV>
+              <ns3:extent cx="0" cy="457200"/>
+              <ns3:effectExtent l="0" t="0" r="38100" b="19050"/>
+              <ns3:wrapNone/>
+              <ns3:docPr id="1039025773" name="Conector recto 1039025773"/>
+              <ns3:cNvGraphicFramePr/>
+              <ns5:graphic>
+                <ns5:graphicData uri="http://schemas.microsoft.com/office/word/2010/wordprocessingShape">
+                  <ns6:wsp>
+                    <ns6:cNvCnPr/>
+                    <ns6:spPr>
+                      <ns5:xfrm>
+                        <ns5:off x="0" y="0"/>
+                        <ns5:ext cx="0" cy="457200"/>
+                      </ns5:xfrm>
+                      <ns5:prstGeom prst="line">
+                        <ns5:avLst/>
+                      </ns5:prstGeom>
+                      <ns5:noFill/>
+                      <ns5:ln w="6350" cap="flat" cmpd="sng" algn="ctr">
+                        <ns5:solidFill>
+                          <ns5:sysClr val="windowText" lastClr="000000"/>
+                        </ns5:solidFill>
+                        <ns5:prstDash val="solid"/>
+                        <ns5:miter lim="800000"/>
+                      </ns5:ln>
+                      <ns5:effectLst/>
+                    </ns6:spPr>
+                    <ns6:bodyPr/>
+                  </ns6:wsp>
+                </ns5:graphicData>
+              </ns5:graphic>
+            </ns3:anchor>
+          </ns0:drawing>
+        </ns1:Choice>
+        <ns1:Fallback>
+          <ns0:pict>
+            <ns8:line ns2:anchorId="3B8E2307" id="Conector recto 28" ns9:spid="_x0000_s1026" style="position:absolute;z-index:251668480;visibility:visible;mso-wrap-style:square;mso-wrap-distance-left:9pt;mso-wrap-distance-top:0;mso-wrap-distance-right:9pt;mso-wrap-distance-bottom:0;mso-position-horizontal:absolute;mso-position-horizontal-relative:text;mso-position-vertical:absolute;mso-position-vertical-relative:text" from="234pt,17.85pt" to="234pt,53.85pt" ns9:gfxdata="UEsDBBQABgAIAAAAIQC2gziS/gAAAOEBAAATAAAAW0NvbnRlbnRfVHlwZXNdLnhtbJSRQU7DMBBF 90jcwfIWJU67QAgl6YK0S0CoHGBkTxKLZGx5TGhvj5O2G0SRWNoz/78nu9wcxkFMGNg6quQqL6RA 0s5Y6ir5vt9lD1JwBDIwOMJKHpHlpr69KfdHjyxSmriSfYz+USnWPY7AufNIadK6MEJMx9ApD/oD OlTrorhX2lFEilmcO2RdNtjC5xDF9pCuTyYBB5bi6bQ4syoJ3g9WQ0ymaiLzg5KdCXlKLjvcW893 SUOqXwnz5DrgnHtJTxOsQfEKIT7DmDSUCaxw7Rqn8787ZsmRM9e2VmPeBN4uqYvTtW7jvijg9N/y JsXecLq0q+WD6m8AAAD//wMAUEsDBBQABgAIAAAAIQA4/SH/1gAAAJQBAAALAAAAX3JlbHMvLnJl bHOkkMFqwzAMhu+DvYPRfXGawxijTi+j0GvpHsDYimMaW0Yy2fr2M4PBMnrbUb/Q94l/f/hMi1qR JVI2sOt6UJgd+ZiDgffL8ekFlFSbvV0oo4EbChzGx4f9GRdb25HMsYhqlCwG5lrLq9biZkxWOiqY 22YiTra2kYMu1l1tQD30/bPm3wwYN0x18gb45AdQl1tp5j/sFB2T0FQ7R0nTNEV3j6o9feQzro1i OWA14Fm+Q8a1a8+Bvu/d/dMb2JY5uiPbhG/ktn4cqGU/er3pcvwCAAD//wMAUEsDBBQABgAIAAAA IQB2XM8xrwEAAFgDAAAOAAAAZHJzL2Uyb0RvYy54bWysU01vEzEQvSPxHyzfidNCS7WK00OjckFQ ifIDpv7YteQveUw2+feMvSENcEPswWvPeN7Oe/N2c38Inu1NQZei5FerNWcmqqRdHCX//vz47o4z rBA1+BSN5EeD/H779s1mzoO5TlPy2hRGIBGHOUs+1ZoHIVBNJgCuUjaRkjaVAJWOZRS6wEzowYvr 9fpWzKnoXJIyiBTdLUm+7fjWGlW/WoumMi859Vb7Wvr60lax3cAwFsiTU6c24B+6COAiffQMtYMK 7Edxf0EFp0rCZOtKpSCStU6ZzoHYXK3/YPNtgmw6FxIH81km/H+w6sv+IT4VkmHOOGB+Ko3FwZbQ 3tQfO3SxjmexzKEytQQVRT/cfKQ5NB3Fa10uWD+ZFFjbSO5dbDRggP1nrMvVX1daOKZH530fhY9s lvz2/Q0NSwEZwnqotA1ZS45x5Az8SE5TtXRETN7pVt1w8IgPvrA90LDJIzrNz9QtZx6wUoIo9OfU 7G+lrZ0d4LQU99TijeAqGdS7IPndZbWP7YumW+xE6lXBtntJ+tiFFe1E4+sKnazW/HF5pv3lD7H9 CQAA//8DAFBLAwQUAAYACAAAACEAsPHN7N4AAAAKAQAADwAAAGRycy9kb3ducmV2LnhtbEyPTU/D MAyG70j8h8hI3FgChXXqmk5oaAduo4DEMWvcj9E4VZNu5d9jxAGOth+9ft58M7tenHAMnScNtwsF AqnytqNGw9vr7mYFIkRD1vSeUMMXBtgUlxe5yaw/0wueytgIDqGQGQ1tjEMmZahadCYs/IDEt9qP zkQex0ba0Zw53PXyTqmldKYj/tCaAbctVp/l5DRM+22tul0yHz+SUk7P6f79qW60vr6aH9cgIs7x D4YffVaHgp0OfiIbRK/hfrniLlFD8pCCYOB3cWBSpSnIIpf/KxTfAAAA//8DAFBLAQItABQABgAI AAAAIQC2gziS/gAAAOEBAAATAAAAAAAAAAAAAAAAAAAAAABbQ29udGVudF9UeXBlc10ueG1sUEsB Ai0AFAAGAAgAAAAhADj9If/WAAAAlAEAAAsAAAAAAAAAAAAAAAAALwEAAF9yZWxzLy5yZWxzUEsB Ai0AFAAGAAgAAAAhAHZczzGvAQAAWAMAAA4AAAAAAAAAAAAAAAAALgIAAGRycy9lMm9Eb2MueG1s UEsBAi0AFAAGAAgAAAAhALDxzezeAAAACgEAAA8AAAAAAAAAAAAAAAAACQQAAGRycy9kb3ducmV2 LnhtbFBLBQYAAAAABAAEAPMAAAAUBQAAAAA= " strokecolor="windowText" strokeweight=".5pt">
+              <ns8:stroke joinstyle="miter"/>
+            </ns8:line>
+          </ns0:pict>
+        </ns1:Fallback>
+      </ns1:AlternateContent>
+    </ns0:r>
+    <ns0:r>
+      <ns0:rPr>
+        <ns0:noProof/>
+      </ns0:rPr>
+      <ns1:AlternateContent>
+        <ns1:Choice Requires="wps">
+          <ns0:drawing>
+            <ns3:anchor distT="0" distB="0" distL="114300" distR="114300" simplePos="0" relativeHeight="251653120" behindDoc="0" locked="0" layoutInCell="1" allowOverlap="1" ns4:anchorId="350D279F" ns4:editId="54B5E171">
+              <ns3:simplePos x="0" y="0"/>
+              <ns3:positionH relativeFrom="column">
+                <ns3:posOffset>228600</ns3:posOffset>
+              </ns3:positionH>
+              <ns3:positionV relativeFrom="paragraph">
+                <ns3:posOffset>112395</ns3:posOffset>
+              </ns3:positionV>
+              <ns3:extent cx="6400800" cy="0"/>
+              <ns3:effectExtent l="0" t="0" r="25400" b="25400"/>
+              <ns3:wrapNone/>
+              <ns3:docPr id="1493930639" name="Conector recto 1493930639"/>
+              <ns3:cNvGraphicFramePr/>
+              <ns5:graphic>
+                <ns5:graphicData uri="http://schemas.microsoft.com/office/word/2010/wordprocessingShape">
+                  <ns6:wsp>
+                    <ns6:cNvCnPr/>
+                    <ns6:spPr>
+                      <ns5:xfrm>
+                        <ns5:off x="0" y="0"/>
+                        <ns5:ext cx="6400800" cy="0"/>
+                      </ns5:xfrm>
+                      <ns5:prstGeom prst="line">
+                        <ns5:avLst/>
+                      </ns5:prstGeom>
+                      <ns5:noFill/>
+                      <ns5:ln w="6350" cap="flat" cmpd="sng" algn="ctr">
+                        <ns5:solidFill>
+                          <ns5:srgbClr val="5B9BD5"/>
+                        </ns5:solidFill>
+                        <ns5:prstDash val="solid"/>
+                        <ns5:miter lim="800000"/>
+                      </ns5:ln>
+                      <ns5:effectLst/>
+                    </ns6:spPr>
+                    <ns6:bodyPr/>
+                  </ns6:wsp>
+                </ns5:graphicData>
+              </ns5:graphic>
+            </ns3:anchor>
+          </ns0:drawing>
+        </ns1:Choice>
+        <ns1:Fallback>
+          <ns0:pict>
+            <ns8:line ns2:anchorId="256B0012" id="Conector recto 217511060" ns9:spid="_x0000_s1026" style="position:absolute;z-index:251663360;visibility:visible;mso-wrap-style:square;mso-wrap-distance-left:9pt;mso-wrap-distance-top:0;mso-wrap-distance-right:9pt;mso-wrap-distance-bottom:0;mso-position-horizontal:absolute;mso-position-horizontal-relative:text;mso-position-vertical:absolute;mso-position-vertical-relative:text" from="18pt,8.85pt" to="522pt,8.85pt" ns9:gfxdata="UEsDBBQABgAIAAAAIQC2gziS/gAAAOEBAAATAAAAW0NvbnRlbnRfVHlwZXNdLnhtbJSRQU7DMBBF 90jcwfIWJU67QAgl6YK0S0CoHGBkTxKLZGx5TGhvj5O2G0SRWNoz/78nu9wcxkFMGNg6quQqL6RA 0s5Y6ir5vt9lD1JwBDIwOMJKHpHlpr69KfdHjyxSmriSfYz+USnWPY7AufNIadK6MEJMx9ApD/oD OlTrorhX2lFEilmcO2RdNtjC5xDF9pCuTyYBB5bi6bQ4syoJ3g9WQ0ymaiLzg5KdCXlKLjvcW893 SUOqXwnz5DrgnHtJTxOsQfEKIT7DmDSUCaxw7Rqn8787ZsmRM9e2VmPeBN4uqYvTtW7jvijg9N/y JsXecLq0q+WD6m8AAAD//wMAUEsDBBQABgAIAAAAIQA4/SH/1gAAAJQBAAALAAAAX3JlbHMvLnJl bHOkkMFqwzAMhu+DvYPRfXGawxijTi+j0GvpHsDYimMaW0Yy2fr2M4PBMnrbUb/Q94l/f/hMi1qR JVI2sOt6UJgd+ZiDgffL8ekFlFSbvV0oo4EbChzGx4f9GRdb25HMsYhqlCwG5lrLq9biZkxWOiqY 22YiTra2kYMu1l1tQD30/bPm3wwYN0x18gb45AdQl1tp5j/sFB2T0FQ7R0nTNEV3j6o9feQzro1i OWA14Fm+Q8a1a8+Bvu/d/dMb2JY5uiPbhG/ktn4cqGU/er3pcvwCAAD//wMAUEsDBBQABgAIAAAA IQASzCNUqwEAAEUDAAAOAAAAZHJzL2Uyb0RvYy54bWysUk1v2zAMvQ/YfxB0X+x2S9EZcQq0QXsp tgLbfgAjS7YAfYHU4uTfl1LStOtuw3yQKZF65Ht6q5u9d2KnkWwMvbxYtFLooOJgw9jLXz/vP11L QRnCAC4G3cuDJnmz/vhhNadOX8YpukGjYJBA3Zx6OeWcuqYhNWkPtIhJB06aiB4yb3FsBoSZ0b1r Ltv2qpkjDgmj0kR8ujkm5briG6NV/m4M6SxcL3m2XFes67aszXoF3YiQJqtOY8A/TOHBBm56htpA BvEb7V9Q3iqMFE1eqOibaIxVunJgNhftOzY/Jki6cmFxKJ1lov8Hq77t7sITsgxzoo7SExYWe4O+ /Hk+sa9iHc5i6X0Wig+vvrTtdcuaqpdc83oxIeUHHb0oQS+dDYUHdLB7pMzNuPSlpByHeG+dq2/h gpgZ/POyIAM7wjjIHPo09JLCKAW4ka2mMlZEis4O5XbBIRy3dw7FDvi5l7dfbzfL8sLc7Y+y0noD NB3raupoBG8zu9FZ30umxt/ptgsFXVc/nQi8ylWibRwOVcWm7PitatOTr4oZ3u45fuv+9TMAAAD/ /wMAUEsDBBQABgAIAAAAIQAyLg083QAAAAkBAAAPAAAAZHJzL2Rvd25yZXYueG1sTI9BSwMxEIXv gv8hjODNJmptZd1sKYJQQQqtgnrLbsbdxWSyJGm7/nun9KDH+d7jzXvlYvRO7DGmPpCG64kCgdQE 21Or4e316eoeRMqGrHGBUMMPJlhU52elKWw40Ab329wKDqFUGA1dzkMhZWo69CZNwoDE2leI3mQ+ YyttNAcO907eKDWT3vTEHzoz4GOHzfd25zXU6xg/7j7fB7d82aj1mFYhPq+0vrwYlw8gMo75zwzH +lwdKu5Uhx3ZJJyG2xlPyczncxBHXU2nTOoTkVUp/y+ofgEAAP//AwBQSwECLQAUAAYACAAAACEA toM4kv4AAADhAQAAEwAAAAAAAAAAAAAAAAAAAAAAW0NvbnRlbnRfVHlwZXNdLnhtbFBLAQItABQA BgAIAAAAIQA4/SH/1gAAAJQBAAALAAAAAAAAAAAAAAAAAC8BAABfcmVscy8ucmVsc1BLAQItABQA BgAIAAAAIQASzCNUqwEAAEUDAAAOAAAAAAAAAAAAAAAAAC4CAABkcnMvZTJvRG9jLnhtbFBLAQIt ABQABgAIAAAAIQAyLg083QAAAAkBAAAPAAAAAAAAAAAAAAAAAAUEAABkcnMvZG93bnJldi54bWxQ SwUGAAAAAAQABADzAAAADwUAAAAA " strokecolor="#5b9bd5" strokeweight=".5pt">
+              <ns8:stroke joinstyle="miter"/>
+            </ns8:line>
+          </ns0:pict>
+        </ns1:Fallback>
+      </ns1:AlternateContent>
+    </ns0:r>
+  </ns0:p>
+  <ns0:p ns2:paraId="1BDA9624" ns2:textId="77777777" ns0:rsidR="008C47A6" ns0:rsidRDefault="00000000" ns0:rsidP="00E74375">
+    <ns0:r>
+      <ns0:rPr>
+        <ns0:noProof/>
+      </ns0:rPr>
+      <ns1:AlternateContent>
+        <ns1:Choice Requires="wps">
+          <ns0:drawing>
+            <ns3:anchor distT="0" distB="0" distL="114300" distR="114300" simplePos="0" relativeHeight="251665408" behindDoc="0" locked="0" layoutInCell="1" allowOverlap="1" ns4:anchorId="60968E5B" ns4:editId="0AE01EE4">
+              <ns3:simplePos x="0" y="0"/>
+              <ns3:positionH relativeFrom="page">
+                <ns3:posOffset>5890716</ns3:posOffset>
+              </ns3:positionH>
+              <ns3:positionV relativeFrom="page">
+                <ns3:posOffset>10161905</ns3:posOffset>
+              </ns3:positionV>
+              <ns3:extent cx="1047115" cy="313690"/>
+              <ns3:effectExtent l="0" t="0" r="0" b="0"/>
+              <ns3:wrapThrough wrapText="bothSides">
+                <ns3:wrapPolygon edited="0">
+                  <ns3:start x="786" y="0"/>
+                  <ns3:lineTo x="786" y="19676"/>
+                  <ns3:lineTo x="20434" y="19676"/>
+                  <ns3:lineTo x="20434" y="0"/>
+                  <ns3:lineTo x="786" y="0"/>
+                </ns3:wrapPolygon>
+              </ns3:wrapThrough>
+              <ns3:docPr id="15988398" name="Text Box 10"/>
+              <ns3:cNvGraphicFramePr>
+                <ns5:graphicFrameLocks/>
+              </ns3:cNvGraphicFramePr>
+              <ns5:graphic>
+                <ns5:graphicData uri="http://schemas.microsoft.com/office/word/2010/wordprocessingShape">
+                  <ns6:wsp>
+                    <ns6:cNvSpPr txBox="1">
+                      <ns5:spLocks/>
+                    </ns6:cNvSpPr>
+                    <ns6:spPr>
+                      <ns5:xfrm>
+                        <ns5:off x="0" y="0"/>
+                        <ns5:ext cx="1047115" cy="313690"/>
+                      </ns5:xfrm>
+                      <ns5:prstGeom prst="rect">
+                        <ns5:avLst/>
+                      </ns5:prstGeom>
+                      <ns5:noFill/>
+                      <ns5:ln>
+                        <ns5:noFill/>
+                      </ns5:ln>
+                      <ns5:effectLst/>
+                      <ns5:extLst>
+                        <ns5:ext uri="{C572A759-6A51-4108-AA02-DFA0A04FC94B}">
+                          <ns7:wrappingTextBoxFlag/>
+                        </ns5:ext>
+                      </ns5:extLst>
+                    </ns6:spPr>
+                    <ns6:txbx>
+                      <ns0:txbxContent>
+                        <ns0:p ns2:paraId="6E7F58BD" ns2:textId="77777777" ns0:rsidR="008C47A6" ns0:rsidRPr="00C954D2" ns0:rsidRDefault="00000000" ns0:rsidP="001E1BF6">
+                          <ns0:pPr>
+                            <ns0:jc ns0:val="right"/>
+                            <ns0:rPr>
+                              <ns0:i/>
+                              <ns0:color ns0:val="0070C0"/>
+                              <ns0:sz ns0:val="14"/>
+                              <ns0:szCs ns0:val="14"/>
+                            </ns0:rPr>
+                          </ns0:pPr>
+                          <ns0:r ns0:rsidRPr="00C954D2">
+                            <ns0:rPr>
+                              <ns0:i/>
+                              <ns0:color ns0:val="0070C0"/>
+                              <ns0:sz ns0:val="14"/>
+                              <ns0:szCs ns0:val="14"/>
+                            </ns0:rPr>
+                            <ns0:t xml:space="preserve">Página </ns0:t>
+                          </ns0:r>
+                          <ns0:r ns0:rsidRPr="00C954D2">
+                            <ns0:rPr>
+                              <ns0:i/>
+                              <ns0:color ns0:val="0070C0"/>
+                              <ns0:sz ns0:val="14"/>
+                              <ns0:szCs ns0:val="14"/>
+                            </ns0:rPr>
+                            <ns0:fldChar ns0:fldCharType="begin"/>
+                          </ns0:r>
+                          <ns0:r ns0:rsidRPr="00C954D2">
+                            <ns0:rPr>
+                              <ns0:i/>
+                              <ns0:color ns0:val="0070C0"/>
+                              <ns0:sz ns0:val="14"/>
+                              <ns0:szCs ns0:val="14"/>
+                            </ns0:rPr>
+                            <ns0:instrText>PAGE   \* MERGEFORMAT</ns0:instrText>
+                          </ns0:r>
+                          <ns0:r ns0:rsidRPr="00C954D2">
+                            <ns0:rPr>
+                              <ns0:i/>
+                              <ns0:color ns0:val="0070C0"/>
+                              <ns0:sz ns0:val="14"/>
+                              <ns0:szCs ns0:val="14"/>
+                            </ns0:rPr>
+                            <ns0:fldChar ns0:fldCharType="separate"/>
+                          </ns0:r>
+                          <ns0:r ns0:rsidRPr="00C954D2">
+                            <ns0:rPr>
+                              <ns0:i/>
+                              <ns0:noProof/>
+                              <ns0:color ns0:val="0070C0"/>
+                              <ns0:sz ns0:val="14"/>
+                              <ns0:szCs ns0:val="14"/>
+                            </ns0:rPr>
+                            <ns0:t>19</ns0:t>
+                          </ns0:r>
+                          <ns0:r ns0:rsidRPr="00C954D2">
+                            <ns0:rPr>
+                              <ns0:i/>
+                              <ns0:color ns0:val="0070C0"/>
+                              <ns0:sz ns0:val="14"/>
+                              <ns0:szCs ns0:val="14"/>
+                            </ns0:rPr>
+                            <ns0:fldChar ns0:fldCharType="end"/>
+                          </ns0:r>
+                        </ns0:p>
+                        <ns0:p ns2:paraId="267C2E9E" ns2:textId="77777777" ns0:rsidR="008C47A6" ns0:rsidRPr="00C954D2" ns0:rsidRDefault="00000000" ns0:rsidP="001E1BF6">
+                          <ns0:pPr>
+                            <ns0:jc ns0:val="right"/>
+                            <ns0:rPr>
+                              <ns0:i/>
+                              <ns0:color ns0:val="0070C0"/>
+                              <ns0:sz ns0:val="14"/>
+                              <ns0:szCs ns0:val="14"/>
+                            </ns0:rPr>
+                          </ns0:pPr>
+                          <ns0:r ns0:rsidRPr="00C954D2">
+                            <ns0:rPr>
+                              <ns0:i/>
+                              <ns0:color ns0:val="0070C0"/>
+                              <ns0:sz ns0:val="14"/>
+                              <ns0:szCs ns0:val="14"/>
+                            </ns0:rPr>
+                            <ns0:t>5</ns0:t>
+                          </ns0:r>
+                          <ns0:r>
+                            <ns0:rPr>
+                              <ns0:i/>
+                              <ns0:color ns0:val="0070C0"/>
+                              <ns0:sz ns0:val="14"/>
+                              <ns0:szCs ns0:val="14"/>
+                            </ns0:rPr>
+                            <ns0:t>35.2.1</ns0:t>
+                          </ns0:r>
+                        </ns0:p>
+                      </ns0:txbxContent>
+                    </ns6:txbx>
+                    <ns6:bodyPr rot="0" spcFirstLastPara="0" vertOverflow="overflow" horzOverflow="overflow" vert="horz" wrap="square" lIns="91440" tIns="45720" rIns="91440" bIns="45720" numCol="1" spcCol="0" rtlCol="0" fromWordArt="0" anchor="ctr" anchorCtr="0" forceAA="0" compatLnSpc="1">
+                      <ns5:prstTxWarp prst="textNoShape">
+                        <ns5:avLst/>
+                      </ns5:prstTxWarp>
+                      <ns5:noAutofit/>
+                    </ns6:bodyPr>
+                  </ns6:wsp>
+                </ns5:graphicData>
+              </ns5:graphic>
+              <ns4:sizeRelH relativeFrom="margin">
+                <ns4:pctWidth>0</ns4:pctWidth>
+              </ns4:sizeRelH>
+              <ns4:sizeRelV relativeFrom="margin">
+                <ns4:pctHeight>0</ns4:pctHeight>
+              </ns4:sizeRelV>
+            </ns3:anchor>
+          </ns0:drawing>
+        </ns1:Choice>
+        <ns1:Fallback>
+          <ns0:pict>
+            <ns8:shape ns2:anchorId="60968E5B" id="_x0000_s1035" type="#_x0000_t202" style="position:absolute;left:0;text-align:left;margin-left:463.85pt;margin-top:800.15pt;width:82.45pt;height:24.7pt;z-index:251665408;visibility:visible;mso-wrap-style:square;mso-width-percent:0;mso-height-percent:0;mso-wrap-distance-left:9pt;mso-wrap-distance-top:0;mso-wrap-distance-right:9pt;mso-wrap-distance-bottom:0;mso-position-horizontal:absolute;mso-position-horizontal-relative:page;mso-position-vertical:absolute;mso-position-vertical-relative:page;mso-width-percent:0;mso-height-percent:0;mso-width-relative:margin;mso-height-relative:margin;v-text-anchor:middle" ns9:gfxdata="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" filled="f" stroked="f">
+              <ns8:textbox>
+                <ns0:txbxContent>
+                  <ns0:p ns2:paraId="6E7F58BD" ns2:textId="77777777" ns0:rsidR="008C47A6" ns0:rsidRPr="00C954D2" ns0:rsidRDefault="00000000" ns0:rsidP="001E1BF6">
+                    <ns0:pPr>
+                      <ns0:jc ns0:val="right"/>
+                      <ns0:rPr>
+                        <ns0:i/>
+                        <ns0:color ns0:val="0070C0"/>
+                        <ns0:sz ns0:val="14"/>
+                        <ns0:szCs ns0:val="14"/>
+                      </ns0:rPr>
+                    </ns0:pPr>
+                    <ns0:r ns0:rsidRPr="00C954D2">
+                      <ns0:rPr>
+                        <ns0:i/>
+                        <ns0:color ns0:val="0070C0"/>
+                        <ns0:sz ns0:val="14"/>
+                        <ns0:szCs ns0:val="14"/>
+                      </ns0:rPr>
+                      <ns0:t xml:space="preserve">Página </ns0:t>
+                    </ns0:r>
+                    <ns0:r ns0:rsidRPr="00C954D2">
+                      <ns0:rPr>
+                        <ns0:i/>
+                        <ns0:color ns0:val="0070C0"/>
+                        <ns0:sz ns0:val="14"/>
+                        <ns0:szCs ns0:val="14"/>
+                      </ns0:rPr>
+                      <ns0:fldChar ns0:fldCharType="begin"/>
+                    </ns0:r>
+                    <ns0:r ns0:rsidRPr="00C954D2">
+                      <ns0:rPr>
+                        <ns0:i/>
+                        <ns0:color ns0:val="0070C0"/>
+                        <ns0:sz ns0:val="14"/>
+                        <ns0:szCs ns0:val="14"/>
+                      </ns0:rPr>
+                      <ns0:instrText>PAGE   \* MERGEFORMAT</ns0:instrText>
+                    </ns0:r>
+                    <ns0:r ns0:rsidRPr="00C954D2">
+                      <ns0:rPr>
+                        <ns0:i/>
+                        <ns0:color ns0:val="0070C0"/>
+                        <ns0:sz ns0:val="14"/>
+                        <ns0:szCs ns0:val="14"/>
+                      </ns0:rPr>
+                      <ns0:fldChar ns0:fldCharType="separate"/>
+                    </ns0:r>
+                    <ns0:r ns0:rsidRPr="00C954D2">
+                      <ns0:rPr>
+                        <ns0:i/>
+                        <ns0:noProof/>
+                        <ns0:color ns0:val="0070C0"/>
+                        <ns0:sz ns0:val="14"/>
+                        <ns0:szCs ns0:val="14"/>
+                      </ns0:rPr>
+                      <ns0:t>19</ns0:t>
+                    </ns0:r>
+                    <ns0:r ns0:rsidRPr="00C954D2">
+                      <ns0:rPr>
+                        <ns0:i/>
+                        <ns0:color ns0:val="0070C0"/>
+                        <ns0:sz ns0:val="14"/>
+                        <ns0:szCs ns0:val="14"/>
+                      </ns0:rPr>
+                      <ns0:fldChar ns0:fldCharType="end"/>
+                    </ns0:r>
+                  </ns0:p>
+                  <ns0:p ns2:paraId="267C2E9E" ns2:textId="77777777" ns0:rsidR="008C47A6" ns0:rsidRPr="00C954D2" ns0:rsidRDefault="00000000" ns0:rsidP="001E1BF6">
+                    <ns0:pPr>
+                      <ns0:jc ns0:val="right"/>
+                      <ns0:rPr>
+                        <ns0:i/>
+                        <ns0:color ns0:val="0070C0"/>
+                        <ns0:sz ns0:val="14"/>
+                        <ns0:szCs ns0:val="14"/>
+                      </ns0:rPr>
+                    </ns0:pPr>
+                    <ns0:r ns0:rsidRPr="00C954D2">
+                      <ns0:rPr>
+                        <ns0:i/>
+                        <ns0:color ns0:val="0070C0"/>
+                        <ns0:sz ns0:val="14"/>
+                        <ns0:szCs ns0:val="14"/>
+                      </ns0:rPr>
+                      <ns0:t>5</ns0:t>
+                    </ns0:r>
+                    <ns0:r>
+                      <ns0:rPr>
+                        <ns0:i/>
+                        <ns0:color ns0:val="0070C0"/>
+                        <ns0:sz ns0:val="14"/>
+                        <ns0:szCs ns0:val="14"/>
+                      </ns0:rPr>
+                      <ns0:t>35.2.1</ns0:t>
+                    </ns0:r>
+                  </ns0:p>
+                </ns0:txbxContent>
+              </ns8:textbox>
+              <ns10:wrap type="through" anchorx="page" anchory="page"/>
+            </ns8:shape>
+          </ns0:pict>
+        </ns1:Fallback>
+      </ns1:AlternateContent>
+    </ns0:r>
+    <ns0:r>
+      <ns0:rPr>
+        <ns0:noProof/>
+      </ns0:rPr>
+      <ns1:AlternateContent>
+        <ns1:Choice Requires="wps">
+          <ns0:drawing>
+            <ns3:anchor distT="0" distB="0" distL="114300" distR="114300" simplePos="0" relativeHeight="251659264" behindDoc="0" locked="0" layoutInCell="1" allowOverlap="1" ns4:anchorId="530DBE89" ns4:editId="51535FF7">
+              <ns3:simplePos x="0" y="0"/>
+              <ns3:positionH relativeFrom="column">
+                <ns3:posOffset>1562100</ns3:posOffset>
+              </ns3:positionH>
+              <ns3:positionV relativeFrom="paragraph">
+                <ns3:posOffset>51435</ns3:posOffset>
+              </ns3:positionV>
+              <ns3:extent cx="0" cy="457200"/>
+              <ns3:effectExtent l="0" t="0" r="38100" b="19050"/>
+              <ns3:wrapNone/>
+              <ns3:docPr id="1978811866" name="Conector recto 1978811866"/>
+              <ns3:cNvGraphicFramePr/>
+              <ns5:graphic>
+                <ns5:graphicData uri="http://schemas.microsoft.com/office/word/2010/wordprocessingShape">
+                  <ns6:wsp>
+                    <ns6:cNvCnPr/>
+                    <ns6:spPr>
+                      <ns5:xfrm>
+                        <ns5:off x="0" y="0"/>
+                        <ns5:ext cx="0" cy="457200"/>
+                      </ns5:xfrm>
+                      <ns5:prstGeom prst="line">
+                        <ns5:avLst/>
+                      </ns5:prstGeom>
+                      <ns5:noFill/>
+                      <ns5:ln w="6350" cap="flat" cmpd="sng" algn="ctr">
+                        <ns5:solidFill>
+                          <ns5:sysClr val="windowText" lastClr="000000"/>
+                        </ns5:solidFill>
+                        <ns5:prstDash val="solid"/>
+                        <ns5:miter lim="800000"/>
+                      </ns5:ln>
+                      <ns5:effectLst/>
+                    </ns6:spPr>
+                    <ns6:bodyPr/>
+                  </ns6:wsp>
+                </ns5:graphicData>
+              </ns5:graphic>
+            </ns3:anchor>
+          </ns0:drawing>
+        </ns1:Choice>
+        <ns1:Fallback>
+          <ns0:pict>
+            <ns8:line ns2:anchorId="29C75443" id="Conector recto 30" ns9:spid="_x0000_s1026" style="position:absolute;z-index:251666432;visibility:visible;mso-wrap-style:square;mso-wrap-distance-left:9pt;mso-wrap-distance-top:0;mso-wrap-distance-right:9pt;mso-wrap-distance-bottom:0;mso-position-horizontal:absolute;mso-position-horizontal-relative:text;mso-position-vertical:absolute;mso-position-vertical-relative:text" from="123pt,4.05pt" to="123pt,40.05pt" ns9:gfxdata="UEsDBBQABgAIAAAAIQC2gziS/gAAAOEBAAATAAAAW0NvbnRlbnRfVHlwZXNdLnhtbJSRQU7DMBBF 90jcwfIWJU67QAgl6YK0S0CoHGBkTxKLZGx5TGhvj5O2G0SRWNoz/78nu9wcxkFMGNg6quQqL6RA 0s5Y6ir5vt9lD1JwBDIwOMJKHpHlpr69KfdHjyxSmriSfYz+USnWPY7AufNIadK6MEJMx9ApD/oD OlTrorhX2lFEilmcO2RdNtjC5xDF9pCuTyYBB5bi6bQ4syoJ3g9WQ0ymaiLzg5KdCXlKLjvcW893 SUOqXwnz5DrgnHtJTxOsQfEKIT7DmDSUCaxw7Rqn8787ZsmRM9e2VmPeBN4uqYvTtW7jvijg9N/y JsXecLq0q+WD6m8AAAD//wMAUEsDBBQABgAIAAAAIQA4/SH/1gAAAJQBAAALAAAAX3JlbHMvLnJl bHOkkMFqwzAMhu+DvYPRfXGawxijTi+j0GvpHsDYimMaW0Yy2fr2M4PBMnrbUb/Q94l/f/hMi1qR JVI2sOt6UJgd+ZiDgffL8ekFlFSbvV0oo4EbChzGx4f9GRdb25HMsYhqlCwG5lrLq9biZkxWOiqY 22YiTra2kYMu1l1tQD30/bPm3wwYN0x18gb45AdQl1tp5j/sFB2T0FQ7R0nTNEV3j6o9feQzro1i OWA14Fm+Q8a1a8+Bvu/d/dMb2JY5uiPbhG/ktn4cqGU/er3pcvwCAAD//wMAUEsDBBQABgAIAAAA IQB2XM8xrwEAAFgDAAAOAAAAZHJzL2Uyb0RvYy54bWysU01vEzEQvSPxHyzfidNCS7WK00OjckFQ ifIDpv7YteQveUw2+feMvSENcEPswWvPeN7Oe/N2c38Inu1NQZei5FerNWcmqqRdHCX//vz47o4z rBA1+BSN5EeD/H779s1mzoO5TlPy2hRGIBGHOUs+1ZoHIVBNJgCuUjaRkjaVAJWOZRS6wEzowYvr 9fpWzKnoXJIyiBTdLUm+7fjWGlW/WoumMi859Vb7Wvr60lax3cAwFsiTU6c24B+6COAiffQMtYMK 7Edxf0EFp0rCZOtKpSCStU6ZzoHYXK3/YPNtgmw6FxIH81km/H+w6sv+IT4VkmHOOGB+Ko3FwZbQ 3tQfO3SxjmexzKEytQQVRT/cfKQ5NB3Fa10uWD+ZFFjbSO5dbDRggP1nrMvVX1daOKZH530fhY9s lvz2/Q0NSwEZwnqotA1ZS45x5Az8SE5TtXRETN7pVt1w8IgPvrA90LDJIzrNz9QtZx6wUoIo9OfU 7G+lrZ0d4LQU99TijeAqGdS7IPndZbWP7YumW+xE6lXBtntJ+tiFFe1E4+sKnazW/HF5pv3lD7H9 CQAA//8DAFBLAwQUAAYACAAAACEA3Ghnn9wAAAAIAQAADwAAAGRycy9kb3ducmV2LnhtbEyPy07D MBBF90j9B2sqsaN2WlSqEKeqWnXBrgSQWLrx5AHxOIqdNvw9g1jA8uiO7pybbSfXiQsOofWkIVko EEilty3VGl5fjncbECEasqbzhBq+MMA2n91kJrX+Ss94KWItuIRCajQ0MfaplKFs0Jmw8D0SZ5Uf nImMQy3tYK5c7jq5VGotnWmJPzSmx32D5WcxOg3jaV+p9riaPt5XhRyfHk5vh6rW+nY+7R5BRJzi 3zH86LM65Ox09iPZIDoNy/s1b4kaNgkIzn/5zKwSkHkm/w/IvwEAAP//AwBQSwECLQAUAAYACAAA ACEAtoM4kv4AAADhAQAAEwAAAAAAAAAAAAAAAAAAAAAAW0NvbnRlbnRfVHlwZXNdLnhtbFBLAQIt ABQABgAIAAAAIQA4/SH/1gAAAJQBAAALAAAAAAAAAAAAAAAAAC8BAABfcmVscy8ucmVsc1BLAQIt ABQABgAIAAAAIQB2XM8xrwEAAFgDAAAOAAAAAAAAAAAAAAAAAC4CAABkcnMvZTJvRG9jLnhtbFBL AQItABQABgAIAAAAIQDcaGef3AAAAAgBAAAPAAAAAAAAAAAAAAAAAAkEAABkcnMvZG93bnJldi54 bWxQSwUGAAAAAAQABADzAAAAEgUAAAAA " strokecolor="windowText" strokeweight=".5pt">
+              <ns8:stroke joinstyle="miter"/>
+            </ns8:line>
+          </ns0:pict>
+        </ns1:Fallback>
+      </ns1:AlternateContent>
+    </ns0:r>
+    <ns0:r>
+      <ns0:rPr>
+        <ns0:noProof/>
+      </ns0:rPr>
+      <ns1:AlternateContent>
+        <ns1:Choice Requires="wps">
+          <ns0:drawing>
+            <ns3:anchor distT="0" distB="0" distL="114300" distR="114300" simplePos="0" relativeHeight="251655168" behindDoc="0" locked="0" layoutInCell="1" allowOverlap="1" ns4:anchorId="06956A8A" ns4:editId="2D24E183">
+              <ns3:simplePos x="0" y="0"/>
+              <ns3:positionH relativeFrom="column">
+                <ns3:posOffset>304800</ns3:posOffset>
+              </ns3:positionH>
+              <ns3:positionV relativeFrom="paragraph">
+                <ns3:posOffset>51435</ns3:posOffset>
+              </ns3:positionV>
+              <ns3:extent cx="0" cy="457200"/>
+              <ns3:effectExtent l="0" t="0" r="38100" b="19050"/>
+              <ns3:wrapNone/>
+              <ns3:docPr id="1989076238" name="Conector recto 1989076238"/>
+              <ns3:cNvGraphicFramePr/>
+              <ns5:graphic>
+                <ns5:graphicData uri="http://schemas.microsoft.com/office/word/2010/wordprocessingShape">
+                  <ns6:wsp>
+                    <ns6:cNvCnPr/>
+                    <ns6:spPr>
+                      <ns5:xfrm>
+                        <ns5:off x="0" y="0"/>
+                        <ns5:ext cx="0" cy="457200"/>
+                      </ns5:xfrm>
+                      <ns5:prstGeom prst="line">
+                        <ns5:avLst/>
+                      </ns5:prstGeom>
+                      <ns5:noFill/>
+                      <ns5:ln w="6350" cap="flat" cmpd="sng" algn="ctr">
+                        <ns5:solidFill>
+                          <ns5:sysClr val="windowText" lastClr="000000"/>
+                        </ns5:solidFill>
+                        <ns5:prstDash val="solid"/>
+                        <ns5:miter lim="800000"/>
+                      </ns5:ln>
+                      <ns5:effectLst/>
+                    </ns6:spPr>
+                    <ns6:bodyPr/>
+                  </ns6:wsp>
+                </ns5:graphicData>
+              </ns5:graphic>
+            </ns3:anchor>
+          </ns0:drawing>
+        </ns1:Choice>
+        <ns1:Fallback>
+          <ns0:pict>
+            <ns8:line ns2:anchorId="26AC4FCA" id="Conector recto 31" ns9:spid="_x0000_s1026" style="position:absolute;z-index:251664384;visibility:visible;mso-wrap-style:square;mso-wrap-distance-left:9pt;mso-wrap-distance-top:0;mso-wrap-distance-right:9pt;mso-wrap-distance-bottom:0;mso-position-horizontal:absolute;mso-position-horizontal-relative:text;mso-position-vertical:absolute;mso-position-vertical-relative:text" from="24pt,4.05pt" to="24pt,40.05pt" ns9:gfxdata="UEsDBBQABgAIAAAAIQC2gziS/gAAAOEBAAATAAAAW0NvbnRlbnRfVHlwZXNdLnhtbJSRQU7DMBBF 90jcwfIWJU67QAgl6YK0S0CoHGBkTxKLZGx5TGhvj5O2G0SRWNoz/78nu9wcxkFMGNg6quQqL6RA 0s5Y6ir5vt9lD1JwBDIwOMJKHpHlpr69KfdHjyxSmriSfYz+USnWPY7AufNIadK6MEJMx9ApD/oD OlTrorhX2lFEilmcO2RdNtjC5xDF9pCuTyYBB5bi6bQ4syoJ3g9WQ0ymaiLzg5KdCXlKLjvcW893 SUOqXwnz5DrgnHtJTxOsQfEKIT7DmDSUCaxw7Rqn8787ZsmRM9e2VmPeBN4uqYvTtW7jvijg9N/y JsXecLq0q+WD6m8AAAD//wMAUEsDBBQABgAIAAAAIQA4/SH/1gAAAJQBAAALAAAAX3JlbHMvLnJl bHOkkMFqwzAMhu+DvYPRfXGawxijTi+j0GvpHsDYimMaW0Yy2fr2M4PBMnrbUb/Q94l/f/hMi1qR JVI2sOt6UJgd+ZiDgffL8ekFlFSbvV0oo4EbChzGx4f9GRdb25HMsYhqlCwG5lrLq9biZkxWOiqY 22YiTra2kYMu1l1tQD30/bPm3wwYN0x18gb45AdQl1tp5j/sFB2T0FQ7R0nTNEV3j6o9feQzro1i OWA14Fm+Q8a1a8+Bvu/d/dMb2JY5uiPbhG/ktn4cqGU/er3pcvwCAAD//wMAUEsDBBQABgAIAAAA IQB2XM8xrwEAAFgDAAAOAAAAZHJzL2Uyb0RvYy54bWysU01vEzEQvSPxHyzfidNCS7WK00OjckFQ ifIDpv7YteQveUw2+feMvSENcEPswWvPeN7Oe/N2c38Inu1NQZei5FerNWcmqqRdHCX//vz47o4z rBA1+BSN5EeD/H779s1mzoO5TlPy2hRGIBGHOUs+1ZoHIVBNJgCuUjaRkjaVAJWOZRS6wEzowYvr 9fpWzKnoXJIyiBTdLUm+7fjWGlW/WoumMi859Vb7Wvr60lax3cAwFsiTU6c24B+6COAiffQMtYMK 7Edxf0EFp0rCZOtKpSCStU6ZzoHYXK3/YPNtgmw6FxIH81km/H+w6sv+IT4VkmHOOGB+Ko3FwZbQ 3tQfO3SxjmexzKEytQQVRT/cfKQ5NB3Fa10uWD+ZFFjbSO5dbDRggP1nrMvVX1daOKZH530fhY9s lvz2/Q0NSwEZwnqotA1ZS45x5Az8SE5TtXRETN7pVt1w8IgPvrA90LDJIzrNz9QtZx6wUoIo9OfU 7G+lrZ0d4LQU99TijeAqGdS7IPndZbWP7YumW+xE6lXBtntJ+tiFFe1E4+sKnazW/HF5pv3lD7H9 CQAA//8DAFBLAwQUAAYACAAAACEAHxfvLNoAAAAGAQAADwAAAGRycy9kb3ducmV2LnhtbEyPy07D MBBF90j9B2sqsaN2WgRRiFNVRV2wKwEklm48eUA8jmKnDX/PwAaWR3d075l8O7tenHEMnScNyUqB QKq87ajR8PpyuElBhGjImt4TavjCANticZWbzPoLPeO5jI3gEgqZ0dDGOGRShqpFZ8LKD0ic1X50 JjKOjbSjuXC56+VaqTvpTEe80JoB9y1Wn+XkNEzHfa26w2b+eN+Ucnq6P7491o3W18t59wAi4hz/ juFHn9WhYKeTn8gG0Wu4TfmVqCFNQHD8iydGlYAscvlfv/gGAAD//wMAUEsBAi0AFAAGAAgAAAAh ALaDOJL+AAAA4QEAABMAAAAAAAAAAAAAAAAAAAAAAFtDb250ZW50X1R5cGVzXS54bWxQSwECLQAU AAYACAAAACEAOP0h/9YAAACUAQAACwAAAAAAAAAAAAAAAAAvAQAAX3JlbHMvLnJlbHNQSwECLQAU AAYACAAAACEAdlzPMa8BAABYAwAADgAAAAAAAAAAAAAAAAAuAgAAZHJzL2Uyb0RvYy54bWxQSwEC LQAUAAYACAAAACEAHxfvLNoAAAAGAQAADwAAAAAAAAAAAAAAAAAJBAAAZHJzL2Rvd25yZXYueG1s UEsFBgAAAAAEAAQA8wAAABAFAAAAAA== " strokecolor="windowText" strokeweight=".5pt">
+              <ns8:stroke joinstyle="miter"/>
+            </ns8:line>
+          </ns0:pict>
+        </ns1:Fallback>
+      </ns1:AlternateContent>
+    </ns0:r>
+  </ns0:p>
+</ns0:ftr>
 </file>
 
 <file path=word/footnotes.xml><?xml version="1.0" encoding="utf-8"?>
@@ -17203,6 +17085,11 @@
     <w:pPr>
       <w:jc w:val="both"/>
     </w:pPr>
+    <w:rPr>
+      <w:rFonts w:ascii="Montserrat" w:hAnsi="Montserrat" w:eastAsia="Montserrat" w:cs="Montserrat"/>
+      <w:sz w:val="19"/>
+      <w:szCs w:val="19"/>
+    </w:rPr>
   </w:style>
   <w:style w:type="paragraph" w:styleId="Ttulo1">
     <w:name w:val="heading 1"/>
